--- a/zht/docx/149.content.docx
+++ b/zht/docx/149.content.docx
@@ -149,27 +149,7 @@
         <w:rPr>
           <w:lang w:val="zh_TW" w:bidi="zh_TW"/>
         </w:rPr>
-        <w:t>zhong</w:t>
-      </w:r>
-      <w:r>
-        <w:rPr>
-          <w:lang w:val="zh_TW" w:bidi="zh_TW"/>
-        </w:rPr>
-      </w:r>
-    </w:p>
-    <w:p>
-      <w:pPr/>
-      <w:r>
-        <w:rPr>
-          <w:lang w:val="zh_TW" w:bidi="zh_TW"/>
-        </w:rPr>
-      </w:r>
-      <w:r>
-        <w:rPr>
-          <w:i/>
-          <w:lang w:val="zh_TW" w:bidi="zh_TW"/>
-        </w:rPr>
-        <w:t>中介、中保</w:t>
+        <w:t>xing</w:t>
       </w:r>
       <w:r>
         <w:rPr>
@@ -232,12 +212,23 @@
         <w:rPr>
           <w:lang w:val="zh_TW" w:bidi="zh_TW"/>
         </w:rPr>
-        <w:t>中介、中保</w:t>
-      </w:r>
-      <w:r>
-        <w:rPr>
-          <w:lang w:val="zh_TW" w:bidi="zh_TW"/>
-        </w:rPr>
+        <w:t>性，性慾</w:t>
+      </w:r>
+      <w:r>
+        <w:rPr>
+          <w:lang w:val="zh_TW" w:bidi="zh_TW"/>
+        </w:rPr>
+      </w:r>
+    </w:p>
+    <w:p>
+      <w:pPr>
+        <w:pStyle w:val="Heading3"/>
+      </w:pPr>
+      <w:r>
+        <w:rPr>
+          <w:lang w:val="zh_TW" w:bidi="zh_TW"/>
+        </w:rPr>
+        <w:t>聖經對性與性慾的正面觀點</w:t>
       </w:r>
     </w:p>
     <w:p>
@@ -251,18 +242,55 @@
         <w:rPr>
           <w:lang w:val="zh_TW" w:bidi="zh_TW"/>
         </w:rPr>
-        <w:t>中保或作神聖事物的中間人，不是為了協商或妥協，而是作為他人的代表來接近神，從而以神所賜的權柄來傳達所需的知識與保證。</w:t>
-      </w:r>
-    </w:p>
-    <w:p>
-      <w:pPr>
-        <w:pStyle w:val="Heading3"/>
-      </w:pPr>
-      <w:r>
-        <w:rPr>
-          <w:lang w:val="zh_TW" w:bidi="zh_TW"/>
-        </w:rPr>
-        <w:t>在舊約聖經中</w:t>
+        <w:t>與某些宗教和哲學不同，聖經對人類的性有正面看法。根據舊約，神創造人是具有性別的存在。成為男性或女性，是</w:t>
+      </w:r>
+      <w:r>
+        <w:rPr>
+          <w:lang w:val="zh_TW" w:bidi="zh_TW"/>
+        </w:rPr>
+        <w:t>神就照着自己的形像造人</w:t>
+      </w:r>
+      <w:r>
+        <w:rPr>
+          <w:lang w:val="zh_TW" w:bidi="zh_TW"/>
+        </w:rPr>
+        <w:t>（</w:t>
+      </w:r>
+      <w:hyperlink r:id="rId13">
+        <w:r>
+          <w:rPr>
+            <w:lang w:val="zh_TW" w:bidi="zh_TW"/>
+          </w:rPr>
+          <w:rPr>
+            <w:color w:val="0000EE"/>
+            <w:u w:val="single"/>
+          </w:rPr>
+          <w:t>創1:26</w:t>
+        </w:r>
+      </w:hyperlink>
+      <w:r>
+        <w:rPr>
+          <w:lang w:val="zh_TW" w:bidi="zh_TW"/>
+        </w:rPr>
+        <w:t>–</w:t>
+      </w:r>
+      <w:hyperlink r:id="rId13">
+        <w:r>
+          <w:rPr>
+            <w:lang w:val="zh_TW" w:bidi="zh_TW"/>
+          </w:rPr>
+          <w:rPr>
+            <w:color w:val="0000EE"/>
+            <w:u w:val="single"/>
+          </w:rPr>
+          <w:t>28</w:t>
+        </w:r>
+      </w:hyperlink>
+      <w:r>
+        <w:rPr>
+          <w:lang w:val="zh_TW" w:bidi="zh_TW"/>
+        </w:rPr>
+        <w:t>）。因此，性不只是人的行為，而是其身分的重要部份。</w:t>
       </w:r>
     </w:p>
     <w:p>
@@ -276,21 +304,9 @@
         <w:rPr>
           <w:lang w:val="zh_TW" w:bidi="zh_TW"/>
         </w:rPr>
-        <w:t>約伯表達了對這樣一位中保的渴望（此處從七十士譯本翻譯，而非和合本）：「神不是像我這樣的凡人，所以我無法與他爭辯或將他告上法庭。要是有一位中保能使我們和好就好了，但卻沒有。中保可以使神停止懲罰我，我就不再因他的懲罰而活在恐懼戰</w:t>
-      </w:r>
-      <w:r>
-        <w:rPr>
-          <w:lang w:val="zh_TW" w:bidi="zh_TW"/>
-        </w:rPr>
-        <w:t>兢</w:t>
-      </w:r>
-      <w:r>
-        <w:rPr>
-          <w:lang w:val="zh_TW" w:bidi="zh_TW"/>
-        </w:rPr>
-        <w:t>中。然後我便可以無懼地與他交談，但我無法靠自己的力量做到這一點」(</w:t>
-      </w:r>
-      <w:hyperlink r:id="rId13">
+        <w:t>舊約表明男女身體上的差異並不可恥（</w:t>
+      </w:r>
+      <w:hyperlink r:id="rId14">
         <w:r>
           <w:rPr>
             <w:lang w:val="zh_TW" w:bidi="zh_TW"/>
@@ -299,14 +315,68 @@
             <w:color w:val="0000EE"/>
             <w:u w:val="single"/>
           </w:rPr>
-          <w:t>伯9:32–35</w:t>
+          <w:t>創2:25</w:t>
         </w:r>
       </w:hyperlink>
       <w:r>
         <w:rPr>
           <w:lang w:val="zh_TW" w:bidi="zh_TW"/>
         </w:rPr>
-        <w:t>)。</w:t>
+        <w:t>）。性行為本身也不羞恥（</w:t>
+      </w:r>
+      <w:hyperlink r:id="rId15">
+        <w:r>
+          <w:rPr>
+            <w:lang w:val="zh_TW" w:bidi="zh_TW"/>
+          </w:rPr>
+          <w:rPr>
+            <w:color w:val="0000EE"/>
+            <w:u w:val="single"/>
+          </w:rPr>
+          <w:t>箴5:18</w:t>
+        </w:r>
+      </w:hyperlink>
+      <w:r>
+        <w:rPr>
+          <w:lang w:val="zh_TW" w:bidi="zh_TW"/>
+        </w:rPr>
+        <w:t>–</w:t>
+      </w:r>
+      <w:hyperlink r:id="rId15">
+        <w:r>
+          <w:rPr>
+            <w:lang w:val="zh_TW" w:bidi="zh_TW"/>
+          </w:rPr>
+          <w:rPr>
+            <w:color w:val="0000EE"/>
+            <w:u w:val="single"/>
+          </w:rPr>
+          <w:t>19</w:t>
+        </w:r>
+      </w:hyperlink>
+      <w:r>
+        <w:rPr>
+          <w:lang w:val="zh_TW" w:bidi="zh_TW"/>
+        </w:rPr>
+        <w:t>；</w:t>
+      </w:r>
+      <w:hyperlink r:id="rId16">
+        <w:r>
+          <w:rPr>
+            <w:lang w:val="zh_TW" w:bidi="zh_TW"/>
+          </w:rPr>
+          <w:rPr>
+            <w:color w:val="0000EE"/>
+            <w:u w:val="single"/>
+          </w:rPr>
+          <w:t>傳9:9</w:t>
+        </w:r>
+      </w:hyperlink>
+      <w:r>
+        <w:rPr>
+          <w:lang w:val="zh_TW" w:bidi="zh_TW"/>
+        </w:rPr>
+        <w:t>）。特別是雅歌，這首美麗的愛情詩歌讚美了肉體的激情，不應只從屬靈的角度解釋其內容。</w:t>
       </w:r>
     </w:p>
     <w:p>
@@ -320,9 +390,9 @@
         <w:rPr>
           <w:lang w:val="zh_TW" w:bidi="zh_TW"/>
         </w:rPr>
-        <w:t>更為人熟悉的是關於神的性情和旨意的調解（meditation，又譯：中介、中保）的教導。摩西的盟約是透過天使和摩西的調解而來的（</w:t>
-      </w:r>
-      <w:hyperlink r:id="rId14">
+        <w:t>保羅在哥林多前書和提摩太前書中，同樣表達了正面的態度。哥林多和以弗所的社會充滿淫亂，因此一些基督徒選擇完全禁欲，甚至禁止婚姻（</w:t>
+      </w:r>
+      <w:hyperlink r:id="rId17">
         <w:r>
           <w:rPr>
             <w:lang w:val="zh_TW" w:bidi="zh_TW"/>
@@ -331,16 +401,16 @@
             <w:color w:val="0000EE"/>
             <w:u w:val="single"/>
           </w:rPr>
-          <w:t>出20:18–21</w:t>
+          <w:t>提前4:3</w:t>
         </w:r>
       </w:hyperlink>
       <w:r>
         <w:rPr>
           <w:lang w:val="zh_TW" w:bidi="zh_TW"/>
         </w:rPr>
-        <w:t>；</w:t>
-      </w:r>
-      <w:hyperlink r:id="rId15">
+        <w:t>）。已婚夫婦停止了性生活，他們認為這樣能使自己更屬靈（參</w:t>
+      </w:r>
+      <w:hyperlink r:id="rId18">
         <w:r>
           <w:rPr>
             <w:lang w:val="zh_TW" w:bidi="zh_TW"/>
@@ -349,181 +419,7 @@
             <w:color w:val="0000EE"/>
             <w:u w:val="single"/>
           </w:rPr>
-          <w:t>申33:2</w:t>
-        </w:r>
-      </w:hyperlink>
-      <w:r>
-        <w:rPr>
-          <w:lang w:val="zh_TW" w:bidi="zh_TW"/>
-        </w:rPr>
-        <w:t>；</w:t>
-      </w:r>
-      <w:hyperlink r:id="rId16">
-        <w:r>
-          <w:rPr>
-            <w:lang w:val="zh_TW" w:bidi="zh_TW"/>
-          </w:rPr>
-          <w:rPr>
-            <w:color w:val="0000EE"/>
-            <w:u w:val="single"/>
-          </w:rPr>
-          <w:t>徒7:53</w:t>
-        </w:r>
-      </w:hyperlink>
-      <w:r>
-        <w:rPr>
-          <w:lang w:val="zh_TW" w:bidi="zh_TW"/>
-        </w:rPr>
-        <w:t>；</w:t>
-      </w:r>
-      <w:hyperlink r:id="rId17">
-        <w:r>
-          <w:rPr>
-            <w:lang w:val="zh_TW" w:bidi="zh_TW"/>
-          </w:rPr>
-          <w:rPr>
-            <w:color w:val="0000EE"/>
-            <w:u w:val="single"/>
-          </w:rPr>
-          <w:t>加3:19</w:t>
-        </w:r>
-      </w:hyperlink>
-      <w:r>
-        <w:rPr>
-          <w:lang w:val="zh_TW" w:bidi="zh_TW"/>
-        </w:rPr>
-        <w:t>；對比：</w:t>
-      </w:r>
-      <w:hyperlink r:id="rId18">
-        <w:r>
-          <w:rPr>
-            <w:lang w:val="zh_TW" w:bidi="zh_TW"/>
-          </w:rPr>
-          <w:rPr>
-            <w:color w:val="0000EE"/>
-            <w:u w:val="single"/>
-          </w:rPr>
-          <w:t>來6:13–17</w:t>
-        </w:r>
-      </w:hyperlink>
-      <w:r>
-        <w:rPr>
-          <w:lang w:val="zh_TW" w:bidi="zh_TW"/>
-        </w:rPr>
-        <w:t>，其中神獨自轉述了一個誓言）。盟約律法的條款由「</w:t>
-      </w:r>
-      <w:r>
-        <w:rPr>
-          <w:lang w:val="zh_TW" w:bidi="zh_TW"/>
-        </w:rPr>
-        <w:t>侍立在耶和華面前</w:t>
-      </w:r>
-      <w:r>
-        <w:rPr>
-          <w:lang w:val="zh_TW" w:bidi="zh_TW"/>
-        </w:rPr>
-        <w:t>」的先知闡述，由祭司通過神諭和簽傳達神的旨意，並宣告神的祝福（</w:t>
-      </w:r>
-      <w:hyperlink r:id="rId19">
-        <w:r>
-          <w:rPr>
-            <w:lang w:val="zh_TW" w:bidi="zh_TW"/>
-          </w:rPr>
-          <w:rPr>
-            <w:color w:val="0000EE"/>
-            <w:u w:val="single"/>
-          </w:rPr>
-          <w:t>申10:8</w:t>
-        </w:r>
-      </w:hyperlink>
-      <w:r>
-        <w:rPr>
-          <w:lang w:val="zh_TW" w:bidi="zh_TW"/>
-        </w:rPr>
-        <w:t>，</w:t>
-      </w:r>
-      <w:hyperlink r:id="rId20">
-        <w:r>
-          <w:rPr>
-            <w:lang w:val="zh_TW" w:bidi="zh_TW"/>
-          </w:rPr>
-          <w:rPr>
-            <w:color w:val="0000EE"/>
-            <w:u w:val="single"/>
-          </w:rPr>
-          <w:t>33:8–10</w:t>
-        </w:r>
-      </w:hyperlink>
-      <w:r>
-        <w:rPr>
-          <w:lang w:val="zh_TW" w:bidi="zh_TW"/>
-        </w:rPr>
-        <w:t>；</w:t>
-      </w:r>
-      <w:hyperlink r:id="rId21">
-        <w:r>
-          <w:rPr>
-            <w:lang w:val="zh_TW" w:bidi="zh_TW"/>
-          </w:rPr>
-          <w:rPr>
-            <w:color w:val="0000EE"/>
-            <w:u w:val="single"/>
-          </w:rPr>
-          <w:t>代下15:3</w:t>
-        </w:r>
-      </w:hyperlink>
-      <w:r>
-        <w:rPr>
-          <w:lang w:val="zh_TW" w:bidi="zh_TW"/>
-        </w:rPr>
-        <w:t>；</w:t>
-      </w:r>
-      <w:hyperlink r:id="rId22">
-        <w:r>
-          <w:rPr>
-            <w:lang w:val="zh_TW" w:bidi="zh_TW"/>
-          </w:rPr>
-          <w:rPr>
-            <w:color w:val="0000EE"/>
-            <w:u w:val="single"/>
-          </w:rPr>
-          <w:t>耶23:10–11、18–22、31–34</w:t>
-        </w:r>
-      </w:hyperlink>
-      <w:r>
-        <w:rPr>
-          <w:lang w:val="zh_TW" w:bidi="zh_TW"/>
-        </w:rPr>
-        <w:t>；</w:t>
-      </w:r>
-      <w:hyperlink r:id="rId23">
-        <w:r>
-          <w:rPr>
-            <w:lang w:val="zh_TW" w:bidi="zh_TW"/>
-          </w:rPr>
-          <w:rPr>
-            <w:color w:val="0000EE"/>
-            <w:u w:val="single"/>
-          </w:rPr>
-          <w:t>彌3:11</w:t>
-        </w:r>
-      </w:hyperlink>
-      <w:r>
-        <w:rPr>
-          <w:lang w:val="zh_TW" w:bidi="zh_TW"/>
-        </w:rPr>
-        <w:t>；</w:t>
-      </w:r>
-      <w:hyperlink r:id="rId24">
-        <w:r>
-          <w:rPr>
-            <w:lang w:val="zh_TW" w:bidi="zh_TW"/>
-          </w:rPr>
-          <w:rPr>
-            <w:color w:val="0000EE"/>
-            <w:u w:val="single"/>
-          </w:rPr>
-          <w:t>瑪2:7</w:t>
+          <w:t>林前7:5</w:t>
         </w:r>
       </w:hyperlink>
       <w:r>
@@ -544,9 +440,9 @@
         <w:rPr>
           <w:lang w:val="zh_TW" w:bidi="zh_TW"/>
         </w:rPr>
-        <w:t>最為人熟悉的莫過於祭司在禮儀中扮演的中介（meditation）角色，無論是由摩西（</w:t>
-      </w:r>
-      <w:hyperlink r:id="rId25">
+        <w:t>然而，保羅拒絕這種看法。他引用創世記，提醒信徒要為神的恩賜感恩（</w:t>
+      </w:r>
+      <w:hyperlink r:id="rId19">
         <w:r>
           <w:rPr>
             <w:lang w:val="zh_TW" w:bidi="zh_TW"/>
@@ -555,16 +451,16 @@
             <w:color w:val="0000EE"/>
             <w:u w:val="single"/>
           </w:rPr>
-          <w:t>出24:4–8</w:t>
+          <w:t>提前4:3–5</w:t>
         </w:r>
       </w:hyperlink>
       <w:r>
         <w:rPr>
           <w:lang w:val="zh_TW" w:bidi="zh_TW"/>
         </w:rPr>
-        <w:t>）或是由受過崇拜儀式訓練的指定人員（</w:t>
-      </w:r>
-      <w:hyperlink r:id="rId26">
+        <w:t>）。他也教導夫妻應當滿足彼此的性需要（</w:t>
+      </w:r>
+      <w:hyperlink r:id="rId20">
         <w:r>
           <w:rPr>
             <w:lang w:val="zh_TW" w:bidi="zh_TW"/>
@@ -573,61 +469,14 @@
             <w:color w:val="0000EE"/>
             <w:u w:val="single"/>
           </w:rPr>
-          <w:t>28:1</w:t>
+          <w:t>林前7:3–4</w:t>
         </w:r>
       </w:hyperlink>
       <w:r>
         <w:rPr>
           <w:lang w:val="zh_TW" w:bidi="zh_TW"/>
         </w:rPr>
-        <w:t>）來進行。由於以色列強調神的聖潔，祭祀贖罪或「遮蓋」罪在祭司作為中介中佔有重要地位。祭司在神面前代表人民表達悔罪、認罪和祈求寬恕，肩負著、胸前佩戴著各支派的名字，並反過來代表神，保證祂的恩惠、寬恕和保護（見</w:t>
-      </w:r>
-      <w:hyperlink r:id="rId27">
-        <w:r>
-          <w:rPr>
-            <w:lang w:val="zh_TW" w:bidi="zh_TW"/>
-          </w:rPr>
-          <w:rPr>
-            <w:color w:val="0000EE"/>
-            <w:u w:val="single"/>
-          </w:rPr>
-          <w:t>來5:1–4</w:t>
-        </w:r>
-      </w:hyperlink>
-      <w:r>
-        <w:rPr>
-          <w:lang w:val="zh_TW" w:bidi="zh_TW"/>
-        </w:rPr>
-        <w:t>，</w:t>
-      </w:r>
-      <w:hyperlink r:id="rId28">
-        <w:r>
-          <w:rPr>
-            <w:lang w:val="zh_TW" w:bidi="zh_TW"/>
-          </w:rPr>
-          <w:rPr>
-            <w:color w:val="0000EE"/>
-            <w:u w:val="single"/>
-          </w:rPr>
-          <w:t>7:27–10:11</w:t>
-        </w:r>
-      </w:hyperlink>
-      <w:r>
-        <w:rPr>
-          <w:lang w:val="zh_TW" w:bidi="zh_TW"/>
-        </w:rPr>
         <w:t>）。</w:t>
-      </w:r>
-    </w:p>
-    <w:p>
-      <w:pPr>
-        <w:pStyle w:val="Heading3"/>
-      </w:pPr>
-      <w:r>
-        <w:rPr>
-          <w:lang w:val="zh_TW" w:bidi="zh_TW"/>
-        </w:rPr>
-        <w:t>在新約聖經中</w:t>
       </w:r>
     </w:p>
     <w:p>
@@ -641,9 +490,9 @@
         <w:rPr>
           <w:lang w:val="zh_TW" w:bidi="zh_TW"/>
         </w:rPr>
-        <w:t>耶穌的使命自然地以中保的方式來描述，首先是作為一位先知，為神向人說話，使神被人所認識（</w:t>
-      </w:r>
-      <w:hyperlink r:id="rId29">
+        <w:t>神設立性是為了繁衍後代（</w:t>
+      </w:r>
+      <w:hyperlink r:id="rId21">
         <w:r>
           <w:rPr>
             <w:lang w:val="zh_TW" w:bidi="zh_TW"/>
@@ -652,16 +501,16 @@
             <w:color w:val="0000EE"/>
             <w:u w:val="single"/>
           </w:rPr>
-          <w:t>可6:15</w:t>
+          <w:t>創1:28</w:t>
         </w:r>
       </w:hyperlink>
       <w:r>
         <w:rPr>
           <w:lang w:val="zh_TW" w:bidi="zh_TW"/>
         </w:rPr>
-        <w:t>，</w:t>
-      </w:r>
-      <w:hyperlink r:id="rId30">
+        <w:t>），但性行為也能加深夫妻關係。</w:t>
+      </w:r>
+      <w:hyperlink r:id="rId22">
         <w:r>
           <w:rPr>
             <w:lang w:val="zh_TW" w:bidi="zh_TW"/>
@@ -670,16 +519,16 @@
             <w:color w:val="0000EE"/>
             <w:u w:val="single"/>
           </w:rPr>
-          <w:t>8:28</w:t>
+          <w:t>創世記第2章</w:t>
         </w:r>
       </w:hyperlink>
       <w:r>
         <w:rPr>
           <w:lang w:val="zh_TW" w:bidi="zh_TW"/>
         </w:rPr>
-        <w:t>）。當應用於耶穌時，實際上的「中保」頭銜主要指的是祂建立了一個新約，確立了神與人之間的新關係（</w:t>
-      </w:r>
-      <w:hyperlink r:id="rId31">
+        <w:t>描述神創造女人為男人的伴侶（</w:t>
+      </w:r>
+      <w:hyperlink r:id="rId23">
         <w:r>
           <w:rPr>
             <w:lang w:val="zh_TW" w:bidi="zh_TW"/>
@@ -688,16 +537,16 @@
             <w:color w:val="0000EE"/>
             <w:u w:val="single"/>
           </w:rPr>
-          <w:t>來8:6</w:t>
+          <w:t>2:18</w:t>
         </w:r>
       </w:hyperlink>
       <w:r>
         <w:rPr>
           <w:lang w:val="zh_TW" w:bidi="zh_TW"/>
         </w:rPr>
-        <w:t>，</w:t>
-      </w:r>
-      <w:hyperlink r:id="rId32">
+        <w:t>–</w:t>
+      </w:r>
+      <w:hyperlink r:id="rId23">
         <w:r>
           <w:rPr>
             <w:lang w:val="zh_TW" w:bidi="zh_TW"/>
@@ -706,50 +555,25 @@
             <w:color w:val="0000EE"/>
             <w:u w:val="single"/>
           </w:rPr>
-          <w:t>9:15</w:t>
+          <w:t>24</w:t>
         </w:r>
       </w:hyperlink>
       <w:r>
         <w:rPr>
           <w:lang w:val="zh_TW" w:bidi="zh_TW"/>
         </w:rPr>
-        <w:t>，</w:t>
-      </w:r>
-      <w:hyperlink r:id="rId33">
-        <w:r>
-          <w:rPr>
-            <w:lang w:val="zh_TW" w:bidi="zh_TW"/>
-          </w:rPr>
-          <w:rPr>
-            <w:color w:val="0000EE"/>
-            <w:u w:val="single"/>
-          </w:rPr>
-          <w:t>12:24</w:t>
-        </w:r>
-      </w:hyperlink>
-      <w:r>
-        <w:rPr>
-          <w:lang w:val="zh_TW" w:bidi="zh_TW"/>
-        </w:rPr>
-        <w:t>）。另一個例子是</w:t>
-      </w:r>
-      <w:hyperlink r:id="rId34">
-        <w:r>
-          <w:rPr>
-            <w:lang w:val="zh_TW" w:bidi="zh_TW"/>
-          </w:rPr>
-          <w:rPr>
-            <w:color w:val="0000EE"/>
-            <w:u w:val="single"/>
-          </w:rPr>
-          <w:t>提摩太前書二章5節</w:t>
-        </w:r>
-      </w:hyperlink>
-      <w:r>
-        <w:rPr>
-          <w:lang w:val="zh_TW" w:bidi="zh_TW"/>
-        </w:rPr>
-        <w:t>，其中神合一性的要求一位唯一無可匹敵的中保——基督。</w:t>
+        <w:t>），人類的性不僅是肉體上的交合，成為男性或女性也是神幫助人類建立各種關係的方式，甚至包括那些通常不被認為與性有關的關係。</w:t>
+      </w:r>
+    </w:p>
+    <w:p>
+      <w:pPr>
+        <w:pStyle w:val="Heading3"/>
+      </w:pPr>
+      <w:r>
+        <w:rPr>
+          <w:lang w:val="zh_TW" w:bidi="zh_TW"/>
+        </w:rPr>
+        <w:t>罪對人類性行為的影響</w:t>
       </w:r>
     </w:p>
     <w:p>
@@ -763,9 +587,45 @@
         <w:rPr>
           <w:lang w:val="zh_TW" w:bidi="zh_TW"/>
         </w:rPr>
-        <w:t>這最後的參考提到基督將自己作為「萬人的贖價」。這本質上是祭司的功能，亦是希伯來書的主題。基督作為神的兒子，神聖地被任命、無罪、受苦、受試探、同情並且順服，祂是獨有資格成為祂子民的大祭司。作為祭司，祂獻上一個完全的祭，並永遠活著為那些透過祂接近神的人代求。這種中保的職事使耶穌位於「神的右邊」。祂為人代求也在</w:t>
-      </w:r>
-      <w:hyperlink r:id="rId35">
+        <w:t>聖經坦白承認人性中負面的部份。在描述「性」在上帝的完美計劃中的美好之後，創世記解釋「性」如何像其他一切一樣，被罪所玷污：</w:t>
+      </w:r>
+    </w:p>
+    <w:p>
+      <w:pPr>
+        <w:pStyle w:val="ListBullet"/>
+        <w:spacing w:line="240" w:lineRule="auto"/>
+        <w:ind w:left="720"/>
+      </w:pPr>
+      <w:r>
+        <w:rPr>
+          <w:lang w:val="zh_TW" w:bidi="zh_TW"/>
+        </w:rPr>
+      </w:r>
+      <w:r>
+        <w:rPr>
+          <w:lang w:val="zh_TW" w:bidi="zh_TW"/>
+        </w:rPr>
+        <w:t>裸體變得羞恥和令人懼怕</w:t>
+      </w:r>
+    </w:p>
+    <w:p>
+      <w:pPr>
+        <w:pStyle w:val="ListBullet"/>
+        <w:spacing w:line="240" w:lineRule="auto"/>
+        <w:ind w:left="720"/>
+      </w:pPr>
+      <w:r>
+        <w:rPr>
+          <w:lang w:val="zh_TW" w:bidi="zh_TW"/>
+        </w:rPr>
+      </w:r>
+      <w:r>
+        <w:rPr>
+          <w:lang w:val="zh_TW" w:bidi="zh_TW"/>
+        </w:rPr>
+        <w:t>男女開始把彼此當作性的工具，而不是完整的人（</w:t>
+      </w:r>
+      <w:hyperlink r:id="rId24">
         <w:r>
           <w:rPr>
             <w:lang w:val="zh_TW" w:bidi="zh_TW"/>
@@ -774,16 +634,16 @@
             <w:color w:val="0000EE"/>
             <w:u w:val="single"/>
           </w:rPr>
-          <w:t>羅馬書八章34節</w:t>
+          <w:t>創3:7</w:t>
         </w:r>
       </w:hyperlink>
       <w:r>
         <w:rPr>
           <w:lang w:val="zh_TW" w:bidi="zh_TW"/>
         </w:rPr>
-        <w:t>中提到，可能也在</w:t>
-      </w:r>
-      <w:hyperlink r:id="rId36">
+        <w:t>–</w:t>
+      </w:r>
+      <w:hyperlink r:id="rId24">
         <w:r>
           <w:rPr>
             <w:lang w:val="zh_TW" w:bidi="zh_TW"/>
@@ -792,122 +652,32 @@
             <w:color w:val="0000EE"/>
             <w:u w:val="single"/>
           </w:rPr>
-          <w:t>約翰一書二章1節</w:t>
+          <w:t>10</w:t>
         </w:r>
       </w:hyperlink>
       <w:r>
         <w:rPr>
           <w:lang w:val="zh_TW" w:bidi="zh_TW"/>
         </w:rPr>
-        <w:t>中提到，古希臘評論家和其他權威資料如此理解這裡應用於耶穌的「保惠師（希臘文：paraclete）」。祂成為中保獻祭在馬太福音（</w:t>
-      </w:r>
-      <w:hyperlink r:id="rId37">
-        <w:r>
-          <w:rPr>
-            <w:lang w:val="zh_TW" w:bidi="zh_TW"/>
-          </w:rPr>
-          <w:rPr>
-            <w:color w:val="0000EE"/>
-            <w:u w:val="single"/>
-          </w:rPr>
-          <w:t>太26:28</w:t>
-        </w:r>
-      </w:hyperlink>
-      <w:r>
-        <w:rPr>
-          <w:lang w:val="zh_TW" w:bidi="zh_TW"/>
-        </w:rPr>
-        <w:t>）、約翰福音（</w:t>
-      </w:r>
-      <w:hyperlink r:id="rId38">
-        <w:r>
-          <w:rPr>
-            <w:lang w:val="zh_TW" w:bidi="zh_TW"/>
-          </w:rPr>
-          <w:rPr>
-            <w:color w:val="0000EE"/>
-            <w:u w:val="single"/>
-          </w:rPr>
-          <w:t>約1:29</w:t>
-        </w:r>
-      </w:hyperlink>
-      <w:r>
-        <w:rPr>
-          <w:lang w:val="zh_TW" w:bidi="zh_TW"/>
-        </w:rPr>
-        <w:t>）、羅馬書（</w:t>
-      </w:r>
-      <w:hyperlink r:id="rId39">
-        <w:r>
-          <w:rPr>
-            <w:lang w:val="zh_TW" w:bidi="zh_TW"/>
-          </w:rPr>
-          <w:rPr>
-            <w:color w:val="0000EE"/>
-            <w:u w:val="single"/>
-          </w:rPr>
-          <w:t>羅3:25</w:t>
-        </w:r>
-      </w:hyperlink>
-      <w:r>
-        <w:rPr>
-          <w:lang w:val="zh_TW" w:bidi="zh_TW"/>
-        </w:rPr>
-        <w:t>）和約翰一書（</w:t>
-      </w:r>
-      <w:hyperlink r:id="rId40">
-        <w:r>
-          <w:rPr>
-            <w:lang w:val="zh_TW" w:bidi="zh_TW"/>
-          </w:rPr>
-          <w:rPr>
-            <w:color w:val="0000EE"/>
-            <w:u w:val="single"/>
-          </w:rPr>
-          <w:t>約壹1:7</w:t>
-        </w:r>
-      </w:hyperlink>
-      <w:r>
-        <w:rPr>
-          <w:lang w:val="zh_TW" w:bidi="zh_TW"/>
-        </w:rPr>
-        <w:t>，</w:t>
-      </w:r>
-      <w:hyperlink r:id="rId41">
-        <w:r>
-          <w:rPr>
-            <w:lang w:val="zh_TW" w:bidi="zh_TW"/>
-          </w:rPr>
-          <w:rPr>
-            <w:color w:val="0000EE"/>
-            <w:u w:val="single"/>
-          </w:rPr>
-          <w:t>2:2</w:t>
-        </w:r>
-      </w:hyperlink>
-      <w:r>
-        <w:rPr>
-          <w:lang w:val="zh_TW" w:bidi="zh_TW"/>
-        </w:rPr>
-        <w:t>，</w:t>
-      </w:r>
-      <w:hyperlink r:id="rId42">
-        <w:r>
-          <w:rPr>
-            <w:lang w:val="zh_TW" w:bidi="zh_TW"/>
-          </w:rPr>
-          <w:rPr>
-            <w:color w:val="0000EE"/>
-            <w:u w:val="single"/>
-          </w:rPr>
-          <w:t>4:10</w:t>
-        </w:r>
-      </w:hyperlink>
-      <w:r>
-        <w:rPr>
-          <w:lang w:val="zh_TW" w:bidi="zh_TW"/>
-        </w:rPr>
-        <w:t>）中提到。</w:t>
+        <w:t>）</w:t>
+      </w:r>
+    </w:p>
+    <w:p>
+      <w:pPr>
+        <w:pStyle w:val="ListBullet"/>
+        <w:spacing w:line="240" w:lineRule="auto"/>
+        <w:ind w:left="720"/>
+      </w:pPr>
+      <w:r>
+        <w:rPr>
+          <w:lang w:val="zh_TW" w:bidi="zh_TW"/>
+        </w:rPr>
+      </w:r>
+      <w:r>
+        <w:rPr>
+          <w:lang w:val="zh_TW" w:bidi="zh_TW"/>
+        </w:rPr>
+        <w:t>信任與溫柔被背叛與苛刻所取代</w:t>
       </w:r>
     </w:p>
     <w:p>
@@ -921,37 +691,7 @@
         <w:rPr>
           <w:lang w:val="zh_TW" w:bidi="zh_TW"/>
         </w:rPr>
-        <w:t>更重要的是，新約中到處都強調，人對於神、救恩和盼望的認識僅通過基督而來。為了我們的緣故，祂成為卑賤，為我們死而復活；我們的平安、通往神的途徑、和好、罪的得贖、恩典、真理、禱告和「</w:t>
-      </w:r>
-      <w:r>
-        <w:rPr>
-          <w:lang w:val="zh_TW" w:bidi="zh_TW"/>
-        </w:rPr>
-        <w:t>天上各樣屬靈的福氣</w:t>
-      </w:r>
-      <w:r>
-        <w:rPr>
-          <w:lang w:val="zh_TW" w:bidi="zh_TW"/>
-        </w:rPr>
-        <w:t>」都是「通過他」、「在他裡面」、「通過他的血」，以及「在他的名字裡」。神的目的在祂身上；祂在創造和救贖中作中保（</w:t>
-      </w:r>
-      <w:hyperlink r:id="rId43">
-        <w:r>
-          <w:rPr>
-            <w:lang w:val="zh_TW" w:bidi="zh_TW"/>
-          </w:rPr>
-          <w:rPr>
-            <w:color w:val="0000EE"/>
-            <w:u w:val="single"/>
-          </w:rPr>
-          <w:t>西1:15、22</w:t>
-        </w:r>
-      </w:hyperlink>
-      <w:r>
-        <w:rPr>
-          <w:lang w:val="zh_TW" w:bidi="zh_TW"/>
-        </w:rPr>
-        <w:t>）；神的一切豐足都在祂裡面，基督的面容揭示了神的榮耀。除了子和那些子向他們啟示的人，沒有人認識父；沒有人能到父那裡去，除非通過祂；也沒有在其他任何人裡有救恩。</w:t>
+        <w:t>這就是歧視與虐待之根源，是今日女性主義所針對的現象。生育也因罪而受損，由此變得痛苦與艱難。</w:t>
       </w:r>
     </w:p>
     <w:p>
@@ -965,9 +705,9 @@
         <w:rPr>
           <w:lang w:val="zh_TW" w:bidi="zh_TW"/>
         </w:rPr>
-        <w:t>基督為中保是所有在神與人之間的中保的成全與終結。希伯來書開始即宣告基督超越所有其他中保——天使、摩西、亞倫的祭司職份。祂的祭司職份是永恆的，如同麥基洗德一樣。祂的獻祭是無法重複的，「一次獻上」，藉此，我們已被分別為聖永遠歸於神。他在神與人之間所建立的盟約提供了更好的應許、獻祭、聖所和盼望（</w:t>
-      </w:r>
-      <w:hyperlink r:id="rId44">
+        <w:t>這就是聖經禁止婚外性行為的背景。它禁止姦淫（</w:t>
+      </w:r>
+      <w:hyperlink r:id="rId25">
         <w:r>
           <w:rPr>
             <w:lang w:val="zh_TW" w:bidi="zh_TW"/>
@@ -976,16 +716,16 @@
             <w:color w:val="0000EE"/>
             <w:u w:val="single"/>
           </w:rPr>
-          <w:t>來7:19</w:t>
+          <w:t>出20:14</w:t>
         </w:r>
       </w:hyperlink>
       <w:r>
         <w:rPr>
           <w:lang w:val="zh_TW" w:bidi="zh_TW"/>
         </w:rPr>
-        <w:t>，</w:t>
-      </w:r>
-      <w:hyperlink r:id="rId31">
+        <w:t>），並且禁止一切婚姻之外的性行為（</w:t>
+      </w:r>
+      <w:hyperlink r:id="rId26">
         <w:r>
           <w:rPr>
             <w:lang w:val="zh_TW" w:bidi="zh_TW"/>
@@ -994,16 +734,16 @@
             <w:color w:val="0000EE"/>
             <w:u w:val="single"/>
           </w:rPr>
-          <w:t>8:6</w:t>
+          <w:t>林前6:18</w:t>
         </w:r>
       </w:hyperlink>
       <w:r>
         <w:rPr>
           <w:lang w:val="zh_TW" w:bidi="zh_TW"/>
         </w:rPr>
-        <w:t>，</w:t>
-      </w:r>
-      <w:hyperlink r:id="rId45">
+        <w:t>；</w:t>
+      </w:r>
+      <w:hyperlink r:id="rId27">
         <w:r>
           <w:rPr>
             <w:lang w:val="zh_TW" w:bidi="zh_TW"/>
@@ -1012,32 +752,14 @@
             <w:color w:val="0000EE"/>
             <w:u w:val="single"/>
           </w:rPr>
-          <w:t>9:1、11–15</w:t>
+          <w:t>帖前4:3</w:t>
         </w:r>
       </w:hyperlink>
       <w:r>
         <w:rPr>
           <w:lang w:val="zh_TW" w:bidi="zh_TW"/>
         </w:rPr>
-        <w:t>）。基督作為中保遠遠超過所有其他的中介，無可取代；祂是無與倫比且永遠的祭司（參：</w:t>
-      </w:r>
-      <w:hyperlink r:id="rId34">
-        <w:r>
-          <w:rPr>
-            <w:lang w:val="zh_TW" w:bidi="zh_TW"/>
-          </w:rPr>
-          <w:rPr>
-            <w:color w:val="0000EE"/>
-            <w:u w:val="single"/>
-          </w:rPr>
-          <w:t>提前2:5</w:t>
-        </w:r>
-      </w:hyperlink>
-      <w:r>
-        <w:rPr>
-          <w:lang w:val="zh_TW" w:bidi="zh_TW"/>
-        </w:rPr>
-        <w:t>）。</w:t>
+        <w:t>）。聖經並不常解釋為何某些行為被禁止。然而，當它提供禁止婚外關係的理由時，這些理由往往非常重要。其重點並非疾病、意外懷孕之類的後果，也不是行為背後的動機。</w:t>
       </w:r>
     </w:p>
     <w:p>
@@ -1051,9 +773,9 @@
         <w:rPr>
           <w:lang w:val="zh_TW" w:bidi="zh_TW"/>
         </w:rPr>
-        <w:t>雖然約翰沒有使用祭司的類比，但卻強調了同樣的真理。神聖與人類之間的鴻溝已被道成肉身決定性地跨越。基督不是站在神與人之間，而是通過成為人來將兩者結合在自己裡面。基督在創造之初就是神與人之間的中介，祂本身就是道，從神的角度來說，祂傳達神的心意，體現神的信息，並傳遞神的力量。從來沒有人見過神，但作為獨特的子和神聖的神，耶穌「表明」神出來（</w:t>
-      </w:r>
-      <w:hyperlink r:id="rId46">
+        <w:t>所有婚姻以外的性行為都是錯誤的，因為身體並不是為淫亂而造，犯下與性罪的人是在傷害自己的身體（</w:t>
+      </w:r>
+      <w:hyperlink r:id="rId28">
         <w:r>
           <w:rPr>
             <w:lang w:val="zh_TW" w:bidi="zh_TW"/>
@@ -1062,32 +784,14 @@
             <w:color w:val="0000EE"/>
             <w:u w:val="single"/>
           </w:rPr>
-          <w:t>約1:18</w:t>
+          <w:t>林前6:13、18</w:t>
         </w:r>
       </w:hyperlink>
       <w:r>
         <w:rPr>
           <w:lang w:val="zh_TW" w:bidi="zh_TW"/>
         </w:rPr>
-        <w:t>）。從人的角度來看，耶穌為門徒祈禱（</w:t>
-      </w:r>
-      <w:hyperlink r:id="rId47">
-        <w:r>
-          <w:rPr>
-            <w:lang w:val="zh_TW" w:bidi="zh_TW"/>
-          </w:rPr>
-          <w:rPr>
-            <w:color w:val="0000EE"/>
-            <w:u w:val="single"/>
-          </w:rPr>
-          <w:t>17</w:t>
-        </w:r>
-      </w:hyperlink>
-      <w:r>
-        <w:rPr>
-          <w:lang w:val="zh_TW" w:bidi="zh_TW"/>
-        </w:rPr>
-        <w:t>章），提供完全的順服，為祂的羊群捨命，作無瑕疵的獻祭，承擔世界的罪。</w:t>
+        <w:t>）。性交是神所設計的特殊肢體交流，用來彰顯並確認男女之間獨特且終身的關係，聖經稱之為「婚姻」。</w:t>
       </w:r>
     </w:p>
     <w:p>
@@ -1099,6 +803,376 @@
       </w:r>
       <w:r>
         <w:rPr>
+          <w:lang w:val="zh_TW" w:bidi="zh_TW"/>
+        </w:rPr>
+        <w:t>聖經禁止同性戀（</w:t>
+      </w:r>
+      <w:hyperlink r:id="rId29">
+        <w:r>
+          <w:rPr>
+            <w:lang w:val="zh_TW" w:bidi="zh_TW"/>
+          </w:rPr>
+          <w:rPr>
+            <w:color w:val="0000EE"/>
+            <w:u w:val="single"/>
+          </w:rPr>
+          <w:t>利18:22</w:t>
+        </w:r>
+      </w:hyperlink>
+      <w:r>
+        <w:rPr>
+          <w:lang w:val="zh_TW" w:bidi="zh_TW"/>
+        </w:rPr>
+        <w:t>；</w:t>
+      </w:r>
+      <w:hyperlink r:id="rId30">
+        <w:r>
+          <w:rPr>
+            <w:lang w:val="zh_TW" w:bidi="zh_TW"/>
+          </w:rPr>
+          <w:rPr>
+            <w:color w:val="0000EE"/>
+            <w:u w:val="single"/>
+          </w:rPr>
+          <w:t>羅1:26</w:t>
+        </w:r>
+      </w:hyperlink>
+      <w:r>
+        <w:rPr>
+          <w:lang w:val="zh_TW" w:bidi="zh_TW"/>
+        </w:rPr>
+        <w:t>–</w:t>
+      </w:r>
+      <w:hyperlink r:id="rId30">
+        <w:r>
+          <w:rPr>
+            <w:lang w:val="zh_TW" w:bidi="zh_TW"/>
+          </w:rPr>
+          <w:rPr>
+            <w:color w:val="0000EE"/>
+            <w:u w:val="single"/>
+          </w:rPr>
+          <w:t>27</w:t>
+        </w:r>
+      </w:hyperlink>
+      <w:r>
+        <w:rPr>
+          <w:lang w:val="zh_TW" w:bidi="zh_TW"/>
+        </w:rPr>
+        <w:t>；</w:t>
+      </w:r>
+      <w:hyperlink r:id="rId31">
+        <w:r>
+          <w:rPr>
+            <w:lang w:val="zh_TW" w:bidi="zh_TW"/>
+          </w:rPr>
+          <w:rPr>
+            <w:color w:val="0000EE"/>
+            <w:u w:val="single"/>
+          </w:rPr>
+          <w:t>林前6:9</w:t>
+        </w:r>
+      </w:hyperlink>
+      <w:r>
+        <w:rPr>
+          <w:lang w:val="zh_TW" w:bidi="zh_TW"/>
+        </w:rPr>
+        <w:t>–</w:t>
+      </w:r>
+      <w:hyperlink r:id="rId31">
+        <w:r>
+          <w:rPr>
+            <w:lang w:val="zh_TW" w:bidi="zh_TW"/>
+          </w:rPr>
+          <w:rPr>
+            <w:color w:val="0000EE"/>
+            <w:u w:val="single"/>
+          </w:rPr>
+          <w:t>10</w:t>
+        </w:r>
+      </w:hyperlink>
+      <w:r>
+        <w:rPr>
+          <w:lang w:val="zh_TW" w:bidi="zh_TW"/>
+        </w:rPr>
+        <w:t>；</w:t>
+      </w:r>
+      <w:hyperlink r:id="rId32">
+        <w:r>
+          <w:rPr>
+            <w:lang w:val="zh_TW" w:bidi="zh_TW"/>
+          </w:rPr>
+          <w:rPr>
+            <w:color w:val="0000EE"/>
+            <w:u w:val="single"/>
+          </w:rPr>
+          <w:t>提前1:9</w:t>
+        </w:r>
+      </w:hyperlink>
+      <w:r>
+        <w:rPr>
+          <w:lang w:val="zh_TW" w:bidi="zh_TW"/>
+        </w:rPr>
+        <w:t>–</w:t>
+      </w:r>
+      <w:hyperlink r:id="rId32">
+        <w:r>
+          <w:rPr>
+            <w:lang w:val="zh_TW" w:bidi="zh_TW"/>
+          </w:rPr>
+          <w:rPr>
+            <w:color w:val="0000EE"/>
+            <w:u w:val="single"/>
+          </w:rPr>
+          <w:t>10</w:t>
+        </w:r>
+      </w:hyperlink>
+      <w:r>
+        <w:rPr>
+          <w:lang w:val="zh_TW" w:bidi="zh_TW"/>
+        </w:rPr>
+        <w:t>）。這禁令的唯一解釋，見於</w:t>
+      </w:r>
+      <w:hyperlink r:id="rId33">
+        <w:r>
+          <w:rPr>
+            <w:lang w:val="zh_TW" w:bidi="zh_TW"/>
+          </w:rPr>
+          <w:rPr>
+            <w:color w:val="0000EE"/>
+            <w:u w:val="single"/>
+          </w:rPr>
+          <w:t>羅馬書一章24至27節</w:t>
+        </w:r>
+      </w:hyperlink>
+      <w:r>
+        <w:rPr>
+          <w:lang w:val="zh_TW" w:bidi="zh_TW"/>
+        </w:rPr>
+        <w:t>。這些經文表明，人遠離神、轉向偶像之後，神便任憑他們隨從情慾，其中包括同性戀。在這觀點中，同性戀被視為違背神所設立的自然秩序，這秩序是為了讓男女能繁衍生命。</w:t>
+      </w:r>
+    </w:p>
+    <w:p>
+      <w:pPr>
+        <w:pStyle w:val="Heading3"/>
+      </w:pPr>
+      <w:r>
+        <w:rPr>
+          <w:lang w:val="zh_TW" w:bidi="zh_TW"/>
+        </w:rPr>
+        <w:t>勝過性誘惑</w:t>
+      </w:r>
+    </w:p>
+    <w:p>
+      <w:pPr/>
+      <w:r>
+        <w:rPr>
+          <w:lang w:val="zh_TW" w:bidi="zh_TW"/>
+        </w:rPr>
+      </w:r>
+      <w:r>
+        <w:rPr>
+          <w:lang w:val="zh_TW" w:bidi="zh_TW"/>
+        </w:rPr>
+        <w:t>聖經提供了實用的建議來勝過性誘惑：逃避它。當約瑟被他主人之妻引誘時，他就逃跑，甚至丟下外衣（</w:t>
+      </w:r>
+      <w:hyperlink r:id="rId34">
+        <w:r>
+          <w:rPr>
+            <w:lang w:val="zh_TW" w:bidi="zh_TW"/>
+          </w:rPr>
+          <w:rPr>
+            <w:color w:val="0000EE"/>
+            <w:u w:val="single"/>
+          </w:rPr>
+          <w:t>創39:12</w:t>
+        </w:r>
+      </w:hyperlink>
+      <w:r>
+        <w:rPr>
+          <w:lang w:val="zh_TW" w:bidi="zh_TW"/>
+        </w:rPr>
+        <w:t>）。保羅勸勉基督徒要效法約瑟的榜樣（</w:t>
+      </w:r>
+      <w:hyperlink r:id="rId26">
+        <w:r>
+          <w:rPr>
+            <w:lang w:val="zh_TW" w:bidi="zh_TW"/>
+          </w:rPr>
+          <w:rPr>
+            <w:color w:val="0000EE"/>
+            <w:u w:val="single"/>
+          </w:rPr>
+          <w:t>林前6:18</w:t>
+        </w:r>
+      </w:hyperlink>
+      <w:r>
+        <w:rPr>
+          <w:lang w:val="zh_TW" w:bidi="zh_TW"/>
+        </w:rPr>
+        <w:t>；</w:t>
+      </w:r>
+      <w:hyperlink r:id="rId35">
+        <w:r>
+          <w:rPr>
+            <w:lang w:val="zh_TW" w:bidi="zh_TW"/>
+          </w:rPr>
+          <w:rPr>
+            <w:color w:val="0000EE"/>
+            <w:u w:val="single"/>
+          </w:rPr>
+          <w:t>提後2:22</w:t>
+        </w:r>
+      </w:hyperlink>
+      <w:r>
+        <w:rPr>
+          <w:lang w:val="zh_TW" w:bidi="zh_TW"/>
+        </w:rPr>
+        <w:t>）。這承認人類對性的強烈渴望，但並不是叫人絕望。保羅教導，聖靈賜給信徒能力，使他們可以勝過性誘惑。他見過一些基督徒憑藉聖靈的能力，克制自己，甚至戰勝最難改變的惡習（</w:t>
+      </w:r>
+      <w:hyperlink r:id="rId36">
+        <w:r>
+          <w:rPr>
+            <w:lang w:val="zh_TW" w:bidi="zh_TW"/>
+          </w:rPr>
+          <w:rPr>
+            <w:color w:val="0000EE"/>
+            <w:u w:val="single"/>
+          </w:rPr>
+          <w:t>林前6:9</w:t>
+        </w:r>
+      </w:hyperlink>
+      <w:r>
+        <w:rPr>
+          <w:lang w:val="zh_TW" w:bidi="zh_TW"/>
+        </w:rPr>
+        <w:t>–</w:t>
+      </w:r>
+      <w:hyperlink r:id="rId36">
+        <w:r>
+          <w:rPr>
+            <w:lang w:val="zh_TW" w:bidi="zh_TW"/>
+          </w:rPr>
+          <w:rPr>
+            <w:color w:val="0000EE"/>
+            <w:u w:val="single"/>
+          </w:rPr>
+          <w:t>11</w:t>
+        </w:r>
+      </w:hyperlink>
+      <w:r>
+        <w:rPr>
+          <w:lang w:val="zh_TW" w:bidi="zh_TW"/>
+        </w:rPr>
+        <w:t>；</w:t>
+      </w:r>
+      <w:hyperlink r:id="rId37">
+        <w:r>
+          <w:rPr>
+            <w:lang w:val="zh_TW" w:bidi="zh_TW"/>
+          </w:rPr>
+          <w:rPr>
+            <w:color w:val="0000EE"/>
+            <w:u w:val="single"/>
+          </w:rPr>
+          <w:t>加5:22</w:t>
+        </w:r>
+      </w:hyperlink>
+      <w:r>
+        <w:rPr>
+          <w:lang w:val="zh_TW" w:bidi="zh_TW"/>
+        </w:rPr>
+        <w:t>–</w:t>
+      </w:r>
+      <w:hyperlink r:id="rId37">
+        <w:r>
+          <w:rPr>
+            <w:lang w:val="zh_TW" w:bidi="zh_TW"/>
+          </w:rPr>
+          <w:rPr>
+            <w:color w:val="0000EE"/>
+            <w:u w:val="single"/>
+          </w:rPr>
+          <w:t>23</w:t>
+        </w:r>
+      </w:hyperlink>
+      <w:r>
+        <w:rPr>
+          <w:lang w:val="zh_TW" w:bidi="zh_TW"/>
+        </w:rPr>
+        <w:t>；</w:t>
+      </w:r>
+      <w:hyperlink r:id="rId38">
+        <w:r>
+          <w:rPr>
+            <w:lang w:val="zh_TW" w:bidi="zh_TW"/>
+          </w:rPr>
+          <w:rPr>
+            <w:color w:val="0000EE"/>
+            <w:u w:val="single"/>
+          </w:rPr>
+          <w:t>提後1:7</w:t>
+        </w:r>
+      </w:hyperlink>
+      <w:r>
+        <w:rPr>
+          <w:lang w:val="zh_TW" w:bidi="zh_TW"/>
+        </w:rPr>
+        <w:t>）。</w:t>
+      </w:r>
+    </w:p>
+    <w:p>
+      <w:pPr>
+        <w:pStyle w:val="Heading3"/>
+      </w:pPr>
+      <w:r>
+        <w:rPr>
+          <w:lang w:val="zh_TW" w:bidi="zh_TW"/>
+        </w:rPr>
+        <w:t>人類性慾的未來</w:t>
+      </w:r>
+    </w:p>
+    <w:p>
+      <w:pPr/>
+      <w:r>
+        <w:rPr>
+          <w:lang w:val="zh_TW" w:bidi="zh_TW"/>
+        </w:rPr>
+      </w:r>
+      <w:r>
+        <w:rPr>
+          <w:lang w:val="zh_TW" w:bidi="zh_TW"/>
+        </w:rPr>
+        <w:t>新約暗示神將結束人類的性，正如祂起初設立它一樣。耶穌教導說，在將來的世界裡「人也不娶，也不嫁」（</w:t>
+      </w:r>
+      <w:hyperlink r:id="rId39">
+        <w:r>
+          <w:rPr>
+            <w:lang w:val="zh_TW" w:bidi="zh_TW"/>
+          </w:rPr>
+          <w:rPr>
+            <w:color w:val="0000EE"/>
+            <w:u w:val="single"/>
+          </w:rPr>
+          <w:t>太22:30</w:t>
+        </w:r>
+      </w:hyperlink>
+      <w:r>
+        <w:rPr>
+          <w:lang w:val="zh_TW" w:bidi="zh_TW"/>
+        </w:rPr>
+        <w:t>）。這是意料之外，但卻合乎聖經教導的結論。當不再有死亡時，生育的需要便消失。當人際關係達到完全的愛時，性作為維繫關係的需要也就不復存在。因此，神對人類性慾的兩大目的——繁衍與加深關係，都將在永恆中得著完全實現。</w:t>
+      </w:r>
+    </w:p>
+    <w:p>
+      <w:pPr/>
+      <w:r>
+        <w:rPr>
+          <w:lang w:val="zh_TW" w:bidi="zh_TW"/>
+        </w:rPr>
+      </w:r>
+      <w:r>
+        <w:rPr>
           <w:i/>
           <w:lang w:val="zh_TW" w:bidi="zh_TW"/>
         </w:rPr>
@@ -1108,13 +1182,67 @@
         <w:rPr>
           <w:lang w:val="zh_TW" w:bidi="zh_TW"/>
         </w:rPr>
-        <w:t xml:space="preserve"> </w:t>
-      </w:r>
-      <w:r>
-        <w:rPr>
-          <w:lang w:val="zh_TW" w:bidi="zh_TW"/>
-        </w:rPr>
-        <w:t>和好</w:t>
+        <w:t>休妻</w:t>
+      </w:r>
+      <w:r>
+        <w:rPr>
+          <w:lang w:val="zh_TW" w:bidi="zh_TW"/>
+        </w:rPr>
+        <w:t>、</w:t>
+      </w:r>
+      <w:r>
+        <w:rPr>
+          <w:lang w:val="zh_TW" w:bidi="zh_TW"/>
+        </w:rPr>
+        <w:t>家庭生活和關係</w:t>
+      </w:r>
+      <w:r>
+        <w:rPr>
+          <w:lang w:val="zh_TW" w:bidi="zh_TW"/>
+        </w:rPr>
+        <w:t>、</w:t>
+      </w:r>
+      <w:r>
+        <w:rPr>
+          <w:lang w:val="zh_TW" w:bidi="zh_TW"/>
+        </w:rPr>
+        <w:t>男人</w:t>
+      </w:r>
+      <w:r>
+        <w:rPr>
+          <w:lang w:val="zh_TW" w:bidi="zh_TW"/>
+        </w:rPr>
+        <w:t>、</w:t>
+      </w:r>
+      <w:r>
+        <w:rPr>
+          <w:lang w:val="zh_TW" w:bidi="zh_TW"/>
+        </w:rPr>
+        <w:t>婚姻，婚姻習俗</w:t>
+      </w:r>
+      <w:r>
+        <w:rPr>
+          <w:lang w:val="zh_TW" w:bidi="zh_TW"/>
+        </w:rPr>
+        <w:t>、</w:t>
+      </w:r>
+      <w:r>
+        <w:rPr>
+          <w:lang w:val="zh_TW" w:bidi="zh_TW"/>
+        </w:rPr>
+        <w:t>童貞女</w:t>
+      </w:r>
+      <w:r>
+        <w:rPr>
+          <w:lang w:val="zh_TW" w:bidi="zh_TW"/>
+        </w:rPr>
+        <w:t>、</w:t>
+      </w:r>
+      <w:r>
+        <w:rPr>
+          <w:lang w:val="zh_TW" w:bidi="zh_TW"/>
+        </w:rPr>
+        <w:t>婦女</w:t>
       </w:r>
       <w:r>
         <w:rPr>

--- a/zht/docx/149.content.docx
+++ b/zht/docx/149.content.docx
@@ -19,7 +19,7 @@
         <w:rPr>
           <w:lang w:val="zh_TW" w:bidi="zh_TW"/>
         </w:rPr>
-        <w:t>Resource: 聖經詞典 (Tyndale)</w:t>
+        <w:t>Resource: Tyndale Open Bible Dictionary</w:t>
       </w:r>
       <w:r>
         <w:rPr>
@@ -112,7 +112,7 @@
         <w:rPr>
           <w:lang w:val="zh_TW" w:bidi="zh_TW"/>
         </w:rPr>
-        <w:t>聖經詞典 (Tyndale)</w:t>
+        <w:t>Tyndale Open Bible Dictionary</w:t>
       </w:r>
     </w:p>
     <w:p>
@@ -149,7 +149,7 @@
         <w:rPr>
           <w:lang w:val="zh_TW" w:bidi="zh_TW"/>
         </w:rPr>
-        <w:t>xing</w:t>
+        <w:t>wei</w:t>
       </w:r>
       <w:r>
         <w:rPr>
@@ -212,23 +212,12 @@
         <w:rPr>
           <w:lang w:val="zh_TW" w:bidi="zh_TW"/>
         </w:rPr>
-        <w:t>性，性慾</w:t>
-      </w:r>
-      <w:r>
-        <w:rPr>
-          <w:lang w:val="zh_TW" w:bidi="zh_TW"/>
-        </w:rPr>
-      </w:r>
-    </w:p>
-    <w:p>
-      <w:pPr>
-        <w:pStyle w:val="Heading3"/>
-      </w:pPr>
-      <w:r>
-        <w:rPr>
-          <w:lang w:val="zh_TW" w:bidi="zh_TW"/>
-        </w:rPr>
-        <w:t>聖經對性與性慾的正面觀點</w:t>
+        <w:t>偽善</w:t>
+      </w:r>
+      <w:r>
+        <w:rPr>
+          <w:lang w:val="zh_TW" w:bidi="zh_TW"/>
+        </w:rPr>
       </w:r>
     </w:p>
     <w:p>
@@ -242,55 +231,7 @@
         <w:rPr>
           <w:lang w:val="zh_TW" w:bidi="zh_TW"/>
         </w:rPr>
-        <w:t>與某些宗教和哲學不同，聖經對人類的性有正面看法。根據舊約，神創造人是具有性別的存在。成為男性或女性，是</w:t>
-      </w:r>
-      <w:r>
-        <w:rPr>
-          <w:lang w:val="zh_TW" w:bidi="zh_TW"/>
-        </w:rPr>
-        <w:t>神就照着自己的形像造人</w:t>
-      </w:r>
-      <w:r>
-        <w:rPr>
-          <w:lang w:val="zh_TW" w:bidi="zh_TW"/>
-        </w:rPr>
-        <w:t>（</w:t>
-      </w:r>
-      <w:hyperlink r:id="rId13">
-        <w:r>
-          <w:rPr>
-            <w:lang w:val="zh_TW" w:bidi="zh_TW"/>
-          </w:rPr>
-          <w:rPr>
-            <w:color w:val="0000EE"/>
-            <w:u w:val="single"/>
-          </w:rPr>
-          <w:t>創1:26</w:t>
-        </w:r>
-      </w:hyperlink>
-      <w:r>
-        <w:rPr>
-          <w:lang w:val="zh_TW" w:bidi="zh_TW"/>
-        </w:rPr>
-        <w:t>–</w:t>
-      </w:r>
-      <w:hyperlink r:id="rId13">
-        <w:r>
-          <w:rPr>
-            <w:lang w:val="zh_TW" w:bidi="zh_TW"/>
-          </w:rPr>
-          <w:rPr>
-            <w:color w:val="0000EE"/>
-            <w:u w:val="single"/>
-          </w:rPr>
-          <w:t>28</w:t>
-        </w:r>
-      </w:hyperlink>
-      <w:r>
-        <w:rPr>
-          <w:lang w:val="zh_TW" w:bidi="zh_TW"/>
-        </w:rPr>
-        <w:t>）。因此，性不只是人的行為，而是其身分的重要部份。</w:t>
+        <w:t>假裝成跟自己實際上不同的樣子，尤其是裝作表面看來很敬虔或有德行。在現代英語世界中，對「偽善」一詞的理解主要來自於其在新約中的使用，特別是耶穌如何使用這個詞語。在新約和隨後而來的理解中，這個詞通常意指欺騙、歪曲事實或聲稱擁有自己並不具備的美德或品質。</w:t>
       </w:r>
     </w:p>
     <w:p>
@@ -304,79 +245,7 @@
         <w:rPr>
           <w:lang w:val="zh_TW" w:bidi="zh_TW"/>
         </w:rPr>
-        <w:t>舊約表明男女身體上的差異並不可恥（</w:t>
-      </w:r>
-      <w:hyperlink r:id="rId14">
-        <w:r>
-          <w:rPr>
-            <w:lang w:val="zh_TW" w:bidi="zh_TW"/>
-          </w:rPr>
-          <w:rPr>
-            <w:color w:val="0000EE"/>
-            <w:u w:val="single"/>
-          </w:rPr>
-          <w:t>創2:25</w:t>
-        </w:r>
-      </w:hyperlink>
-      <w:r>
-        <w:rPr>
-          <w:lang w:val="zh_TW" w:bidi="zh_TW"/>
-        </w:rPr>
-        <w:t>）。性行為本身也不羞恥（</w:t>
-      </w:r>
-      <w:hyperlink r:id="rId15">
-        <w:r>
-          <w:rPr>
-            <w:lang w:val="zh_TW" w:bidi="zh_TW"/>
-          </w:rPr>
-          <w:rPr>
-            <w:color w:val="0000EE"/>
-            <w:u w:val="single"/>
-          </w:rPr>
-          <w:t>箴5:18</w:t>
-        </w:r>
-      </w:hyperlink>
-      <w:r>
-        <w:rPr>
-          <w:lang w:val="zh_TW" w:bidi="zh_TW"/>
-        </w:rPr>
-        <w:t>–</w:t>
-      </w:r>
-      <w:hyperlink r:id="rId15">
-        <w:r>
-          <w:rPr>
-            <w:lang w:val="zh_TW" w:bidi="zh_TW"/>
-          </w:rPr>
-          <w:rPr>
-            <w:color w:val="0000EE"/>
-            <w:u w:val="single"/>
-          </w:rPr>
-          <w:t>19</w:t>
-        </w:r>
-      </w:hyperlink>
-      <w:r>
-        <w:rPr>
-          <w:lang w:val="zh_TW" w:bidi="zh_TW"/>
-        </w:rPr>
-        <w:t>；</w:t>
-      </w:r>
-      <w:hyperlink r:id="rId16">
-        <w:r>
-          <w:rPr>
-            <w:lang w:val="zh_TW" w:bidi="zh_TW"/>
-          </w:rPr>
-          <w:rPr>
-            <w:color w:val="0000EE"/>
-            <w:u w:val="single"/>
-          </w:rPr>
-          <w:t>傳9:9</w:t>
-        </w:r>
-      </w:hyperlink>
-      <w:r>
-        <w:rPr>
-          <w:lang w:val="zh_TW" w:bidi="zh_TW"/>
-        </w:rPr>
-        <w:t>）。特別是雅歌，這首美麗的愛情詩歌讚美了肉體的激情，不應只從屬靈的角度解釋其內容。</w:t>
+        <w:t>偽善在聖經中一直是負面的意思，相比之下，希臘人最早使用的偽善則是作為一個中性的詞語。在其動詞形式中，它的意思是「解釋、詮釋或闡述」。雖然名詞「偽善」可以意味著「回答」，但另一個名詞「偽君子」幾乎總是意味著「演員」的意思，這個意思可能來自於動詞「闡述」。</w:t>
       </w:r>
     </w:p>
     <w:p>
@@ -390,43 +259,7 @@
         <w:rPr>
           <w:lang w:val="zh_TW" w:bidi="zh_TW"/>
         </w:rPr>
-        <w:t>保羅在哥林多前書和提摩太前書中，同樣表達了正面的態度。哥林多和以弗所的社會充滿淫亂，因此一些基督徒選擇完全禁欲，甚至禁止婚姻（</w:t>
-      </w:r>
-      <w:hyperlink r:id="rId17">
-        <w:r>
-          <w:rPr>
-            <w:lang w:val="zh_TW" w:bidi="zh_TW"/>
-          </w:rPr>
-          <w:rPr>
-            <w:color w:val="0000EE"/>
-            <w:u w:val="single"/>
-          </w:rPr>
-          <w:t>提前4:3</w:t>
-        </w:r>
-      </w:hyperlink>
-      <w:r>
-        <w:rPr>
-          <w:lang w:val="zh_TW" w:bidi="zh_TW"/>
-        </w:rPr>
-        <w:t>）。已婚夫婦停止了性生活，他們認為這樣能使自己更屬靈（參</w:t>
-      </w:r>
-      <w:hyperlink r:id="rId18">
-        <w:r>
-          <w:rPr>
-            <w:lang w:val="zh_TW" w:bidi="zh_TW"/>
-          </w:rPr>
-          <w:rPr>
-            <w:color w:val="0000EE"/>
-            <w:u w:val="single"/>
-          </w:rPr>
-          <w:t>林前7:5</w:t>
-        </w:r>
-      </w:hyperlink>
-      <w:r>
-        <w:rPr>
-          <w:lang w:val="zh_TW" w:bidi="zh_TW"/>
-        </w:rPr>
-        <w:t>）。</w:t>
+        <w:t>最初，偽君子可以是解釋詩人文字或作曲家音樂的演說者或演員。演員或「偽君子」試圖讓觀眾理解詩人或作曲家所寫的內容。在更大的範圍內，「偽君子」可以是舞台上表演戲劇的眾多演員之一。一個好的「偽君子」忠實地詮釋他被分配的角色，而一個不受歡迎的「偽君子」則糟糕地詮釋他的角色。由於這個詞本質上的中立性，因此必須有附帶的詞語，才能確定其定義的走向。</w:t>
       </w:r>
     </w:p>
     <w:p>
@@ -440,43 +273,7 @@
         <w:rPr>
           <w:lang w:val="zh_TW" w:bidi="zh_TW"/>
         </w:rPr>
-        <w:t>然而，保羅拒絕這種看法。他引用創世記，提醒信徒要為神的恩賜感恩（</w:t>
-      </w:r>
-      <w:hyperlink r:id="rId19">
-        <w:r>
-          <w:rPr>
-            <w:lang w:val="zh_TW" w:bidi="zh_TW"/>
-          </w:rPr>
-          <w:rPr>
-            <w:color w:val="0000EE"/>
-            <w:u w:val="single"/>
-          </w:rPr>
-          <w:t>提前4:3–5</w:t>
-        </w:r>
-      </w:hyperlink>
-      <w:r>
-        <w:rPr>
-          <w:lang w:val="zh_TW" w:bidi="zh_TW"/>
-        </w:rPr>
-        <w:t>）。他也教導夫妻應當滿足彼此的性需要（</w:t>
-      </w:r>
-      <w:hyperlink r:id="rId20">
-        <w:r>
-          <w:rPr>
-            <w:lang w:val="zh_TW" w:bidi="zh_TW"/>
-          </w:rPr>
-          <w:rPr>
-            <w:color w:val="0000EE"/>
-            <w:u w:val="single"/>
-          </w:rPr>
-          <w:t>林前7:3–4</w:t>
-        </w:r>
-      </w:hyperlink>
-      <w:r>
-        <w:rPr>
-          <w:lang w:val="zh_TW" w:bidi="zh_TW"/>
-        </w:rPr>
-        <w:t>）。</w:t>
+        <w:t>在希臘化時期（約公元前325–125年），通常視世界為一個舞台，所有人的一生被視為表演的藝術。個人的角色和劇本是由他的家庭、文化和宗教環境所為他編寫的，他可以成功或不成功地演繹出來。當在這個意義上使用時，「偽善」並不帶有虛偽或欺騙的意思。然而，有些情況下，「偽君子」一詞被用來形容那些以欺騙方式表演其生命角色的人。向公眾展示的形象只是一個面具，背後隱藏著真實而不同的自我。</w:t>
       </w:r>
     </w:p>
     <w:p>
@@ -490,7 +287,151 @@
         <w:rPr>
           <w:lang w:val="zh_TW" w:bidi="zh_TW"/>
         </w:rPr>
-        <w:t>神設立性是為了繁衍後代（</w:t>
+        <w:t>福音書經常使用「偽善」這個詞（</w:t>
+      </w:r>
+      <w:hyperlink r:id="rId13">
+        <w:r>
+          <w:rPr>
+            <w:lang w:val="zh_TW" w:bidi="zh_TW"/>
+          </w:rPr>
+          <w:rPr>
+            <w:color w:val="0000EE"/>
+            <w:u w:val="single"/>
+          </w:rPr>
+          <w:t>太23:28</w:t>
+        </w:r>
+      </w:hyperlink>
+      <w:r>
+        <w:rPr>
+          <w:lang w:val="zh_TW" w:bidi="zh_TW"/>
+        </w:rPr>
+        <w:t>；</w:t>
+      </w:r>
+      <w:hyperlink r:id="rId14">
+        <w:r>
+          <w:rPr>
+            <w:lang w:val="zh_TW" w:bidi="zh_TW"/>
+          </w:rPr>
+          <w:rPr>
+            <w:color w:val="0000EE"/>
+            <w:u w:val="single"/>
+          </w:rPr>
+          <w:t>可12:15下</w:t>
+        </w:r>
+      </w:hyperlink>
+      <w:r>
+        <w:rPr>
+          <w:lang w:val="zh_TW" w:bidi="zh_TW"/>
+        </w:rPr>
+        <w:t>；</w:t>
+      </w:r>
+      <w:hyperlink r:id="rId15">
+        <w:r>
+          <w:rPr>
+            <w:lang w:val="zh_TW" w:bidi="zh_TW"/>
+          </w:rPr>
+          <w:rPr>
+            <w:color w:val="0000EE"/>
+            <w:u w:val="single"/>
+          </w:rPr>
+          <w:t>路12:1</w:t>
+        </w:r>
+      </w:hyperlink>
+      <w:r>
+        <w:rPr>
+          <w:lang w:val="zh_TW" w:bidi="zh_TW"/>
+        </w:rPr>
+        <w:t>）和「偽君子」（</w:t>
+      </w:r>
+      <w:hyperlink r:id="rId16">
+        <w:r>
+          <w:rPr>
+            <w:lang w:val="zh_TW" w:bidi="zh_TW"/>
+          </w:rPr>
+          <w:rPr>
+            <w:color w:val="0000EE"/>
+            <w:u w:val="single"/>
+          </w:rPr>
+          <w:t>太7:5</w:t>
+        </w:r>
+      </w:hyperlink>
+      <w:r>
+        <w:rPr>
+          <w:lang w:val="zh_TW" w:bidi="zh_TW"/>
+        </w:rPr>
+        <w:t>；</w:t>
+      </w:r>
+      <w:hyperlink r:id="rId17">
+        <w:r>
+          <w:rPr>
+            <w:lang w:val="zh_TW" w:bidi="zh_TW"/>
+          </w:rPr>
+          <w:rPr>
+            <w:color w:val="0000EE"/>
+            <w:u w:val="single"/>
+          </w:rPr>
+          <w:t>24:51</w:t>
+        </w:r>
+      </w:hyperlink>
+      <w:r>
+        <w:rPr>
+          <w:lang w:val="zh_TW" w:bidi="zh_TW"/>
+        </w:rPr>
+        <w:t>；</w:t>
+      </w:r>
+      <w:hyperlink r:id="rId18">
+        <w:r>
+          <w:rPr>
+            <w:lang w:val="zh_TW" w:bidi="zh_TW"/>
+          </w:rPr>
+          <w:rPr>
+            <w:color w:val="0000EE"/>
+            <w:u w:val="single"/>
+          </w:rPr>
+          <w:t>路6:42</w:t>
+        </w:r>
+      </w:hyperlink>
+      <w:r>
+        <w:rPr>
+          <w:lang w:val="zh_TW" w:bidi="zh_TW"/>
+        </w:rPr>
+        <w:t>，</w:t>
+      </w:r>
+      <w:hyperlink r:id="rId19">
+        <w:r>
+          <w:rPr>
+            <w:lang w:val="zh_TW" w:bidi="zh_TW"/>
+          </w:rPr>
+          <w:rPr>
+            <w:color w:val="0000EE"/>
+            <w:u w:val="single"/>
+          </w:rPr>
+          <w:t>13:15</w:t>
+        </w:r>
+      </w:hyperlink>
+      <w:r>
+        <w:rPr>
+          <w:lang w:val="zh_TW" w:bidi="zh_TW"/>
+        </w:rPr>
+        <w:t>）來記錄耶穌與他的對手之間的衝突。關於法利賽人和撒都該人，耶穌察覺到他們外在形式的公義，與他們未能接受內在公義之間的鮮明對比，如：憐憫、公正、謙卑、寬恕和對不可愛之人的愛（</w:t>
+      </w:r>
+      <w:hyperlink r:id="rId20">
+        <w:r>
+          <w:rPr>
+            <w:lang w:val="zh_TW" w:bidi="zh_TW"/>
+          </w:rPr>
+          <w:rPr>
+            <w:color w:val="0000EE"/>
+            <w:u w:val="single"/>
+          </w:rPr>
+          <w:t>路11:38、42</w:t>
+        </w:r>
+      </w:hyperlink>
+      <w:r>
+        <w:rPr>
+          <w:lang w:val="zh_TW" w:bidi="zh_TW"/>
+        </w:rPr>
+        <w:t>）。他們在這方面的失敗，隱藏在虔誠的外表中（</w:t>
       </w:r>
       <w:hyperlink r:id="rId21">
         <w:r>
@@ -501,14 +442,14 @@
             <w:color w:val="0000EE"/>
             <w:u w:val="single"/>
           </w:rPr>
-          <w:t>創1:28</w:t>
+          <w:t>可7:1–13</w:t>
         </w:r>
       </w:hyperlink>
       <w:r>
         <w:rPr>
           <w:lang w:val="zh_TW" w:bidi="zh_TW"/>
         </w:rPr>
-        <w:t>），但性行為也能加深夫妻關係。</w:t>
+        <w:t>），他們心裡充滿了貪婪和邪惡（</w:t>
       </w:r>
       <w:hyperlink r:id="rId22">
         <w:r>
@@ -519,16 +460,16 @@
             <w:color w:val="0000EE"/>
             <w:u w:val="single"/>
           </w:rPr>
-          <w:t>創世記第2章</w:t>
+          <w:t>路11:39</w:t>
         </w:r>
       </w:hyperlink>
       <w:r>
         <w:rPr>
           <w:lang w:val="zh_TW" w:bidi="zh_TW"/>
         </w:rPr>
-        <w:t>描述神創造女人為男人的伴侶（</w:t>
-      </w:r>
-      <w:hyperlink r:id="rId23">
+        <w:t>）。偽善定義了那些表現出行為上的公義，但內心卻充滿邪惡的人（</w:t>
+      </w:r>
+      <w:hyperlink r:id="rId13">
         <w:r>
           <w:rPr>
             <w:lang w:val="zh_TW" w:bidi="zh_TW"/>
@@ -537,43 +478,14 @@
             <w:color w:val="0000EE"/>
             <w:u w:val="single"/>
           </w:rPr>
-          <w:t>2:18</w:t>
+          <w:t>太23:28</w:t>
         </w:r>
       </w:hyperlink>
       <w:r>
         <w:rPr>
           <w:lang w:val="zh_TW" w:bidi="zh_TW"/>
         </w:rPr>
-        <w:t>–</w:t>
-      </w:r>
-      <w:hyperlink r:id="rId23">
-        <w:r>
-          <w:rPr>
-            <w:lang w:val="zh_TW" w:bidi="zh_TW"/>
-          </w:rPr>
-          <w:rPr>
-            <w:color w:val="0000EE"/>
-            <w:u w:val="single"/>
-          </w:rPr>
-          <w:t>24</w:t>
-        </w:r>
-      </w:hyperlink>
-      <w:r>
-        <w:rPr>
-          <w:lang w:val="zh_TW" w:bidi="zh_TW"/>
-        </w:rPr>
-        <w:t>），人類的性不僅是肉體上的交合，成為男性或女性也是神幫助人類建立各種關係的方式，甚至包括那些通常不被認為與性有關的關係。</w:t>
-      </w:r>
-    </w:p>
-    <w:p>
-      <w:pPr>
-        <w:pStyle w:val="Heading3"/>
-      </w:pPr>
-      <w:r>
-        <w:rPr>
-          <w:lang w:val="zh_TW" w:bidi="zh_TW"/>
-        </w:rPr>
-        <w:t>罪對人類性行為的影響</w:t>
+        <w:t>）。</w:t>
       </w:r>
     </w:p>
     <w:p>
@@ -587,43 +499,25 @@
         <w:rPr>
           <w:lang w:val="zh_TW" w:bidi="zh_TW"/>
         </w:rPr>
-        <w:t>聖經坦白承認人性中負面的部份。在描述「性」在上帝的完美計劃中的美好之後，創世記解釋「性」如何像其他一切一樣，被罪所玷污：</w:t>
-      </w:r>
-    </w:p>
-    <w:p>
-      <w:pPr>
-        <w:pStyle w:val="ListBullet"/>
-        <w:spacing w:line="240" w:lineRule="auto"/>
-        <w:ind w:left="720"/>
-      </w:pPr>
-      <w:r>
-        <w:rPr>
-          <w:lang w:val="zh_TW" w:bidi="zh_TW"/>
-        </w:rPr>
-      </w:r>
-      <w:r>
-        <w:rPr>
-          <w:lang w:val="zh_TW" w:bidi="zh_TW"/>
-        </w:rPr>
-        <w:t>裸體變得羞恥和令人懼怕</w:t>
-      </w:r>
-    </w:p>
-    <w:p>
-      <w:pPr>
-        <w:pStyle w:val="ListBullet"/>
-        <w:spacing w:line="240" w:lineRule="auto"/>
-        <w:ind w:left="720"/>
-      </w:pPr>
-      <w:r>
-        <w:rPr>
-          <w:lang w:val="zh_TW" w:bidi="zh_TW"/>
-        </w:rPr>
-      </w:r>
-      <w:r>
-        <w:rPr>
-          <w:lang w:val="zh_TW" w:bidi="zh_TW"/>
-        </w:rPr>
-        <w:t>男女開始把彼此當作性的工具，而不是完整的人（</w:t>
+        <w:t>耶穌譴責偽善，因為它扭曲了神公義的命令。偽善者不追求真實的內在聖潔，而是將公義扭曲成一種僵化的模式，其主要用途是在人面前展示出來（</w:t>
+      </w:r>
+      <w:hyperlink r:id="rId23">
+        <w:r>
+          <w:rPr>
+            <w:lang w:val="zh_TW" w:bidi="zh_TW"/>
+          </w:rPr>
+          <w:rPr>
+            <w:color w:val="0000EE"/>
+            <w:u w:val="single"/>
+          </w:rPr>
+          <w:t>太23:2–7</w:t>
+        </w:r>
+      </w:hyperlink>
+      <w:r>
+        <w:rPr>
+          <w:lang w:val="zh_TW" w:bidi="zh_TW"/>
+        </w:rPr>
+        <w:t>）。他們對公義的觀念揭示了他們對神認識的扭曲，以及對祂如何使罪人與自己和好的錯誤理解（</w:t>
       </w:r>
       <w:hyperlink r:id="rId24">
         <w:r>
@@ -634,16 +528,16 @@
             <w:color w:val="0000EE"/>
             <w:u w:val="single"/>
           </w:rPr>
-          <w:t>創3:7</w:t>
+          <w:t>路16:15</w:t>
         </w:r>
       </w:hyperlink>
       <w:r>
         <w:rPr>
           <w:lang w:val="zh_TW" w:bidi="zh_TW"/>
         </w:rPr>
-        <w:t>–</w:t>
-      </w:r>
-      <w:hyperlink r:id="rId24">
+        <w:t>）。這些偽善者雖向人解釋神的性情，實際上只是誤解祂。因此，他們的虛假使人遠離神，而不是走向神，與祂和好（</w:t>
+      </w:r>
+      <w:hyperlink r:id="rId25">
         <w:r>
           <w:rPr>
             <w:lang w:val="zh_TW" w:bidi="zh_TW"/>
@@ -652,32 +546,42 @@
             <w:color w:val="0000EE"/>
             <w:u w:val="single"/>
           </w:rPr>
-          <w:t>10</w:t>
+          <w:t>路11:52</w:t>
         </w:r>
       </w:hyperlink>
       <w:r>
         <w:rPr>
           <w:lang w:val="zh_TW" w:bidi="zh_TW"/>
         </w:rPr>
-        <w:t>）</w:t>
-      </w:r>
-    </w:p>
-    <w:p>
-      <w:pPr>
-        <w:pStyle w:val="ListBullet"/>
-        <w:spacing w:line="240" w:lineRule="auto"/>
-        <w:ind w:left="720"/>
-      </w:pPr>
-      <w:r>
-        <w:rPr>
-          <w:lang w:val="zh_TW" w:bidi="zh_TW"/>
-        </w:rPr>
-      </w:r>
-      <w:r>
-        <w:rPr>
-          <w:lang w:val="zh_TW" w:bidi="zh_TW"/>
-        </w:rPr>
-        <w:t>信任與溫柔被背叛與苛刻所取代</w:t>
+        <w:t>）。偽善者不僅阻止他人進入神的國，其實自己也進不去（</w:t>
+      </w:r>
+      <w:hyperlink r:id="rId26">
+        <w:r>
+          <w:rPr>
+            <w:lang w:val="zh_TW" w:bidi="zh_TW"/>
+          </w:rPr>
+          <w:rPr>
+            <w:color w:val="0000EE"/>
+            <w:u w:val="single"/>
+          </w:rPr>
+          <w:t>太23:13</w:t>
+        </w:r>
+      </w:hyperlink>
+      <w:r>
+        <w:rPr>
+          <w:lang w:val="zh_TW" w:bidi="zh_TW"/>
+        </w:rPr>
+        <w:t>）。</w:t>
+      </w:r>
+      <w:r>
+        <w:rPr>
+          <w:lang w:val="zh_TW" w:bidi="zh_TW"/>
+        </w:rPr>
+      </w:r>
+      <w:r>
+        <w:rPr>
+          <w:lang w:val="zh_TW" w:bidi="zh_TW"/>
+        </w:rPr>
       </w:r>
     </w:p>
     <w:p>
@@ -687,11 +591,21 @@
           <w:lang w:val="zh_TW" w:bidi="zh_TW"/>
         </w:rPr>
       </w:r>
-      <w:r>
-        <w:rPr>
-          <w:lang w:val="zh_TW" w:bidi="zh_TW"/>
-        </w:rPr>
-        <w:t>這就是歧視與虐待之根源，是今日女性主義所針對的現象。生育也因罪而受損，由此變得痛苦與艱難。</w:t>
+    </w:p>
+    <w:p>
+      <w:pPr>
+        <w:pStyle w:val="Heading2"/>
+      </w:pPr>
+      <w:r>
+        <w:rPr>
+          <w:lang w:val="zh_TW" w:bidi="zh_TW"/>
+        </w:rPr>
+        <w:t>未受割禮</w:t>
+      </w:r>
+      <w:r>
+        <w:rPr>
+          <w:lang w:val="zh_TW" w:bidi="zh_TW"/>
+        </w:rPr>
       </w:r>
     </w:p>
     <w:p>
@@ -705,9 +619,9 @@
         <w:rPr>
           <w:lang w:val="zh_TW" w:bidi="zh_TW"/>
         </w:rPr>
-        <w:t>這就是聖經禁止婚外性行為的背景。它禁止姦淫（</w:t>
-      </w:r>
-      <w:hyperlink r:id="rId25">
+        <w:t>男性生殖器自然的狀態是包皮覆蓋著陰莖。猶太人和許多其它群體會用手術將包皮移除，作為他們與神立約的象徵（</w:t>
+      </w:r>
+      <w:hyperlink r:id="rId27">
         <w:r>
           <w:rPr>
             <w:lang w:val="zh_TW" w:bidi="zh_TW"/>
@@ -716,16 +630,16 @@
             <w:color w:val="0000EE"/>
             <w:u w:val="single"/>
           </w:rPr>
-          <w:t>出20:14</w:t>
+          <w:t>創17:9–14</w:t>
         </w:r>
       </w:hyperlink>
       <w:r>
         <w:rPr>
           <w:lang w:val="zh_TW" w:bidi="zh_TW"/>
         </w:rPr>
-        <w:t>），並且禁止一切婚姻之外的性行為（</w:t>
-      </w:r>
-      <w:hyperlink r:id="rId26">
+        <w:t>；</w:t>
+      </w:r>
+      <w:hyperlink r:id="rId28">
         <w:r>
           <w:rPr>
             <w:lang w:val="zh_TW" w:bidi="zh_TW"/>
@@ -734,7 +648,7 @@
             <w:color w:val="0000EE"/>
             <w:u w:val="single"/>
           </w:rPr>
-          <w:t>林前6:18</w:t>
+          <w:t>出12:48</w:t>
         </w:r>
       </w:hyperlink>
       <w:r>
@@ -743,7 +657,7 @@
         </w:rPr>
         <w:t>；</w:t>
       </w:r>
-      <w:hyperlink r:id="rId27">
+      <w:hyperlink r:id="rId29">
         <w:r>
           <w:rPr>
             <w:lang w:val="zh_TW" w:bidi="zh_TW"/>
@@ -752,14 +666,14 @@
             <w:color w:val="0000EE"/>
             <w:u w:val="single"/>
           </w:rPr>
-          <w:t>帖前4:3</w:t>
+          <w:t>利12:3</w:t>
         </w:r>
       </w:hyperlink>
       <w:r>
         <w:rPr>
           <w:lang w:val="zh_TW" w:bidi="zh_TW"/>
         </w:rPr>
-        <w:t>）。聖經並不常解釋為何某些行為被禁止。然而，當它提供禁止婚外關係的理由時，這些理由往往非常重要。其重點並非疾病、意外懷孕之類的後果，也不是行為背後的動機。</w:t>
+        <w:t>）。由於這種做法，「未受割禮」一詞開始意味著「非猶太人」或「外邦人」（非利士人、希臘人和羅馬人不行割禮，但埃及人和許多閃族民族則會行割禮）。這個詞也用來描述「那些在約之外的人」。</w:t>
       </w:r>
     </w:p>
     <w:p>
@@ -773,9 +687,9 @@
         <w:rPr>
           <w:lang w:val="zh_TW" w:bidi="zh_TW"/>
         </w:rPr>
-        <w:t>所有婚姻以外的性行為都是錯誤的，因為身體並不是為淫亂而造，犯下與性罪的人是在傷害自己的身體（</w:t>
-      </w:r>
-      <w:hyperlink r:id="rId28">
+        <w:t>「未受割禮」一詞在新約聖經中出現了二十次，通常表示與猶太人相對的「外邦人」。保羅提出了一個有力的論點來反對這種區分。保羅強烈反對在人與人之間做這樣的區分。對保羅來說，一個人對神的心態比遵循禮儀律法更為重要，因為是否遵行與一個人的救恩無關（</w:t>
+      </w:r>
+      <w:hyperlink r:id="rId30">
         <w:r>
           <w:rPr>
             <w:lang w:val="zh_TW" w:bidi="zh_TW"/>
@@ -784,14 +698,140 @@
             <w:color w:val="0000EE"/>
             <w:u w:val="single"/>
           </w:rPr>
-          <w:t>林前6:13、18</w:t>
+          <w:t>羅2:25–27</w:t>
         </w:r>
       </w:hyperlink>
       <w:r>
         <w:rPr>
           <w:lang w:val="zh_TW" w:bidi="zh_TW"/>
         </w:rPr>
-        <w:t>）。性交是神所設計的特殊肢體交流，用來彰顯並確認男女之間獨特且終身的關係，聖經稱之為「婚姻」。</w:t>
+        <w:t>）。亞伯拉罕在未受割禮時就已經相信並被神接納。因此，割禮與他的救恩無關（</w:t>
+      </w:r>
+      <w:hyperlink r:id="rId31">
+        <w:r>
+          <w:rPr>
+            <w:lang w:val="zh_TW" w:bidi="zh_TW"/>
+          </w:rPr>
+          <w:rPr>
+            <w:color w:val="0000EE"/>
+            <w:u w:val="single"/>
+          </w:rPr>
+          <w:t>羅3:30</w:t>
+        </w:r>
+      </w:hyperlink>
+      <w:r>
+        <w:rPr>
+          <w:lang w:val="zh_TW" w:bidi="zh_TW"/>
+        </w:rPr>
+        <w:t>；</w:t>
+      </w:r>
+      <w:hyperlink r:id="rId32">
+        <w:r>
+          <w:rPr>
+            <w:lang w:val="zh_TW" w:bidi="zh_TW"/>
+          </w:rPr>
+          <w:rPr>
+            <w:color w:val="0000EE"/>
+            <w:u w:val="single"/>
+          </w:rPr>
+          <w:t>4:9–12</w:t>
+        </w:r>
+      </w:hyperlink>
+      <w:r>
+        <w:rPr>
+          <w:lang w:val="zh_TW" w:bidi="zh_TW"/>
+        </w:rPr>
+        <w:t>）。過去，外邦人被排除在神的百姓之外（</w:t>
+      </w:r>
+      <w:hyperlink r:id="rId33">
+        <w:r>
+          <w:rPr>
+            <w:lang w:val="zh_TW" w:bidi="zh_TW"/>
+          </w:rPr>
+          <w:rPr>
+            <w:color w:val="0000EE"/>
+            <w:u w:val="single"/>
+          </w:rPr>
+          <w:t>弗2:11–12</w:t>
+        </w:r>
+      </w:hyperlink>
+      <w:r>
+        <w:rPr>
+          <w:lang w:val="zh_TW" w:bidi="zh_TW"/>
+        </w:rPr>
+        <w:t>）。現在，猶太人和外邦人信徒在耶穌基督裡成為一體（</w:t>
+      </w:r>
+      <w:hyperlink r:id="rId34">
+        <w:r>
+          <w:rPr>
+            <w:lang w:val="zh_TW" w:bidi="zh_TW"/>
+          </w:rPr>
+          <w:rPr>
+            <w:color w:val="0000EE"/>
+            <w:u w:val="single"/>
+          </w:rPr>
+          <w:t>加2:7</w:t>
+        </w:r>
+      </w:hyperlink>
+      <w:r>
+        <w:rPr>
+          <w:lang w:val="zh_TW" w:bidi="zh_TW"/>
+        </w:rPr>
+        <w:t>，</w:t>
+      </w:r>
+      <w:hyperlink r:id="rId35">
+        <w:r>
+          <w:rPr>
+            <w:lang w:val="zh_TW" w:bidi="zh_TW"/>
+          </w:rPr>
+          <w:rPr>
+            <w:color w:val="0000EE"/>
+            <w:u w:val="single"/>
+          </w:rPr>
+          <w:t>5:6</w:t>
+        </w:r>
+      </w:hyperlink>
+      <w:r>
+        <w:rPr>
+          <w:lang w:val="zh_TW" w:bidi="zh_TW"/>
+        </w:rPr>
+        <w:t>，</w:t>
+      </w:r>
+      <w:hyperlink r:id="rId36">
+        <w:r>
+          <w:rPr>
+            <w:lang w:val="zh_TW" w:bidi="zh_TW"/>
+          </w:rPr>
+          <w:rPr>
+            <w:color w:val="0000EE"/>
+            <w:u w:val="single"/>
+          </w:rPr>
+          <w:t>6:15</w:t>
+        </w:r>
+      </w:hyperlink>
+      <w:r>
+        <w:rPr>
+          <w:lang w:val="zh_TW" w:bidi="zh_TW"/>
+        </w:rPr>
+        <w:t>；</w:t>
+      </w:r>
+      <w:hyperlink r:id="rId37">
+        <w:r>
+          <w:rPr>
+            <w:lang w:val="zh_TW" w:bidi="zh_TW"/>
+          </w:rPr>
+          <w:rPr>
+            <w:color w:val="0000EE"/>
+            <w:u w:val="single"/>
+          </w:rPr>
+          <w:t>西3:11</w:t>
+        </w:r>
+      </w:hyperlink>
+      <w:r>
+        <w:rPr>
+          <w:lang w:val="zh_TW" w:bidi="zh_TW"/>
+        </w:rPr>
+        <w:t>）。保羅拒絕聽從那些要求人們行割禮才能完全成為教會成員的人。</w:t>
       </w:r>
     </w:p>
     <w:p>
@@ -805,9 +845,9 @@
         <w:rPr>
           <w:lang w:val="zh_TW" w:bidi="zh_TW"/>
         </w:rPr>
-        <w:t>聖經禁止同性戀（</w:t>
-      </w:r>
-      <w:hyperlink r:id="rId29">
+        <w:t>在</w:t>
+      </w:r>
+      <w:hyperlink r:id="rId38">
         <w:r>
           <w:rPr>
             <w:lang w:val="zh_TW" w:bidi="zh_TW"/>
@@ -816,151 +856,14 @@
             <w:color w:val="0000EE"/>
             <w:u w:val="single"/>
           </w:rPr>
-          <w:t>利18:22</w:t>
+          <w:t>歌羅西書二章8至15節</w:t>
         </w:r>
       </w:hyperlink>
       <w:r>
         <w:rPr>
           <w:lang w:val="zh_TW" w:bidi="zh_TW"/>
         </w:rPr>
-        <w:t>；</w:t>
-      </w:r>
-      <w:hyperlink r:id="rId30">
-        <w:r>
-          <w:rPr>
-            <w:lang w:val="zh_TW" w:bidi="zh_TW"/>
-          </w:rPr>
-          <w:rPr>
-            <w:color w:val="0000EE"/>
-            <w:u w:val="single"/>
-          </w:rPr>
-          <w:t>羅1:26</w:t>
-        </w:r>
-      </w:hyperlink>
-      <w:r>
-        <w:rPr>
-          <w:lang w:val="zh_TW" w:bidi="zh_TW"/>
-        </w:rPr>
-        <w:t>–</w:t>
-      </w:r>
-      <w:hyperlink r:id="rId30">
-        <w:r>
-          <w:rPr>
-            <w:lang w:val="zh_TW" w:bidi="zh_TW"/>
-          </w:rPr>
-          <w:rPr>
-            <w:color w:val="0000EE"/>
-            <w:u w:val="single"/>
-          </w:rPr>
-          <w:t>27</w:t>
-        </w:r>
-      </w:hyperlink>
-      <w:r>
-        <w:rPr>
-          <w:lang w:val="zh_TW" w:bidi="zh_TW"/>
-        </w:rPr>
-        <w:t>；</w:t>
-      </w:r>
-      <w:hyperlink r:id="rId31">
-        <w:r>
-          <w:rPr>
-            <w:lang w:val="zh_TW" w:bidi="zh_TW"/>
-          </w:rPr>
-          <w:rPr>
-            <w:color w:val="0000EE"/>
-            <w:u w:val="single"/>
-          </w:rPr>
-          <w:t>林前6:9</w:t>
-        </w:r>
-      </w:hyperlink>
-      <w:r>
-        <w:rPr>
-          <w:lang w:val="zh_TW" w:bidi="zh_TW"/>
-        </w:rPr>
-        <w:t>–</w:t>
-      </w:r>
-      <w:hyperlink r:id="rId31">
-        <w:r>
-          <w:rPr>
-            <w:lang w:val="zh_TW" w:bidi="zh_TW"/>
-          </w:rPr>
-          <w:rPr>
-            <w:color w:val="0000EE"/>
-            <w:u w:val="single"/>
-          </w:rPr>
-          <w:t>10</w:t>
-        </w:r>
-      </w:hyperlink>
-      <w:r>
-        <w:rPr>
-          <w:lang w:val="zh_TW" w:bidi="zh_TW"/>
-        </w:rPr>
-        <w:t>；</w:t>
-      </w:r>
-      <w:hyperlink r:id="rId32">
-        <w:r>
-          <w:rPr>
-            <w:lang w:val="zh_TW" w:bidi="zh_TW"/>
-          </w:rPr>
-          <w:rPr>
-            <w:color w:val="0000EE"/>
-            <w:u w:val="single"/>
-          </w:rPr>
-          <w:t>提前1:9</w:t>
-        </w:r>
-      </w:hyperlink>
-      <w:r>
-        <w:rPr>
-          <w:lang w:val="zh_TW" w:bidi="zh_TW"/>
-        </w:rPr>
-        <w:t>–</w:t>
-      </w:r>
-      <w:hyperlink r:id="rId32">
-        <w:r>
-          <w:rPr>
-            <w:lang w:val="zh_TW" w:bidi="zh_TW"/>
-          </w:rPr>
-          <w:rPr>
-            <w:color w:val="0000EE"/>
-            <w:u w:val="single"/>
-          </w:rPr>
-          <w:t>10</w:t>
-        </w:r>
-      </w:hyperlink>
-      <w:r>
-        <w:rPr>
-          <w:lang w:val="zh_TW" w:bidi="zh_TW"/>
-        </w:rPr>
-        <w:t>）。這禁令的唯一解釋，見於</w:t>
-      </w:r>
-      <w:hyperlink r:id="rId33">
-        <w:r>
-          <w:rPr>
-            <w:lang w:val="zh_TW" w:bidi="zh_TW"/>
-          </w:rPr>
-          <w:rPr>
-            <w:color w:val="0000EE"/>
-            <w:u w:val="single"/>
-          </w:rPr>
-          <w:t>羅馬書一章24至27節</w:t>
-        </w:r>
-      </w:hyperlink>
-      <w:r>
-        <w:rPr>
-          <w:lang w:val="zh_TW" w:bidi="zh_TW"/>
-        </w:rPr>
-        <w:t>。這些經文表明，人遠離神、轉向偶像之後，神便任憑他們隨從情慾，其中包括同性戀。在這觀點中，同性戀被視為違背神所設立的自然秩序，這秩序是為了讓男女能繁衍生命。</w:t>
-      </w:r>
-    </w:p>
-    <w:p>
-      <w:pPr>
-        <w:pStyle w:val="Heading3"/>
-      </w:pPr>
-      <w:r>
-        <w:rPr>
-          <w:lang w:val="zh_TW" w:bidi="zh_TW"/>
-        </w:rPr>
-        <w:t>勝過性誘惑</w:t>
+        <w:t>中，保羅用「未受割禮」作為隱喻，來指一個人在認識神之前的狀態。這裡的未受割禮等同於「肉體」（指人的邪惡慾望），這跟未受割禮的狀態是同樣的意思。正如肉身的身體在割禮中被割去一樣，屬靈的「肉體」在歸信時被基督割絕，在洗禮中也表現出這一點。受洗的人從「不潔」中被潔淨，就像受割禮的外邦人也被認為是從先前未受割禮的不潔中被潔淨了一樣。</w:t>
       </w:r>
     </w:p>
     <w:p>
@@ -972,164 +875,32 @@
       </w:r>
       <w:r>
         <w:rPr>
-          <w:lang w:val="zh_TW" w:bidi="zh_TW"/>
-        </w:rPr>
-        <w:t>聖經提供了實用的建議來勝過性誘惑：逃避它。當約瑟被他主人之妻引誘時，他就逃跑，甚至丟下外衣（</w:t>
-      </w:r>
-      <w:hyperlink r:id="rId34">
-        <w:r>
-          <w:rPr>
-            <w:lang w:val="zh_TW" w:bidi="zh_TW"/>
-          </w:rPr>
-          <w:rPr>
-            <w:color w:val="0000EE"/>
-            <w:u w:val="single"/>
-          </w:rPr>
-          <w:t>創39:12</w:t>
-        </w:r>
-      </w:hyperlink>
-      <w:r>
-        <w:rPr>
-          <w:lang w:val="zh_TW" w:bidi="zh_TW"/>
-        </w:rPr>
-        <w:t>）。保羅勸勉基督徒要效法約瑟的榜樣（</w:t>
-      </w:r>
-      <w:hyperlink r:id="rId26">
-        <w:r>
-          <w:rPr>
-            <w:lang w:val="zh_TW" w:bidi="zh_TW"/>
-          </w:rPr>
-          <w:rPr>
-            <w:color w:val="0000EE"/>
-            <w:u w:val="single"/>
-          </w:rPr>
-          <w:t>林前6:18</w:t>
-        </w:r>
-      </w:hyperlink>
-      <w:r>
-        <w:rPr>
-          <w:lang w:val="zh_TW" w:bidi="zh_TW"/>
-        </w:rPr>
-        <w:t>；</w:t>
-      </w:r>
-      <w:hyperlink r:id="rId35">
-        <w:r>
-          <w:rPr>
-            <w:lang w:val="zh_TW" w:bidi="zh_TW"/>
-          </w:rPr>
-          <w:rPr>
-            <w:color w:val="0000EE"/>
-            <w:u w:val="single"/>
-          </w:rPr>
-          <w:t>提後2:22</w:t>
-        </w:r>
-      </w:hyperlink>
-      <w:r>
-        <w:rPr>
-          <w:lang w:val="zh_TW" w:bidi="zh_TW"/>
-        </w:rPr>
-        <w:t>）。這承認人類對性的強烈渴望，但並不是叫人絕望。保羅教導，聖靈賜給信徒能力，使他們可以勝過性誘惑。他見過一些基督徒憑藉聖靈的能力，克制自己，甚至戰勝最難改變的惡習（</w:t>
-      </w:r>
-      <w:hyperlink r:id="rId36">
-        <w:r>
-          <w:rPr>
-            <w:lang w:val="zh_TW" w:bidi="zh_TW"/>
-          </w:rPr>
-          <w:rPr>
-            <w:color w:val="0000EE"/>
-            <w:u w:val="single"/>
-          </w:rPr>
-          <w:t>林前6:9</w:t>
-        </w:r>
-      </w:hyperlink>
-      <w:r>
-        <w:rPr>
-          <w:lang w:val="zh_TW" w:bidi="zh_TW"/>
-        </w:rPr>
-        <w:t>–</w:t>
-      </w:r>
-      <w:hyperlink r:id="rId36">
-        <w:r>
-          <w:rPr>
-            <w:lang w:val="zh_TW" w:bidi="zh_TW"/>
-          </w:rPr>
-          <w:rPr>
-            <w:color w:val="0000EE"/>
-            <w:u w:val="single"/>
-          </w:rPr>
-          <w:t>11</w:t>
-        </w:r>
-      </w:hyperlink>
-      <w:r>
-        <w:rPr>
-          <w:lang w:val="zh_TW" w:bidi="zh_TW"/>
-        </w:rPr>
-        <w:t>；</w:t>
-      </w:r>
-      <w:hyperlink r:id="rId37">
-        <w:r>
-          <w:rPr>
-            <w:lang w:val="zh_TW" w:bidi="zh_TW"/>
-          </w:rPr>
-          <w:rPr>
-            <w:color w:val="0000EE"/>
-            <w:u w:val="single"/>
-          </w:rPr>
-          <w:t>加5:22</w:t>
-        </w:r>
-      </w:hyperlink>
-      <w:r>
-        <w:rPr>
-          <w:lang w:val="zh_TW" w:bidi="zh_TW"/>
-        </w:rPr>
-        <w:t>–</w:t>
-      </w:r>
-      <w:hyperlink r:id="rId37">
-        <w:r>
-          <w:rPr>
-            <w:lang w:val="zh_TW" w:bidi="zh_TW"/>
-          </w:rPr>
-          <w:rPr>
-            <w:color w:val="0000EE"/>
-            <w:u w:val="single"/>
-          </w:rPr>
-          <w:t>23</w:t>
-        </w:r>
-      </w:hyperlink>
-      <w:r>
-        <w:rPr>
-          <w:lang w:val="zh_TW" w:bidi="zh_TW"/>
-        </w:rPr>
-        <w:t>；</w:t>
-      </w:r>
-      <w:hyperlink r:id="rId38">
-        <w:r>
-          <w:rPr>
-            <w:lang w:val="zh_TW" w:bidi="zh_TW"/>
-          </w:rPr>
-          <w:rPr>
-            <w:color w:val="0000EE"/>
-            <w:u w:val="single"/>
-          </w:rPr>
-          <w:t>提後1:7</w:t>
-        </w:r>
-      </w:hyperlink>
-      <w:r>
-        <w:rPr>
-          <w:lang w:val="zh_TW" w:bidi="zh_TW"/>
-        </w:rPr>
-        <w:t>）。</w:t>
-      </w:r>
-    </w:p>
-    <w:p>
-      <w:pPr>
-        <w:pStyle w:val="Heading3"/>
-      </w:pPr>
-      <w:r>
-        <w:rPr>
-          <w:lang w:val="zh_TW" w:bidi="zh_TW"/>
-        </w:rPr>
-        <w:t>人類性慾的未來</w:t>
+          <w:i/>
+          <w:lang w:val="zh_TW" w:bidi="zh_TW"/>
+        </w:rPr>
+        <w:t xml:space="preserve">另見 </w:t>
+      </w:r>
+      <w:r>
+        <w:rPr>
+          <w:lang w:val="zh_TW" w:bidi="zh_TW"/>
+        </w:rPr>
+        <w:t>割禮</w:t>
+      </w:r>
+      <w:r>
+        <w:rPr>
+          <w:lang w:val="zh_TW" w:bidi="zh_TW"/>
+        </w:rPr>
+        <w:t>。</w:t>
+      </w:r>
+      <w:r>
+        <w:rPr>
+          <w:lang w:val="zh_TW" w:bidi="zh_TW"/>
+        </w:rPr>
+      </w:r>
+      <w:r>
+        <w:rPr>
+          <w:lang w:val="zh_TW" w:bidi="zh_TW"/>
+        </w:rPr>
       </w:r>
     </w:p>
     <w:p>
@@ -1139,29 +910,21 @@
           <w:lang w:val="zh_TW" w:bidi="zh_TW"/>
         </w:rPr>
       </w:r>
-      <w:r>
-        <w:rPr>
-          <w:lang w:val="zh_TW" w:bidi="zh_TW"/>
-        </w:rPr>
-        <w:t>新約暗示神將結束人類的性，正如祂起初設立它一樣。耶穌教導說，在將來的世界裡「人也不娶，也不嫁」（</w:t>
-      </w:r>
-      <w:hyperlink r:id="rId39">
-        <w:r>
-          <w:rPr>
-            <w:lang w:val="zh_TW" w:bidi="zh_TW"/>
-          </w:rPr>
-          <w:rPr>
-            <w:color w:val="0000EE"/>
-            <w:u w:val="single"/>
-          </w:rPr>
-          <w:t>太22:30</w:t>
-        </w:r>
-      </w:hyperlink>
-      <w:r>
-        <w:rPr>
-          <w:lang w:val="zh_TW" w:bidi="zh_TW"/>
-        </w:rPr>
-        <w:t>）。這是意料之外，但卻合乎聖經教導的結論。當不再有死亡時，生育的需要便消失。當人際關係達到完全的愛時，性作為維繫關係的需要也就不復存在。因此，神對人類性慾的兩大目的——繁衍與加深關係，都將在永恆中得著完全實現。</w:t>
+    </w:p>
+    <w:p>
+      <w:pPr>
+        <w:pStyle w:val="Heading2"/>
+      </w:pPr>
+      <w:r>
+        <w:rPr>
+          <w:lang w:val="zh_TW" w:bidi="zh_TW"/>
+        </w:rPr>
+        <w:t>為死人受洗</w:t>
+      </w:r>
+      <w:r>
+        <w:rPr>
+          <w:lang w:val="zh_TW" w:bidi="zh_TW"/>
+        </w:rPr>
       </w:r>
     </w:p>
     <w:p>
@@ -1173,82 +936,281 @@
       </w:r>
       <w:r>
         <w:rPr>
-          <w:i/>
-          <w:lang w:val="zh_TW" w:bidi="zh_TW"/>
-        </w:rPr>
-        <w:t>另見</w:t>
-      </w:r>
-      <w:r>
-        <w:rPr>
-          <w:lang w:val="zh_TW" w:bidi="zh_TW"/>
-        </w:rPr>
-        <w:t>休妻</w:t>
-      </w:r>
-      <w:r>
-        <w:rPr>
-          <w:lang w:val="zh_TW" w:bidi="zh_TW"/>
-        </w:rPr>
-        <w:t>、</w:t>
-      </w:r>
-      <w:r>
-        <w:rPr>
-          <w:lang w:val="zh_TW" w:bidi="zh_TW"/>
-        </w:rPr>
-        <w:t>家庭生活和關係</w:t>
-      </w:r>
-      <w:r>
-        <w:rPr>
-          <w:lang w:val="zh_TW" w:bidi="zh_TW"/>
-        </w:rPr>
-        <w:t>、</w:t>
-      </w:r>
-      <w:r>
-        <w:rPr>
-          <w:lang w:val="zh_TW" w:bidi="zh_TW"/>
-        </w:rPr>
-        <w:t>男人</w:t>
-      </w:r>
-      <w:r>
-        <w:rPr>
-          <w:lang w:val="zh_TW" w:bidi="zh_TW"/>
-        </w:rPr>
-        <w:t>、</w:t>
-      </w:r>
-      <w:r>
-        <w:rPr>
-          <w:lang w:val="zh_TW" w:bidi="zh_TW"/>
-        </w:rPr>
-        <w:t>婚姻，婚姻習俗</w:t>
-      </w:r>
-      <w:r>
-        <w:rPr>
-          <w:lang w:val="zh_TW" w:bidi="zh_TW"/>
-        </w:rPr>
-        <w:t>、</w:t>
-      </w:r>
-      <w:r>
-        <w:rPr>
-          <w:lang w:val="zh_TW" w:bidi="zh_TW"/>
-        </w:rPr>
-        <w:t>童貞女</w:t>
-      </w:r>
-      <w:r>
-        <w:rPr>
-          <w:lang w:val="zh_TW" w:bidi="zh_TW"/>
-        </w:rPr>
-        <w:t>、</w:t>
-      </w:r>
-      <w:r>
-        <w:rPr>
-          <w:lang w:val="zh_TW" w:bidi="zh_TW"/>
-        </w:rPr>
-        <w:t>婦女</w:t>
-      </w:r>
-      <w:r>
-        <w:rPr>
-          <w:lang w:val="zh_TW" w:bidi="zh_TW"/>
-        </w:rPr>
-        <w:t>。</w:t>
+          <w:lang w:val="zh_TW" w:bidi="zh_TW"/>
+        </w:rPr>
+        <w:t>一個意義不明的習俗，在新約聖經中提到一次（</w:t>
+      </w:r>
+      <w:hyperlink r:id="rId39">
+        <w:r>
+          <w:rPr>
+            <w:lang w:val="zh_TW" w:bidi="zh_TW"/>
+          </w:rPr>
+          <w:rPr>
+            <w:color w:val="0000EE"/>
+            <w:u w:val="single"/>
+          </w:rPr>
+          <w:t>林前15:29</w:t>
+        </w:r>
+      </w:hyperlink>
+      <w:r>
+        <w:rPr>
+          <w:lang w:val="zh_TW" w:bidi="zh_TW"/>
+        </w:rPr>
+        <w:t>）。對於這段有爭議的經文，已經有許多人提出了許多解釋。主要的問題是，為死者施行的洗禮是怎樣的，以及保羅是否認可這種做法。</w:t>
+      </w:r>
+    </w:p>
+    <w:p>
+      <w:pPr>
+        <w:pStyle w:val="Heading3"/>
+      </w:pPr>
+      <w:r>
+        <w:rPr>
+          <w:lang w:val="zh_TW" w:bidi="zh_TW"/>
+        </w:rPr>
+        <w:t>為死人受洗的不同解釋方式</w:t>
+      </w:r>
+    </w:p>
+    <w:p>
+      <w:pPr/>
+      <w:r>
+        <w:rPr>
+          <w:lang w:val="zh_TW" w:bidi="zh_TW"/>
+        </w:rPr>
+      </w:r>
+      <w:r>
+        <w:rPr>
+          <w:lang w:val="zh_TW" w:bidi="zh_TW"/>
+        </w:rPr>
+        <w:t>對「為死人受洗」這個片語的解釋可歸納為三類：</w:t>
+      </w:r>
+    </w:p>
+    <w:p>
+      <w:pPr>
+        <w:pStyle w:val="ListNumber"/>
+        <w:numPr>
+          <w:ilvl w:val="0"/>
+          <w:numId w:val="14"/>
+        </w:numPr>
+        <w:spacing w:line="240" w:lineRule="auto"/>
+        <w:ind w:left="720"/>
+      </w:pPr>
+      <w:r>
+        <w:rPr>
+          <w:lang w:val="zh_TW" w:bidi="zh_TW"/>
+        </w:rPr>
+      </w:r>
+      <w:r>
+        <w:rPr>
+          <w:lang w:val="zh_TW" w:bidi="zh_TW"/>
+        </w:rPr>
+        <w:t>洗禮作為象徵</w:t>
+      </w:r>
+    </w:p>
+    <w:p>
+      <w:pPr>
+        <w:pStyle w:val="ListNumber"/>
+        <w:spacing w:line="240" w:lineRule="auto"/>
+        <w:ind w:left="720"/>
+      </w:pPr>
+      <w:r>
+        <w:rPr>
+          <w:lang w:val="zh_TW" w:bidi="zh_TW"/>
+        </w:rPr>
+      </w:r>
+      <w:r>
+        <w:rPr>
+          <w:lang w:val="zh_TW" w:bidi="zh_TW"/>
+        </w:rPr>
+        <w:t>普通洗禮</w:t>
+      </w:r>
+    </w:p>
+    <w:p>
+      <w:pPr>
+        <w:pStyle w:val="ListNumber"/>
+        <w:spacing w:line="240" w:lineRule="auto"/>
+        <w:ind w:left="720"/>
+      </w:pPr>
+      <w:r>
+        <w:rPr>
+          <w:lang w:val="zh_TW" w:bidi="zh_TW"/>
+        </w:rPr>
+      </w:r>
+      <w:r>
+        <w:rPr>
+          <w:lang w:val="zh_TW" w:bidi="zh_TW"/>
+        </w:rPr>
+        <w:t>代表他人受洗</w:t>
+      </w:r>
+    </w:p>
+    <w:p>
+      <w:pPr/>
+      <w:r>
+        <w:rPr>
+          <w:lang w:val="zh_TW" w:bidi="zh_TW"/>
+        </w:rPr>
+      </w:r>
+      <w:r>
+        <w:rPr>
+          <w:lang w:val="zh_TW" w:bidi="zh_TW"/>
+        </w:rPr>
+        <w:t>在</w:t>
+      </w:r>
+      <w:hyperlink r:id="rId40">
+        <w:r>
+          <w:rPr>
+            <w:lang w:val="zh_TW" w:bidi="zh_TW"/>
+          </w:rPr>
+          <w:rPr>
+            <w:color w:val="0000EE"/>
+            <w:u w:val="single"/>
+          </w:rPr>
+          <w:t>馬可福音十章38節</w:t>
+        </w:r>
+      </w:hyperlink>
+      <w:r>
+        <w:rPr>
+          <w:lang w:val="zh_TW" w:bidi="zh_TW"/>
+        </w:rPr>
+        <w:t>和</w:t>
+      </w:r>
+      <w:hyperlink r:id="rId41">
+        <w:r>
+          <w:rPr>
+            <w:lang w:val="zh_TW" w:bidi="zh_TW"/>
+          </w:rPr>
+          <w:rPr>
+            <w:color w:val="0000EE"/>
+            <w:u w:val="single"/>
+          </w:rPr>
+          <w:t>路加福音十二章50節</w:t>
+        </w:r>
+      </w:hyperlink>
+      <w:r>
+        <w:rPr>
+          <w:lang w:val="zh_TW" w:bidi="zh_TW"/>
+        </w:rPr>
+        <w:t>中，洗禮被用作受苦或殉道（為信仰而死）的象徵。有些學者認為「為死人受洗」意味著殉道，並將其翻譯為「以死亡為目標而受洗」。</w:t>
+      </w:r>
+    </w:p>
+    <w:p>
+      <w:pPr/>
+      <w:r>
+        <w:rPr>
+          <w:lang w:val="zh_TW" w:bidi="zh_TW"/>
+        </w:rPr>
+      </w:r>
+      <w:r>
+        <w:rPr>
+          <w:lang w:val="zh_TW" w:bidi="zh_TW"/>
+        </w:rPr>
+        <w:t>許多人認為這意味著為自己受洗。馬丁‧路德（Martin Luther）認為這意味著在死者墓旁施洗。約翰‧加爾文（John Calvin）認為這是指臨終基督徒渴望受洗。另一些人認為，這是指新信徒因基督徒殉道者或已故親人的見證而接受洗禮。</w:t>
+      </w:r>
+    </w:p>
+    <w:p>
+      <w:pPr>
+        <w:pStyle w:val="Heading3"/>
+      </w:pPr>
+      <w:r>
+        <w:rPr>
+          <w:lang w:val="zh_TW" w:bidi="zh_TW"/>
+        </w:rPr>
+        <w:t>保羅贊成為死者施洗嗎？</w:t>
+      </w:r>
+    </w:p>
+    <w:p>
+      <w:pPr/>
+      <w:r>
+        <w:rPr>
+          <w:lang w:val="zh_TW" w:bidi="zh_TW"/>
+        </w:rPr>
+      </w:r>
+      <w:r>
+        <w:rPr>
+          <w:lang w:val="zh_TW" w:bidi="zh_TW"/>
+        </w:rPr>
+        <w:t>這句話最直接的意思似乎是一種為死人代受洗的做法。這句話似乎表明，有哥林多人為死人受洗。哥林多教會可能對洗禮持有一種神秘化的觀點，這或許解釋了為什麼保羅淡化了他作為施洗者的角色（</w:t>
+      </w:r>
+      <w:hyperlink r:id="rId42">
+        <w:r>
+          <w:rPr>
+            <w:lang w:val="zh_TW" w:bidi="zh_TW"/>
+          </w:rPr>
+          <w:rPr>
+            <w:color w:val="0000EE"/>
+            <w:u w:val="single"/>
+          </w:rPr>
+          <w:t>林前1:14–17</w:t>
+        </w:r>
+      </w:hyperlink>
+      <w:r>
+        <w:rPr>
+          <w:lang w:val="zh_TW" w:bidi="zh_TW"/>
+        </w:rPr>
+        <w:t>）。</w:t>
+      </w:r>
+    </w:p>
+    <w:p>
+      <w:pPr/>
+      <w:r>
+        <w:rPr>
+          <w:lang w:val="zh_TW" w:bidi="zh_TW"/>
+        </w:rPr>
+      </w:r>
+      <w:r>
+        <w:rPr>
+          <w:lang w:val="zh_TW" w:bidi="zh_TW"/>
+        </w:rPr>
+        <w:t>保羅將哥林多教會的經歷與以色列人在曠野中的經歷相比較（</w:t>
+      </w:r>
+      <w:hyperlink r:id="rId43">
+        <w:r>
+          <w:rPr>
+            <w:lang w:val="zh_TW" w:bidi="zh_TW"/>
+          </w:rPr>
+          <w:rPr>
+            <w:color w:val="0000EE"/>
+            <w:u w:val="single"/>
+          </w:rPr>
+          <w:t>林前10:1–13</w:t>
+        </w:r>
+      </w:hyperlink>
+      <w:r>
+        <w:rPr>
+          <w:lang w:val="zh_TW" w:bidi="zh_TW"/>
+        </w:rPr>
+        <w:t>）。他描述以色列人如何過紅海和收取嗎哪，這些事件讓我們聯想到洗禮和聖餐。但保羅提醒他的讀者，這些戲劇性的經歷並未使以色列人免於犯罪。某些哥林多人可能認為，參與基督教儀式如洗禮能自動帶來救恩。如果是這樣，那麼那些實踐為死人受洗的人可能相信這一儀式對死者也有幫助。</w:t>
+      </w:r>
+    </w:p>
+    <w:p>
+      <w:pPr/>
+      <w:r>
+        <w:rPr>
+          <w:lang w:val="zh_TW" w:bidi="zh_TW"/>
+        </w:rPr>
+      </w:r>
+      <w:r>
+        <w:rPr>
+          <w:lang w:val="zh_TW" w:bidi="zh_TW"/>
+        </w:rPr>
+        <w:t>保羅是否贊成為死人受洗的做法？可能不是。在</w:t>
+      </w:r>
+      <w:hyperlink r:id="rId44">
+        <w:r>
+          <w:rPr>
+            <w:lang w:val="zh_TW" w:bidi="zh_TW"/>
+          </w:rPr>
+          <w:rPr>
+            <w:color w:val="0000EE"/>
+            <w:u w:val="single"/>
+          </w:rPr>
+          <w:t>哥林多前書十五章29至34節</w:t>
+        </w:r>
+      </w:hyperlink>
+      <w:r>
+        <w:rPr>
+          <w:lang w:val="zh_TW" w:bidi="zh_TW"/>
+        </w:rPr>
+        <w:t>保羅關於死人復活的討論中，並未表示贊成這種做法。相反，他用這個例子來說明一個道理，他說，若死人沒有復活，那麼為死人受洗便毫無意義。</w:t>
       </w:r>
       <w:r>
         <w:rPr>
@@ -3150,6 +3112,12 @@
   </w:num>
   <w:num w:numId="13" w16cid:durableId="592781308">
     <w:abstractNumId w:val="11"/>
+  </w:num>
+  <w:num w:numId="14">
+    <w:abstractNumId w:val="3"/>
+    <w:lvlOverride w:ilvl="0">
+      <w:startOverride w:val="1"/>
+    </w:lvlOverride>
   </w:num>
   <w:numIdMacAtCleanup w:val="10"/>
 </w:numbering>

--- a/zht/docx/149.content.docx
+++ b/zht/docx/149.content.docx
@@ -149,7 +149,7 @@
         <w:rPr>
           <w:lang w:val="zh_TW" w:bidi="zh_TW"/>
         </w:rPr>
-        <w:t>wei</w:t>
+        <w:t>tuo</w:t>
       </w:r>
       <w:r>
         <w:rPr>
@@ -212,7 +212,7 @@
         <w:rPr>
           <w:lang w:val="zh_TW" w:bidi="zh_TW"/>
         </w:rPr>
-        <w:t>偽善</w:t>
+        <w:t>陀斐特</w:t>
       </w:r>
       <w:r>
         <w:rPr>
@@ -231,63 +231,7 @@
         <w:rPr>
           <w:lang w:val="zh_TW" w:bidi="zh_TW"/>
         </w:rPr>
-        <w:t>假裝成跟自己實際上不同的樣子，尤其是裝作表面看來很敬虔或有德行。在現代英語世界中，對「偽善」一詞的理解主要來自於其在新約中的使用，特別是耶穌如何使用這個詞語。在新約和隨後而來的理解中，這個詞通常意指欺騙、歪曲事實或聲稱擁有自己並不具備的美德或品質。</w:t>
-      </w:r>
-    </w:p>
-    <w:p>
-      <w:pPr/>
-      <w:r>
-        <w:rPr>
-          <w:lang w:val="zh_TW" w:bidi="zh_TW"/>
-        </w:rPr>
-      </w:r>
-      <w:r>
-        <w:rPr>
-          <w:lang w:val="zh_TW" w:bidi="zh_TW"/>
-        </w:rPr>
-        <w:t>偽善在聖經中一直是負面的意思，相比之下，希臘人最早使用的偽善則是作為一個中性的詞語。在其動詞形式中，它的意思是「解釋、詮釋或闡述」。雖然名詞「偽善」可以意味著「回答」，但另一個名詞「偽君子」幾乎總是意味著「演員」的意思，這個意思可能來自於動詞「闡述」。</w:t>
-      </w:r>
-    </w:p>
-    <w:p>
-      <w:pPr/>
-      <w:r>
-        <w:rPr>
-          <w:lang w:val="zh_TW" w:bidi="zh_TW"/>
-        </w:rPr>
-      </w:r>
-      <w:r>
-        <w:rPr>
-          <w:lang w:val="zh_TW" w:bidi="zh_TW"/>
-        </w:rPr>
-        <w:t>最初，偽君子可以是解釋詩人文字或作曲家音樂的演說者或演員。演員或「偽君子」試圖讓觀眾理解詩人或作曲家所寫的內容。在更大的範圍內，「偽君子」可以是舞台上表演戲劇的眾多演員之一。一個好的「偽君子」忠實地詮釋他被分配的角色，而一個不受歡迎的「偽君子」則糟糕地詮釋他的角色。由於這個詞本質上的中立性，因此必須有附帶的詞語，才能確定其定義的走向。</w:t>
-      </w:r>
-    </w:p>
-    <w:p>
-      <w:pPr/>
-      <w:r>
-        <w:rPr>
-          <w:lang w:val="zh_TW" w:bidi="zh_TW"/>
-        </w:rPr>
-      </w:r>
-      <w:r>
-        <w:rPr>
-          <w:lang w:val="zh_TW" w:bidi="zh_TW"/>
-        </w:rPr>
-        <w:t>在希臘化時期（約公元前325–125年），通常視世界為一個舞台，所有人的一生被視為表演的藝術。個人的角色和劇本是由他的家庭、文化和宗教環境所為他編寫的，他可以成功或不成功地演繹出來。當在這個意義上使用時，「偽善」並不帶有虛偽或欺騙的意思。然而，有些情況下，「偽君子」一詞被用來形容那些以欺騙方式表演其生命角色的人。向公眾展示的形象只是一個面具，背後隱藏著真實而不同的自我。</w:t>
-      </w:r>
-    </w:p>
-    <w:p>
-      <w:pPr/>
-      <w:r>
-        <w:rPr>
-          <w:lang w:val="zh_TW" w:bidi="zh_TW"/>
-        </w:rPr>
-      </w:r>
-      <w:r>
-        <w:rPr>
-          <w:lang w:val="zh_TW" w:bidi="zh_TW"/>
-        </w:rPr>
-        <w:t>福音書經常使用「偽善」這個詞（</w:t>
+        <w:t>欣嫩谷中的一處地方。欣嫩山谷位於耶路撒冷外，是以色列人向摩洛以人獻祭，褻瀆耶和華的地方。作為宗教改革的一部分，約西亞污穢了陀斐特並拆毀了祭壇（</w:t>
       </w:r>
       <w:hyperlink r:id="rId13">
         <w:r>
@@ -298,14 +242,14 @@
             <w:color w:val="0000EE"/>
             <w:u w:val="single"/>
           </w:rPr>
-          <w:t>太23:28</w:t>
+          <w:t>列王紀下23:10</w:t>
         </w:r>
       </w:hyperlink>
       <w:r>
         <w:rPr>
           <w:lang w:val="zh_TW" w:bidi="zh_TW"/>
         </w:rPr>
-        <w:t>；</w:t>
+        <w:t>）。這些改革推翻了他祖父瑪拿西先前所推行的習俗。在約西亞的時代，先知耶利米也曾指出並譴責這些做法的死灰復燃（</w:t>
       </w:r>
       <w:hyperlink r:id="rId14">
         <w:r>
@@ -316,14 +260,28 @@
             <w:color w:val="0000EE"/>
             <w:u w:val="single"/>
           </w:rPr>
-          <w:t>可12:15下</w:t>
+          <w:t>耶利米書7:31–32</w:t>
         </w:r>
       </w:hyperlink>
       <w:r>
         <w:rPr>
           <w:lang w:val="zh_TW" w:bidi="zh_TW"/>
         </w:rPr>
-        <w:t>；</w:t>
+        <w:t>）。</w:t>
+      </w:r>
+    </w:p>
+    <w:p>
+      <w:pPr/>
+      <w:r>
+        <w:rPr>
+          <w:lang w:val="zh_TW" w:bidi="zh_TW"/>
+        </w:rPr>
+      </w:r>
+      <w:r>
+        <w:rPr>
+          <w:lang w:val="zh_TW" w:bidi="zh_TW"/>
+        </w:rPr>
+        <w:t>耶利米預言這個谷將被重新命名為「屠殺谷」，因為這裡將成為巴比倫人在圍攻耶路撒冷期間擊潰猶大的地點。耶利米在陶匠的比喻中重複了這個預言，強調耶路撒冷將被徹底摧毀，以至於它會像陀斐特（</w:t>
       </w:r>
       <w:hyperlink r:id="rId15">
         <w:r>
@@ -334,14 +292,14 @@
             <w:color w:val="0000EE"/>
             <w:u w:val="single"/>
           </w:rPr>
-          <w:t>路12:1</w:t>
+          <w:t>19:12</w:t>
         </w:r>
       </w:hyperlink>
       <w:r>
         <w:rPr>
           <w:lang w:val="zh_TW" w:bidi="zh_TW"/>
         </w:rPr>
-        <w:t>）和「偽君子」（</w:t>
+        <w:t>）一樣。那時，陀斐特顯然已經成為城市裡的垃圾場，破碎的陶器被丟棄在那裡，無法在任何城市的墓地進行的安葬，也會在那裡進行（第</w:t>
       </w:r>
       <w:hyperlink r:id="rId16">
         <w:r>
@@ -352,14 +310,28 @@
             <w:color w:val="0000EE"/>
             <w:u w:val="single"/>
           </w:rPr>
-          <w:t>太7:5</w:t>
+          <w:t>11</w:t>
         </w:r>
       </w:hyperlink>
       <w:r>
         <w:rPr>
           <w:lang w:val="zh_TW" w:bidi="zh_TW"/>
         </w:rPr>
-        <w:t>；</w:t>
+        <w:t>節）。</w:t>
+      </w:r>
+    </w:p>
+    <w:p>
+      <w:pPr/>
+      <w:r>
+        <w:rPr>
+          <w:lang w:val="zh_TW" w:bidi="zh_TW"/>
+        </w:rPr>
+      </w:r>
+      <w:r>
+        <w:rPr>
+          <w:lang w:val="zh_TW" w:bidi="zh_TW"/>
+        </w:rPr>
+        <w:t>雖然陀斐特在新約聖經中沒有被提及，但它與磯漢拿（Gehenna ，「欣嫩谷」的亞蘭文形式）有關。磯漢拿指的是毀滅之地，通常在新約聖經中被翻譯為「地獄」（</w:t>
       </w:r>
       <w:hyperlink r:id="rId17">
         <w:r>
@@ -370,14 +342,14 @@
             <w:color w:val="0000EE"/>
             <w:u w:val="single"/>
           </w:rPr>
-          <w:t>24:51</w:t>
+          <w:t>馬太福音5:22、29–30</w:t>
         </w:r>
       </w:hyperlink>
       <w:r>
         <w:rPr>
           <w:lang w:val="zh_TW" w:bidi="zh_TW"/>
         </w:rPr>
-        <w:t>；</w:t>
+        <w:t>，</w:t>
       </w:r>
       <w:hyperlink r:id="rId18">
         <w:r>
@@ -388,7 +360,7 @@
             <w:color w:val="0000EE"/>
             <w:u w:val="single"/>
           </w:rPr>
-          <w:t>路6:42</w:t>
+          <w:t>10:28</w:t>
         </w:r>
       </w:hyperlink>
       <w:r>
@@ -406,14 +378,14 @@
             <w:color w:val="0000EE"/>
             <w:u w:val="single"/>
           </w:rPr>
-          <w:t>13:15</w:t>
+          <w:t>18:9</w:t>
         </w:r>
       </w:hyperlink>
       <w:r>
         <w:rPr>
           <w:lang w:val="zh_TW" w:bidi="zh_TW"/>
         </w:rPr>
-        <w:t>）來記錄耶穌與他的對手之間的衝突。關於法利賽人和撒都該人，耶穌察覺到他們外在形式的公義，與他們未能接受內在公義之間的鮮明對比，如：憐憫、公正、謙卑、寬恕和對不可愛之人的愛（</w:t>
+        <w:t>；</w:t>
       </w:r>
       <w:hyperlink r:id="rId20">
         <w:r>
@@ -424,14 +396,14 @@
             <w:color w:val="0000EE"/>
             <w:u w:val="single"/>
           </w:rPr>
-          <w:t>路11:38、42</w:t>
+          <w:t>馬可福音9:43–47</w:t>
         </w:r>
       </w:hyperlink>
       <w:r>
         <w:rPr>
           <w:lang w:val="zh_TW" w:bidi="zh_TW"/>
         </w:rPr>
-        <w:t>）。他們在這方面的失敗，隱藏在虔誠的外表中（</w:t>
+        <w:t>；</w:t>
       </w:r>
       <w:hyperlink r:id="rId21">
         <w:r>
@@ -442,14 +414,113 @@
             <w:color w:val="0000EE"/>
             <w:u w:val="single"/>
           </w:rPr>
-          <w:t>可7:1–13</w:t>
+          <w:t>路加福音12:5</w:t>
         </w:r>
       </w:hyperlink>
       <w:r>
         <w:rPr>
           <w:lang w:val="zh_TW" w:bidi="zh_TW"/>
         </w:rPr>
-        <w:t>），他們心裡充滿了貪婪和邪惡（</w:t>
+        <w:t>）。</w:t>
+      </w:r>
+      <w:r>
+        <w:rPr>
+          <w:lang w:val="zh_TW" w:bidi="zh_TW"/>
+        </w:rPr>
+      </w:r>
+      <w:r>
+        <w:rPr>
+          <w:lang w:val="zh_TW" w:bidi="zh_TW"/>
+        </w:rPr>
+      </w:r>
+    </w:p>
+    <w:p>
+      <w:pPr/>
+      <w:r>
+        <w:rPr>
+          <w:lang w:val="zh_TW" w:bidi="zh_TW"/>
+        </w:rPr>
+      </w:r>
+    </w:p>
+    <w:p>
+      <w:pPr>
+        <w:pStyle w:val="Heading2"/>
+      </w:pPr>
+      <w:r>
+        <w:rPr>
+          <w:lang w:val="zh_TW" w:bidi="zh_TW"/>
+        </w:rPr>
+        <w:t>妥拉</w:t>
+      </w:r>
+      <w:r>
+        <w:rPr>
+          <w:lang w:val="zh_TW" w:bidi="zh_TW"/>
+        </w:rPr>
+      </w:r>
+    </w:p>
+    <w:p>
+      <w:pPr/>
+      <w:r>
+        <w:rPr>
+          <w:lang w:val="zh_TW" w:bidi="zh_TW"/>
+        </w:rPr>
+      </w:r>
+      <w:r>
+        <w:rPr>
+          <w:lang w:val="zh_TW" w:bidi="zh_TW"/>
+        </w:rPr>
+        <w:t>在舊約聖經中被翻譯為「律法」的詞。「妥拉」來自希伯來語動詞根</w:t>
+      </w:r>
+      <w:r>
+        <w:rPr>
+          <w:i/>
+          <w:lang w:val="zh_TW" w:bidi="zh_TW"/>
+        </w:rPr>
+        <w:t>yarah</w:t>
+      </w:r>
+      <w:r>
+        <w:rPr>
+          <w:lang w:val="zh_TW" w:bidi="zh_TW"/>
+        </w:rPr>
+        <w:t>，意思是「投擲」或「射擊」。這個詞背後的概念是告知、指示、指導或引導。在猶太傳統中，妥拉是聖經前五卷書的經文，也稱為摩西五經。</w:t>
+      </w:r>
+    </w:p>
+    <w:p>
+      <w:pPr>
+        <w:pStyle w:val="Heading3"/>
+      </w:pPr>
+      <w:r>
+        <w:rPr>
+          <w:lang w:val="zh_TW" w:bidi="zh_TW"/>
+        </w:rPr>
+        <w:t>成文妥拉</w:t>
+      </w:r>
+    </w:p>
+    <w:p>
+      <w:pPr/>
+      <w:r>
+        <w:rPr>
+          <w:lang w:val="zh_TW" w:bidi="zh_TW"/>
+        </w:rPr>
+      </w:r>
+      <w:r>
+        <w:rPr>
+          <w:lang w:val="zh_TW" w:bidi="zh_TW"/>
+        </w:rPr>
+        <w:t>妥拉這個詞不僅僅指聖經的前五卷書。在舊約聖經中，妥拉指的是神對祂子民的所有教導和指示。新約聖經延續了妥拉的這種廣泛意義。當翻譯成希臘文時，「妥拉」變成</w:t>
+      </w:r>
+      <w:r>
+        <w:rPr>
+          <w:i/>
+          <w:lang w:val="zh_TW" w:bidi="zh_TW"/>
+        </w:rPr>
+        <w:t>nomos</w:t>
+      </w:r>
+      <w:r>
+        <w:rPr>
+          <w:lang w:val="zh_TW" w:bidi="zh_TW"/>
+        </w:rPr>
+        <w:t>，可能指摩西律法或廣泛的行為原則（</w:t>
       </w:r>
       <w:hyperlink r:id="rId22">
         <w:r>
@@ -460,46 +531,14 @@
             <w:color w:val="0000EE"/>
             <w:u w:val="single"/>
           </w:rPr>
-          <w:t>路11:39</w:t>
+          <w:t>羅馬書7:14</w:t>
         </w:r>
       </w:hyperlink>
       <w:r>
         <w:rPr>
           <w:lang w:val="zh_TW" w:bidi="zh_TW"/>
         </w:rPr>
-        <w:t>）。偽善定義了那些表現出行為上的公義，但內心卻充滿邪惡的人（</w:t>
-      </w:r>
-      <w:hyperlink r:id="rId13">
-        <w:r>
-          <w:rPr>
-            <w:lang w:val="zh_TW" w:bidi="zh_TW"/>
-          </w:rPr>
-          <w:rPr>
-            <w:color w:val="0000EE"/>
-            <w:u w:val="single"/>
-          </w:rPr>
-          <w:t>太23:28</w:t>
-        </w:r>
-      </w:hyperlink>
-      <w:r>
-        <w:rPr>
-          <w:lang w:val="zh_TW" w:bidi="zh_TW"/>
-        </w:rPr>
-        <w:t>）。</w:t>
-      </w:r>
-    </w:p>
-    <w:p>
-      <w:pPr/>
-      <w:r>
-        <w:rPr>
-          <w:lang w:val="zh_TW" w:bidi="zh_TW"/>
-        </w:rPr>
-      </w:r>
-      <w:r>
-        <w:rPr>
-          <w:lang w:val="zh_TW" w:bidi="zh_TW"/>
-        </w:rPr>
-        <w:t>耶穌譴責偽善，因為它扭曲了神公義的命令。偽善者不追求真實的內在聖潔，而是將公義扭曲成一種僵化的模式，其主要用途是在人面前展示出來（</w:t>
+        <w:t>，</w:t>
       </w:r>
       <w:hyperlink r:id="rId23">
         <w:r>
@@ -510,14 +549,68 @@
             <w:color w:val="0000EE"/>
             <w:u w:val="single"/>
           </w:rPr>
-          <w:t>太23:2–7</w:t>
+          <w:t>9:31</w:t>
         </w:r>
       </w:hyperlink>
       <w:r>
         <w:rPr>
           <w:lang w:val="zh_TW" w:bidi="zh_TW"/>
         </w:rPr>
-        <w:t>）。他們對公義的觀念揭示了他們對神認識的扭曲，以及對祂如何使罪人與自己和好的錯誤理解（</w:t>
+        <w:t>）。</w:t>
+      </w:r>
+    </w:p>
+    <w:p>
+      <w:pPr>
+        <w:pStyle w:val="Heading3"/>
+      </w:pPr>
+      <w:r>
+        <w:rPr>
+          <w:b/>
+          <w:lang w:val="zh_TW" w:bidi="zh_TW"/>
+        </w:rPr>
+        <w:t>口傳妥拉</w:t>
+      </w:r>
+    </w:p>
+    <w:p>
+      <w:pPr/>
+      <w:r>
+        <w:rPr>
+          <w:lang w:val="zh_TW" w:bidi="zh_TW"/>
+        </w:rPr>
+      </w:r>
+      <w:r>
+        <w:rPr>
+          <w:lang w:val="zh_TW" w:bidi="zh_TW"/>
+        </w:rPr>
+        <w:t>猶太教師也遵循一種稱為「口傳妥拉」的東西。這是一系列來自古代猶太宗教領袖和學者的教導，通過口耳相傳下來。雖然這些教導不屬於舊約聖經的一部分，但它們有助於解釋如何在日常生活中遵循神的律法。</w:t>
+      </w:r>
+    </w:p>
+    <w:p>
+      <w:pPr/>
+      <w:r>
+        <w:rPr>
+          <w:lang w:val="zh_TW" w:bidi="zh_TW"/>
+        </w:rPr>
+      </w:r>
+      <w:r>
+        <w:rPr>
+          <w:lang w:val="zh_TW" w:bidi="zh_TW"/>
+        </w:rPr>
+        <w:t>這些口傳教導有時以新的方式解釋，使神的律法更容易遵循。這在耶路撒冷的聖殿被毀後變得尤為重要。聖殿是猶太人敬拜神、獻祭、與祭司會面的地方——這些都是神在妥拉中所命令的事情。當他們無法再做這些事情時，他們需要新的方式來遵循神的律法。</w:t>
+      </w:r>
+    </w:p>
+    <w:p>
+      <w:pPr/>
+      <w:r>
+        <w:rPr>
+          <w:lang w:val="zh_TW" w:bidi="zh_TW"/>
+        </w:rPr>
+      </w:r>
+      <w:r>
+        <w:rPr>
+          <w:lang w:val="zh_TW" w:bidi="zh_TW"/>
+        </w:rPr>
+        <w:t>到耶穌出生的時候，許多猶太人相信這些口傳教導與成文的妥拉同樣重要（參</w:t>
       </w:r>
       <w:hyperlink r:id="rId24">
         <w:r>
@@ -528,14 +621,53 @@
             <w:color w:val="0000EE"/>
             <w:u w:val="single"/>
           </w:rPr>
-          <w:t>路16:15</w:t>
+          <w:t>馬可福音7:3</w:t>
         </w:r>
       </w:hyperlink>
       <w:r>
         <w:rPr>
           <w:lang w:val="zh_TW" w:bidi="zh_TW"/>
         </w:rPr>
-        <w:t>）。這些偽善者雖向人解釋神的性情，實際上只是誤解祂。因此，他們的虛假使人遠離神，而不是走向神，與祂和好（</w:t>
+        <w:t>）。他們認為神將這些教導與成文的律法一起賜給了摩西。</w:t>
+      </w:r>
+    </w:p>
+    <w:p>
+      <w:pPr>
+        <w:pStyle w:val="Heading3"/>
+      </w:pPr>
+      <w:r>
+        <w:rPr>
+          <w:lang w:val="zh_TW" w:bidi="zh_TW"/>
+        </w:rPr>
+        <w:t>不同群體如何理解妥拉</w:t>
+      </w:r>
+    </w:p>
+    <w:p>
+      <w:pPr/>
+      <w:r>
+        <w:rPr>
+          <w:lang w:val="zh_TW" w:bidi="zh_TW"/>
+        </w:rPr>
+      </w:r>
+      <w:r>
+        <w:rPr>
+          <w:lang w:val="zh_TW" w:bidi="zh_TW"/>
+        </w:rPr>
+        <w:t>法利賽人是猶太宗教領袖中的一個重要團體。他們相信神懲罰了猶太人，在公元前七世紀讓巴比倫人俘虜他們並將他們從家園帶走。他們認為這是因為人們沒有足夠仔細地遵守神在妥拉中的律法。許多法利賽人也相信，神所應許的救主（彌賽亞）不會來，直到所有猶太人完美地遵循妥拉的規定。</w:t>
+      </w:r>
+    </w:p>
+    <w:p>
+      <w:pPr/>
+      <w:r>
+        <w:rPr>
+          <w:lang w:val="zh_TW" w:bidi="zh_TW"/>
+        </w:rPr>
+      </w:r>
+      <w:r>
+        <w:rPr>
+          <w:lang w:val="zh_TW" w:bidi="zh_TW"/>
+        </w:rPr>
+        <w:t>撒都該人是另一個重要的猶太宗教領袖群體。與其它猶太教群體不同，他們只接受妥拉為神的話語。他們不信神蹟或其他超自然事件，即使這些在妥拉中有描述。撒都該人也不相信人死後能夠再活。但耶穌用妥拉的話來顯示死後有生命（參</w:t>
       </w:r>
       <w:hyperlink r:id="rId25">
         <w:r>
@@ -546,14 +678,262 @@
             <w:color w:val="0000EE"/>
             <w:u w:val="single"/>
           </w:rPr>
-          <w:t>路11:52</w:t>
+          <w:t>馬太福音22:31–32</w:t>
         </w:r>
       </w:hyperlink>
       <w:r>
         <w:rPr>
           <w:lang w:val="zh_TW" w:bidi="zh_TW"/>
         </w:rPr>
-        <w:t>）。偽善者不僅阻止他人進入神的國，其實自己也進不去（</w:t>
+        <w:t>）。</w:t>
+      </w:r>
+    </w:p>
+    <w:p>
+      <w:pPr>
+        <w:pStyle w:val="Heading3"/>
+      </w:pPr>
+      <w:r>
+        <w:rPr>
+          <w:b/>
+          <w:lang w:val="zh_TW" w:bidi="zh_TW"/>
+        </w:rPr>
+        <w:t>在崇拜和儀式中的妥拉</w:t>
+      </w:r>
+    </w:p>
+    <w:p>
+      <w:pPr/>
+      <w:r>
+        <w:rPr>
+          <w:lang w:val="zh_TW" w:bidi="zh_TW"/>
+        </w:rPr>
+      </w:r>
+      <w:r>
+        <w:rPr>
+          <w:lang w:val="zh_TW" w:bidi="zh_TW"/>
+        </w:rPr>
+        <w:t>在猶太人的禮拜場所（稱為會堂）中誦讀妥拉是一個非常特別的儀式，已經實行了數千年。被邀請誦讀妥拉被視為一種極大的榮譽。</w:t>
+      </w:r>
+    </w:p>
+    <w:p>
+      <w:pPr/>
+      <w:r>
+        <w:rPr>
+          <w:lang w:val="zh_TW" w:bidi="zh_TW"/>
+        </w:rPr>
+      </w:r>
+      <w:r>
+        <w:rPr>
+          <w:lang w:val="zh_TW" w:bidi="zh_TW"/>
+        </w:rPr>
+        <w:t>妥拉書卷是由一位經過專門訓練的書寫者，稱為抄寫員（或文士），用希伯來文仔細手寫而成。這些書卷是用根據猶太宗教規則準備的動物皮製成的。書卷被纏繞在兩根木製、銀製或象牙製的桿子上。</w:t>
+      </w:r>
+    </w:p>
+    <w:p>
+      <w:pPr/>
+      <w:r>
+        <w:rPr>
+          <w:lang w:val="zh_TW" w:bidi="zh_TW"/>
+        </w:rPr>
+      </w:r>
+      <w:r>
+        <w:rPr>
+          <w:lang w:val="zh_TW" w:bidi="zh_TW"/>
+        </w:rPr>
+        <w:t>這些杆子的末端通常用貴金屬和寶石精美地裝飾。當有人誦讀妥拉時，他們使用一種稱為雅德（yad）的特殊指針來保持在經文中的位置。這個指針有助於保護卷軸，因為用手指直接觸摸文字可能會因著時間的推移損壞脆弱的經卷。指針還幫助讀者正確地跟著文字，而不會跳過任何神的信息。</w:t>
+      </w:r>
+    </w:p>
+    <w:p>
+      <w:pPr>
+        <w:pStyle w:val="Heading3"/>
+      </w:pPr>
+      <w:r>
+        <w:rPr>
+          <w:lang w:val="zh_TW" w:bidi="zh_TW"/>
+        </w:rPr>
+        <w:t>妥拉對非猶太人的作用</w:t>
+      </w:r>
+    </w:p>
+    <w:p>
+      <w:pPr/>
+      <w:r>
+        <w:rPr>
+          <w:lang w:val="zh_TW" w:bidi="zh_TW"/>
+        </w:rPr>
+      </w:r>
+      <w:r>
+        <w:rPr>
+          <w:lang w:val="zh_TW" w:bidi="zh_TW"/>
+        </w:rPr>
+        <w:t>傳統的猶太教師說，神尤其將妥拉賜給猶太人。這意味著非猶太人不需要遵循其所有規則。</w:t>
+      </w:r>
+    </w:p>
+    <w:p>
+      <w:pPr/>
+      <w:r>
+        <w:rPr>
+          <w:lang w:val="zh_TW" w:bidi="zh_TW"/>
+        </w:rPr>
+      </w:r>
+      <w:r>
+        <w:rPr>
+          <w:lang w:val="zh_TW" w:bidi="zh_TW"/>
+        </w:rPr>
+        <w:t>然而，一位名叫邁蒙尼德的著名猶太教師在中世紀時期教導說，非猶太人可以通過遵循七條基本原則，從而在來世獲得神的祝福。根據猶太傳統，神將這些原則賜給挪亞。它們是：</w:t>
+      </w:r>
+    </w:p>
+    <w:p>
+      <w:pPr>
+        <w:pStyle w:val="ListNumber"/>
+        <w:numPr>
+          <w:ilvl w:val="0"/>
+          <w:numId w:val="14"/>
+        </w:numPr>
+        <w:spacing w:line="240" w:lineRule="auto"/>
+        <w:ind w:left="720"/>
+      </w:pPr>
+      <w:r>
+        <w:rPr>
+          <w:lang w:val="zh_TW" w:bidi="zh_TW"/>
+        </w:rPr>
+      </w:r>
+      <w:r>
+        <w:rPr>
+          <w:lang w:val="zh_TW" w:bidi="zh_TW"/>
+        </w:rPr>
+        <w:t>不要崇拜假神。</w:t>
+      </w:r>
+    </w:p>
+    <w:p>
+      <w:pPr>
+        <w:pStyle w:val="ListNumber"/>
+        <w:spacing w:line="240" w:lineRule="auto"/>
+        <w:ind w:left="720"/>
+      </w:pPr>
+      <w:r>
+        <w:rPr>
+          <w:lang w:val="zh_TW" w:bidi="zh_TW"/>
+        </w:rPr>
+      </w:r>
+      <w:r>
+        <w:rPr>
+          <w:lang w:val="zh_TW" w:bidi="zh_TW"/>
+        </w:rPr>
+        <w:t>不可犯淫亂罪。</w:t>
+      </w:r>
+    </w:p>
+    <w:p>
+      <w:pPr>
+        <w:pStyle w:val="ListNumber"/>
+        <w:spacing w:line="240" w:lineRule="auto"/>
+        <w:ind w:left="720"/>
+      </w:pPr>
+      <w:r>
+        <w:rPr>
+          <w:lang w:val="zh_TW" w:bidi="zh_TW"/>
+        </w:rPr>
+      </w:r>
+      <w:r>
+        <w:rPr>
+          <w:lang w:val="zh_TW" w:bidi="zh_TW"/>
+        </w:rPr>
+        <w:t>不可謀殺。</w:t>
+      </w:r>
+    </w:p>
+    <w:p>
+      <w:pPr>
+        <w:pStyle w:val="ListNumber"/>
+        <w:spacing w:line="240" w:lineRule="auto"/>
+        <w:ind w:left="720"/>
+      </w:pPr>
+      <w:r>
+        <w:rPr>
+          <w:lang w:val="zh_TW" w:bidi="zh_TW"/>
+        </w:rPr>
+      </w:r>
+      <w:r>
+        <w:rPr>
+          <w:lang w:val="zh_TW" w:bidi="zh_TW"/>
+        </w:rPr>
+        <w:t>不要不尊重神的名字。</w:t>
+      </w:r>
+    </w:p>
+    <w:p>
+      <w:pPr>
+        <w:pStyle w:val="ListNumber"/>
+        <w:spacing w:line="240" w:lineRule="auto"/>
+        <w:ind w:left="720"/>
+      </w:pPr>
+      <w:r>
+        <w:rPr>
+          <w:lang w:val="zh_TW" w:bidi="zh_TW"/>
+        </w:rPr>
+      </w:r>
+      <w:r>
+        <w:rPr>
+          <w:lang w:val="zh_TW" w:bidi="zh_TW"/>
+        </w:rPr>
+        <w:t>不要不公正地行事。</w:t>
+      </w:r>
+    </w:p>
+    <w:p>
+      <w:pPr>
+        <w:pStyle w:val="ListNumber"/>
+        <w:spacing w:line="240" w:lineRule="auto"/>
+        <w:ind w:left="720"/>
+      </w:pPr>
+      <w:r>
+        <w:rPr>
+          <w:lang w:val="zh_TW" w:bidi="zh_TW"/>
+        </w:rPr>
+      </w:r>
+      <w:r>
+        <w:rPr>
+          <w:lang w:val="zh_TW" w:bidi="zh_TW"/>
+        </w:rPr>
+        <w:t>不可偷竊。</w:t>
+      </w:r>
+    </w:p>
+    <w:p>
+      <w:pPr>
+        <w:pStyle w:val="ListNumber"/>
+        <w:spacing w:line="240" w:lineRule="auto"/>
+        <w:ind w:left="720"/>
+      </w:pPr>
+      <w:r>
+        <w:rPr>
+          <w:lang w:val="zh_TW" w:bidi="zh_TW"/>
+        </w:rPr>
+      </w:r>
+      <w:r>
+        <w:rPr>
+          <w:lang w:val="zh_TW" w:bidi="zh_TW"/>
+        </w:rPr>
+        <w:t>不可吃活著的動物的肉。</w:t>
+      </w:r>
+    </w:p>
+    <w:p>
+      <w:pPr>
+        <w:pStyle w:val="Heading3"/>
+      </w:pPr>
+      <w:r>
+        <w:rPr>
+          <w:lang w:val="zh_TW" w:bidi="zh_TW"/>
+        </w:rPr>
+        <w:t>新約聖經中的妥拉</w:t>
+      </w:r>
+    </w:p>
+    <w:p>
+      <w:pPr/>
+      <w:r>
+        <w:rPr>
+          <w:lang w:val="zh_TW" w:bidi="zh_TW"/>
+        </w:rPr>
+      </w:r>
+      <w:r>
+        <w:rPr>
+          <w:lang w:val="zh_TW" w:bidi="zh_TW"/>
+        </w:rPr>
+        <w:t>新約聖經教導了關於妥拉的重要內容。雖然神在妥拉中的律法在當時是必要的，但它們並不是人們可以通過完美遵守來獲得救恩的方式。即使有一節經文似乎暗示人們可以通過遵守神的律法來與神和好，但沒有一個人能夠完美地遵守神的律法（</w:t>
       </w:r>
       <w:hyperlink r:id="rId26">
         <w:r>
@@ -564,7 +944,7 @@
             <w:color w:val="0000EE"/>
             <w:u w:val="single"/>
           </w:rPr>
-          <w:t>太23:13</w:t>
+          <w:t>利未記18:5</w:t>
         </w:r>
       </w:hyperlink>
       <w:r>
@@ -572,16 +952,6 @@
           <w:lang w:val="zh_TW" w:bidi="zh_TW"/>
         </w:rPr>
         <w:t>）。</w:t>
-      </w:r>
-      <w:r>
-        <w:rPr>
-          <w:lang w:val="zh_TW" w:bidi="zh_TW"/>
-        </w:rPr>
-      </w:r>
-      <w:r>
-        <w:rPr>
-          <w:lang w:val="zh_TW" w:bidi="zh_TW"/>
-        </w:rPr>
       </w:r>
     </w:p>
     <w:p>
@@ -591,35 +961,11 @@
           <w:lang w:val="zh_TW" w:bidi="zh_TW"/>
         </w:rPr>
       </w:r>
-    </w:p>
-    <w:p>
-      <w:pPr>
-        <w:pStyle w:val="Heading2"/>
-      </w:pPr>
-      <w:r>
-        <w:rPr>
-          <w:lang w:val="zh_TW" w:bidi="zh_TW"/>
-        </w:rPr>
-        <w:t>未受割禮</w:t>
-      </w:r>
-      <w:r>
-        <w:rPr>
-          <w:lang w:val="zh_TW" w:bidi="zh_TW"/>
-        </w:rPr>
-      </w:r>
-    </w:p>
-    <w:p>
-      <w:pPr/>
-      <w:r>
-        <w:rPr>
-          <w:lang w:val="zh_TW" w:bidi="zh_TW"/>
-        </w:rPr>
-      </w:r>
-      <w:r>
-        <w:rPr>
-          <w:lang w:val="zh_TW" w:bidi="zh_TW"/>
-        </w:rPr>
-        <w:t>男性生殖器自然的狀態是包皮覆蓋著陰莖。猶太人和許多其它群體會用手術將包皮移除，作為他們與神立約的象徵（</w:t>
+      <w:r>
+        <w:rPr>
+          <w:lang w:val="zh_TW" w:bidi="zh_TW"/>
+        </w:rPr>
+        <w:t>舊約聖經顯示，神一直以祂的恩慈拯救人，而不是藉著他們的完全行為。例如，神接受亞伯拉罕是因為他的信心，而不是因為他完美地遵循了所有規條（</w:t>
       </w:r>
       <w:hyperlink r:id="rId27">
         <w:r>
@@ -630,14 +976,28 @@
             <w:color w:val="0000EE"/>
             <w:u w:val="single"/>
           </w:rPr>
-          <w:t>創17:9–14</w:t>
+          <w:t>創世記15</w:t>
         </w:r>
       </w:hyperlink>
       <w:r>
         <w:rPr>
           <w:lang w:val="zh_TW" w:bidi="zh_TW"/>
         </w:rPr>
-        <w:t>；</w:t>
+        <w:t>）。這發生在神賜給摩西妥拉的400年前。這向我們展示了神一直喜悅信靠他的人。</w:t>
+      </w:r>
+    </w:p>
+    <w:p>
+      <w:pPr/>
+      <w:r>
+        <w:rPr>
+          <w:lang w:val="zh_TW" w:bidi="zh_TW"/>
+        </w:rPr>
+      </w:r>
+      <w:r>
+        <w:rPr>
+          <w:lang w:val="zh_TW" w:bidi="zh_TW"/>
+        </w:rPr>
+        <w:t>神律法的一個主要目的是幫助人們看到他們無法靠自己達到完全（</w:t>
       </w:r>
       <w:hyperlink r:id="rId28">
         <w:r>
@@ -648,14 +1008,14 @@
             <w:color w:val="0000EE"/>
             <w:u w:val="single"/>
           </w:rPr>
-          <w:t>出12:48</w:t>
+          <w:t>加拉太書3:24</w:t>
         </w:r>
       </w:hyperlink>
       <w:r>
         <w:rPr>
           <w:lang w:val="zh_TW" w:bidi="zh_TW"/>
         </w:rPr>
-        <w:t>；</w:t>
+        <w:t>）。當人們試圖遵循所有的神的律法時，他們會意識到自己多麼需要神的幫助和寬恕（</w:t>
       </w:r>
       <w:hyperlink r:id="rId29">
         <w:r>
@@ -666,14 +1026,14 @@
             <w:color w:val="0000EE"/>
             <w:u w:val="single"/>
           </w:rPr>
-          <w:t>利12:3</w:t>
+          <w:t>羅馬書7:7</w:t>
         </w:r>
       </w:hyperlink>
       <w:r>
         <w:rPr>
           <w:lang w:val="zh_TW" w:bidi="zh_TW"/>
         </w:rPr>
-        <w:t>）。由於這種做法，「未受割禮」一詞開始意味著「非猶太人」或「外邦人」（非利士人、希臘人和羅馬人不行割禮，但埃及人和許多閃族民族則會行割禮）。這個詞也用來描述「那些在約之外的人」。</w:t>
+        <w:t>）。這引導他們信靠耶穌。</w:t>
       </w:r>
     </w:p>
     <w:p>
@@ -687,7 +1047,7 @@
         <w:rPr>
           <w:lang w:val="zh_TW" w:bidi="zh_TW"/>
         </w:rPr>
-        <w:t>「未受割禮」一詞在新約聖經中出現了二十次，通常表示與猶太人相對的「外邦人」。保羅提出了一個有力的論點來反對這種區分。保羅強烈反對在人與人之間做這樣的區分。對保羅來說，一個人對神的心態比遵循禮儀律法更為重要，因為是否遵行與一個人的救恩無關（</w:t>
+        <w:t>耶穌非常尊重妥拉。祂生命的目的是要成就妥拉所要求的一切。當人們信靠耶穌時，他們就能享受祂對神律法的完全順服所帶來的益處。耶穌是律法的終結，使所有在祂裡面有信心的人都可以被稱義（</w:t>
       </w:r>
       <w:hyperlink r:id="rId30">
         <w:r>
@@ -698,140 +1058,14 @@
             <w:color w:val="0000EE"/>
             <w:u w:val="single"/>
           </w:rPr>
-          <w:t>羅2:25–27</w:t>
+          <w:t>羅馬書10:4</w:t>
         </w:r>
       </w:hyperlink>
       <w:r>
         <w:rPr>
           <w:lang w:val="zh_TW" w:bidi="zh_TW"/>
         </w:rPr>
-        <w:t>）。亞伯拉罕在未受割禮時就已經相信並被神接納。因此，割禮與他的救恩無關（</w:t>
-      </w:r>
-      <w:hyperlink r:id="rId31">
-        <w:r>
-          <w:rPr>
-            <w:lang w:val="zh_TW" w:bidi="zh_TW"/>
-          </w:rPr>
-          <w:rPr>
-            <w:color w:val="0000EE"/>
-            <w:u w:val="single"/>
-          </w:rPr>
-          <w:t>羅3:30</w:t>
-        </w:r>
-      </w:hyperlink>
-      <w:r>
-        <w:rPr>
-          <w:lang w:val="zh_TW" w:bidi="zh_TW"/>
-        </w:rPr>
-        <w:t>；</w:t>
-      </w:r>
-      <w:hyperlink r:id="rId32">
-        <w:r>
-          <w:rPr>
-            <w:lang w:val="zh_TW" w:bidi="zh_TW"/>
-          </w:rPr>
-          <w:rPr>
-            <w:color w:val="0000EE"/>
-            <w:u w:val="single"/>
-          </w:rPr>
-          <w:t>4:9–12</w:t>
-        </w:r>
-      </w:hyperlink>
-      <w:r>
-        <w:rPr>
-          <w:lang w:val="zh_TW" w:bidi="zh_TW"/>
-        </w:rPr>
-        <w:t>）。過去，外邦人被排除在神的百姓之外（</w:t>
-      </w:r>
-      <w:hyperlink r:id="rId33">
-        <w:r>
-          <w:rPr>
-            <w:lang w:val="zh_TW" w:bidi="zh_TW"/>
-          </w:rPr>
-          <w:rPr>
-            <w:color w:val="0000EE"/>
-            <w:u w:val="single"/>
-          </w:rPr>
-          <w:t>弗2:11–12</w:t>
-        </w:r>
-      </w:hyperlink>
-      <w:r>
-        <w:rPr>
-          <w:lang w:val="zh_TW" w:bidi="zh_TW"/>
-        </w:rPr>
-        <w:t>）。現在，猶太人和外邦人信徒在耶穌基督裡成為一體（</w:t>
-      </w:r>
-      <w:hyperlink r:id="rId34">
-        <w:r>
-          <w:rPr>
-            <w:lang w:val="zh_TW" w:bidi="zh_TW"/>
-          </w:rPr>
-          <w:rPr>
-            <w:color w:val="0000EE"/>
-            <w:u w:val="single"/>
-          </w:rPr>
-          <w:t>加2:7</w:t>
-        </w:r>
-      </w:hyperlink>
-      <w:r>
-        <w:rPr>
-          <w:lang w:val="zh_TW" w:bidi="zh_TW"/>
-        </w:rPr>
-        <w:t>，</w:t>
-      </w:r>
-      <w:hyperlink r:id="rId35">
-        <w:r>
-          <w:rPr>
-            <w:lang w:val="zh_TW" w:bidi="zh_TW"/>
-          </w:rPr>
-          <w:rPr>
-            <w:color w:val="0000EE"/>
-            <w:u w:val="single"/>
-          </w:rPr>
-          <w:t>5:6</w:t>
-        </w:r>
-      </w:hyperlink>
-      <w:r>
-        <w:rPr>
-          <w:lang w:val="zh_TW" w:bidi="zh_TW"/>
-        </w:rPr>
-        <w:t>，</w:t>
-      </w:r>
-      <w:hyperlink r:id="rId36">
-        <w:r>
-          <w:rPr>
-            <w:lang w:val="zh_TW" w:bidi="zh_TW"/>
-          </w:rPr>
-          <w:rPr>
-            <w:color w:val="0000EE"/>
-            <w:u w:val="single"/>
-          </w:rPr>
-          <w:t>6:15</w:t>
-        </w:r>
-      </w:hyperlink>
-      <w:r>
-        <w:rPr>
-          <w:lang w:val="zh_TW" w:bidi="zh_TW"/>
-        </w:rPr>
-        <w:t>；</w:t>
-      </w:r>
-      <w:hyperlink r:id="rId37">
-        <w:r>
-          <w:rPr>
-            <w:lang w:val="zh_TW" w:bidi="zh_TW"/>
-          </w:rPr>
-          <w:rPr>
-            <w:color w:val="0000EE"/>
-            <w:u w:val="single"/>
-          </w:rPr>
-          <w:t>西3:11</w:t>
-        </w:r>
-      </w:hyperlink>
-      <w:r>
-        <w:rPr>
-          <w:lang w:val="zh_TW" w:bidi="zh_TW"/>
-        </w:rPr>
-        <w:t>）。保羅拒絕聽從那些要求人們行割禮才能完全成為教會成員的人。</w:t>
+        <w:t>）。</w:t>
       </w:r>
     </w:p>
     <w:p>
@@ -843,374 +1077,52 @@
       </w:r>
       <w:r>
         <w:rPr>
-          <w:lang w:val="zh_TW" w:bidi="zh_TW"/>
-        </w:rPr>
-        <w:t>在</w:t>
-      </w:r>
-      <w:hyperlink r:id="rId38">
-        <w:r>
-          <w:rPr>
-            <w:lang w:val="zh_TW" w:bidi="zh_TW"/>
-          </w:rPr>
-          <w:rPr>
-            <w:color w:val="0000EE"/>
-            <w:u w:val="single"/>
-          </w:rPr>
-          <w:t>歌羅西書二章8至15節</w:t>
-        </w:r>
-      </w:hyperlink>
-      <w:r>
-        <w:rPr>
-          <w:lang w:val="zh_TW" w:bidi="zh_TW"/>
-        </w:rPr>
-        <w:t>中，保羅用「未受割禮」作為隱喻，來指一個人在認識神之前的狀態。這裡的未受割禮等同於「肉體」（指人的邪惡慾望），這跟未受割禮的狀態是同樣的意思。正如肉身的身體在割禮中被割去一樣，屬靈的「肉體」在歸信時被基督割絕，在洗禮中也表現出這一點。受洗的人從「不潔」中被潔淨，就像受割禮的外邦人也被認為是從先前未受割禮的不潔中被潔淨了一樣。</w:t>
-      </w:r>
-    </w:p>
-    <w:p>
-      <w:pPr/>
-      <w:r>
-        <w:rPr>
-          <w:lang w:val="zh_TW" w:bidi="zh_TW"/>
-        </w:rPr>
-      </w:r>
-      <w:r>
-        <w:rPr>
           <w:i/>
           <w:lang w:val="zh_TW" w:bidi="zh_TW"/>
         </w:rPr>
-        <w:t xml:space="preserve">另見 </w:t>
-      </w:r>
-      <w:r>
-        <w:rPr>
-          <w:lang w:val="zh_TW" w:bidi="zh_TW"/>
-        </w:rPr>
-        <w:t>割禮</w:t>
+        <w:t>另見</w:t>
+      </w:r>
+      <w:r>
+        <w:rPr>
+          <w:lang w:val="zh_TW" w:bidi="zh_TW"/>
+        </w:rPr>
+        <w:t xml:space="preserve"> </w:t>
+      </w:r>
+      <w:r>
+        <w:rPr>
+          <w:lang w:val="zh_TW" w:bidi="zh_TW"/>
+        </w:rPr>
+        <w:t>猶太教</w:t>
+      </w:r>
+      <w:r>
+        <w:rPr>
+          <w:lang w:val="zh_TW" w:bidi="zh_TW"/>
+        </w:rPr>
+        <w:t>、</w:t>
+      </w:r>
+      <w:r>
+        <w:rPr>
+          <w:lang w:val="zh_TW" w:bidi="zh_TW"/>
+        </w:rPr>
+        <w:t>聖經中的律法概念</w:t>
+      </w:r>
+      <w:r>
+        <w:rPr>
+          <w:lang w:val="zh_TW" w:bidi="zh_TW"/>
+        </w:rPr>
+        <w:t>、</w:t>
+      </w:r>
+      <w:r>
+        <w:rPr>
+          <w:lang w:val="zh_TW" w:bidi="zh_TW"/>
+        </w:rPr>
+        <w:t>塔木德</w:t>
       </w:r>
       <w:r>
         <w:rPr>
           <w:lang w:val="zh_TW" w:bidi="zh_TW"/>
         </w:rPr>
         <w:t>。</w:t>
-      </w:r>
-      <w:r>
-        <w:rPr>
-          <w:lang w:val="zh_TW" w:bidi="zh_TW"/>
-        </w:rPr>
-      </w:r>
-      <w:r>
-        <w:rPr>
-          <w:lang w:val="zh_TW" w:bidi="zh_TW"/>
-        </w:rPr>
-      </w:r>
-    </w:p>
-    <w:p>
-      <w:pPr/>
-      <w:r>
-        <w:rPr>
-          <w:lang w:val="zh_TW" w:bidi="zh_TW"/>
-        </w:rPr>
-      </w:r>
-    </w:p>
-    <w:p>
-      <w:pPr>
-        <w:pStyle w:val="Heading2"/>
-      </w:pPr>
-      <w:r>
-        <w:rPr>
-          <w:lang w:val="zh_TW" w:bidi="zh_TW"/>
-        </w:rPr>
-        <w:t>為死人受洗</w:t>
-      </w:r>
-      <w:r>
-        <w:rPr>
-          <w:lang w:val="zh_TW" w:bidi="zh_TW"/>
-        </w:rPr>
-      </w:r>
-    </w:p>
-    <w:p>
-      <w:pPr/>
-      <w:r>
-        <w:rPr>
-          <w:lang w:val="zh_TW" w:bidi="zh_TW"/>
-        </w:rPr>
-      </w:r>
-      <w:r>
-        <w:rPr>
-          <w:lang w:val="zh_TW" w:bidi="zh_TW"/>
-        </w:rPr>
-        <w:t>一個意義不明的習俗，在新約聖經中提到一次（</w:t>
-      </w:r>
-      <w:hyperlink r:id="rId39">
-        <w:r>
-          <w:rPr>
-            <w:lang w:val="zh_TW" w:bidi="zh_TW"/>
-          </w:rPr>
-          <w:rPr>
-            <w:color w:val="0000EE"/>
-            <w:u w:val="single"/>
-          </w:rPr>
-          <w:t>林前15:29</w:t>
-        </w:r>
-      </w:hyperlink>
-      <w:r>
-        <w:rPr>
-          <w:lang w:val="zh_TW" w:bidi="zh_TW"/>
-        </w:rPr>
-        <w:t>）。對於這段有爭議的經文，已經有許多人提出了許多解釋。主要的問題是，為死者施行的洗禮是怎樣的，以及保羅是否認可這種做法。</w:t>
-      </w:r>
-    </w:p>
-    <w:p>
-      <w:pPr>
-        <w:pStyle w:val="Heading3"/>
-      </w:pPr>
-      <w:r>
-        <w:rPr>
-          <w:lang w:val="zh_TW" w:bidi="zh_TW"/>
-        </w:rPr>
-        <w:t>為死人受洗的不同解釋方式</w:t>
-      </w:r>
-    </w:p>
-    <w:p>
-      <w:pPr/>
-      <w:r>
-        <w:rPr>
-          <w:lang w:val="zh_TW" w:bidi="zh_TW"/>
-        </w:rPr>
-      </w:r>
-      <w:r>
-        <w:rPr>
-          <w:lang w:val="zh_TW" w:bidi="zh_TW"/>
-        </w:rPr>
-        <w:t>對「為死人受洗」這個片語的解釋可歸納為三類：</w:t>
-      </w:r>
-    </w:p>
-    <w:p>
-      <w:pPr>
-        <w:pStyle w:val="ListNumber"/>
-        <w:numPr>
-          <w:ilvl w:val="0"/>
-          <w:numId w:val="14"/>
-        </w:numPr>
-        <w:spacing w:line="240" w:lineRule="auto"/>
-        <w:ind w:left="720"/>
-      </w:pPr>
-      <w:r>
-        <w:rPr>
-          <w:lang w:val="zh_TW" w:bidi="zh_TW"/>
-        </w:rPr>
-      </w:r>
-      <w:r>
-        <w:rPr>
-          <w:lang w:val="zh_TW" w:bidi="zh_TW"/>
-        </w:rPr>
-        <w:t>洗禮作為象徵</w:t>
-      </w:r>
-    </w:p>
-    <w:p>
-      <w:pPr>
-        <w:pStyle w:val="ListNumber"/>
-        <w:spacing w:line="240" w:lineRule="auto"/>
-        <w:ind w:left="720"/>
-      </w:pPr>
-      <w:r>
-        <w:rPr>
-          <w:lang w:val="zh_TW" w:bidi="zh_TW"/>
-        </w:rPr>
-      </w:r>
-      <w:r>
-        <w:rPr>
-          <w:lang w:val="zh_TW" w:bidi="zh_TW"/>
-        </w:rPr>
-        <w:t>普通洗禮</w:t>
-      </w:r>
-    </w:p>
-    <w:p>
-      <w:pPr>
-        <w:pStyle w:val="ListNumber"/>
-        <w:spacing w:line="240" w:lineRule="auto"/>
-        <w:ind w:left="720"/>
-      </w:pPr>
-      <w:r>
-        <w:rPr>
-          <w:lang w:val="zh_TW" w:bidi="zh_TW"/>
-        </w:rPr>
-      </w:r>
-      <w:r>
-        <w:rPr>
-          <w:lang w:val="zh_TW" w:bidi="zh_TW"/>
-        </w:rPr>
-        <w:t>代表他人受洗</w:t>
-      </w:r>
-    </w:p>
-    <w:p>
-      <w:pPr/>
-      <w:r>
-        <w:rPr>
-          <w:lang w:val="zh_TW" w:bidi="zh_TW"/>
-        </w:rPr>
-      </w:r>
-      <w:r>
-        <w:rPr>
-          <w:lang w:val="zh_TW" w:bidi="zh_TW"/>
-        </w:rPr>
-        <w:t>在</w:t>
-      </w:r>
-      <w:hyperlink r:id="rId40">
-        <w:r>
-          <w:rPr>
-            <w:lang w:val="zh_TW" w:bidi="zh_TW"/>
-          </w:rPr>
-          <w:rPr>
-            <w:color w:val="0000EE"/>
-            <w:u w:val="single"/>
-          </w:rPr>
-          <w:t>馬可福音十章38節</w:t>
-        </w:r>
-      </w:hyperlink>
-      <w:r>
-        <w:rPr>
-          <w:lang w:val="zh_TW" w:bidi="zh_TW"/>
-        </w:rPr>
-        <w:t>和</w:t>
-      </w:r>
-      <w:hyperlink r:id="rId41">
-        <w:r>
-          <w:rPr>
-            <w:lang w:val="zh_TW" w:bidi="zh_TW"/>
-          </w:rPr>
-          <w:rPr>
-            <w:color w:val="0000EE"/>
-            <w:u w:val="single"/>
-          </w:rPr>
-          <w:t>路加福音十二章50節</w:t>
-        </w:r>
-      </w:hyperlink>
-      <w:r>
-        <w:rPr>
-          <w:lang w:val="zh_TW" w:bidi="zh_TW"/>
-        </w:rPr>
-        <w:t>中，洗禮被用作受苦或殉道（為信仰而死）的象徵。有些學者認為「為死人受洗」意味著殉道，並將其翻譯為「以死亡為目標而受洗」。</w:t>
-      </w:r>
-    </w:p>
-    <w:p>
-      <w:pPr/>
-      <w:r>
-        <w:rPr>
-          <w:lang w:val="zh_TW" w:bidi="zh_TW"/>
-        </w:rPr>
-      </w:r>
-      <w:r>
-        <w:rPr>
-          <w:lang w:val="zh_TW" w:bidi="zh_TW"/>
-        </w:rPr>
-        <w:t>許多人認為這意味著為自己受洗。馬丁‧路德（Martin Luther）認為這意味著在死者墓旁施洗。約翰‧加爾文（John Calvin）認為這是指臨終基督徒渴望受洗。另一些人認為，這是指新信徒因基督徒殉道者或已故親人的見證而接受洗禮。</w:t>
-      </w:r>
-    </w:p>
-    <w:p>
-      <w:pPr>
-        <w:pStyle w:val="Heading3"/>
-      </w:pPr>
-      <w:r>
-        <w:rPr>
-          <w:lang w:val="zh_TW" w:bidi="zh_TW"/>
-        </w:rPr>
-        <w:t>保羅贊成為死者施洗嗎？</w:t>
-      </w:r>
-    </w:p>
-    <w:p>
-      <w:pPr/>
-      <w:r>
-        <w:rPr>
-          <w:lang w:val="zh_TW" w:bidi="zh_TW"/>
-        </w:rPr>
-      </w:r>
-      <w:r>
-        <w:rPr>
-          <w:lang w:val="zh_TW" w:bidi="zh_TW"/>
-        </w:rPr>
-        <w:t>這句話最直接的意思似乎是一種為死人代受洗的做法。這句話似乎表明，有哥林多人為死人受洗。哥林多教會可能對洗禮持有一種神秘化的觀點，這或許解釋了為什麼保羅淡化了他作為施洗者的角色（</w:t>
-      </w:r>
-      <w:hyperlink r:id="rId42">
-        <w:r>
-          <w:rPr>
-            <w:lang w:val="zh_TW" w:bidi="zh_TW"/>
-          </w:rPr>
-          <w:rPr>
-            <w:color w:val="0000EE"/>
-            <w:u w:val="single"/>
-          </w:rPr>
-          <w:t>林前1:14–17</w:t>
-        </w:r>
-      </w:hyperlink>
-      <w:r>
-        <w:rPr>
-          <w:lang w:val="zh_TW" w:bidi="zh_TW"/>
-        </w:rPr>
-        <w:t>）。</w:t>
-      </w:r>
-    </w:p>
-    <w:p>
-      <w:pPr/>
-      <w:r>
-        <w:rPr>
-          <w:lang w:val="zh_TW" w:bidi="zh_TW"/>
-        </w:rPr>
-      </w:r>
-      <w:r>
-        <w:rPr>
-          <w:lang w:val="zh_TW" w:bidi="zh_TW"/>
-        </w:rPr>
-        <w:t>保羅將哥林多教會的經歷與以色列人在曠野中的經歷相比較（</w:t>
-      </w:r>
-      <w:hyperlink r:id="rId43">
-        <w:r>
-          <w:rPr>
-            <w:lang w:val="zh_TW" w:bidi="zh_TW"/>
-          </w:rPr>
-          <w:rPr>
-            <w:color w:val="0000EE"/>
-            <w:u w:val="single"/>
-          </w:rPr>
-          <w:t>林前10:1–13</w:t>
-        </w:r>
-      </w:hyperlink>
-      <w:r>
-        <w:rPr>
-          <w:lang w:val="zh_TW" w:bidi="zh_TW"/>
-        </w:rPr>
-        <w:t>）。他描述以色列人如何過紅海和收取嗎哪，這些事件讓我們聯想到洗禮和聖餐。但保羅提醒他的讀者，這些戲劇性的經歷並未使以色列人免於犯罪。某些哥林多人可能認為，參與基督教儀式如洗禮能自動帶來救恩。如果是這樣，那麼那些實踐為死人受洗的人可能相信這一儀式對死者也有幫助。</w:t>
-      </w:r>
-    </w:p>
-    <w:p>
-      <w:pPr/>
-      <w:r>
-        <w:rPr>
-          <w:lang w:val="zh_TW" w:bidi="zh_TW"/>
-        </w:rPr>
-      </w:r>
-      <w:r>
-        <w:rPr>
-          <w:lang w:val="zh_TW" w:bidi="zh_TW"/>
-        </w:rPr>
-        <w:t>保羅是否贊成為死人受洗的做法？可能不是。在</w:t>
-      </w:r>
-      <w:hyperlink r:id="rId44">
-        <w:r>
-          <w:rPr>
-            <w:lang w:val="zh_TW" w:bidi="zh_TW"/>
-          </w:rPr>
-          <w:rPr>
-            <w:color w:val="0000EE"/>
-            <w:u w:val="single"/>
-          </w:rPr>
-          <w:t>哥林多前書十五章29至34節</w:t>
-        </w:r>
-      </w:hyperlink>
-      <w:r>
-        <w:rPr>
-          <w:lang w:val="zh_TW" w:bidi="zh_TW"/>
-        </w:rPr>
-        <w:t>保羅關於死人復活的討論中，並未表示贊成這種做法。相反，他用這個例子來說明一個道理，他說，若死人沒有復活，那麼為死人受洗便毫無意義。</w:t>
       </w:r>
       <w:r>
         <w:rPr>

--- a/zht/docx/149.content.docx
+++ b/zht/docx/149.content.docx
@@ -149,7 +149,7 @@
         <w:rPr>
           <w:lang w:val="zh_TW" w:bidi="zh_TW"/>
         </w:rPr>
-        <w:t>tuo</w:t>
+        <w:t>ta</w:t>
       </w:r>
       <w:r>
         <w:rPr>
@@ -212,7 +212,7 @@
         <w:rPr>
           <w:lang w:val="zh_TW" w:bidi="zh_TW"/>
         </w:rPr>
-        <w:t>陀斐特</w:t>
+        <w:t>他拉 (人物)</w:t>
       </w:r>
       <w:r>
         <w:rPr>
@@ -231,7 +231,7 @@
         <w:rPr>
           <w:lang w:val="zh_TW" w:bidi="zh_TW"/>
         </w:rPr>
-        <w:t>欣嫩谷中的一處地方。欣嫩山谷位於耶路撒冷外，是以色列人向摩洛以人獻祭，褻瀆耶和華的地方。作為宗教改革的一部分，約西亞污穢了陀斐特並拆毀了祭壇（</w:t>
+        <w:t>他是亞伯蘭（亞伯拉罕）、拿鶴和哈蘭的父親（</w:t>
       </w:r>
       <w:hyperlink r:id="rId13">
         <w:r>
@@ -242,14 +242,14 @@
             <w:color w:val="0000EE"/>
             <w:u w:val="single"/>
           </w:rPr>
-          <w:t>列王紀下23:10</w:t>
+          <w:t>創11:26</w:t>
         </w:r>
       </w:hyperlink>
       <w:r>
         <w:rPr>
           <w:lang w:val="zh_TW" w:bidi="zh_TW"/>
         </w:rPr>
-        <w:t>）。這些改革推翻了他祖父瑪拿西先前所推行的習俗。在約西亞的時代，先知耶利米也曾指出並譴責這些做法的死灰復燃（</w:t>
+        <w:t>；</w:t>
       </w:r>
       <w:hyperlink r:id="rId14">
         <w:r>
@@ -260,28 +260,14 @@
             <w:color w:val="0000EE"/>
             <w:u w:val="single"/>
           </w:rPr>
-          <w:t>耶利米書7:31–32</w:t>
+          <w:t>代上1:26</w:t>
         </w:r>
       </w:hyperlink>
       <w:r>
         <w:rPr>
           <w:lang w:val="zh_TW" w:bidi="zh_TW"/>
         </w:rPr>
-        <w:t>）。</w:t>
-      </w:r>
-    </w:p>
-    <w:p>
-      <w:pPr/>
-      <w:r>
-        <w:rPr>
-          <w:lang w:val="zh_TW" w:bidi="zh_TW"/>
-        </w:rPr>
-      </w:r>
-      <w:r>
-        <w:rPr>
-          <w:lang w:val="zh_TW" w:bidi="zh_TW"/>
-        </w:rPr>
-        <w:t>耶利米預言這個谷將被重新命名為「屠殺谷」，因為這裡將成為巴比倫人在圍攻耶路撒冷期間擊潰猶大的地點。耶利米在陶匠的比喻中重複了這個預言，強調耶路撒冷將被徹底摧毀，以至於它會像陀斐特（</w:t>
+        <w:t>；</w:t>
       </w:r>
       <w:hyperlink r:id="rId15">
         <w:r>
@@ -292,14 +278,46 @@
             <w:color w:val="0000EE"/>
             <w:u w:val="single"/>
           </w:rPr>
-          <w:t>19:12</w:t>
+          <w:t>路3:34</w:t>
         </w:r>
       </w:hyperlink>
       <w:r>
         <w:rPr>
           <w:lang w:val="zh_TW" w:bidi="zh_TW"/>
         </w:rPr>
-        <w:t>）一樣。那時，陀斐特顯然已經成為城市裡的垃圾場，破碎的陶器被丟棄在那裡，無法在任何城市的墓地進行的安葬，也會在那裡進行（第</w:t>
+        <w:t>）。</w:t>
+      </w:r>
+    </w:p>
+    <w:p>
+      <w:pPr/>
+      <w:r>
+        <w:rPr>
+          <w:lang w:val="zh_TW" w:bidi="zh_TW"/>
+        </w:rPr>
+      </w:r>
+      <w:r>
+        <w:rPr>
+          <w:lang w:val="zh_TW" w:bidi="zh_TW"/>
+        </w:rPr>
+        <w:t>在提到他拉的兒子時，亞伯蘭雖位列第一，但他很可能並不是長子。聖經記載他拉在70歲時，生了亞伯蘭、拿鶴和哈蘭（</w:t>
+      </w:r>
+      <w:hyperlink r:id="rId13">
+        <w:r>
+          <w:rPr>
+            <w:lang w:val="zh_TW" w:bidi="zh_TW"/>
+          </w:rPr>
+          <w:rPr>
+            <w:color w:val="0000EE"/>
+            <w:u w:val="single"/>
+          </w:rPr>
+          <w:t>創11:26</w:t>
+        </w:r>
+      </w:hyperlink>
+      <w:r>
+        <w:rPr>
+          <w:lang w:val="zh_TW" w:bidi="zh_TW"/>
+        </w:rPr>
+        <w:t>）。根據新約聖經的記載，亞伯蘭是在他父親去世後才離開哈蘭的，當時亞伯蘭75歲（</w:t>
       </w:r>
       <w:hyperlink r:id="rId16">
         <w:r>
@@ -310,28 +328,14 @@
             <w:color w:val="0000EE"/>
             <w:u w:val="single"/>
           </w:rPr>
-          <w:t>11</w:t>
+          <w:t>創12:4</w:t>
         </w:r>
       </w:hyperlink>
       <w:r>
         <w:rPr>
           <w:lang w:val="zh_TW" w:bidi="zh_TW"/>
         </w:rPr>
-        <w:t>節）。</w:t>
-      </w:r>
-    </w:p>
-    <w:p>
-      <w:pPr/>
-      <w:r>
-        <w:rPr>
-          <w:lang w:val="zh_TW" w:bidi="zh_TW"/>
-        </w:rPr>
-      </w:r>
-      <w:r>
-        <w:rPr>
-          <w:lang w:val="zh_TW" w:bidi="zh_TW"/>
-        </w:rPr>
-        <w:t>雖然陀斐特在新約聖經中沒有被提及，但它與磯漢拿（Gehenna ，「欣嫩谷」的亞蘭文形式）有關。磯漢拿指的是毀滅之地，通常在新約聖經中被翻譯為「地獄」（</w:t>
+        <w:t>；</w:t>
       </w:r>
       <w:hyperlink r:id="rId17">
         <w:r>
@@ -342,14 +346,28 @@
             <w:color w:val="0000EE"/>
             <w:u w:val="single"/>
           </w:rPr>
-          <w:t>馬太福音5:22、29–30</w:t>
+          <w:t>徒7:4</w:t>
         </w:r>
       </w:hyperlink>
       <w:r>
         <w:rPr>
           <w:lang w:val="zh_TW" w:bidi="zh_TW"/>
         </w:rPr>
-        <w:t>，</w:t>
+        <w:t>）。</w:t>
+      </w:r>
+    </w:p>
+    <w:p>
+      <w:pPr/>
+      <w:r>
+        <w:rPr>
+          <w:lang w:val="zh_TW" w:bidi="zh_TW"/>
+        </w:rPr>
+      </w:r>
+      <w:r>
+        <w:rPr>
+          <w:lang w:val="zh_TW" w:bidi="zh_TW"/>
+        </w:rPr>
+        <w:t>他拉去世時是205歲（</w:t>
       </w:r>
       <w:hyperlink r:id="rId18">
         <w:r>
@@ -360,14 +378,14 @@
             <w:color w:val="0000EE"/>
             <w:u w:val="single"/>
           </w:rPr>
-          <w:t>10:28</w:t>
+          <w:t>創11:32</w:t>
         </w:r>
       </w:hyperlink>
       <w:r>
         <w:rPr>
           <w:lang w:val="zh_TW" w:bidi="zh_TW"/>
         </w:rPr>
-        <w:t>，</w:t>
+        <w:t>）。這推算在他拉生亞伯蘭時，他拉至少已經130歲。他拉啟程前往迦南，但他在抵達哈蘭後便停留在那裡，未能繼續前行（</w:t>
       </w:r>
       <w:hyperlink r:id="rId19">
         <w:r>
@@ -378,14 +396,14 @@
             <w:color w:val="0000EE"/>
             <w:u w:val="single"/>
           </w:rPr>
-          <w:t>18:9</w:t>
+          <w:t>創11:31–32</w:t>
         </w:r>
       </w:hyperlink>
       <w:r>
         <w:rPr>
           <w:lang w:val="zh_TW" w:bidi="zh_TW"/>
         </w:rPr>
-        <w:t>；</w:t>
+        <w:t>）。亞伯蘭隨後在哈蘭領受了神的命令，要求他離開親族，繼續前往迦南（</w:t>
       </w:r>
       <w:hyperlink r:id="rId20">
         <w:r>
@@ -396,14 +414,103 @@
             <w:color w:val="0000EE"/>
             <w:u w:val="single"/>
           </w:rPr>
-          <w:t>馬可福音9:43–47</w:t>
+          <w:t>創12:1</w:t>
         </w:r>
       </w:hyperlink>
       <w:r>
         <w:rPr>
           <w:lang w:val="zh_TW" w:bidi="zh_TW"/>
         </w:rPr>
-        <w:t>；</w:t>
+        <w:t>）。</w:t>
+      </w:r>
+    </w:p>
+    <w:p>
+      <w:pPr/>
+      <w:r>
+        <w:rPr>
+          <w:lang w:val="zh_TW" w:bidi="zh_TW"/>
+        </w:rPr>
+      </w:r>
+      <w:r>
+        <w:rPr>
+          <w:i/>
+          <w:lang w:val="zh_TW" w:bidi="zh_TW"/>
+        </w:rPr>
+        <w:t>另見</w:t>
+      </w:r>
+      <w:r>
+        <w:rPr>
+          <w:lang w:val="zh_TW" w:bidi="zh_TW"/>
+        </w:rPr>
+        <w:t>亞伯拉罕</w:t>
+      </w:r>
+      <w:r>
+        <w:rPr>
+          <w:lang w:val="zh_TW" w:bidi="zh_TW"/>
+        </w:rPr>
+        <w:t>。</w:t>
+      </w:r>
+      <w:r>
+        <w:rPr>
+          <w:lang w:val="zh_TW" w:bidi="zh_TW"/>
+        </w:rPr>
+      </w:r>
+      <w:r>
+        <w:rPr>
+          <w:lang w:val="zh_TW" w:bidi="zh_TW"/>
+        </w:rPr>
+      </w:r>
+    </w:p>
+    <w:p>
+      <w:pPr/>
+      <w:r>
+        <w:rPr>
+          <w:lang w:val="zh_TW" w:bidi="zh_TW"/>
+        </w:rPr>
+      </w:r>
+    </w:p>
+    <w:p>
+      <w:pPr>
+        <w:pStyle w:val="Heading2"/>
+      </w:pPr>
+      <w:r>
+        <w:rPr>
+          <w:lang w:val="zh_TW" w:bidi="zh_TW"/>
+        </w:rPr>
+        <w:t>他泊山</w:t>
+      </w:r>
+      <w:r>
+        <w:rPr>
+          <w:lang w:val="zh_TW" w:bidi="zh_TW"/>
+        </w:rPr>
+      </w:r>
+    </w:p>
+    <w:p>
+      <w:pPr/>
+      <w:r>
+        <w:rPr>
+          <w:lang w:val="zh_TW" w:bidi="zh_TW"/>
+        </w:rPr>
+      </w:r>
+      <w:r>
+        <w:rPr>
+          <w:lang w:val="zh_TW" w:bidi="zh_TW"/>
+        </w:rPr>
+        <w:t>下加利利地區一座重要山崗，位於耶斯列谷的東北區域。他泊山位於拿撒勒以東約六英里（9.7公里），從周圍的平地突然升起。雖然他泊山在該地區不是最高的山，海拔只有587.9米（1,929英尺），但他泊山是一個重要的地標。</w:t>
+      </w:r>
+    </w:p>
+    <w:p>
+      <w:pPr/>
+      <w:r>
+        <w:rPr>
+          <w:lang w:val="zh_TW" w:bidi="zh_TW"/>
+        </w:rPr>
+      </w:r>
+      <w:r>
+        <w:rPr>
+          <w:lang w:val="zh_TW" w:bidi="zh_TW"/>
+        </w:rPr>
+        <w:t>他泊山界定了以薩迦支派（Issachar）西部的邊界（</w:t>
       </w:r>
       <w:hyperlink r:id="rId21">
         <w:r>
@@ -414,113 +521,14 @@
             <w:color w:val="0000EE"/>
             <w:u w:val="single"/>
           </w:rPr>
-          <w:t>路加福音12:5</w:t>
+          <w:t>約書亞記19:22</w:t>
         </w:r>
       </w:hyperlink>
       <w:r>
         <w:rPr>
           <w:lang w:val="zh_TW" w:bidi="zh_TW"/>
         </w:rPr>
-        <w:t>）。</w:t>
-      </w:r>
-      <w:r>
-        <w:rPr>
-          <w:lang w:val="zh_TW" w:bidi="zh_TW"/>
-        </w:rPr>
-      </w:r>
-      <w:r>
-        <w:rPr>
-          <w:lang w:val="zh_TW" w:bidi="zh_TW"/>
-        </w:rPr>
-      </w:r>
-    </w:p>
-    <w:p>
-      <w:pPr/>
-      <w:r>
-        <w:rPr>
-          <w:lang w:val="zh_TW" w:bidi="zh_TW"/>
-        </w:rPr>
-      </w:r>
-    </w:p>
-    <w:p>
-      <w:pPr>
-        <w:pStyle w:val="Heading2"/>
-      </w:pPr>
-      <w:r>
-        <w:rPr>
-          <w:lang w:val="zh_TW" w:bidi="zh_TW"/>
-        </w:rPr>
-        <w:t>妥拉</w:t>
-      </w:r>
-      <w:r>
-        <w:rPr>
-          <w:lang w:val="zh_TW" w:bidi="zh_TW"/>
-        </w:rPr>
-      </w:r>
-    </w:p>
-    <w:p>
-      <w:pPr/>
-      <w:r>
-        <w:rPr>
-          <w:lang w:val="zh_TW" w:bidi="zh_TW"/>
-        </w:rPr>
-      </w:r>
-      <w:r>
-        <w:rPr>
-          <w:lang w:val="zh_TW" w:bidi="zh_TW"/>
-        </w:rPr>
-        <w:t>在舊約聖經中被翻譯為「律法」的詞。「妥拉」來自希伯來語動詞根</w:t>
-      </w:r>
-      <w:r>
-        <w:rPr>
-          <w:i/>
-          <w:lang w:val="zh_TW" w:bidi="zh_TW"/>
-        </w:rPr>
-        <w:t>yarah</w:t>
-      </w:r>
-      <w:r>
-        <w:rPr>
-          <w:lang w:val="zh_TW" w:bidi="zh_TW"/>
-        </w:rPr>
-        <w:t>，意思是「投擲」或「射擊」。這個詞背後的概念是告知、指示、指導或引導。在猶太傳統中，妥拉是聖經前五卷書的經文，也稱為摩西五經。</w:t>
-      </w:r>
-    </w:p>
-    <w:p>
-      <w:pPr>
-        <w:pStyle w:val="Heading3"/>
-      </w:pPr>
-      <w:r>
-        <w:rPr>
-          <w:lang w:val="zh_TW" w:bidi="zh_TW"/>
-        </w:rPr>
-        <w:t>成文妥拉</w:t>
-      </w:r>
-    </w:p>
-    <w:p>
-      <w:pPr/>
-      <w:r>
-        <w:rPr>
-          <w:lang w:val="zh_TW" w:bidi="zh_TW"/>
-        </w:rPr>
-      </w:r>
-      <w:r>
-        <w:rPr>
-          <w:lang w:val="zh_TW" w:bidi="zh_TW"/>
-        </w:rPr>
-        <w:t>妥拉這個詞不僅僅指聖經的前五卷書。在舊約聖經中，妥拉指的是神對祂子民的所有教導和指示。新約聖經延續了妥拉的這種廣泛意義。當翻譯成希臘文時，「妥拉」變成</w:t>
-      </w:r>
-      <w:r>
-        <w:rPr>
-          <w:i/>
-          <w:lang w:val="zh_TW" w:bidi="zh_TW"/>
-        </w:rPr>
-        <w:t>nomos</w:t>
-      </w:r>
-      <w:r>
-        <w:rPr>
-          <w:lang w:val="zh_TW" w:bidi="zh_TW"/>
-        </w:rPr>
-        <w:t>，可能指摩西律法或廣泛的行為原則（</w:t>
+        <w:t>）。它是跨地區的海岸公路——馬里斯大道（Via Maris）上有用的導航工具。這條公路經過加利利的米吉多，通往夏瑣。他泊山有時與遠在北方的黑門山相比（</w:t>
       </w:r>
       <w:hyperlink r:id="rId22">
         <w:r>
@@ -531,14 +539,14 @@
             <w:color w:val="0000EE"/>
             <w:u w:val="single"/>
           </w:rPr>
-          <w:t>羅馬書7:14</w:t>
+          <w:t>詩篇89:12</w:t>
         </w:r>
       </w:hyperlink>
       <w:r>
         <w:rPr>
           <w:lang w:val="zh_TW" w:bidi="zh_TW"/>
         </w:rPr>
-        <w:t>，</w:t>
+        <w:t>；比較</w:t>
       </w:r>
       <w:hyperlink r:id="rId23">
         <w:r>
@@ -549,7 +557,7 @@
             <w:color w:val="0000EE"/>
             <w:u w:val="single"/>
           </w:rPr>
-          <w:t>9:31</w:t>
+          <w:t>耶利米書46:18</w:t>
         </w:r>
       </w:hyperlink>
       <w:r>
@@ -565,10 +573,9 @@
       </w:pPr>
       <w:r>
         <w:rPr>
-          <w:b/>
-          <w:lang w:val="zh_TW" w:bidi="zh_TW"/>
-        </w:rPr>
-        <w:t>口傳妥拉</w:t>
+          <w:lang w:val="zh_TW" w:bidi="zh_TW"/>
+        </w:rPr>
+        <w:t>在他泊山發生了哪些重要事件？</w:t>
       </w:r>
     </w:p>
     <w:p>
@@ -582,35 +589,7 @@
         <w:rPr>
           <w:lang w:val="zh_TW" w:bidi="zh_TW"/>
         </w:rPr>
-        <w:t>猶太教師也遵循一種稱為「口傳妥拉」的東西。這是一系列來自古代猶太宗教領袖和學者的教導，通過口耳相傳下來。雖然這些教導不屬於舊約聖經的一部分，但它們有助於解釋如何在日常生活中遵循神的律法。</w:t>
-      </w:r>
-    </w:p>
-    <w:p>
-      <w:pPr/>
-      <w:r>
-        <w:rPr>
-          <w:lang w:val="zh_TW" w:bidi="zh_TW"/>
-        </w:rPr>
-      </w:r>
-      <w:r>
-        <w:rPr>
-          <w:lang w:val="zh_TW" w:bidi="zh_TW"/>
-        </w:rPr>
-        <w:t>這些口傳教導有時以新的方式解釋，使神的律法更容易遵循。這在耶路撒冷的聖殿被毀後變得尤為重要。聖殿是猶太人敬拜神、獻祭、與祭司會面的地方——這些都是神在妥拉中所命令的事情。當他們無法再做這些事情時，他們需要新的方式來遵循神的律法。</w:t>
-      </w:r>
-    </w:p>
-    <w:p>
-      <w:pPr/>
-      <w:r>
-        <w:rPr>
-          <w:lang w:val="zh_TW" w:bidi="zh_TW"/>
-        </w:rPr>
-      </w:r>
-      <w:r>
-        <w:rPr>
-          <w:lang w:val="zh_TW" w:bidi="zh_TW"/>
-        </w:rPr>
-        <w:t>到耶穌出生的時候，許多猶太人相信這些口傳教導與成文的妥拉同樣重要（參</w:t>
+        <w:t>在舊約聖經中，在士師記中，當底波拉和巴拉與迦南人的軍隊作戰時，提到了他泊山。來自夏瑣的迦南軍隊指揮官西西拉率領軍隊（</w:t>
       </w:r>
       <w:hyperlink r:id="rId24">
         <w:r>
@@ -621,53 +600,14 @@
             <w:color w:val="0000EE"/>
             <w:u w:val="single"/>
           </w:rPr>
-          <w:t>馬可福音7:3</w:t>
+          <w:t>士師記4:1–24</w:t>
         </w:r>
       </w:hyperlink>
       <w:r>
         <w:rPr>
           <w:lang w:val="zh_TW" w:bidi="zh_TW"/>
         </w:rPr>
-        <w:t>）。他們認為神將這些教導與成文的律法一起賜給了摩西。</w:t>
-      </w:r>
-    </w:p>
-    <w:p>
-      <w:pPr>
-        <w:pStyle w:val="Heading3"/>
-      </w:pPr>
-      <w:r>
-        <w:rPr>
-          <w:lang w:val="zh_TW" w:bidi="zh_TW"/>
-        </w:rPr>
-        <w:t>不同群體如何理解妥拉</w:t>
-      </w:r>
-    </w:p>
-    <w:p>
-      <w:pPr/>
-      <w:r>
-        <w:rPr>
-          <w:lang w:val="zh_TW" w:bidi="zh_TW"/>
-        </w:rPr>
-      </w:r>
-      <w:r>
-        <w:rPr>
-          <w:lang w:val="zh_TW" w:bidi="zh_TW"/>
-        </w:rPr>
-        <w:t>法利賽人是猶太宗教領袖中的一個重要團體。他們相信神懲罰了猶太人，在公元前七世紀讓巴比倫人俘虜他們並將他們從家園帶走。他們認為這是因為人們沒有足夠仔細地遵守神在妥拉中的律法。許多法利賽人也相信，神所應許的救主（彌賽亞）不會來，直到所有猶太人完美地遵循妥拉的規定。</w:t>
-      </w:r>
-    </w:p>
-    <w:p>
-      <w:pPr/>
-      <w:r>
-        <w:rPr>
-          <w:lang w:val="zh_TW" w:bidi="zh_TW"/>
-        </w:rPr>
-      </w:r>
-      <w:r>
-        <w:rPr>
-          <w:lang w:val="zh_TW" w:bidi="zh_TW"/>
-        </w:rPr>
-        <w:t>撒都該人是另一個重要的猶太宗教領袖群體。與其它猶太教群體不同，他們只接受妥拉為神的話語。他們不信神蹟或其他超自然事件，即使這些在妥拉中有描述。撒都該人也不相信人死後能夠再活。但耶穌用妥拉的話來顯示死後有生命（參</w:t>
+        <w:t>）。巴拉的部隊來自附近的拿弗他利和西布倫支派，會合於他泊山。在底波拉的命令下，以色列人對西西拉發動了一場成功的戰役。基甸最終在他泊山面對殺害他兄弟的米甸王西巴和撒慕拿（</w:t>
       </w:r>
       <w:hyperlink r:id="rId25">
         <w:r>
@@ -678,7 +618,7 @@
             <w:color w:val="0000EE"/>
             <w:u w:val="single"/>
           </w:rPr>
-          <w:t>馬太福音22:31–32</w:t>
+          <w:t>士師記8:18</w:t>
         </w:r>
       </w:hyperlink>
       <w:r>
@@ -686,18 +626,6 @@
           <w:lang w:val="zh_TW" w:bidi="zh_TW"/>
         </w:rPr>
         <w:t>）。</w:t>
-      </w:r>
-    </w:p>
-    <w:p>
-      <w:pPr>
-        <w:pStyle w:val="Heading3"/>
-      </w:pPr>
-      <w:r>
-        <w:rPr>
-          <w:b/>
-          <w:lang w:val="zh_TW" w:bidi="zh_TW"/>
-        </w:rPr>
-        <w:t>在崇拜和儀式中的妥拉</w:t>
       </w:r>
     </w:p>
     <w:p>
@@ -711,229 +639,7 @@
         <w:rPr>
           <w:lang w:val="zh_TW" w:bidi="zh_TW"/>
         </w:rPr>
-        <w:t>在猶太人的禮拜場所（稱為會堂）中誦讀妥拉是一個非常特別的儀式，已經實行了數千年。被邀請誦讀妥拉被視為一種極大的榮譽。</w:t>
-      </w:r>
-    </w:p>
-    <w:p>
-      <w:pPr/>
-      <w:r>
-        <w:rPr>
-          <w:lang w:val="zh_TW" w:bidi="zh_TW"/>
-        </w:rPr>
-      </w:r>
-      <w:r>
-        <w:rPr>
-          <w:lang w:val="zh_TW" w:bidi="zh_TW"/>
-        </w:rPr>
-        <w:t>妥拉書卷是由一位經過專門訓練的書寫者，稱為抄寫員（或文士），用希伯來文仔細手寫而成。這些書卷是用根據猶太宗教規則準備的動物皮製成的。書卷被纏繞在兩根木製、銀製或象牙製的桿子上。</w:t>
-      </w:r>
-    </w:p>
-    <w:p>
-      <w:pPr/>
-      <w:r>
-        <w:rPr>
-          <w:lang w:val="zh_TW" w:bidi="zh_TW"/>
-        </w:rPr>
-      </w:r>
-      <w:r>
-        <w:rPr>
-          <w:lang w:val="zh_TW" w:bidi="zh_TW"/>
-        </w:rPr>
-        <w:t>這些杆子的末端通常用貴金屬和寶石精美地裝飾。當有人誦讀妥拉時，他們使用一種稱為雅德（yad）的特殊指針來保持在經文中的位置。這個指針有助於保護卷軸，因為用手指直接觸摸文字可能會因著時間的推移損壞脆弱的經卷。指針還幫助讀者正確地跟著文字，而不會跳過任何神的信息。</w:t>
-      </w:r>
-    </w:p>
-    <w:p>
-      <w:pPr>
-        <w:pStyle w:val="Heading3"/>
-      </w:pPr>
-      <w:r>
-        <w:rPr>
-          <w:lang w:val="zh_TW" w:bidi="zh_TW"/>
-        </w:rPr>
-        <w:t>妥拉對非猶太人的作用</w:t>
-      </w:r>
-    </w:p>
-    <w:p>
-      <w:pPr/>
-      <w:r>
-        <w:rPr>
-          <w:lang w:val="zh_TW" w:bidi="zh_TW"/>
-        </w:rPr>
-      </w:r>
-      <w:r>
-        <w:rPr>
-          <w:lang w:val="zh_TW" w:bidi="zh_TW"/>
-        </w:rPr>
-        <w:t>傳統的猶太教師說，神尤其將妥拉賜給猶太人。這意味著非猶太人不需要遵循其所有規則。</w:t>
-      </w:r>
-    </w:p>
-    <w:p>
-      <w:pPr/>
-      <w:r>
-        <w:rPr>
-          <w:lang w:val="zh_TW" w:bidi="zh_TW"/>
-        </w:rPr>
-      </w:r>
-      <w:r>
-        <w:rPr>
-          <w:lang w:val="zh_TW" w:bidi="zh_TW"/>
-        </w:rPr>
-        <w:t>然而，一位名叫邁蒙尼德的著名猶太教師在中世紀時期教導說，非猶太人可以通過遵循七條基本原則，從而在來世獲得神的祝福。根據猶太傳統，神將這些原則賜給挪亞。它們是：</w:t>
-      </w:r>
-    </w:p>
-    <w:p>
-      <w:pPr>
-        <w:pStyle w:val="ListNumber"/>
-        <w:numPr>
-          <w:ilvl w:val="0"/>
-          <w:numId w:val="14"/>
-        </w:numPr>
-        <w:spacing w:line="240" w:lineRule="auto"/>
-        <w:ind w:left="720"/>
-      </w:pPr>
-      <w:r>
-        <w:rPr>
-          <w:lang w:val="zh_TW" w:bidi="zh_TW"/>
-        </w:rPr>
-      </w:r>
-      <w:r>
-        <w:rPr>
-          <w:lang w:val="zh_TW" w:bidi="zh_TW"/>
-        </w:rPr>
-        <w:t>不要崇拜假神。</w:t>
-      </w:r>
-    </w:p>
-    <w:p>
-      <w:pPr>
-        <w:pStyle w:val="ListNumber"/>
-        <w:spacing w:line="240" w:lineRule="auto"/>
-        <w:ind w:left="720"/>
-      </w:pPr>
-      <w:r>
-        <w:rPr>
-          <w:lang w:val="zh_TW" w:bidi="zh_TW"/>
-        </w:rPr>
-      </w:r>
-      <w:r>
-        <w:rPr>
-          <w:lang w:val="zh_TW" w:bidi="zh_TW"/>
-        </w:rPr>
-        <w:t>不可犯淫亂罪。</w:t>
-      </w:r>
-    </w:p>
-    <w:p>
-      <w:pPr>
-        <w:pStyle w:val="ListNumber"/>
-        <w:spacing w:line="240" w:lineRule="auto"/>
-        <w:ind w:left="720"/>
-      </w:pPr>
-      <w:r>
-        <w:rPr>
-          <w:lang w:val="zh_TW" w:bidi="zh_TW"/>
-        </w:rPr>
-      </w:r>
-      <w:r>
-        <w:rPr>
-          <w:lang w:val="zh_TW" w:bidi="zh_TW"/>
-        </w:rPr>
-        <w:t>不可謀殺。</w:t>
-      </w:r>
-    </w:p>
-    <w:p>
-      <w:pPr>
-        <w:pStyle w:val="ListNumber"/>
-        <w:spacing w:line="240" w:lineRule="auto"/>
-        <w:ind w:left="720"/>
-      </w:pPr>
-      <w:r>
-        <w:rPr>
-          <w:lang w:val="zh_TW" w:bidi="zh_TW"/>
-        </w:rPr>
-      </w:r>
-      <w:r>
-        <w:rPr>
-          <w:lang w:val="zh_TW" w:bidi="zh_TW"/>
-        </w:rPr>
-        <w:t>不要不尊重神的名字。</w:t>
-      </w:r>
-    </w:p>
-    <w:p>
-      <w:pPr>
-        <w:pStyle w:val="ListNumber"/>
-        <w:spacing w:line="240" w:lineRule="auto"/>
-        <w:ind w:left="720"/>
-      </w:pPr>
-      <w:r>
-        <w:rPr>
-          <w:lang w:val="zh_TW" w:bidi="zh_TW"/>
-        </w:rPr>
-      </w:r>
-      <w:r>
-        <w:rPr>
-          <w:lang w:val="zh_TW" w:bidi="zh_TW"/>
-        </w:rPr>
-        <w:t>不要不公正地行事。</w:t>
-      </w:r>
-    </w:p>
-    <w:p>
-      <w:pPr>
-        <w:pStyle w:val="ListNumber"/>
-        <w:spacing w:line="240" w:lineRule="auto"/>
-        <w:ind w:left="720"/>
-      </w:pPr>
-      <w:r>
-        <w:rPr>
-          <w:lang w:val="zh_TW" w:bidi="zh_TW"/>
-        </w:rPr>
-      </w:r>
-      <w:r>
-        <w:rPr>
-          <w:lang w:val="zh_TW" w:bidi="zh_TW"/>
-        </w:rPr>
-        <w:t>不可偷竊。</w:t>
-      </w:r>
-    </w:p>
-    <w:p>
-      <w:pPr>
-        <w:pStyle w:val="ListNumber"/>
-        <w:spacing w:line="240" w:lineRule="auto"/>
-        <w:ind w:left="720"/>
-      </w:pPr>
-      <w:r>
-        <w:rPr>
-          <w:lang w:val="zh_TW" w:bidi="zh_TW"/>
-        </w:rPr>
-      </w:r>
-      <w:r>
-        <w:rPr>
-          <w:lang w:val="zh_TW" w:bidi="zh_TW"/>
-        </w:rPr>
-        <w:t>不可吃活著的動物的肉。</w:t>
-      </w:r>
-    </w:p>
-    <w:p>
-      <w:pPr>
-        <w:pStyle w:val="Heading3"/>
-      </w:pPr>
-      <w:r>
-        <w:rPr>
-          <w:lang w:val="zh_TW" w:bidi="zh_TW"/>
-        </w:rPr>
-        <w:t>新約聖經中的妥拉</w:t>
-      </w:r>
-    </w:p>
-    <w:p>
-      <w:pPr/>
-      <w:r>
-        <w:rPr>
-          <w:lang w:val="zh_TW" w:bidi="zh_TW"/>
-        </w:rPr>
-      </w:r>
-      <w:r>
-        <w:rPr>
-          <w:lang w:val="zh_TW" w:bidi="zh_TW"/>
-        </w:rPr>
-        <w:t>新約聖經教導了關於妥拉的重要內容。雖然神在妥拉中的律法在當時是必要的，但它們並不是人們可以通過完美遵守來獲得救恩的方式。即使有一節經文似乎暗示人們可以通過遵守神的律法來與神和好，但沒有一個人能夠完美地遵守神的律法（</w:t>
+        <w:t>他泊山的山頂面積為1.3平方公里（半平方英里）。它地理位置優越，易於設防。在舊約的王國時期，那裡可能有敬拜的神龕（見</w:t>
       </w:r>
       <w:hyperlink r:id="rId26">
         <w:r>
@@ -944,14 +650,25 @@
             <w:color w:val="0000EE"/>
             <w:u w:val="single"/>
           </w:rPr>
-          <w:t>利未記18:5</w:t>
+          <w:t>何西阿書5:1</w:t>
         </w:r>
       </w:hyperlink>
       <w:r>
         <w:rPr>
           <w:lang w:val="zh_TW" w:bidi="zh_TW"/>
         </w:rPr>
-        <w:t>）。</w:t>
+        <w:t>），但到了希臘時代，則有軍事防禦。托勒密王朝加強了它的防禦，到安條克三世時期（公元前218年），他泊可能已成為耶斯列谷的行政中心。在羅馬時代，許多衝突發生在他泊山。在公元66年重要的猶太戰爭中，約瑟夫用一堵大牆加固了這座山，至今仍可見。</w:t>
+      </w:r>
+    </w:p>
+    <w:p>
+      <w:pPr>
+        <w:pStyle w:val="Heading4"/>
+      </w:pPr>
+      <w:r>
+        <w:rPr>
+          <w:lang w:val="zh_TW" w:bidi="zh_TW"/>
+        </w:rPr>
+        <w:t>耶穌的變相是否發生在他泊山？</w:t>
       </w:r>
     </w:p>
     <w:p>
@@ -965,7 +682,7 @@
         <w:rPr>
           <w:lang w:val="zh_TW" w:bidi="zh_TW"/>
         </w:rPr>
-        <w:t>舊約聖經顯示，神一直以祂的恩慈拯救人，而不是藉著他們的完全行為。例如，神接受亞伯拉罕是因為他的信心，而不是因為他完美地遵循了所有規條（</w:t>
+        <w:t>自四世紀以來，人們相信他泊山是變相的神跡發生之處——當耶穌的形象突然改變並發光，充滿天上的光（</w:t>
       </w:r>
       <w:hyperlink r:id="rId27">
         <w:r>
@@ -976,14 +693,24 @@
             <w:color w:val="0000EE"/>
             <w:u w:val="single"/>
           </w:rPr>
-          <w:t>創世記15</w:t>
+          <w:t>馬可福音9:2–13</w:t>
         </w:r>
       </w:hyperlink>
       <w:r>
         <w:rPr>
           <w:lang w:val="zh_TW" w:bidi="zh_TW"/>
         </w:rPr>
-        <w:t>）。這發生在神賜給摩西妥拉的400年前。這向我們展示了神一直喜悅信靠他的人。</w:t>
+        <w:t>）。這一點尚不確定，因為新約聖經並未提及他泊山的名字。康士坦丁大帝的母親海倫娜宣稱以色列和巴勒斯坦的許多地方為歷史遺址。她確信變相事件發生在他泊山，並於公元326年在該地建造了一座教堂。山上建立了祭壇、修道院和教堂，直到12世紀末亞阿拉伯征服者薩拉丁將其摧毀。今天，在山上可以看到一座19世紀的希臘東正教修道院和拉丁教堂。</w:t>
+      </w:r>
+      <w:r>
+        <w:rPr>
+          <w:lang w:val="zh_TW" w:bidi="zh_TW"/>
+        </w:rPr>
+      </w:r>
+      <w:r>
+        <w:rPr>
+          <w:lang w:val="zh_TW" w:bidi="zh_TW"/>
+        </w:rPr>
       </w:r>
     </w:p>
     <w:p>
@@ -993,11 +720,52 @@
           <w:lang w:val="zh_TW" w:bidi="zh_TW"/>
         </w:rPr>
       </w:r>
-      <w:r>
-        <w:rPr>
-          <w:lang w:val="zh_TW" w:bidi="zh_TW"/>
-        </w:rPr>
-        <w:t>神律法的一個主要目的是幫助人們看到他們無法靠自己達到完全（</w:t>
+    </w:p>
+    <w:p>
+      <w:pPr>
+        <w:pStyle w:val="Heading2"/>
+      </w:pPr>
+      <w:r>
+        <w:rPr>
+          <w:lang w:val="zh_TW" w:bidi="zh_TW"/>
+        </w:rPr>
+        <w:t>他轄（Tahash）</w:t>
+      </w:r>
+      <w:r>
+        <w:rPr>
+          <w:lang w:val="zh_TW" w:bidi="zh_TW"/>
+        </w:rPr>
+      </w:r>
+    </w:p>
+    <w:p>
+      <w:pPr>
+        <w:pStyle w:val="Heading2"/>
+      </w:pPr>
+      <w:r>
+        <w:rPr>
+          <w:lang w:val="zh_TW" w:bidi="zh_TW"/>
+        </w:rPr>
+        <w:t>他轄</w:t>
+      </w:r>
+      <w:r>
+        <w:rPr>
+          <w:lang w:val="zh_TW" w:bidi="zh_TW"/>
+        </w:rPr>
+        <w:t>（Tahash）</w:t>
+      </w:r>
+    </w:p>
+    <w:p>
+      <w:pPr/>
+      <w:r>
+        <w:rPr>
+          <w:lang w:val="zh_TW" w:bidi="zh_TW"/>
+        </w:rPr>
+      </w:r>
+      <w:r>
+        <w:rPr>
+          <w:lang w:val="zh_TW" w:bidi="zh_TW"/>
+        </w:rPr>
+        <w:t>拿鶴和他的妾流瑪的兒子；亞伯拉罕的兄弟（</w:t>
       </w:r>
       <w:hyperlink r:id="rId28">
         <w:r>
@@ -1008,14 +776,201 @@
             <w:color w:val="0000EE"/>
             <w:u w:val="single"/>
           </w:rPr>
-          <w:t>加拉太書3:24</w:t>
+          <w:t>創22:24</w:t>
         </w:r>
       </w:hyperlink>
       <w:r>
         <w:rPr>
           <w:lang w:val="zh_TW" w:bidi="zh_TW"/>
         </w:rPr>
-        <w:t>）。當人們試圖遵循所有的神的律法時，他們會意識到自己多麼需要神的幫助和寬恕（</w:t>
+        <w:t>）。</w:t>
+      </w:r>
+      <w:r>
+        <w:rPr>
+          <w:lang w:val="zh_TW" w:bidi="zh_TW"/>
+        </w:rPr>
+      </w:r>
+      <w:r>
+        <w:rPr>
+          <w:lang w:val="zh_TW" w:bidi="zh_TW"/>
+        </w:rPr>
+      </w:r>
+    </w:p>
+    <w:p>
+      <w:pPr/>
+      <w:r>
+        <w:rPr>
+          <w:lang w:val="zh_TW" w:bidi="zh_TW"/>
+        </w:rPr>
+      </w:r>
+    </w:p>
+    <w:p>
+      <w:pPr>
+        <w:pStyle w:val="Heading2"/>
+      </w:pPr>
+      <w:r>
+        <w:rPr>
+          <w:lang w:val="zh_TW" w:bidi="zh_TW"/>
+        </w:rPr>
+        <w:t>他轄（Thahash）</w:t>
+      </w:r>
+      <w:r>
+        <w:rPr>
+          <w:lang w:val="zh_TW" w:bidi="zh_TW"/>
+        </w:rPr>
+      </w:r>
+    </w:p>
+    <w:p>
+      <w:pPr/>
+      <w:r>
+        <w:rPr>
+          <w:lang w:val="zh_TW" w:bidi="zh_TW"/>
+        </w:rPr>
+      </w:r>
+      <w:hyperlink r:id="rId28">
+        <w:r>
+          <w:rPr>
+            <w:lang w:val="zh_TW" w:bidi="zh_TW"/>
+          </w:rPr>
+          <w:rPr>
+            <w:color w:val="0000EE"/>
+            <w:u w:val="single"/>
+          </w:rPr>
+          <w:t>創世記二十二章24節</w:t>
+        </w:r>
+      </w:hyperlink>
+      <w:r>
+        <w:rPr>
+          <w:lang w:val="zh_TW" w:bidi="zh_TW"/>
+        </w:rPr>
+        <w:t>中，流瑪的兒子他轄的另一種拼寫方式。</w:t>
+      </w:r>
+    </w:p>
+    <w:p>
+      <w:pPr/>
+      <w:r>
+        <w:rPr>
+          <w:lang w:val="zh_TW" w:bidi="zh_TW"/>
+        </w:rPr>
+      </w:r>
+      <w:r>
+        <w:rPr>
+          <w:i/>
+          <w:lang w:val="zh_TW" w:bidi="zh_TW"/>
+        </w:rPr>
+        <w:t>見</w:t>
+      </w:r>
+      <w:r>
+        <w:rPr>
+          <w:lang w:val="zh_TW" w:bidi="zh_TW"/>
+        </w:rPr>
+        <w:t>他轄（Tahash）</w:t>
+      </w:r>
+      <w:r>
+        <w:rPr>
+          <w:lang w:val="zh_TW" w:bidi="zh_TW"/>
+        </w:rPr>
+        <w:t>。</w:t>
+      </w:r>
+      <w:r>
+        <w:rPr>
+          <w:lang w:val="zh_TW" w:bidi="zh_TW"/>
+        </w:rPr>
+      </w:r>
+      <w:r>
+        <w:rPr>
+          <w:lang w:val="zh_TW" w:bidi="zh_TW"/>
+        </w:rPr>
+      </w:r>
+    </w:p>
+    <w:p>
+      <w:pPr/>
+      <w:r>
+        <w:rPr>
+          <w:lang w:val="zh_TW" w:bidi="zh_TW"/>
+        </w:rPr>
+      </w:r>
+    </w:p>
+    <w:p>
+      <w:pPr>
+        <w:pStyle w:val="Heading2"/>
+      </w:pPr>
+      <w:r>
+        <w:rPr>
+          <w:lang w:val="zh_TW" w:bidi="zh_TW"/>
+        </w:rPr>
+        <w:t>塔木德</w:t>
+      </w:r>
+      <w:r>
+        <w:rPr>
+          <w:lang w:val="zh_TW" w:bidi="zh_TW"/>
+        </w:rPr>
+      </w:r>
+    </w:p>
+    <w:p>
+      <w:pPr/>
+      <w:r>
+        <w:rPr>
+          <w:lang w:val="zh_TW" w:bidi="zh_TW"/>
+        </w:rPr>
+      </w:r>
+      <w:r>
+        <w:rPr>
+          <w:lang w:val="zh_TW" w:bidi="zh_TW"/>
+        </w:rPr>
+        <w:t>「塔木德」一詞意為「學習」或「研讀」。塔木德是一部用希伯來文和亞蘭文寫成的文獻集。它包括對舊約聖經律法部分的解釋以及源自許多拉比來源的智慧言論。它涵蓋的時期始於以斯拉之後不久，約公元前400年，到約公元500年代。</w:t>
+      </w:r>
+    </w:p>
+    <w:p>
+      <w:pPr>
+        <w:pStyle w:val="Heading3"/>
+      </w:pPr>
+      <w:r>
+        <w:rPr>
+          <w:lang w:val="zh_TW" w:bidi="zh_TW"/>
+        </w:rPr>
+        <w:t>口傳律法的起源與發展</w:t>
+      </w:r>
+    </w:p>
+    <w:p>
+      <w:pPr/>
+      <w:r>
+        <w:rPr>
+          <w:lang w:val="zh_TW" w:bidi="zh_TW"/>
+        </w:rPr>
+      </w:r>
+      <w:r>
+        <w:rPr>
+          <w:lang w:val="zh_TW" w:bidi="zh_TW"/>
+        </w:rPr>
+        <w:t>傳統猶太人相信摩西除了書面律法外，還領受了一部口傳律法。這部口傳律法是歷世歷代流傳下來的。塔木德主張這部口傳律法有早期的起源，《先賢篇》（</w:t>
+      </w:r>
+      <w:r>
+        <w:rPr>
+          <w:i/>
+          <w:lang w:val="zh_TW" w:bidi="zh_TW"/>
+        </w:rPr>
+        <w:t>Pirke Aboth）一章</w:t>
+      </w:r>
+      <w:r>
+        <w:rPr>
+          <w:lang w:val="zh_TW" w:bidi="zh_TW"/>
+        </w:rPr>
+        <w:t>1節將其歸於摩西。然而，一些學者認為這部口傳律法是在以斯拉之後發展起來的。比如，生活在被擄時期前的先知，從未提到人們未能遵循口傳律法。然而，這些先知經常警告人們忽視摩西所賜的書面律法。這表明在巴比倫被擄之前，並不存在一套口傳傳統。</w:t>
+      </w:r>
+    </w:p>
+    <w:p>
+      <w:pPr/>
+      <w:r>
+        <w:rPr>
+          <w:lang w:val="zh_TW" w:bidi="zh_TW"/>
+        </w:rPr>
+      </w:r>
+      <w:r>
+        <w:rPr>
+          <w:lang w:val="zh_TW" w:bidi="zh_TW"/>
+        </w:rPr>
+        <w:t>在以斯拉（「通達摩西律法書的文士」</w:t>
       </w:r>
       <w:hyperlink r:id="rId29">
         <w:r>
@@ -1026,14 +981,14 @@
             <w:color w:val="0000EE"/>
             <w:u w:val="single"/>
           </w:rPr>
-          <w:t>羅馬書7:7</w:t>
+          <w:t>以斯拉記7:6</w:t>
         </w:r>
       </w:hyperlink>
       <w:r>
         <w:rPr>
           <w:lang w:val="zh_TW" w:bidi="zh_TW"/>
         </w:rPr>
-        <w:t>）。這引導他們信靠耶穌。</w:t>
+        <w:t>）之後，會堂和學校的教師教授舊約聖經，他們的教導被記憶下來。多年來，人們使用不同的方法來背誦和記憶不斷增多的教導和解釋。</w:t>
       </w:r>
     </w:p>
     <w:p>
@@ -1047,7 +1002,114 @@
         <w:rPr>
           <w:lang w:val="zh_TW" w:bidi="zh_TW"/>
         </w:rPr>
-        <w:t>耶穌非常尊重妥拉。祂生命的目的是要成就妥拉所要求的一切。當人們信靠耶穌時，他們就能享受祂對神律法的完全順服所帶來的益處。耶穌是律法的終結，使所有在祂裡面有信心的人都可以被稱義（</w:t>
+        <w:t>隨著更多的教導不斷增加，即使是最好的記憶也無法保留所有的材料。為了讓後代更容易獲得豐富的知識、宗教見解和智慧以獲得指導和啟發，有必要創建一個包含過去世代所有重要教導的總結。這個總結被稱為塔木德（Talmud），是口傳律法的主要合集。猶太人將其視為僅次於聖經的著作。塔木德被視為國家和宗教思想的非凡成就，深刻地塑造了猶太人的世界觀。</w:t>
+      </w:r>
+    </w:p>
+    <w:p>
+      <w:pPr>
+        <w:pStyle w:val="Heading3"/>
+      </w:pPr>
+      <w:r>
+        <w:rPr>
+          <w:lang w:val="zh_TW" w:bidi="zh_TW"/>
+        </w:rPr>
+        <w:t>口傳律法的理由</w:t>
+      </w:r>
+    </w:p>
+    <w:p>
+      <w:pPr/>
+      <w:r>
+        <w:rPr>
+          <w:lang w:val="zh_TW" w:bidi="zh_TW"/>
+        </w:rPr>
+      </w:r>
+      <w:r>
+        <w:rPr>
+          <w:lang w:val="zh_TW" w:bidi="zh_TW"/>
+        </w:rPr>
+        <w:t>在被擄歸回的先知停止預言之後，以色列的生命變得複雜。需要擴展摩西五經的律法。口傳律法最初是為了幫助人們遵守神的書面話語。</w:t>
+      </w:r>
+    </w:p>
+    <w:p>
+      <w:pPr/>
+      <w:r>
+        <w:rPr>
+          <w:lang w:val="zh_TW" w:bidi="zh_TW"/>
+        </w:rPr>
+      </w:r>
+      <w:r>
+        <w:rPr>
+          <w:lang w:val="zh_TW" w:bidi="zh_TW"/>
+        </w:rPr>
+        <w:t>口傳律法包含在塔木德中有兩個目的：</w:t>
+      </w:r>
+    </w:p>
+    <w:p>
+      <w:pPr>
+        <w:pStyle w:val="ListNumber"/>
+        <w:numPr>
+          <w:ilvl w:val="0"/>
+          <w:numId w:val="14"/>
+        </w:numPr>
+        <w:spacing w:line="240" w:lineRule="auto"/>
+        <w:ind w:left="720"/>
+      </w:pPr>
+      <w:r>
+        <w:rPr>
+          <w:lang w:val="zh_TW" w:bidi="zh_TW"/>
+        </w:rPr>
+      </w:r>
+      <w:r>
+        <w:rPr>
+          <w:lang w:val="zh_TW" w:bidi="zh_TW"/>
+        </w:rPr>
+        <w:t>它提供了對書面律法的解釋。根據拉比的說法，口傳律法使遵守書面律法成為可能。沒有口傳律法，就不可能遵守書面律法。這方面的一個好例子可以在聖經的安息日律法中找到。大家都知道人們不應該在安息日工作。然而，拉比們說需要口傳律法來解釋「工作」實際上是什麼意思。</w:t>
+      </w:r>
+    </w:p>
+    <w:p>
+      <w:pPr>
+        <w:pStyle w:val="ListNumber"/>
+        <w:spacing w:line="240" w:lineRule="auto"/>
+        <w:ind w:left="720"/>
+      </w:pPr>
+      <w:r>
+        <w:rPr>
+          <w:lang w:val="zh_TW" w:bidi="zh_TW"/>
+        </w:rPr>
+      </w:r>
+      <w:r>
+        <w:rPr>
+          <w:lang w:val="zh_TW" w:bidi="zh_TW"/>
+        </w:rPr>
+        <w:t>口傳律法的第二個目的在於更新和調整成文律法以適應新的情況。口傳律法旨在使成文律法適用於每一代人。沒有口傳律法，人們可能會認為成文律法已然過時。</w:t>
+      </w:r>
+    </w:p>
+    <w:p>
+      <w:pPr/>
+      <w:r>
+        <w:rPr>
+          <w:lang w:val="zh_TW" w:bidi="zh_TW"/>
+        </w:rPr>
+      </w:r>
+      <w:r>
+        <w:rPr>
+          <w:lang w:val="zh_TW" w:bidi="zh_TW"/>
+        </w:rPr>
+        <w:t>因此，口傳律法幫助人們理解什麼不應該做，以及良好的猶太教信仰應該是如何的樣貌。</w:t>
+      </w:r>
+    </w:p>
+    <w:p>
+      <w:pPr/>
+      <w:r>
+        <w:rPr>
+          <w:lang w:val="zh_TW" w:bidi="zh_TW"/>
+        </w:rPr>
+      </w:r>
+      <w:r>
+        <w:rPr>
+          <w:lang w:val="zh_TW" w:bidi="zh_TW"/>
+        </w:rPr>
+        <w:t>每一個世代都面臨新的社會、政治和經濟情況。這意味著神的話語需要以新的方式來應用。然而，神的話語本身不應該僅僅為了迎合人們的需求或解決新問題而改變。我們在公元一世紀看到了這個例子。耶穌批評猶太領袖將他們的口述傳統置於神的話語之上（</w:t>
       </w:r>
       <w:hyperlink r:id="rId30">
         <w:r>
@@ -1058,7 +1120,7 @@
             <w:color w:val="0000EE"/>
             <w:u w:val="single"/>
           </w:rPr>
-          <w:t>羅馬書10:4</w:t>
+          <w:t>馬可福音7:9–13</w:t>
         </w:r>
       </w:hyperlink>
       <w:r>
@@ -1066,6 +1128,17 @@
           <w:lang w:val="zh_TW" w:bidi="zh_TW"/>
         </w:rPr>
         <w:t>）。</w:t>
+      </w:r>
+    </w:p>
+    <w:p>
+      <w:pPr>
+        <w:pStyle w:val="Heading3"/>
+      </w:pPr>
+      <w:r>
+        <w:rPr>
+          <w:lang w:val="zh_TW" w:bidi="zh_TW"/>
+        </w:rPr>
+        <w:t>塔木德的早期形式</w:t>
       </w:r>
     </w:p>
     <w:p>
@@ -1077,6 +1150,180 @@
       </w:r>
       <w:r>
         <w:rPr>
+          <w:lang w:val="zh_TW" w:bidi="zh_TW"/>
+        </w:rPr>
+        <w:t>最早教授口傳律法的方法之一是透過米大示（Midrash），意思是「解釋」。米大示是一種對聖經經文的註釋（解釋或觀察）。米大示有兩種類型：</w:t>
+      </w:r>
+    </w:p>
+    <w:p>
+      <w:pPr>
+        <w:pStyle w:val="ListNumber"/>
+        <w:numPr>
+          <w:ilvl w:val="0"/>
+          <w:numId w:val="15"/>
+        </w:numPr>
+        <w:spacing w:line="240" w:lineRule="auto"/>
+        <w:ind w:left="720"/>
+      </w:pPr>
+      <w:r>
+        <w:rPr>
+          <w:lang w:val="zh_TW" w:bidi="zh_TW"/>
+        </w:rPr>
+      </w:r>
+      <w:r>
+        <w:rPr>
+          <w:b/>
+          <w:lang w:val="zh_TW" w:bidi="zh_TW"/>
+        </w:rPr>
+        <w:t>米大示哈拉卡：</w:t>
+      </w:r>
+      <w:r>
+        <w:rPr>
+          <w:lang w:val="zh_TW" w:bidi="zh_TW"/>
+        </w:rPr>
+        <w:t>解釋舊約聖經中的律法部分，著重於如何活。</w:t>
+      </w:r>
+    </w:p>
+    <w:p>
+      <w:pPr>
+        <w:pStyle w:val="ListNumber"/>
+        <w:spacing w:line="240" w:lineRule="auto"/>
+        <w:ind w:left="720"/>
+      </w:pPr>
+      <w:r>
+        <w:rPr>
+          <w:lang w:val="zh_TW" w:bidi="zh_TW"/>
+        </w:rPr>
+      </w:r>
+      <w:r>
+        <w:rPr>
+          <w:b/>
+          <w:lang w:val="zh_TW" w:bidi="zh_TW"/>
+        </w:rPr>
+        <w:t>米大示哈加達：</w:t>
+      </w:r>
+      <w:r>
+        <w:rPr>
+          <w:lang w:val="zh_TW" w:bidi="zh_TW"/>
+        </w:rPr>
+        <w:t>解釋非律法部分，如倫理和熱心所在，意思是「敘述」。</w:t>
+      </w:r>
+    </w:p>
+    <w:p>
+      <w:pPr/>
+      <w:r>
+        <w:rPr>
+          <w:lang w:val="zh_TW" w:bidi="zh_TW"/>
+        </w:rPr>
+      </w:r>
+      <w:r>
+        <w:rPr>
+          <w:lang w:val="zh_TW" w:bidi="zh_TW"/>
+        </w:rPr>
+        <w:t>以斯拉和接受教導的同伴在公元前444年在耶路撒冷城牆完成時，使用了米大示。他們「使百姓明白律法；百姓都站在自己的地方。他們清清楚楚地念神的律法書，講明意思，使百姓明白所念的」(</w:t>
+      </w:r>
+      <w:hyperlink r:id="rId31">
+        <w:r>
+          <w:rPr>
+            <w:lang w:val="zh_TW" w:bidi="zh_TW"/>
+          </w:rPr>
+          <w:rPr>
+            <w:color w:val="0000EE"/>
+            <w:u w:val="single"/>
+          </w:rPr>
+          <w:t>尼希米記8:7</w:t>
+        </w:r>
+      </w:hyperlink>
+      <w:r>
+        <w:rPr>
+          <w:lang w:val="zh_TW" w:bidi="zh_TW"/>
+        </w:rPr>
+        <w:t>–</w:t>
+      </w:r>
+      <w:hyperlink r:id="rId31">
+        <w:r>
+          <w:rPr>
+            <w:lang w:val="zh_TW" w:bidi="zh_TW"/>
+          </w:rPr>
+          <w:rPr>
+            <w:color w:val="0000EE"/>
+            <w:u w:val="single"/>
+          </w:rPr>
+          <w:t>8</w:t>
+        </w:r>
+      </w:hyperlink>
+      <w:r>
+        <w:rPr>
+          <w:lang w:val="zh_TW" w:bidi="zh_TW"/>
+        </w:rPr>
+        <w:t>)。</w:t>
+      </w:r>
+    </w:p>
+    <w:p>
+      <w:pPr/>
+      <w:r>
+        <w:rPr>
+          <w:lang w:val="zh_TW" w:bidi="zh_TW"/>
+        </w:rPr>
+      </w:r>
+      <w:r>
+        <w:rPr>
+          <w:lang w:val="zh_TW" w:bidi="zh_TW"/>
+        </w:rPr>
+        <w:t>在以斯拉之後，許多教師使用這種米大示的方法。這些宗教領袖被稱為經師（Soferim，「守書人」或「文士」），直到大約公元前200年。他們有時被稱為「大會堂」。他們教導以色列要避免崇拜假神或忘記神的律法。</w:t>
+      </w:r>
+    </w:p>
+    <w:p>
+      <w:pPr/>
+      <w:r>
+        <w:rPr>
+          <w:lang w:val="zh_TW" w:bidi="zh_TW"/>
+        </w:rPr>
+      </w:r>
+      <w:r>
+        <w:rPr>
+          <w:lang w:val="zh_TW" w:bidi="zh_TW"/>
+        </w:rPr>
+        <w:t>經師之後是哈西典（「虔誠者」），他們試圖鼓勵宗教委身。哈西典之後是公元前128年的法利賽人（「分離者」）。所有這些群體都對米大示方法有所貢獻。</w:t>
+      </w:r>
+    </w:p>
+    <w:p>
+      <w:pPr/>
+      <w:r>
+        <w:rPr>
+          <w:lang w:val="zh_TW" w:bidi="zh_TW"/>
+        </w:rPr>
+      </w:r>
+      <w:r>
+        <w:rPr>
+          <w:lang w:val="zh_TW" w:bidi="zh_TW"/>
+        </w:rPr>
+        <w:t>隨著時間的推移，需要記住的材料越來越多。人們通過不斷重複來學習。這種新方法被稱為米示拿（Mishnah），意思是「重複」。米示拿的教師被稱為他拿念（Tannaim），意思是「口頭傳授者」。</w:t>
+      </w:r>
+    </w:p>
+    <w:p>
+      <w:pPr/>
+      <w:r>
+        <w:rPr>
+          <w:lang w:val="zh_TW" w:bidi="zh_TW"/>
+        </w:rPr>
+      </w:r>
+      <w:r>
+        <w:rPr>
+          <w:lang w:val="zh_TW" w:bidi="zh_TW"/>
+        </w:rPr>
+        <w:t>米大示和米示拿都被使用了許多年。口傳律法最終發展龐大到人們難以學習和記憶的地步。因此，它被書寫記錄下來。後來的拉比對米示拿進行了詳細的討論和解釋。這些討論被稱為革馬拉（Gemara，意為「完成」）。與最初的口傳律法一樣，革馬拉也是先口述傳承，然後才文字記錄。革馬拉和米示拿一起組成了塔木德。</w:t>
+      </w:r>
+    </w:p>
+    <w:p>
+      <w:pPr/>
+      <w:r>
+        <w:rPr>
+          <w:lang w:val="zh_TW" w:bidi="zh_TW"/>
+        </w:rPr>
+      </w:r>
+      <w:r>
+        <w:rPr>
           <w:i/>
           <w:lang w:val="zh_TW" w:bidi="zh_TW"/>
         </w:rPr>
@@ -1092,31 +1339,115 @@
         <w:rPr>
           <w:lang w:val="zh_TW" w:bidi="zh_TW"/>
         </w:rPr>
-        <w:t>猶太教</w:t>
-      </w:r>
-      <w:r>
-        <w:rPr>
-          <w:lang w:val="zh_TW" w:bidi="zh_TW"/>
-        </w:rPr>
-        <w:t>、</w:t>
-      </w:r>
-      <w:r>
-        <w:rPr>
-          <w:lang w:val="zh_TW" w:bidi="zh_TW"/>
-        </w:rPr>
-        <w:t>聖經中的律法概念</w:t>
-      </w:r>
-      <w:r>
-        <w:rPr>
-          <w:lang w:val="zh_TW" w:bidi="zh_TW"/>
-        </w:rPr>
-        <w:t>、</w:t>
-      </w:r>
-      <w:r>
-        <w:rPr>
-          <w:lang w:val="zh_TW" w:bidi="zh_TW"/>
-        </w:rPr>
-        <w:t>塔木德</w:t>
+        <w:t>革馬拉</w:t>
+      </w:r>
+      <w:r>
+        <w:rPr>
+          <w:lang w:val="zh_TW" w:bidi="zh_TW"/>
+        </w:rPr>
+        <w:t>；</w:t>
+      </w:r>
+      <w:r>
+        <w:rPr>
+          <w:lang w:val="zh_TW" w:bidi="zh_TW"/>
+        </w:rPr>
+        <w:t>哈加達</w:t>
+      </w:r>
+      <w:r>
+        <w:rPr>
+          <w:lang w:val="zh_TW" w:bidi="zh_TW"/>
+        </w:rPr>
+        <w:t>；</w:t>
+      </w:r>
+      <w:r>
+        <w:rPr>
+          <w:lang w:val="zh_TW" w:bidi="zh_TW"/>
+        </w:rPr>
+        <w:t>哈拉卡</w:t>
+      </w:r>
+      <w:r>
+        <w:rPr>
+          <w:lang w:val="zh_TW" w:bidi="zh_TW"/>
+        </w:rPr>
+        <w:t>；</w:t>
+      </w:r>
+      <w:r>
+        <w:rPr>
+          <w:lang w:val="zh_TW" w:bidi="zh_TW"/>
+        </w:rPr>
+        <w:t>聖經中的法律概念</w:t>
+      </w:r>
+      <w:r>
+        <w:rPr>
+          <w:lang w:val="zh_TW" w:bidi="zh_TW"/>
+        </w:rPr>
+        <w:t>；</w:t>
+      </w:r>
+      <w:r>
+        <w:rPr>
+          <w:lang w:val="zh_TW" w:bidi="zh_TW"/>
+        </w:rPr>
+        <w:t>米大示</w:t>
+      </w:r>
+      <w:r>
+        <w:rPr>
+          <w:lang w:val="zh_TW" w:bidi="zh_TW"/>
+        </w:rPr>
+        <w:t>；</w:t>
+      </w:r>
+      <w:r>
+        <w:rPr>
+          <w:lang w:val="zh_TW" w:bidi="zh_TW"/>
+        </w:rPr>
+        <w:t>米示拿</w:t>
+      </w:r>
+      <w:r>
+        <w:rPr>
+          <w:lang w:val="zh_TW" w:bidi="zh_TW"/>
+        </w:rPr>
+        <w:t>；</w:t>
+      </w:r>
+      <w:r>
+        <w:rPr>
+          <w:lang w:val="zh_TW" w:bidi="zh_TW"/>
+        </w:rPr>
+        <w:t>法利賽人</w:t>
+      </w:r>
+      <w:r>
+        <w:rPr>
+          <w:lang w:val="zh_TW" w:bidi="zh_TW"/>
+        </w:rPr>
+        <w:t>；</w:t>
+      </w:r>
+      <w:r>
+        <w:rPr>
+          <w:lang w:val="zh_TW" w:bidi="zh_TW"/>
+        </w:rPr>
+        <w:t>妥拉</w:t>
+      </w:r>
+      <w:r>
+        <w:rPr>
+          <w:lang w:val="zh_TW" w:bidi="zh_TW"/>
+        </w:rPr>
+        <w:t>；</w:t>
+      </w:r>
+      <w:r>
+        <w:rPr>
+          <w:lang w:val="zh_TW" w:bidi="zh_TW"/>
+        </w:rPr>
+        <w:t>傳統</w:t>
+      </w:r>
+      <w:r>
+        <w:rPr>
+          <w:lang w:val="zh_TW" w:bidi="zh_TW"/>
+        </w:rPr>
+        <w:t>；</w:t>
+      </w:r>
+      <w:r>
+        <w:rPr>
+          <w:lang w:val="zh_TW" w:bidi="zh_TW"/>
+        </w:rPr>
+        <w:t>口頭傳統</w:t>
       </w:r>
       <w:r>
         <w:rPr>
@@ -3026,6 +3357,12 @@
     <w:abstractNumId w:val="11"/>
   </w:num>
   <w:num w:numId="14">
+    <w:abstractNumId w:val="3"/>
+    <w:lvlOverride w:ilvl="0">
+      <w:startOverride w:val="1"/>
+    </w:lvlOverride>
+  </w:num>
+  <w:num w:numId="15">
     <w:abstractNumId w:val="3"/>
     <w:lvlOverride w:ilvl="0">
       <w:startOverride w:val="1"/>

--- a/zht/docx/149.content.docx
+++ b/zht/docx/149.content.docx
@@ -19,7 +19,7 @@
         <w:rPr>
           <w:lang w:val="zh_TW" w:bidi="zh_TW"/>
         </w:rPr>
-        <w:t>Resource: Tyndale Open Bible Dictionary</w:t>
+        <w:t>Resource: Aquifer Open Bible Dictionary</w:t>
       </w:r>
       <w:r>
         <w:rPr>
@@ -112,7 +112,7 @@
         <w:rPr>
           <w:lang w:val="zh_TW" w:bidi="zh_TW"/>
         </w:rPr>
-        <w:t>Tyndale Open Bible Dictionary</w:t>
+        <w:t>Aquifer Open Bible Dictionary</w:t>
       </w:r>
     </w:p>
     <w:p>
@@ -149,7 +149,7 @@
         <w:rPr>
           <w:lang w:val="zh_TW" w:bidi="zh_TW"/>
         </w:rPr>
-        <w:t>ta</w:t>
+        <w:t>suo</w:t>
       </w:r>
       <w:r>
         <w:rPr>
@@ -212,7 +212,7 @@
         <w:rPr>
           <w:lang w:val="zh_TW" w:bidi="zh_TW"/>
         </w:rPr>
-        <w:t>他拉 (人物)</w:t>
+        <w:t>所多瑪和蛾摩拉</w:t>
       </w:r>
       <w:r>
         <w:rPr>
@@ -231,7 +231,7 @@
         <w:rPr>
           <w:lang w:val="zh_TW" w:bidi="zh_TW"/>
         </w:rPr>
-        <w:t>他是亞伯蘭（亞伯拉罕）、拿鶴和哈蘭的父親（</w:t>
+        <w:t>這是</w:t>
       </w:r>
       <w:hyperlink r:id="rId13">
         <w:r>
@@ -242,806 +242,38 @@
             <w:color w:val="0000EE"/>
             <w:u w:val="single"/>
           </w:rPr>
-          <w:t>創11:26</w:t>
+          <w:t>創世記十三章12節</w:t>
         </w:r>
       </w:hyperlink>
       <w:r>
         <w:rPr>
           <w:lang w:val="zh_TW" w:bidi="zh_TW"/>
         </w:rPr>
-        <w:t>；</w:t>
-      </w:r>
-      <w:hyperlink r:id="rId14">
-        <w:r>
-          <w:rPr>
-            <w:lang w:val="zh_TW" w:bidi="zh_TW"/>
-          </w:rPr>
-          <w:rPr>
-            <w:color w:val="0000EE"/>
-            <w:u w:val="single"/>
-          </w:rPr>
-          <w:t>代上1:26</w:t>
-        </w:r>
-      </w:hyperlink>
-      <w:r>
-        <w:rPr>
-          <w:lang w:val="zh_TW" w:bidi="zh_TW"/>
-        </w:rPr>
-        <w:t>；</w:t>
-      </w:r>
-      <w:hyperlink r:id="rId15">
-        <w:r>
-          <w:rPr>
-            <w:lang w:val="zh_TW" w:bidi="zh_TW"/>
-          </w:rPr>
-          <w:rPr>
-            <w:color w:val="0000EE"/>
-            <w:u w:val="single"/>
-          </w:rPr>
-          <w:t>路3:34</w:t>
-        </w:r>
-      </w:hyperlink>
-      <w:r>
-        <w:rPr>
-          <w:lang w:val="zh_TW" w:bidi="zh_TW"/>
-        </w:rPr>
-        <w:t>）。</w:t>
-      </w:r>
-    </w:p>
-    <w:p>
-      <w:pPr/>
-      <w:r>
-        <w:rPr>
-          <w:lang w:val="zh_TW" w:bidi="zh_TW"/>
-        </w:rPr>
-      </w:r>
-      <w:r>
-        <w:rPr>
-          <w:lang w:val="zh_TW" w:bidi="zh_TW"/>
-        </w:rPr>
-        <w:t>在提到他拉的兒子時，亞伯蘭雖位列第一，但他很可能並不是長子。聖經記載他拉在70歲時，生了亞伯蘭、拿鶴和哈蘭（</w:t>
-      </w:r>
-      <w:hyperlink r:id="rId13">
-        <w:r>
-          <w:rPr>
-            <w:lang w:val="zh_TW" w:bidi="zh_TW"/>
-          </w:rPr>
-          <w:rPr>
-            <w:color w:val="0000EE"/>
-            <w:u w:val="single"/>
-          </w:rPr>
-          <w:t>創11:26</w:t>
-        </w:r>
-      </w:hyperlink>
-      <w:r>
-        <w:rPr>
-          <w:lang w:val="zh_TW" w:bidi="zh_TW"/>
-        </w:rPr>
-        <w:t>）。根據新約聖經的記載，亞伯蘭是在他父親去世後才離開哈蘭的，當時亞伯蘭75歲（</w:t>
-      </w:r>
-      <w:hyperlink r:id="rId16">
-        <w:r>
-          <w:rPr>
-            <w:lang w:val="zh_TW" w:bidi="zh_TW"/>
-          </w:rPr>
-          <w:rPr>
-            <w:color w:val="0000EE"/>
-            <w:u w:val="single"/>
-          </w:rPr>
-          <w:t>創12:4</w:t>
-        </w:r>
-      </w:hyperlink>
-      <w:r>
-        <w:rPr>
-          <w:lang w:val="zh_TW" w:bidi="zh_TW"/>
-        </w:rPr>
-        <w:t>；</w:t>
-      </w:r>
-      <w:hyperlink r:id="rId17">
-        <w:r>
-          <w:rPr>
-            <w:lang w:val="zh_TW" w:bidi="zh_TW"/>
-          </w:rPr>
-          <w:rPr>
-            <w:color w:val="0000EE"/>
-            <w:u w:val="single"/>
-          </w:rPr>
-          <w:t>徒7:4</w:t>
-        </w:r>
-      </w:hyperlink>
-      <w:r>
-        <w:rPr>
-          <w:lang w:val="zh_TW" w:bidi="zh_TW"/>
-        </w:rPr>
-        <w:t>）。</w:t>
-      </w:r>
-    </w:p>
-    <w:p>
-      <w:pPr/>
-      <w:r>
-        <w:rPr>
-          <w:lang w:val="zh_TW" w:bidi="zh_TW"/>
-        </w:rPr>
-      </w:r>
-      <w:r>
-        <w:rPr>
-          <w:lang w:val="zh_TW" w:bidi="zh_TW"/>
-        </w:rPr>
-        <w:t>他拉去世時是205歲（</w:t>
-      </w:r>
-      <w:hyperlink r:id="rId18">
-        <w:r>
-          <w:rPr>
-            <w:lang w:val="zh_TW" w:bidi="zh_TW"/>
-          </w:rPr>
-          <w:rPr>
-            <w:color w:val="0000EE"/>
-            <w:u w:val="single"/>
-          </w:rPr>
-          <w:t>創11:32</w:t>
-        </w:r>
-      </w:hyperlink>
-      <w:r>
-        <w:rPr>
-          <w:lang w:val="zh_TW" w:bidi="zh_TW"/>
-        </w:rPr>
-        <w:t>）。這推算在他拉生亞伯蘭時，他拉至少已經130歲。他拉啟程前往迦南，但他在抵達哈蘭後便停留在那裡，未能繼續前行（</w:t>
-      </w:r>
-      <w:hyperlink r:id="rId19">
-        <w:r>
-          <w:rPr>
-            <w:lang w:val="zh_TW" w:bidi="zh_TW"/>
-          </w:rPr>
-          <w:rPr>
-            <w:color w:val="0000EE"/>
-            <w:u w:val="single"/>
-          </w:rPr>
-          <w:t>創11:31–32</w:t>
-        </w:r>
-      </w:hyperlink>
-      <w:r>
-        <w:rPr>
-          <w:lang w:val="zh_TW" w:bidi="zh_TW"/>
-        </w:rPr>
-        <w:t>）。亞伯蘭隨後在哈蘭領受了神的命令，要求他離開親族，繼續前往迦南（</w:t>
-      </w:r>
-      <w:hyperlink r:id="rId20">
-        <w:r>
-          <w:rPr>
-            <w:lang w:val="zh_TW" w:bidi="zh_TW"/>
-          </w:rPr>
-          <w:rPr>
-            <w:color w:val="0000EE"/>
-            <w:u w:val="single"/>
-          </w:rPr>
-          <w:t>創12:1</w:t>
-        </w:r>
-      </w:hyperlink>
-      <w:r>
-        <w:rPr>
-          <w:lang w:val="zh_TW" w:bidi="zh_TW"/>
-        </w:rPr>
-        <w:t>）。</w:t>
-      </w:r>
-    </w:p>
-    <w:p>
-      <w:pPr/>
-      <w:r>
-        <w:rPr>
-          <w:lang w:val="zh_TW" w:bidi="zh_TW"/>
-        </w:rPr>
-      </w:r>
-      <w:r>
-        <w:rPr>
-          <w:i/>
-          <w:lang w:val="zh_TW" w:bidi="zh_TW"/>
-        </w:rPr>
-        <w:t>另見</w:t>
-      </w:r>
-      <w:r>
-        <w:rPr>
-          <w:lang w:val="zh_TW" w:bidi="zh_TW"/>
-        </w:rPr>
-        <w:t>亞伯拉罕</w:t>
-      </w:r>
-      <w:r>
-        <w:rPr>
-          <w:lang w:val="zh_TW" w:bidi="zh_TW"/>
-        </w:rPr>
-        <w:t>。</w:t>
-      </w:r>
-      <w:r>
-        <w:rPr>
-          <w:lang w:val="zh_TW" w:bidi="zh_TW"/>
-        </w:rPr>
-      </w:r>
-      <w:r>
-        <w:rPr>
-          <w:lang w:val="zh_TW" w:bidi="zh_TW"/>
-        </w:rPr>
-      </w:r>
-    </w:p>
-    <w:p>
-      <w:pPr/>
-      <w:r>
-        <w:rPr>
-          <w:lang w:val="zh_TW" w:bidi="zh_TW"/>
-        </w:rPr>
-      </w:r>
-    </w:p>
-    <w:p>
-      <w:pPr>
-        <w:pStyle w:val="Heading2"/>
-      </w:pPr>
-      <w:r>
-        <w:rPr>
-          <w:lang w:val="zh_TW" w:bidi="zh_TW"/>
-        </w:rPr>
-        <w:t>他泊山</w:t>
-      </w:r>
-      <w:r>
-        <w:rPr>
-          <w:lang w:val="zh_TW" w:bidi="zh_TW"/>
-        </w:rPr>
-      </w:r>
-    </w:p>
-    <w:p>
-      <w:pPr/>
-      <w:r>
-        <w:rPr>
-          <w:lang w:val="zh_TW" w:bidi="zh_TW"/>
-        </w:rPr>
-      </w:r>
-      <w:r>
-        <w:rPr>
-          <w:lang w:val="zh_TW" w:bidi="zh_TW"/>
-        </w:rPr>
-        <w:t>下加利利地區一座重要山崗，位於耶斯列谷的東北區域。他泊山位於拿撒勒以東約六英里（9.7公里），從周圍的平地突然升起。雖然他泊山在該地區不是最高的山，海拔只有587.9米（1,929英尺），但他泊山是一個重要的地標。</w:t>
-      </w:r>
-    </w:p>
-    <w:p>
-      <w:pPr/>
-      <w:r>
-        <w:rPr>
-          <w:lang w:val="zh_TW" w:bidi="zh_TW"/>
-        </w:rPr>
-      </w:r>
-      <w:r>
-        <w:rPr>
-          <w:lang w:val="zh_TW" w:bidi="zh_TW"/>
-        </w:rPr>
-        <w:t>他泊山界定了以薩迦支派（Issachar）西部的邊界（</w:t>
-      </w:r>
-      <w:hyperlink r:id="rId21">
-        <w:r>
-          <w:rPr>
-            <w:lang w:val="zh_TW" w:bidi="zh_TW"/>
-          </w:rPr>
-          <w:rPr>
-            <w:color w:val="0000EE"/>
-            <w:u w:val="single"/>
-          </w:rPr>
-          <w:t>約書亞記19:22</w:t>
-        </w:r>
-      </w:hyperlink>
-      <w:r>
-        <w:rPr>
-          <w:lang w:val="zh_TW" w:bidi="zh_TW"/>
-        </w:rPr>
-        <w:t>）。它是跨地區的海岸公路——馬里斯大道（Via Maris）上有用的導航工具。這條公路經過加利利的米吉多，通往夏瑣。他泊山有時與遠在北方的黑門山相比（</w:t>
-      </w:r>
-      <w:hyperlink r:id="rId22">
-        <w:r>
-          <w:rPr>
-            <w:lang w:val="zh_TW" w:bidi="zh_TW"/>
-          </w:rPr>
-          <w:rPr>
-            <w:color w:val="0000EE"/>
-            <w:u w:val="single"/>
-          </w:rPr>
-          <w:t>詩篇89:12</w:t>
-        </w:r>
-      </w:hyperlink>
-      <w:r>
-        <w:rPr>
-          <w:lang w:val="zh_TW" w:bidi="zh_TW"/>
-        </w:rPr>
-        <w:t>；比較</w:t>
-      </w:r>
-      <w:hyperlink r:id="rId23">
-        <w:r>
-          <w:rPr>
-            <w:lang w:val="zh_TW" w:bidi="zh_TW"/>
-          </w:rPr>
-          <w:rPr>
-            <w:color w:val="0000EE"/>
-            <w:u w:val="single"/>
-          </w:rPr>
-          <w:t>耶利米書46:18</w:t>
-        </w:r>
-      </w:hyperlink>
-      <w:r>
-        <w:rPr>
-          <w:lang w:val="zh_TW" w:bidi="zh_TW"/>
-        </w:rPr>
-        <w:t>）。</w:t>
-      </w:r>
-    </w:p>
-    <w:p>
-      <w:pPr>
-        <w:pStyle w:val="Heading3"/>
-      </w:pPr>
-      <w:r>
-        <w:rPr>
-          <w:lang w:val="zh_TW" w:bidi="zh_TW"/>
-        </w:rPr>
-        <w:t>在他泊山發生了哪些重要事件？</w:t>
-      </w:r>
-    </w:p>
-    <w:p>
-      <w:pPr/>
-      <w:r>
-        <w:rPr>
-          <w:lang w:val="zh_TW" w:bidi="zh_TW"/>
-        </w:rPr>
-      </w:r>
-      <w:r>
-        <w:rPr>
-          <w:lang w:val="zh_TW" w:bidi="zh_TW"/>
-        </w:rPr>
-        <w:t>在舊約聖經中，在士師記中，當底波拉和巴拉與迦南人的軍隊作戰時，提到了他泊山。來自夏瑣的迦南軍隊指揮官西西拉率領軍隊（</w:t>
-      </w:r>
-      <w:hyperlink r:id="rId24">
-        <w:r>
-          <w:rPr>
-            <w:lang w:val="zh_TW" w:bidi="zh_TW"/>
-          </w:rPr>
-          <w:rPr>
-            <w:color w:val="0000EE"/>
-            <w:u w:val="single"/>
-          </w:rPr>
-          <w:t>士師記4:1–24</w:t>
-        </w:r>
-      </w:hyperlink>
-      <w:r>
-        <w:rPr>
-          <w:lang w:val="zh_TW" w:bidi="zh_TW"/>
-        </w:rPr>
-        <w:t>）。巴拉的部隊來自附近的拿弗他利和西布倫支派，會合於他泊山。在底波拉的命令下，以色列人對西西拉發動了一場成功的戰役。基甸最終在他泊山面對殺害他兄弟的米甸王西巴和撒慕拿（</w:t>
-      </w:r>
-      <w:hyperlink r:id="rId25">
-        <w:r>
-          <w:rPr>
-            <w:lang w:val="zh_TW" w:bidi="zh_TW"/>
-          </w:rPr>
-          <w:rPr>
-            <w:color w:val="0000EE"/>
-            <w:u w:val="single"/>
-          </w:rPr>
-          <w:t>士師記8:18</w:t>
-        </w:r>
-      </w:hyperlink>
-      <w:r>
-        <w:rPr>
-          <w:lang w:val="zh_TW" w:bidi="zh_TW"/>
-        </w:rPr>
-        <w:t>）。</w:t>
-      </w:r>
-    </w:p>
-    <w:p>
-      <w:pPr/>
-      <w:r>
-        <w:rPr>
-          <w:lang w:val="zh_TW" w:bidi="zh_TW"/>
-        </w:rPr>
-      </w:r>
-      <w:r>
-        <w:rPr>
-          <w:lang w:val="zh_TW" w:bidi="zh_TW"/>
-        </w:rPr>
-        <w:t>他泊山的山頂面積為1.3平方公里（半平方英里）。它地理位置優越，易於設防。在舊約的王國時期，那裡可能有敬拜的神龕（見</w:t>
-      </w:r>
-      <w:hyperlink r:id="rId26">
-        <w:r>
-          <w:rPr>
-            <w:lang w:val="zh_TW" w:bidi="zh_TW"/>
-          </w:rPr>
-          <w:rPr>
-            <w:color w:val="0000EE"/>
-            <w:u w:val="single"/>
-          </w:rPr>
-          <w:t>何西阿書5:1</w:t>
-        </w:r>
-      </w:hyperlink>
-      <w:r>
-        <w:rPr>
-          <w:lang w:val="zh_TW" w:bidi="zh_TW"/>
-        </w:rPr>
-        <w:t>），但到了希臘時代，則有軍事防禦。托勒密王朝加強了它的防禦，到安條克三世時期（公元前218年），他泊可能已成為耶斯列谷的行政中心。在羅馬時代，許多衝突發生在他泊山。在公元66年重要的猶太戰爭中，約瑟夫用一堵大牆加固了這座山，至今仍可見。</w:t>
-      </w:r>
-    </w:p>
-    <w:p>
-      <w:pPr>
-        <w:pStyle w:val="Heading4"/>
-      </w:pPr>
-      <w:r>
-        <w:rPr>
-          <w:lang w:val="zh_TW" w:bidi="zh_TW"/>
-        </w:rPr>
-        <w:t>耶穌的變相是否發生在他泊山？</w:t>
-      </w:r>
-    </w:p>
-    <w:p>
-      <w:pPr/>
-      <w:r>
-        <w:rPr>
-          <w:lang w:val="zh_TW" w:bidi="zh_TW"/>
-        </w:rPr>
-      </w:r>
-      <w:r>
-        <w:rPr>
-          <w:lang w:val="zh_TW" w:bidi="zh_TW"/>
-        </w:rPr>
-        <w:t>自四世紀以來，人們相信他泊山是變相的神跡發生之處——當耶穌的形象突然改變並發光，充滿天上的光（</w:t>
-      </w:r>
-      <w:hyperlink r:id="rId27">
-        <w:r>
-          <w:rPr>
-            <w:lang w:val="zh_TW" w:bidi="zh_TW"/>
-          </w:rPr>
-          <w:rPr>
-            <w:color w:val="0000EE"/>
-            <w:u w:val="single"/>
-          </w:rPr>
-          <w:t>馬可福音9:2–13</w:t>
-        </w:r>
-      </w:hyperlink>
-      <w:r>
-        <w:rPr>
-          <w:lang w:val="zh_TW" w:bidi="zh_TW"/>
-        </w:rPr>
-        <w:t>）。這一點尚不確定，因為新約聖經並未提及他泊山的名字。康士坦丁大帝的母親海倫娜宣稱以色列和巴勒斯坦的許多地方為歷史遺址。她確信變相事件發生在他泊山，並於公元326年在該地建造了一座教堂。山上建立了祭壇、修道院和教堂，直到12世紀末亞阿拉伯征服者薩拉丁將其摧毀。今天，在山上可以看到一座19世紀的希臘東正教修道院和拉丁教堂。</w:t>
-      </w:r>
-      <w:r>
-        <w:rPr>
-          <w:lang w:val="zh_TW" w:bidi="zh_TW"/>
-        </w:rPr>
-      </w:r>
-      <w:r>
-        <w:rPr>
-          <w:lang w:val="zh_TW" w:bidi="zh_TW"/>
-        </w:rPr>
-      </w:r>
-    </w:p>
-    <w:p>
-      <w:pPr/>
-      <w:r>
-        <w:rPr>
-          <w:lang w:val="zh_TW" w:bidi="zh_TW"/>
-        </w:rPr>
-      </w:r>
-    </w:p>
-    <w:p>
-      <w:pPr>
-        <w:pStyle w:val="Heading2"/>
-      </w:pPr>
-      <w:r>
-        <w:rPr>
-          <w:lang w:val="zh_TW" w:bidi="zh_TW"/>
-        </w:rPr>
-        <w:t>他轄（Tahash）</w:t>
-      </w:r>
-      <w:r>
-        <w:rPr>
-          <w:lang w:val="zh_TW" w:bidi="zh_TW"/>
-        </w:rPr>
-      </w:r>
-    </w:p>
-    <w:p>
-      <w:pPr>
-        <w:pStyle w:val="Heading2"/>
-      </w:pPr>
-      <w:r>
-        <w:rPr>
-          <w:lang w:val="zh_TW" w:bidi="zh_TW"/>
-        </w:rPr>
-        <w:t>他轄</w:t>
-      </w:r>
-      <w:r>
-        <w:rPr>
-          <w:lang w:val="zh_TW" w:bidi="zh_TW"/>
-        </w:rPr>
-        <w:t>（Tahash）</w:t>
-      </w:r>
-    </w:p>
-    <w:p>
-      <w:pPr/>
-      <w:r>
-        <w:rPr>
-          <w:lang w:val="zh_TW" w:bidi="zh_TW"/>
-        </w:rPr>
-      </w:r>
-      <w:r>
-        <w:rPr>
-          <w:lang w:val="zh_TW" w:bidi="zh_TW"/>
-        </w:rPr>
-        <w:t>拿鶴和他的妾流瑪的兒子；亞伯拉罕的兄弟（</w:t>
-      </w:r>
-      <w:hyperlink r:id="rId28">
-        <w:r>
-          <w:rPr>
-            <w:lang w:val="zh_TW" w:bidi="zh_TW"/>
-          </w:rPr>
-          <w:rPr>
-            <w:color w:val="0000EE"/>
-            <w:u w:val="single"/>
-          </w:rPr>
-          <w:t>創22:24</w:t>
-        </w:r>
-      </w:hyperlink>
-      <w:r>
-        <w:rPr>
-          <w:lang w:val="zh_TW" w:bidi="zh_TW"/>
-        </w:rPr>
-        <w:t>）。</w:t>
-      </w:r>
-      <w:r>
-        <w:rPr>
-          <w:lang w:val="zh_TW" w:bidi="zh_TW"/>
-        </w:rPr>
-      </w:r>
-      <w:r>
-        <w:rPr>
-          <w:lang w:val="zh_TW" w:bidi="zh_TW"/>
-        </w:rPr>
-      </w:r>
-    </w:p>
-    <w:p>
-      <w:pPr/>
-      <w:r>
-        <w:rPr>
-          <w:lang w:val="zh_TW" w:bidi="zh_TW"/>
-        </w:rPr>
-      </w:r>
-    </w:p>
-    <w:p>
-      <w:pPr>
-        <w:pStyle w:val="Heading2"/>
-      </w:pPr>
-      <w:r>
-        <w:rPr>
-          <w:lang w:val="zh_TW" w:bidi="zh_TW"/>
-        </w:rPr>
-        <w:t>他轄（Thahash）</w:t>
-      </w:r>
-      <w:r>
-        <w:rPr>
-          <w:lang w:val="zh_TW" w:bidi="zh_TW"/>
-        </w:rPr>
-      </w:r>
-    </w:p>
-    <w:p>
-      <w:pPr/>
-      <w:r>
-        <w:rPr>
-          <w:lang w:val="zh_TW" w:bidi="zh_TW"/>
-        </w:rPr>
-      </w:r>
-      <w:hyperlink r:id="rId28">
-        <w:r>
-          <w:rPr>
-            <w:lang w:val="zh_TW" w:bidi="zh_TW"/>
-          </w:rPr>
-          <w:rPr>
-            <w:color w:val="0000EE"/>
-            <w:u w:val="single"/>
-          </w:rPr>
-          <w:t>創世記二十二章24節</w:t>
-        </w:r>
-      </w:hyperlink>
-      <w:r>
-        <w:rPr>
-          <w:lang w:val="zh_TW" w:bidi="zh_TW"/>
-        </w:rPr>
-        <w:t>中，流瑪的兒子他轄的另一種拼寫方式。</w:t>
-      </w:r>
-    </w:p>
-    <w:p>
-      <w:pPr/>
-      <w:r>
-        <w:rPr>
-          <w:lang w:val="zh_TW" w:bidi="zh_TW"/>
-        </w:rPr>
-      </w:r>
-      <w:r>
-        <w:rPr>
-          <w:i/>
-          <w:lang w:val="zh_TW" w:bidi="zh_TW"/>
-        </w:rPr>
-        <w:t>見</w:t>
-      </w:r>
-      <w:r>
-        <w:rPr>
-          <w:lang w:val="zh_TW" w:bidi="zh_TW"/>
-        </w:rPr>
-        <w:t>他轄（Tahash）</w:t>
-      </w:r>
-      <w:r>
-        <w:rPr>
-          <w:lang w:val="zh_TW" w:bidi="zh_TW"/>
-        </w:rPr>
-        <w:t>。</w:t>
-      </w:r>
-      <w:r>
-        <w:rPr>
-          <w:lang w:val="zh_TW" w:bidi="zh_TW"/>
-        </w:rPr>
-      </w:r>
-      <w:r>
-        <w:rPr>
-          <w:lang w:val="zh_TW" w:bidi="zh_TW"/>
-        </w:rPr>
-      </w:r>
-    </w:p>
-    <w:p>
-      <w:pPr/>
-      <w:r>
-        <w:rPr>
-          <w:lang w:val="zh_TW" w:bidi="zh_TW"/>
-        </w:rPr>
-      </w:r>
-    </w:p>
-    <w:p>
-      <w:pPr>
-        <w:pStyle w:val="Heading2"/>
-      </w:pPr>
-      <w:r>
-        <w:rPr>
-          <w:lang w:val="zh_TW" w:bidi="zh_TW"/>
-        </w:rPr>
-        <w:t>塔木德</w:t>
-      </w:r>
-      <w:r>
-        <w:rPr>
-          <w:lang w:val="zh_TW" w:bidi="zh_TW"/>
-        </w:rPr>
-      </w:r>
-    </w:p>
-    <w:p>
-      <w:pPr/>
-      <w:r>
-        <w:rPr>
-          <w:lang w:val="zh_TW" w:bidi="zh_TW"/>
-        </w:rPr>
-      </w:r>
-      <w:r>
-        <w:rPr>
-          <w:lang w:val="zh_TW" w:bidi="zh_TW"/>
-        </w:rPr>
-        <w:t>「塔木德」一詞意為「學習」或「研讀」。塔木德是一部用希伯來文和亞蘭文寫成的文獻集。它包括對舊約聖經律法部分的解釋以及源自許多拉比來源的智慧言論。它涵蓋的時期始於以斯拉之後不久，約公元前400年，到約公元500年代。</w:t>
-      </w:r>
-    </w:p>
-    <w:p>
-      <w:pPr>
-        <w:pStyle w:val="Heading3"/>
-      </w:pPr>
-      <w:r>
-        <w:rPr>
-          <w:lang w:val="zh_TW" w:bidi="zh_TW"/>
-        </w:rPr>
-        <w:t>口傳律法的起源與發展</w:t>
-      </w:r>
-    </w:p>
-    <w:p>
-      <w:pPr/>
-      <w:r>
-        <w:rPr>
-          <w:lang w:val="zh_TW" w:bidi="zh_TW"/>
-        </w:rPr>
-      </w:r>
-      <w:r>
-        <w:rPr>
-          <w:lang w:val="zh_TW" w:bidi="zh_TW"/>
-        </w:rPr>
-        <w:t>傳統猶太人相信摩西除了書面律法外，還領受了一部口傳律法。這部口傳律法是歷世歷代流傳下來的。塔木德主張這部口傳律法有早期的起源，《先賢篇》（</w:t>
-      </w:r>
-      <w:r>
-        <w:rPr>
-          <w:i/>
-          <w:lang w:val="zh_TW" w:bidi="zh_TW"/>
-        </w:rPr>
-        <w:t>Pirke Aboth）一章</w:t>
-      </w:r>
-      <w:r>
-        <w:rPr>
-          <w:lang w:val="zh_TW" w:bidi="zh_TW"/>
-        </w:rPr>
-        <w:t>1節將其歸於摩西。然而，一些學者認為這部口傳律法是在以斯拉之後發展起來的。比如，生活在被擄時期前的先知，從未提到人們未能遵循口傳律法。然而，這些先知經常警告人們忽視摩西所賜的書面律法。這表明在巴比倫被擄之前，並不存在一套口傳傳統。</w:t>
-      </w:r>
-    </w:p>
-    <w:p>
-      <w:pPr/>
-      <w:r>
-        <w:rPr>
-          <w:lang w:val="zh_TW" w:bidi="zh_TW"/>
-        </w:rPr>
-      </w:r>
-      <w:r>
-        <w:rPr>
-          <w:lang w:val="zh_TW" w:bidi="zh_TW"/>
-        </w:rPr>
-        <w:t>在以斯拉（「通達摩西律法書的文士」</w:t>
-      </w:r>
-      <w:hyperlink r:id="rId29">
-        <w:r>
-          <w:rPr>
-            <w:lang w:val="zh_TW" w:bidi="zh_TW"/>
-          </w:rPr>
-          <w:rPr>
-            <w:color w:val="0000EE"/>
-            <w:u w:val="single"/>
-          </w:rPr>
-          <w:t>以斯拉記7:6</w:t>
-        </w:r>
-      </w:hyperlink>
-      <w:r>
-        <w:rPr>
-          <w:lang w:val="zh_TW" w:bidi="zh_TW"/>
-        </w:rPr>
-        <w:t>）之後，會堂和學校的教師教授舊約聖經，他們的教導被記憶下來。多年來，人們使用不同的方法來背誦和記憶不斷增多的教導和解釋。</w:t>
-      </w:r>
-    </w:p>
-    <w:p>
-      <w:pPr/>
-      <w:r>
-        <w:rPr>
-          <w:lang w:val="zh_TW" w:bidi="zh_TW"/>
-        </w:rPr>
-      </w:r>
-      <w:r>
-        <w:rPr>
-          <w:lang w:val="zh_TW" w:bidi="zh_TW"/>
-        </w:rPr>
-        <w:t>隨著更多的教導不斷增加，即使是最好的記憶也無法保留所有的材料。為了讓後代更容易獲得豐富的知識、宗教見解和智慧以獲得指導和啟發，有必要創建一個包含過去世代所有重要教導的總結。這個總結被稱為塔木德（Talmud），是口傳律法的主要合集。猶太人將其視為僅次於聖經的著作。塔木德被視為國家和宗教思想的非凡成就，深刻地塑造了猶太人的世界觀。</w:t>
-      </w:r>
-    </w:p>
-    <w:p>
-      <w:pPr>
-        <w:pStyle w:val="Heading3"/>
-      </w:pPr>
-      <w:r>
-        <w:rPr>
-          <w:lang w:val="zh_TW" w:bidi="zh_TW"/>
-        </w:rPr>
-        <w:t>口傳律法的理由</w:t>
-      </w:r>
-    </w:p>
-    <w:p>
-      <w:pPr/>
-      <w:r>
-        <w:rPr>
-          <w:lang w:val="zh_TW" w:bidi="zh_TW"/>
-        </w:rPr>
-      </w:r>
-      <w:r>
-        <w:rPr>
-          <w:lang w:val="zh_TW" w:bidi="zh_TW"/>
-        </w:rPr>
-        <w:t>在被擄歸回的先知停止預言之後，以色列的生命變得複雜。需要擴展摩西五經的律法。口傳律法最初是為了幫助人們遵守神的書面話語。</w:t>
-      </w:r>
-    </w:p>
-    <w:p>
-      <w:pPr/>
-      <w:r>
-        <w:rPr>
-          <w:lang w:val="zh_TW" w:bidi="zh_TW"/>
-        </w:rPr>
-      </w:r>
-      <w:r>
-        <w:rPr>
-          <w:lang w:val="zh_TW" w:bidi="zh_TW"/>
-        </w:rPr>
-        <w:t>口傳律法包含在塔木德中有兩個目的：</w:t>
+        <w:t>中提到的兩座平原〔谷〕上的城（cities of the plain</w:t>
+      </w:r>
+      <w:r>
+        <w:rPr>
+          <w:lang w:val="zh_TW" w:bidi="zh_TW"/>
+        </w:rPr>
+        <w:t>〔</w:t>
+      </w:r>
+      <w:r>
+        <w:rPr>
+          <w:lang w:val="zh_TW" w:bidi="zh_TW"/>
+        </w:rPr>
+        <w:t>valley</w:t>
+      </w:r>
+      <w:r>
+        <w:rPr>
+          <w:lang w:val="zh_TW" w:bidi="zh_TW"/>
+        </w:rPr>
+        <w:t>〕</w:t>
+      </w:r>
+      <w:r>
+        <w:rPr>
+          <w:lang w:val="zh_TW" w:bidi="zh_TW"/>
+        </w:rPr>
+        <w:t>）。在西訂谷共有五座城市：</w:t>
       </w:r>
     </w:p>
     <w:p>
@@ -1063,7 +295,7 @@
         <w:rPr>
           <w:lang w:val="zh_TW" w:bidi="zh_TW"/>
         </w:rPr>
-        <w:t>它提供了對書面律法的解釋。根據拉比的說法，口傳律法使遵守書面律法成為可能。沒有口傳律法，就不可能遵守書面律法。這方面的一個好例子可以在聖經的安息日律法中找到。大家都知道人們不應該在安息日工作。然而，拉比們說需要口傳律法來解釋「工作」實際上是什麼意思。</w:t>
+        <w:t>所多瑪</w:t>
       </w:r>
     </w:p>
     <w:p>
@@ -1081,7 +313,90 @@
         <w:rPr>
           <w:lang w:val="zh_TW" w:bidi="zh_TW"/>
         </w:rPr>
-        <w:t>口傳律法的第二個目的在於更新和調整成文律法以適應新的情況。口傳律法旨在使成文律法適用於每一代人。沒有口傳律法，人們可能會認為成文律法已然過時。</w:t>
+        <w:t>蛾摩拉</w:t>
+      </w:r>
+    </w:p>
+    <w:p>
+      <w:pPr>
+        <w:pStyle w:val="ListNumber"/>
+        <w:spacing w:line="240" w:lineRule="auto"/>
+        <w:ind w:left="720"/>
+      </w:pPr>
+      <w:r>
+        <w:rPr>
+          <w:lang w:val="zh_TW" w:bidi="zh_TW"/>
+        </w:rPr>
+      </w:r>
+      <w:r>
+        <w:rPr>
+          <w:lang w:val="zh_TW" w:bidi="zh_TW"/>
+        </w:rPr>
+        <w:t>押瑪</w:t>
+      </w:r>
+    </w:p>
+    <w:p>
+      <w:pPr>
+        <w:pStyle w:val="ListNumber"/>
+        <w:spacing w:line="240" w:lineRule="auto"/>
+        <w:ind w:left="720"/>
+      </w:pPr>
+      <w:r>
+        <w:rPr>
+          <w:lang w:val="zh_TW" w:bidi="zh_TW"/>
+        </w:rPr>
+      </w:r>
+      <w:r>
+        <w:rPr>
+          <w:lang w:val="zh_TW" w:bidi="zh_TW"/>
+        </w:rPr>
+        <w:t>洗扁</w:t>
+      </w:r>
+    </w:p>
+    <w:p>
+      <w:pPr>
+        <w:pStyle w:val="ListNumber"/>
+        <w:spacing w:line="240" w:lineRule="auto"/>
+        <w:ind w:left="720"/>
+      </w:pPr>
+      <w:r>
+        <w:rPr>
+          <w:lang w:val="zh_TW" w:bidi="zh_TW"/>
+        </w:rPr>
+      </w:r>
+      <w:r>
+        <w:rPr>
+          <w:lang w:val="zh_TW" w:bidi="zh_TW"/>
+        </w:rPr>
+        <w:t>比拉或瑣珥（</w:t>
+      </w:r>
+      <w:hyperlink r:id="rId14">
+        <w:r>
+          <w:rPr>
+            <w:lang w:val="zh_TW" w:bidi="zh_TW"/>
+          </w:rPr>
+          <w:rPr>
+            <w:color w:val="0000EE"/>
+            <w:u w:val="single"/>
+          </w:rPr>
+          <w:t>創14:2</w:t>
+        </w:r>
+      </w:hyperlink>
+      <w:r>
+        <w:rPr>
+          <w:lang w:val="zh_TW" w:bidi="zh_TW"/>
+        </w:rPr>
+        <w:t>）</w:t>
+      </w:r>
+    </w:p>
+    <w:p>
+      <w:pPr>
+        <w:pStyle w:val="Heading3"/>
+      </w:pPr>
+      <w:r>
+        <w:rPr>
+          <w:lang w:val="zh_TW" w:bidi="zh_TW"/>
+        </w:rPr>
+        <w:t>聖經中的所多瑪和蛾摩拉</w:t>
       </w:r>
     </w:p>
     <w:p>
@@ -1095,8 +410,194 @@
         <w:rPr>
           <w:lang w:val="zh_TW" w:bidi="zh_TW"/>
         </w:rPr>
-        <w:t>因此，口傳律法幫助人們理解什麼不應該做，以及良好的猶太教信仰應該是如何的樣貌。</w:t>
-      </w:r>
+        <w:t>西訂谷靠近死海。在這些城市中，所多瑪在創世記中被提及的次數最多。它共出現了36次，其中16次是單獨提到所多瑪。聖經視所多瑪為邪惡城市的典型。它被毀滅的記載（</w:t>
+      </w:r>
+      <w:hyperlink r:id="rId15">
+        <w:r>
+          <w:rPr>
+            <w:lang w:val="zh_TW" w:bidi="zh_TW"/>
+          </w:rPr>
+          <w:rPr>
+            <w:color w:val="0000EE"/>
+            <w:u w:val="single"/>
+          </w:rPr>
+          <w:t>創19:24</w:t>
+        </w:r>
+      </w:hyperlink>
+      <w:r>
+        <w:rPr>
+          <w:lang w:val="zh_TW" w:bidi="zh_TW"/>
+        </w:rPr>
+        <w:t>）在其它聖經經卷中被用作神審判的警戒：</w:t>
+      </w:r>
+    </w:p>
+    <w:p>
+      <w:pPr>
+        <w:pStyle w:val="ListBullet"/>
+        <w:spacing w:line="240" w:lineRule="auto"/>
+        <w:ind w:left="720"/>
+      </w:pPr>
+      <w:r>
+        <w:rPr>
+          <w:lang w:val="zh_TW" w:bidi="zh_TW"/>
+        </w:rPr>
+      </w:r>
+      <w:hyperlink r:id="rId16">
+        <w:r>
+          <w:rPr>
+            <w:lang w:val="zh_TW" w:bidi="zh_TW"/>
+          </w:rPr>
+          <w:rPr>
+            <w:color w:val="0000EE"/>
+            <w:u w:val="single"/>
+          </w:rPr>
+          <w:t>申命記二十九章23節</w:t>
+        </w:r>
+      </w:hyperlink>
+    </w:p>
+    <w:p>
+      <w:pPr>
+        <w:pStyle w:val="ListBullet"/>
+        <w:spacing w:line="240" w:lineRule="auto"/>
+        <w:ind w:left="720"/>
+      </w:pPr>
+      <w:r>
+        <w:rPr>
+          <w:lang w:val="zh_TW" w:bidi="zh_TW"/>
+        </w:rPr>
+      </w:r>
+      <w:hyperlink r:id="rId17">
+        <w:r>
+          <w:rPr>
+            <w:lang w:val="zh_TW" w:bidi="zh_TW"/>
+          </w:rPr>
+          <w:rPr>
+            <w:color w:val="0000EE"/>
+            <w:u w:val="single"/>
+          </w:rPr>
+          <w:t>以賽亞書一章9至10節</w:t>
+        </w:r>
+      </w:hyperlink>
+    </w:p>
+    <w:p>
+      <w:pPr>
+        <w:pStyle w:val="ListBullet"/>
+        <w:spacing w:line="240" w:lineRule="auto"/>
+        <w:ind w:left="720"/>
+      </w:pPr>
+      <w:r>
+        <w:rPr>
+          <w:lang w:val="zh_TW" w:bidi="zh_TW"/>
+        </w:rPr>
+      </w:r>
+      <w:hyperlink r:id="rId18">
+        <w:r>
+          <w:rPr>
+            <w:lang w:val="zh_TW" w:bidi="zh_TW"/>
+          </w:rPr>
+          <w:rPr>
+            <w:color w:val="0000EE"/>
+            <w:u w:val="single"/>
+          </w:rPr>
+          <w:t>耶利米書二十三章14節</w:t>
+        </w:r>
+      </w:hyperlink>
+    </w:p>
+    <w:p>
+      <w:pPr>
+        <w:pStyle w:val="ListBullet"/>
+        <w:spacing w:line="240" w:lineRule="auto"/>
+        <w:ind w:left="720"/>
+      </w:pPr>
+      <w:r>
+        <w:rPr>
+          <w:lang w:val="zh_TW" w:bidi="zh_TW"/>
+        </w:rPr>
+      </w:r>
+      <w:hyperlink r:id="rId19">
+        <w:r>
+          <w:rPr>
+            <w:lang w:val="zh_TW" w:bidi="zh_TW"/>
+          </w:rPr>
+          <w:rPr>
+            <w:color w:val="0000EE"/>
+            <w:u w:val="single"/>
+          </w:rPr>
+          <w:t>耶利米書四十九章18節</w:t>
+        </w:r>
+      </w:hyperlink>
+    </w:p>
+    <w:p>
+      <w:pPr>
+        <w:pStyle w:val="ListBullet"/>
+        <w:spacing w:line="240" w:lineRule="auto"/>
+        <w:ind w:left="720"/>
+      </w:pPr>
+      <w:r>
+        <w:rPr>
+          <w:lang w:val="zh_TW" w:bidi="zh_TW"/>
+        </w:rPr>
+      </w:r>
+      <w:hyperlink r:id="rId20">
+        <w:r>
+          <w:rPr>
+            <w:lang w:val="zh_TW" w:bidi="zh_TW"/>
+          </w:rPr>
+          <w:rPr>
+            <w:color w:val="0000EE"/>
+            <w:u w:val="single"/>
+          </w:rPr>
+          <w:t>耶利米哀歌四章6節</w:t>
+        </w:r>
+      </w:hyperlink>
+    </w:p>
+    <w:p>
+      <w:pPr>
+        <w:pStyle w:val="ListBullet"/>
+        <w:spacing w:line="240" w:lineRule="auto"/>
+        <w:ind w:left="720"/>
+      </w:pPr>
+      <w:r>
+        <w:rPr>
+          <w:lang w:val="zh_TW" w:bidi="zh_TW"/>
+        </w:rPr>
+      </w:r>
+      <w:hyperlink r:id="rId21">
+        <w:r>
+          <w:rPr>
+            <w:lang w:val="zh_TW" w:bidi="zh_TW"/>
+          </w:rPr>
+          <w:rPr>
+            <w:color w:val="0000EE"/>
+            <w:u w:val="single"/>
+          </w:rPr>
+          <w:t>阿摩司書四章11節</w:t>
+        </w:r>
+      </w:hyperlink>
+    </w:p>
+    <w:p>
+      <w:pPr>
+        <w:pStyle w:val="ListBullet"/>
+        <w:spacing w:line="240" w:lineRule="auto"/>
+        <w:ind w:left="720"/>
+      </w:pPr>
+      <w:r>
+        <w:rPr>
+          <w:lang w:val="zh_TW" w:bidi="zh_TW"/>
+        </w:rPr>
+      </w:r>
+      <w:hyperlink r:id="rId22">
+        <w:r>
+          <w:rPr>
+            <w:lang w:val="zh_TW" w:bidi="zh_TW"/>
+          </w:rPr>
+          <w:rPr>
+            <w:color w:val="0000EE"/>
+            <w:u w:val="single"/>
+          </w:rPr>
+          <w:t>西番雅書二章9節</w:t>
+        </w:r>
+      </w:hyperlink>
     </w:p>
     <w:p>
       <w:pPr/>
@@ -1109,9 +610,21 @@
         <w:rPr>
           <w:lang w:val="zh_TW" w:bidi="zh_TW"/>
         </w:rPr>
-        <w:t>每一個世代都面臨新的社會、政治和經濟情況。這意味著神的話語需要以新的方式來應用。然而，神的話語本身不應該僅僅為了迎合人們的需求或解決新問題而改變。我們在公元一世紀看到了這個例子。耶穌批評猶太領袖將他們的口述傳統置於神的話語之上（</w:t>
-      </w:r>
-      <w:hyperlink r:id="rId30">
+        <w:t>新約聖經中也有提到所多瑪毀滅的故事：</w:t>
+      </w:r>
+    </w:p>
+    <w:p>
+      <w:pPr>
+        <w:pStyle w:val="ListBullet"/>
+        <w:spacing w:line="240" w:lineRule="auto"/>
+        <w:ind w:left="720"/>
+      </w:pPr>
+      <w:r>
+        <w:rPr>
+          <w:lang w:val="zh_TW" w:bidi="zh_TW"/>
+        </w:rPr>
+      </w:r>
+      <w:hyperlink r:id="rId23">
         <w:r>
           <w:rPr>
             <w:lang w:val="zh_TW" w:bidi="zh_TW"/>
@@ -1120,25 +633,163 @@
             <w:color w:val="0000EE"/>
             <w:u w:val="single"/>
           </w:rPr>
-          <w:t>馬可福音7:9–13</w:t>
+          <w:t>馬太福音十章15節</w:t>
         </w:r>
       </w:hyperlink>
-      <w:r>
-        <w:rPr>
-          <w:lang w:val="zh_TW" w:bidi="zh_TW"/>
-        </w:rPr>
-        <w:t>）。</w:t>
-      </w:r>
     </w:p>
     <w:p>
       <w:pPr>
+        <w:pStyle w:val="ListBullet"/>
+        <w:spacing w:line="240" w:lineRule="auto"/>
+        <w:ind w:left="720"/>
+      </w:pPr>
+      <w:r>
+        <w:rPr>
+          <w:lang w:val="zh_TW" w:bidi="zh_TW"/>
+        </w:rPr>
+      </w:r>
+      <w:hyperlink r:id="rId24">
+        <w:r>
+          <w:rPr>
+            <w:lang w:val="zh_TW" w:bidi="zh_TW"/>
+          </w:rPr>
+          <w:rPr>
+            <w:color w:val="0000EE"/>
+            <w:u w:val="single"/>
+          </w:rPr>
+          <w:t>路加福音十章12節</w:t>
+        </w:r>
+      </w:hyperlink>
+    </w:p>
+    <w:p>
+      <w:pPr>
+        <w:pStyle w:val="ListBullet"/>
+        <w:spacing w:line="240" w:lineRule="auto"/>
+        <w:ind w:left="720"/>
+      </w:pPr>
+      <w:r>
+        <w:rPr>
+          <w:lang w:val="zh_TW" w:bidi="zh_TW"/>
+        </w:rPr>
+      </w:r>
+      <w:hyperlink r:id="rId25">
+        <w:r>
+          <w:rPr>
+            <w:lang w:val="zh_TW" w:bidi="zh_TW"/>
+          </w:rPr>
+          <w:rPr>
+            <w:color w:val="0000EE"/>
+            <w:u w:val="single"/>
+          </w:rPr>
+          <w:t>路加福音十七章29節</w:t>
+        </w:r>
+      </w:hyperlink>
+    </w:p>
+    <w:p>
+      <w:pPr>
+        <w:pStyle w:val="ListBullet"/>
+        <w:spacing w:line="240" w:lineRule="auto"/>
+        <w:ind w:left="720"/>
+      </w:pPr>
+      <w:r>
+        <w:rPr>
+          <w:lang w:val="zh_TW" w:bidi="zh_TW"/>
+        </w:rPr>
+      </w:r>
+      <w:hyperlink r:id="rId26">
+        <w:r>
+          <w:rPr>
+            <w:lang w:val="zh_TW" w:bidi="zh_TW"/>
+          </w:rPr>
+          <w:rPr>
+            <w:color w:val="0000EE"/>
+            <w:u w:val="single"/>
+          </w:rPr>
+          <w:t>羅馬書九章29節</w:t>
+        </w:r>
+      </w:hyperlink>
+    </w:p>
+    <w:p>
+      <w:pPr>
+        <w:pStyle w:val="ListBullet"/>
+        <w:spacing w:line="240" w:lineRule="auto"/>
+        <w:ind w:left="720"/>
+      </w:pPr>
+      <w:r>
+        <w:rPr>
+          <w:lang w:val="zh_TW" w:bidi="zh_TW"/>
+        </w:rPr>
+      </w:r>
+      <w:hyperlink r:id="rId27">
+        <w:r>
+          <w:rPr>
+            <w:lang w:val="zh_TW" w:bidi="zh_TW"/>
+          </w:rPr>
+          <w:rPr>
+            <w:color w:val="0000EE"/>
+            <w:u w:val="single"/>
+          </w:rPr>
+          <w:t>彼得後書二章6節</w:t>
+        </w:r>
+      </w:hyperlink>
+    </w:p>
+    <w:p>
+      <w:pPr>
+        <w:pStyle w:val="ListBullet"/>
+        <w:spacing w:line="240" w:lineRule="auto"/>
+        <w:ind w:left="720"/>
+      </w:pPr>
+      <w:r>
+        <w:rPr>
+          <w:lang w:val="zh_TW" w:bidi="zh_TW"/>
+        </w:rPr>
+      </w:r>
+      <w:hyperlink r:id="rId28">
+        <w:r>
+          <w:rPr>
+            <w:lang w:val="zh_TW" w:bidi="zh_TW"/>
+          </w:rPr>
+          <w:rPr>
+            <w:color w:val="0000EE"/>
+            <w:u w:val="single"/>
+          </w:rPr>
+          <w:t>猶大書一章7節</w:t>
+        </w:r>
+      </w:hyperlink>
+    </w:p>
+    <w:p>
+      <w:pPr>
+        <w:pStyle w:val="ListBullet"/>
+        <w:spacing w:line="240" w:lineRule="auto"/>
+        <w:ind w:left="720"/>
+      </w:pPr>
+      <w:r>
+        <w:rPr>
+          <w:lang w:val="zh_TW" w:bidi="zh_TW"/>
+        </w:rPr>
+      </w:r>
+      <w:hyperlink r:id="rId29">
+        <w:r>
+          <w:rPr>
+            <w:lang w:val="zh_TW" w:bidi="zh_TW"/>
+          </w:rPr>
+          <w:rPr>
+            <w:color w:val="0000EE"/>
+            <w:u w:val="single"/>
+          </w:rPr>
+          <w:t>啟示錄十一章8節</w:t>
+        </w:r>
+      </w:hyperlink>
+    </w:p>
+    <w:p>
+      <w:pPr>
         <w:pStyle w:val="Heading3"/>
       </w:pPr>
       <w:r>
         <w:rPr>
           <w:lang w:val="zh_TW" w:bidi="zh_TW"/>
         </w:rPr>
-        <w:t>塔木德的早期形式</w:t>
+        <w:t>所多瑪和蛾摩拉發生了什麼事？</w:t>
       </w:r>
     </w:p>
     <w:p>
@@ -1152,7 +803,459 @@
         <w:rPr>
           <w:lang w:val="zh_TW" w:bidi="zh_TW"/>
         </w:rPr>
-        <w:t>最早教授口傳律法的方法之一是透過米大示（Midrash），意思是「解釋」。米大示是一種對聖經經文的註釋（解釋或觀察）。米大示有兩種類型：</w:t>
+        <w:t>所多瑪和蛾摩拉的主要故事發生在</w:t>
+      </w:r>
+      <w:hyperlink r:id="rId30">
+        <w:r>
+          <w:rPr>
+            <w:lang w:val="zh_TW" w:bidi="zh_TW"/>
+          </w:rPr>
+          <w:rPr>
+            <w:color w:val="0000EE"/>
+            <w:u w:val="single"/>
+          </w:rPr>
+          <w:t>創世記十八</w:t>
+        </w:r>
+      </w:hyperlink>
+      <w:r>
+        <w:rPr>
+          <w:lang w:val="zh_TW" w:bidi="zh_TW"/>
+        </w:rPr>
+        <w:t>和</w:t>
+      </w:r>
+      <w:hyperlink r:id="rId31">
+        <w:r>
+          <w:rPr>
+            <w:lang w:val="zh_TW" w:bidi="zh_TW"/>
+          </w:rPr>
+          <w:rPr>
+            <w:color w:val="0000EE"/>
+            <w:u w:val="single"/>
+          </w:rPr>
+          <w:t>十九章</w:t>
+        </w:r>
+      </w:hyperlink>
+      <w:r>
+        <w:rPr>
+          <w:lang w:val="zh_TW" w:bidi="zh_TW"/>
+        </w:rPr>
+        <w:t>。聖經對這座城市的描述由第</w:t>
+      </w:r>
+      <w:hyperlink r:id="rId32">
+        <w:r>
+          <w:rPr>
+            <w:lang w:val="zh_TW" w:bidi="zh_TW"/>
+          </w:rPr>
+          <w:rPr>
+            <w:color w:val="0000EE"/>
+            <w:u w:val="single"/>
+          </w:rPr>
+          <w:t>十三</w:t>
+        </w:r>
+      </w:hyperlink>
+      <w:r>
+        <w:rPr>
+          <w:lang w:val="zh_TW" w:bidi="zh_TW"/>
+        </w:rPr>
+        <w:t>章開始。亞伯拉罕的姪兒羅得決定定居在約旦河谷，靠近所多瑪，那裡的人以極度邪惡著稱。所多瑪最嚴重的罪惡之一是性變態，特別是同性戀行為。羅得曾提出將自己的處女女兒交給所多瑪的男子，以保護他來自天上的客人，這顯示了該城腐敗的影響力。</w:t>
+      </w:r>
+    </w:p>
+    <w:p>
+      <w:pPr/>
+      <w:r>
+        <w:rPr>
+          <w:lang w:val="zh_TW" w:bidi="zh_TW"/>
+        </w:rPr>
+      </w:r>
+      <w:r>
+        <w:rPr>
+          <w:lang w:val="zh_TW" w:bidi="zh_TW"/>
+        </w:rPr>
+        <w:t>在羅得定居在所多瑪後，四個東方的王進攻該地區，包括所多瑪和蛾摩拉，並取得了控制權。14年後，他們再次回來平定一場叛亂（</w:t>
+      </w:r>
+      <w:hyperlink r:id="rId33">
+        <w:r>
+          <w:rPr>
+            <w:lang w:val="zh_TW" w:bidi="zh_TW"/>
+          </w:rPr>
+          <w:rPr>
+            <w:color w:val="0000EE"/>
+            <w:u w:val="single"/>
+          </w:rPr>
+          <w:t>創14:1–5</w:t>
+        </w:r>
+      </w:hyperlink>
+      <w:r>
+        <w:rPr>
+          <w:lang w:val="zh_TW" w:bidi="zh_TW"/>
+        </w:rPr>
+        <w:t>）。羅得在這場衝突中被擄，但後來被亞伯拉罕救出。所多瑪與蛾摩拉的罪惡如此重大，以至於耶和華決定毀滅它們。亞伯拉罕曾為其求情，問神如果城裡能找到十個義人，是否能饒恕這些城（</w:t>
+      </w:r>
+      <w:hyperlink r:id="rId34">
+        <w:r>
+          <w:rPr>
+            <w:lang w:val="zh_TW" w:bidi="zh_TW"/>
+          </w:rPr>
+          <w:rPr>
+            <w:color w:val="0000EE"/>
+            <w:u w:val="single"/>
+          </w:rPr>
+          <w:t>創18:20–33</w:t>
+        </w:r>
+      </w:hyperlink>
+      <w:r>
+        <w:rPr>
+          <w:lang w:val="zh_TW" w:bidi="zh_TW"/>
+        </w:rPr>
+        <w:t>）。</w:t>
+      </w:r>
+    </w:p>
+    <w:p>
+      <w:pPr/>
+      <w:r>
+        <w:rPr>
+          <w:lang w:val="zh_TW" w:bidi="zh_TW"/>
+        </w:rPr>
+      </w:r>
+      <w:r>
+        <w:rPr>
+          <w:lang w:val="zh_TW" w:bidi="zh_TW"/>
+        </w:rPr>
+        <w:t>那兩位從亞伯拉罕那裡前往所多瑪來自天上的客人，發現羅得正坐在城門口（</w:t>
+      </w:r>
+      <w:hyperlink r:id="rId35">
+        <w:r>
+          <w:rPr>
+            <w:lang w:val="zh_TW" w:bidi="zh_TW"/>
+          </w:rPr>
+          <w:rPr>
+            <w:color w:val="0000EE"/>
+            <w:u w:val="single"/>
+          </w:rPr>
+          <w:t>創19:1</w:t>
+        </w:r>
+      </w:hyperlink>
+      <w:r>
+        <w:rPr>
+          <w:lang w:val="zh_TW" w:bidi="zh_TW"/>
+        </w:rPr>
+        <w:t>）。他們將神的計畫告訴羅得，並催促他、他的妻子和兩個女兒逃離該城。隨後，耶和華將硫磺與火降在所多瑪與蛾摩拉。第二天早晨，亞伯拉罕看見被毀城市的煙氣上騰，如同窯中的煙一樣。</w:t>
+      </w:r>
+    </w:p>
+    <w:p>
+      <w:pPr/>
+      <w:r>
+        <w:rPr>
+          <w:lang w:val="zh_TW" w:bidi="zh_TW"/>
+        </w:rPr>
+      </w:r>
+      <w:r>
+        <w:rPr>
+          <w:i/>
+          <w:lang w:val="zh_TW" w:bidi="zh_TW"/>
+        </w:rPr>
+        <w:t>另見</w:t>
+      </w:r>
+      <w:r>
+        <w:rPr>
+          <w:lang w:val="zh_TW" w:bidi="zh_TW"/>
+        </w:rPr>
+        <w:t>平原上的城</w:t>
+      </w:r>
+      <w:r>
+        <w:rPr>
+          <w:lang w:val="zh_TW" w:bidi="zh_TW"/>
+        </w:rPr>
+        <w:t>。</w:t>
+      </w:r>
+      <w:r>
+        <w:rPr>
+          <w:lang w:val="zh_TW" w:bidi="zh_TW"/>
+        </w:rPr>
+      </w:r>
+      <w:r>
+        <w:rPr>
+          <w:lang w:val="zh_TW" w:bidi="zh_TW"/>
+        </w:rPr>
+      </w:r>
+    </w:p>
+    <w:p>
+      <w:pPr/>
+      <w:r>
+        <w:rPr>
+          <w:lang w:val="zh_TW" w:bidi="zh_TW"/>
+        </w:rPr>
+      </w:r>
+    </w:p>
+    <w:p>
+      <w:pPr>
+        <w:pStyle w:val="Heading2"/>
+      </w:pPr>
+      <w:r>
+        <w:rPr>
+          <w:lang w:val="zh_TW" w:bidi="zh_TW"/>
+        </w:rPr>
+        <w:t>瑣珥</w:t>
+      </w:r>
+      <w:r>
+        <w:rPr>
+          <w:lang w:val="zh_TW" w:bidi="zh_TW"/>
+        </w:rPr>
+      </w:r>
+    </w:p>
+    <w:p>
+      <w:pPr/>
+      <w:r>
+        <w:rPr>
+          <w:lang w:val="zh_TW" w:bidi="zh_TW"/>
+        </w:rPr>
+      </w:r>
+      <w:r>
+        <w:rPr>
+          <w:lang w:val="zh_TW" w:bidi="zh_TW"/>
+        </w:rPr>
+        <w:t>瑣珥是「平原上的城（cities of the plain）」之一，曾與所多瑪、蛾摩拉、押瑪及洗扁結為同盟（</w:t>
+      </w:r>
+      <w:hyperlink r:id="rId36">
+        <w:r>
+          <w:rPr>
+            <w:lang w:val="zh_TW" w:bidi="zh_TW"/>
+          </w:rPr>
+          <w:rPr>
+            <w:color w:val="0000EE"/>
+            <w:u w:val="single"/>
+          </w:rPr>
+          <w:t>創14:2</w:t>
+        </w:r>
+      </w:hyperlink>
+      <w:r>
+        <w:rPr>
+          <w:lang w:val="zh_TW" w:bidi="zh_TW"/>
+        </w:rPr>
+        <w:t>、</w:t>
+      </w:r>
+      <w:hyperlink r:id="rId36">
+        <w:r>
+          <w:rPr>
+            <w:lang w:val="zh_TW" w:bidi="zh_TW"/>
+          </w:rPr>
+          <w:rPr>
+            <w:color w:val="0000EE"/>
+            <w:u w:val="single"/>
+          </w:rPr>
+          <w:t>8</w:t>
+        </w:r>
+      </w:hyperlink>
+      <w:r>
+        <w:rPr>
+          <w:lang w:val="zh_TW" w:bidi="zh_TW"/>
+        </w:rPr>
+        <w:t>）。瑣珥舊稱比拉（Bela），其最為人熟知的事蹟，是在所多瑪及其它平原上的城覆滅之際，曾作為羅得和他女兒們的臨時避難所（</w:t>
+      </w:r>
+      <w:hyperlink r:id="rId37">
+        <w:r>
+          <w:rPr>
+            <w:lang w:val="zh_TW" w:bidi="zh_TW"/>
+          </w:rPr>
+          <w:rPr>
+            <w:color w:val="0000EE"/>
+            <w:u w:val="single"/>
+          </w:rPr>
+          <w:t>創19:22–23</w:t>
+        </w:r>
+      </w:hyperlink>
+      <w:r>
+        <w:rPr>
+          <w:lang w:val="zh_TW" w:bidi="zh_TW"/>
+        </w:rPr>
+        <w:t>、</w:t>
+      </w:r>
+      <w:hyperlink r:id="rId37">
+        <w:r>
+          <w:rPr>
+            <w:lang w:val="zh_TW" w:bidi="zh_TW"/>
+          </w:rPr>
+          <w:rPr>
+            <w:color w:val="0000EE"/>
+            <w:u w:val="single"/>
+          </w:rPr>
+          <w:t>30</w:t>
+        </w:r>
+      </w:hyperlink>
+      <w:r>
+        <w:rPr>
+          <w:lang w:val="zh_TW" w:bidi="zh_TW"/>
+        </w:rPr>
+        <w:t>）。儘管瑣珥顯然是一個小鎮（</w:t>
+      </w:r>
+      <w:hyperlink r:id="rId38">
+        <w:r>
+          <w:rPr>
+            <w:lang w:val="zh_TW" w:bidi="zh_TW"/>
+          </w:rPr>
+          <w:rPr>
+            <w:color w:val="0000EE"/>
+            <w:u w:val="single"/>
+          </w:rPr>
+          <w:t>22節</w:t>
+        </w:r>
+      </w:hyperlink>
+      <w:r>
+        <w:rPr>
+          <w:lang w:val="zh_TW" w:bidi="zh_TW"/>
+        </w:rPr>
+        <w:t>；瑣珥的意思為「小」），但在古代它顯然被視為一個重要的地理標誌。當亞伯拉罕與羅得分地時，羅得選中的便是靠近瑣珥一帶的土地（</w:t>
+      </w:r>
+      <w:hyperlink r:id="rId39">
+        <w:r>
+          <w:rPr>
+            <w:lang w:val="zh_TW" w:bidi="zh_TW"/>
+          </w:rPr>
+          <w:rPr>
+            <w:color w:val="0000EE"/>
+            <w:u w:val="single"/>
+          </w:rPr>
+          <w:t>創13:10</w:t>
+        </w:r>
+      </w:hyperlink>
+      <w:r>
+        <w:rPr>
+          <w:lang w:val="zh_TW" w:bidi="zh_TW"/>
+        </w:rPr>
+        <w:t>）。後來摩西從毗斯迦山（Mt Pisgah）眺望應許之地時，他將瑣珥看作耶利哥平原谷地的最南端（</w:t>
+      </w:r>
+      <w:hyperlink r:id="rId40">
+        <w:r>
+          <w:rPr>
+            <w:lang w:val="zh_TW" w:bidi="zh_TW"/>
+          </w:rPr>
+          <w:rPr>
+            <w:color w:val="0000EE"/>
+            <w:u w:val="single"/>
+          </w:rPr>
+          <w:t>申34:3</w:t>
+        </w:r>
+      </w:hyperlink>
+      <w:r>
+        <w:rPr>
+          <w:lang w:val="zh_TW" w:bidi="zh_TW"/>
+        </w:rPr>
+        <w:t>）。到了先知時代，瑣珥則被視為摩押南部的疆界（</w:t>
+      </w:r>
+      <w:hyperlink r:id="rId41">
+        <w:r>
+          <w:rPr>
+            <w:lang w:val="zh_TW" w:bidi="zh_TW"/>
+          </w:rPr>
+          <w:rPr>
+            <w:color w:val="0000EE"/>
+            <w:u w:val="single"/>
+          </w:rPr>
+          <w:t>賽15:5</w:t>
+        </w:r>
+      </w:hyperlink>
+      <w:r>
+        <w:rPr>
+          <w:lang w:val="zh_TW" w:bidi="zh_TW"/>
+        </w:rPr>
+        <w:t>；</w:t>
+      </w:r>
+      <w:hyperlink r:id="rId42">
+        <w:r>
+          <w:rPr>
+            <w:lang w:val="zh_TW" w:bidi="zh_TW"/>
+          </w:rPr>
+          <w:rPr>
+            <w:color w:val="0000EE"/>
+            <w:u w:val="single"/>
+          </w:rPr>
+          <w:t>耶48:4</w:t>
+        </w:r>
+      </w:hyperlink>
+      <w:r>
+        <w:rPr>
+          <w:lang w:val="zh_TW" w:bidi="zh_TW"/>
+        </w:rPr>
+        <w:t>、</w:t>
+      </w:r>
+      <w:hyperlink r:id="rId42">
+        <w:r>
+          <w:rPr>
+            <w:lang w:val="zh_TW" w:bidi="zh_TW"/>
+          </w:rPr>
+          <w:rPr>
+            <w:color w:val="0000EE"/>
+            <w:u w:val="single"/>
+          </w:rPr>
+          <w:t>34</w:t>
+        </w:r>
+      </w:hyperlink>
+      <w:r>
+        <w:rPr>
+          <w:lang w:val="zh_TW" w:bidi="zh_TW"/>
+        </w:rPr>
+        <w:t>）。</w:t>
+      </w:r>
+    </w:p>
+    <w:p>
+      <w:pPr/>
+      <w:r>
+        <w:rPr>
+          <w:lang w:val="zh_TW" w:bidi="zh_TW"/>
+        </w:rPr>
+      </w:r>
+      <w:r>
+        <w:rPr>
+          <w:i/>
+          <w:lang w:val="zh_TW" w:bidi="zh_TW"/>
+        </w:rPr>
+        <w:t>另見</w:t>
+      </w:r>
+      <w:r>
+        <w:rPr>
+          <w:lang w:val="zh_TW" w:bidi="zh_TW"/>
+        </w:rPr>
+        <w:t>平原上的城</w:t>
+      </w:r>
+      <w:r>
+        <w:rPr>
+          <w:lang w:val="zh_TW" w:bidi="zh_TW"/>
+        </w:rPr>
+        <w:t>。</w:t>
+      </w:r>
+      <w:r>
+        <w:rPr>
+          <w:lang w:val="zh_TW" w:bidi="zh_TW"/>
+        </w:rPr>
+      </w:r>
+      <w:r>
+        <w:rPr>
+          <w:lang w:val="zh_TW" w:bidi="zh_TW"/>
+        </w:rPr>
+      </w:r>
+    </w:p>
+    <w:p>
+      <w:pPr/>
+      <w:r>
+        <w:rPr>
+          <w:lang w:val="zh_TW" w:bidi="zh_TW"/>
+        </w:rPr>
+      </w:r>
+    </w:p>
+    <w:p>
+      <w:pPr>
+        <w:pStyle w:val="Heading2"/>
+      </w:pPr>
+      <w:r>
+        <w:rPr>
+          <w:lang w:val="zh_TW" w:bidi="zh_TW"/>
+        </w:rPr>
+        <w:t>瑣轄</w:t>
+      </w:r>
+      <w:r>
+        <w:rPr>
+          <w:lang w:val="zh_TW" w:bidi="zh_TW"/>
+        </w:rPr>
       </w:r>
     </w:p>
     <w:p>
@@ -1172,16 +1275,45 @@
       </w:r>
       <w:r>
         <w:rPr>
-          <w:b/>
-          <w:lang w:val="zh_TW" w:bidi="zh_TW"/>
-        </w:rPr>
-        <w:t>米大示哈拉卡：</w:t>
-      </w:r>
-      <w:r>
-        <w:rPr>
-          <w:lang w:val="zh_TW" w:bidi="zh_TW"/>
-        </w:rPr>
-        <w:t>解釋舊約聖經中的律法部分，著重於如何活。</w:t>
+          <w:lang w:val="zh_TW" w:bidi="zh_TW"/>
+        </w:rPr>
+        <w:t>赫人以弗崙的父親。亞伯拉罕從以弗崙那裡買了麥比拉洞（</w:t>
+      </w:r>
+      <w:hyperlink r:id="rId43">
+        <w:r>
+          <w:rPr>
+            <w:lang w:val="zh_TW" w:bidi="zh_TW"/>
+          </w:rPr>
+          <w:rPr>
+            <w:color w:val="0000EE"/>
+            <w:u w:val="single"/>
+          </w:rPr>
+          <w:t>創23:7–9</w:t>
+        </w:r>
+      </w:hyperlink>
+      <w:r>
+        <w:rPr>
+          <w:lang w:val="zh_TW" w:bidi="zh_TW"/>
+        </w:rPr>
+        <w:t>，</w:t>
+      </w:r>
+      <w:hyperlink r:id="rId44">
+        <w:r>
+          <w:rPr>
+            <w:lang w:val="zh_TW" w:bidi="zh_TW"/>
+          </w:rPr>
+          <w:rPr>
+            <w:color w:val="0000EE"/>
+            <w:u w:val="single"/>
+          </w:rPr>
+          <w:t>25:9</w:t>
+        </w:r>
+      </w:hyperlink>
+      <w:r>
+        <w:rPr>
+          <w:lang w:val="zh_TW" w:bidi="zh_TW"/>
+        </w:rPr>
+        <w:t>）。</w:t>
       </w:r>
     </w:p>
     <w:p>
@@ -1197,32 +1329,79 @@
       </w:r>
       <w:r>
         <w:rPr>
-          <w:b/>
-          <w:lang w:val="zh_TW" w:bidi="zh_TW"/>
-        </w:rPr>
-        <w:t>米大示哈加達：</w:t>
-      </w:r>
-      <w:r>
-        <w:rPr>
-          <w:lang w:val="zh_TW" w:bidi="zh_TW"/>
-        </w:rPr>
-        <w:t>解釋非律法部分，如倫理和熱心所在，意思是「敘述」。</w:t>
+          <w:lang w:val="zh_TW" w:bidi="zh_TW"/>
+        </w:rPr>
+        <w:t>在</w:t>
+      </w:r>
+      <w:hyperlink r:id="rId45">
+        <w:r>
+          <w:rPr>
+            <w:lang w:val="zh_TW" w:bidi="zh_TW"/>
+          </w:rPr>
+          <w:rPr>
+            <w:color w:val="0000EE"/>
+            <w:u w:val="single"/>
+          </w:rPr>
+          <w:t>創世記四十六章10節</w:t>
+        </w:r>
+      </w:hyperlink>
+      <w:r>
+        <w:rPr>
+          <w:lang w:val="zh_TW" w:bidi="zh_TW"/>
+        </w:rPr>
+        <w:t>和</w:t>
+      </w:r>
+      <w:hyperlink r:id="rId46">
+        <w:r>
+          <w:rPr>
+            <w:lang w:val="zh_TW" w:bidi="zh_TW"/>
+          </w:rPr>
+          <w:rPr>
+            <w:color w:val="0000EE"/>
+            <w:u w:val="single"/>
+          </w:rPr>
+          <w:t>出埃及記六章15節</w:t>
+        </w:r>
+      </w:hyperlink>
+      <w:r>
+        <w:rPr>
+          <w:lang w:val="zh_TW" w:bidi="zh_TW"/>
+        </w:rPr>
+        <w:t>中，西緬的兒子謝拉（Zerah）的另一種拼寫方式。（譯註：和合本在這兩處經文中未將其譯為謝拉，僅譯為瑣轄）</w:t>
+        <w:br/>
+      </w:r>
+      <w:r>
+        <w:rPr>
+          <w:i/>
+          <w:lang w:val="zh_TW" w:bidi="zh_TW"/>
+        </w:rPr>
+        <w:t xml:space="preserve">見 </w:t>
+      </w:r>
+      <w:r>
+        <w:rPr>
+          <w:lang w:val="zh_TW" w:bidi="zh_TW"/>
+        </w:rPr>
+        <w:t>謝拉#3</w:t>
+      </w:r>
+      <w:r>
+        <w:rPr>
+          <w:lang w:val="zh_TW" w:bidi="zh_TW"/>
+        </w:rPr>
+        <w:t>。</w:t>
       </w:r>
     </w:p>
     <w:p>
-      <w:pPr/>
-      <w:r>
-        <w:rPr>
-          <w:lang w:val="zh_TW" w:bidi="zh_TW"/>
-        </w:rPr>
-      </w:r>
-      <w:r>
-        <w:rPr>
-          <w:lang w:val="zh_TW" w:bidi="zh_TW"/>
-        </w:rPr>
-        <w:t>以斯拉和接受教導的同伴在公元前444年在耶路撒冷城牆完成時，使用了米大示。他們「使百姓明白律法；百姓都站在自己的地方。他們清清楚楚地念神的律法書，講明意思，使百姓明白所念的」(</w:t>
-      </w:r>
-      <w:hyperlink r:id="rId31">
+      <w:pPr>
+        <w:pStyle w:val="ListNumber"/>
+        <w:spacing w:line="240" w:lineRule="auto"/>
+        <w:ind w:left="720"/>
+      </w:pPr>
+      <w:r>
+        <w:rPr>
+          <w:lang w:val="zh_TW" w:bidi="zh_TW"/>
+        </w:rPr>
+      </w:r>
+      <w:hyperlink r:id="rId47">
         <w:r>
           <w:rPr>
             <w:lang w:val="zh_TW" w:bidi="zh_TW"/>
@@ -1231,229 +1410,20 @@
             <w:color w:val="0000EE"/>
             <w:u w:val="single"/>
           </w:rPr>
-          <w:t>尼希米記8:7</w:t>
+          <w:t>歷代志上四章7節</w:t>
         </w:r>
       </w:hyperlink>
       <w:r>
         <w:rPr>
           <w:lang w:val="zh_TW" w:bidi="zh_TW"/>
         </w:rPr>
-        <w:t>–</w:t>
-      </w:r>
-      <w:hyperlink r:id="rId31">
-        <w:r>
-          <w:rPr>
-            <w:lang w:val="zh_TW" w:bidi="zh_TW"/>
-          </w:rPr>
-          <w:rPr>
-            <w:color w:val="0000EE"/>
-            <w:u w:val="single"/>
-          </w:rPr>
-          <w:t>8</w:t>
-        </w:r>
-      </w:hyperlink>
-      <w:r>
-        <w:rPr>
-          <w:lang w:val="zh_TW" w:bidi="zh_TW"/>
-        </w:rPr>
-        <w:t>)。</w:t>
-      </w:r>
-    </w:p>
-    <w:p>
-      <w:pPr/>
-      <w:r>
-        <w:rPr>
-          <w:lang w:val="zh_TW" w:bidi="zh_TW"/>
-        </w:rPr>
-      </w:r>
-      <w:r>
-        <w:rPr>
-          <w:lang w:val="zh_TW" w:bidi="zh_TW"/>
-        </w:rPr>
-        <w:t>在以斯拉之後，許多教師使用這種米大示的方法。這些宗教領袖被稱為經師（Soferim，「守書人」或「文士」），直到大約公元前200年。他們有時被稱為「大會堂」。他們教導以色列要避免崇拜假神或忘記神的律法。</w:t>
-      </w:r>
-    </w:p>
-    <w:p>
-      <w:pPr/>
-      <w:r>
-        <w:rPr>
-          <w:lang w:val="zh_TW" w:bidi="zh_TW"/>
-        </w:rPr>
-      </w:r>
-      <w:r>
-        <w:rPr>
-          <w:lang w:val="zh_TW" w:bidi="zh_TW"/>
-        </w:rPr>
-        <w:t>經師之後是哈西典（「虔誠者」），他們試圖鼓勵宗教委身。哈西典之後是公元前128年的法利賽人（「分離者」）。所有這些群體都對米大示方法有所貢獻。</w:t>
-      </w:r>
-    </w:p>
-    <w:p>
-      <w:pPr/>
-      <w:r>
-        <w:rPr>
-          <w:lang w:val="zh_TW" w:bidi="zh_TW"/>
-        </w:rPr>
-      </w:r>
-      <w:r>
-        <w:rPr>
-          <w:lang w:val="zh_TW" w:bidi="zh_TW"/>
-        </w:rPr>
-        <w:t>隨著時間的推移，需要記住的材料越來越多。人們通過不斷重複來學習。這種新方法被稱為米示拿（Mishnah），意思是「重複」。米示拿的教師被稱為他拿念（Tannaim），意思是「口頭傳授者」。</w:t>
-      </w:r>
-    </w:p>
-    <w:p>
-      <w:pPr/>
-      <w:r>
-        <w:rPr>
-          <w:lang w:val="zh_TW" w:bidi="zh_TW"/>
-        </w:rPr>
-      </w:r>
-      <w:r>
-        <w:rPr>
-          <w:lang w:val="zh_TW" w:bidi="zh_TW"/>
-        </w:rPr>
-        <w:t>米大示和米示拿都被使用了許多年。口傳律法最終發展龐大到人們難以學習和記憶的地步。因此，它被書寫記錄下來。後來的拉比對米示拿進行了詳細的討論和解釋。這些討論被稱為革馬拉（Gemara，意為「完成」）。與最初的口傳律法一樣，革馬拉也是先口述傳承，然後才文字記錄。革馬拉和米示拿一起組成了塔木德。</w:t>
-      </w:r>
-    </w:p>
-    <w:p>
-      <w:pPr/>
-      <w:r>
-        <w:rPr>
-          <w:lang w:val="zh_TW" w:bidi="zh_TW"/>
-        </w:rPr>
-      </w:r>
-      <w:r>
-        <w:rPr>
-          <w:i/>
-          <w:lang w:val="zh_TW" w:bidi="zh_TW"/>
-        </w:rPr>
-        <w:t>另見</w:t>
-      </w:r>
-      <w:r>
-        <w:rPr>
-          <w:lang w:val="zh_TW" w:bidi="zh_TW"/>
-        </w:rPr>
-        <w:t xml:space="preserve"> </w:t>
-      </w:r>
-      <w:r>
-        <w:rPr>
-          <w:lang w:val="zh_TW" w:bidi="zh_TW"/>
-        </w:rPr>
-        <w:t>革馬拉</w:t>
-      </w:r>
-      <w:r>
-        <w:rPr>
-          <w:lang w:val="zh_TW" w:bidi="zh_TW"/>
-        </w:rPr>
-        <w:t>；</w:t>
-      </w:r>
-      <w:r>
-        <w:rPr>
-          <w:lang w:val="zh_TW" w:bidi="zh_TW"/>
-        </w:rPr>
-        <w:t>哈加達</w:t>
-      </w:r>
-      <w:r>
-        <w:rPr>
-          <w:lang w:val="zh_TW" w:bidi="zh_TW"/>
-        </w:rPr>
-        <w:t>；</w:t>
-      </w:r>
-      <w:r>
-        <w:rPr>
-          <w:lang w:val="zh_TW" w:bidi="zh_TW"/>
-        </w:rPr>
-        <w:t>哈拉卡</w:t>
-      </w:r>
-      <w:r>
-        <w:rPr>
-          <w:lang w:val="zh_TW" w:bidi="zh_TW"/>
-        </w:rPr>
-        <w:t>；</w:t>
-      </w:r>
-      <w:r>
-        <w:rPr>
-          <w:lang w:val="zh_TW" w:bidi="zh_TW"/>
-        </w:rPr>
-        <w:t>聖經中的法律概念</w:t>
-      </w:r>
-      <w:r>
-        <w:rPr>
-          <w:lang w:val="zh_TW" w:bidi="zh_TW"/>
-        </w:rPr>
-        <w:t>；</w:t>
-      </w:r>
-      <w:r>
-        <w:rPr>
-          <w:lang w:val="zh_TW" w:bidi="zh_TW"/>
-        </w:rPr>
-        <w:t>米大示</w:t>
-      </w:r>
-      <w:r>
-        <w:rPr>
-          <w:lang w:val="zh_TW" w:bidi="zh_TW"/>
-        </w:rPr>
-        <w:t>；</w:t>
-      </w:r>
-      <w:r>
-        <w:rPr>
-          <w:lang w:val="zh_TW" w:bidi="zh_TW"/>
-        </w:rPr>
-        <w:t>米示拿</w:t>
-      </w:r>
-      <w:r>
-        <w:rPr>
-          <w:lang w:val="zh_TW" w:bidi="zh_TW"/>
-        </w:rPr>
-        <w:t>；</w:t>
-      </w:r>
-      <w:r>
-        <w:rPr>
-          <w:lang w:val="zh_TW" w:bidi="zh_TW"/>
-        </w:rPr>
-        <w:t>法利賽人</w:t>
-      </w:r>
-      <w:r>
-        <w:rPr>
-          <w:lang w:val="zh_TW" w:bidi="zh_TW"/>
-        </w:rPr>
-        <w:t>；</w:t>
-      </w:r>
-      <w:r>
-        <w:rPr>
-          <w:lang w:val="zh_TW" w:bidi="zh_TW"/>
-        </w:rPr>
-        <w:t>妥拉</w:t>
-      </w:r>
-      <w:r>
-        <w:rPr>
-          <w:lang w:val="zh_TW" w:bidi="zh_TW"/>
-        </w:rPr>
-        <w:t>；</w:t>
-      </w:r>
-      <w:r>
-        <w:rPr>
-          <w:lang w:val="zh_TW" w:bidi="zh_TW"/>
-        </w:rPr>
-        <w:t>傳統</w:t>
-      </w:r>
-      <w:r>
-        <w:rPr>
-          <w:lang w:val="zh_TW" w:bidi="zh_TW"/>
-        </w:rPr>
-        <w:t>；</w:t>
-      </w:r>
-      <w:r>
-        <w:rPr>
-          <w:lang w:val="zh_TW" w:bidi="zh_TW"/>
-        </w:rPr>
-        <w:t>口頭傳統</w:t>
-      </w:r>
-      <w:r>
-        <w:rPr>
-          <w:lang w:val="zh_TW" w:bidi="zh_TW"/>
-        </w:rPr>
-        <w:t>。</w:t>
+        <w:t>中，以斯哈（Izhar ）的另一種拼寫方式。（譯註：和合本在此節經文未將其譯為以斯哈，僅譯為</w:t>
+      </w:r>
+      <w:r>
+        <w:rPr>
+          <w:lang w:val="zh_TW" w:bidi="zh_TW"/>
+        </w:rPr>
+        <w:t>瑣轄）</w:t>
       </w:r>
       <w:r>
         <w:rPr>

--- a/zht/docx/149.content.docx
+++ b/zht/docx/149.content.docx
@@ -149,7 +149,7 @@
         <w:rPr>
           <w:lang w:val="zh_TW" w:bidi="zh_TW"/>
         </w:rPr>
-        <w:t>suo</w:t>
+        <w:t>shou</w:t>
       </w:r>
       <w:r>
         <w:rPr>
@@ -212,7 +212,7 @@
         <w:rPr>
           <w:lang w:val="zh_TW" w:bidi="zh_TW"/>
         </w:rPr>
-        <w:t>所多瑪和蛾摩拉</w:t>
+        <w:t>手</w:t>
       </w:r>
       <w:r>
         <w:rPr>
@@ -231,7 +231,21 @@
         <w:rPr>
           <w:lang w:val="zh_TW" w:bidi="zh_TW"/>
         </w:rPr>
-        <w:t>這是</w:t>
+        <w:t>手是身體前肢的末端部份，具有抓握的能力。聖經中使用了「手」數百次來描述人體的一個部份，也經常用於隱喻或比喻中。</w:t>
+      </w:r>
+    </w:p>
+    <w:p>
+      <w:pPr/>
+      <w:r>
+        <w:rPr>
+          <w:lang w:val="zh_TW" w:bidi="zh_TW"/>
+        </w:rPr>
+      </w:r>
+      <w:r>
+        <w:rPr>
+          <w:lang w:val="zh_TW" w:bidi="zh_TW"/>
+        </w:rPr>
+        <w:t>比喻上，手意味著權力（</w:t>
       </w:r>
       <w:hyperlink r:id="rId13">
         <w:r>
@@ -242,38 +256,2188 @@
             <w:color w:val="0000EE"/>
             <w:u w:val="single"/>
           </w:rPr>
-          <w:t>創世記十三章12節</w:t>
-        </w:r>
-      </w:hyperlink>
-      <w:r>
-        <w:rPr>
-          <w:lang w:val="zh_TW" w:bidi="zh_TW"/>
-        </w:rPr>
-        <w:t>中提到的兩座平原〔谷〕上的城（cities of the plain</w:t>
-      </w:r>
-      <w:r>
-        <w:rPr>
-          <w:lang w:val="zh_TW" w:bidi="zh_TW"/>
-        </w:rPr>
-        <w:t>〔</w:t>
-      </w:r>
-      <w:r>
-        <w:rPr>
-          <w:lang w:val="zh_TW" w:bidi="zh_TW"/>
-        </w:rPr>
-        <w:t>valley</w:t>
-      </w:r>
-      <w:r>
-        <w:rPr>
-          <w:lang w:val="zh_TW" w:bidi="zh_TW"/>
-        </w:rPr>
-        <w:t>〕</w:t>
-      </w:r>
-      <w:r>
-        <w:rPr>
-          <w:lang w:val="zh_TW" w:bidi="zh_TW"/>
-        </w:rPr>
-        <w:t>）。在西訂谷共有五座城市：</w:t>
+          <w:t>申2:15</w:t>
+        </w:r>
+      </w:hyperlink>
+      <w:r>
+        <w:rPr>
+          <w:lang w:val="zh_TW" w:bidi="zh_TW"/>
+        </w:rPr>
+        <w:t>；</w:t>
+      </w:r>
+      <w:hyperlink r:id="rId14">
+        <w:r>
+          <w:rPr>
+            <w:lang w:val="zh_TW" w:bidi="zh_TW"/>
+          </w:rPr>
+          <w:rPr>
+            <w:color w:val="0000EE"/>
+            <w:u w:val="single"/>
+          </w:rPr>
+          <w:t>詩31:5</w:t>
+        </w:r>
+      </w:hyperlink>
+      <w:r>
+        <w:rPr>
+          <w:lang w:val="zh_TW" w:bidi="zh_TW"/>
+        </w:rPr>
+        <w:t>；</w:t>
+      </w:r>
+      <w:hyperlink r:id="rId15">
+        <w:r>
+          <w:rPr>
+            <w:lang w:val="zh_TW" w:bidi="zh_TW"/>
+          </w:rPr>
+          <w:rPr>
+            <w:color w:val="0000EE"/>
+            <w:u w:val="single"/>
+          </w:rPr>
+          <w:t>可14:62</w:t>
+        </w:r>
+      </w:hyperlink>
+      <w:r>
+        <w:rPr>
+          <w:lang w:val="zh_TW" w:bidi="zh_TW"/>
+        </w:rPr>
+        <w:t>）。在</w:t>
+      </w:r>
+      <w:hyperlink r:id="rId16">
+        <w:r>
+          <w:rPr>
+            <w:lang w:val="zh_TW" w:bidi="zh_TW"/>
+          </w:rPr>
+          <w:rPr>
+            <w:color w:val="0000EE"/>
+            <w:u w:val="single"/>
+          </w:rPr>
+          <w:t>約書亞記8:20</w:t>
+        </w:r>
+      </w:hyperlink>
+      <w:r>
+        <w:rPr>
+          <w:lang w:val="zh_TW" w:bidi="zh_TW"/>
+        </w:rPr>
+        <w:t>中「手的力量（原文）」被翻譯為「逃跑」（見</w:t>
+      </w:r>
+      <w:hyperlink r:id="rId17">
+        <w:r>
+          <w:rPr>
+            <w:lang w:val="zh_TW" w:bidi="zh_TW"/>
+          </w:rPr>
+          <w:rPr>
+            <w:color w:val="0000EE"/>
+            <w:u w:val="single"/>
+          </w:rPr>
+          <w:t>詩76:5</w:t>
+        </w:r>
+      </w:hyperlink>
+      <w:r>
+        <w:rPr>
+          <w:lang w:val="zh_TW" w:bidi="zh_TW"/>
+        </w:rPr>
+        <w:t>）。相反，無力的手象徵著優柔寡斷和軟弱（</w:t>
+      </w:r>
+      <w:hyperlink r:id="rId18">
+        <w:r>
+          <w:rPr>
+            <w:lang w:val="zh_TW" w:bidi="zh_TW"/>
+          </w:rPr>
+          <w:rPr>
+            <w:color w:val="0000EE"/>
+            <w:u w:val="single"/>
+          </w:rPr>
+          <w:t>賽35:3</w:t>
+        </w:r>
+      </w:hyperlink>
+      <w:r>
+        <w:rPr>
+          <w:lang w:val="zh_TW" w:bidi="zh_TW"/>
+        </w:rPr>
+        <w:t>）。握手表示友誼（</w:t>
+      </w:r>
+      <w:hyperlink r:id="rId19">
+        <w:r>
+          <w:rPr>
+            <w:lang w:val="zh_TW" w:bidi="zh_TW"/>
+          </w:rPr>
+          <w:rPr>
+            <w:color w:val="0000EE"/>
+            <w:u w:val="single"/>
+          </w:rPr>
+          <w:t>王下10:15</w:t>
+        </w:r>
+      </w:hyperlink>
+      <w:r>
+        <w:rPr>
+          <w:lang w:val="zh_TW" w:bidi="zh_TW"/>
+        </w:rPr>
+        <w:t>）。讓某人坐在右手邊，表示對他的偏愛（</w:t>
+      </w:r>
+      <w:hyperlink r:id="rId20">
+        <w:r>
+          <w:rPr>
+            <w:lang w:val="zh_TW" w:bidi="zh_TW"/>
+          </w:rPr>
+          <w:rPr>
+            <w:color w:val="0000EE"/>
+            <w:u w:val="single"/>
+          </w:rPr>
+          <w:t>詩16:11</w:t>
+        </w:r>
+      </w:hyperlink>
+      <w:r>
+        <w:rPr>
+          <w:lang w:val="zh_TW" w:bidi="zh_TW"/>
+        </w:rPr>
+        <w:t>，</w:t>
+      </w:r>
+      <w:hyperlink r:id="rId20">
+        <w:r>
+          <w:rPr>
+            <w:lang w:val="zh_TW" w:bidi="zh_TW"/>
+          </w:rPr>
+          <w:rPr>
+            <w:color w:val="0000EE"/>
+            <w:u w:val="single"/>
+          </w:rPr>
+          <w:t xml:space="preserve"> </w:t>
+        </w:r>
+      </w:hyperlink>
+      <w:hyperlink r:id="rId21">
+        <w:r>
+          <w:rPr>
+            <w:lang w:val="zh_TW" w:bidi="zh_TW"/>
+          </w:rPr>
+          <w:rPr>
+            <w:color w:val="0000EE"/>
+            <w:u w:val="single"/>
+          </w:rPr>
+          <w:t>77:10</w:t>
+        </w:r>
+      </w:hyperlink>
+      <w:r>
+        <w:rPr>
+          <w:lang w:val="zh_TW" w:bidi="zh_TW"/>
+        </w:rPr>
+        <w:t>，</w:t>
+      </w:r>
+      <w:hyperlink r:id="rId22">
+        <w:r>
+          <w:rPr>
+            <w:lang w:val="zh_TW" w:bidi="zh_TW"/>
+          </w:rPr>
+          <w:rPr>
+            <w:color w:val="0000EE"/>
+            <w:u w:val="single"/>
+          </w:rPr>
+          <w:t>110:1</w:t>
+        </w:r>
+      </w:hyperlink>
+      <w:r>
+        <w:rPr>
+          <w:lang w:val="zh_TW" w:bidi="zh_TW"/>
+        </w:rPr>
+        <w:t>）。潔淨的手象徵著清白無罪（</w:t>
+      </w:r>
+      <w:hyperlink r:id="rId23">
+        <w:r>
+          <w:rPr>
+            <w:lang w:val="zh_TW" w:bidi="zh_TW"/>
+          </w:rPr>
+          <w:rPr>
+            <w:color w:val="0000EE"/>
+            <w:u w:val="single"/>
+          </w:rPr>
+          <w:t>詩26:6</w:t>
+        </w:r>
+      </w:hyperlink>
+      <w:r>
+        <w:rPr>
+          <w:lang w:val="zh_TW" w:bidi="zh_TW"/>
+        </w:rPr>
+        <w:t>），而擊掌則表示達成協議（</w:t>
+      </w:r>
+      <w:hyperlink r:id="rId24">
+        <w:r>
+          <w:rPr>
+            <w:lang w:val="zh_TW" w:bidi="zh_TW"/>
+          </w:rPr>
+          <w:rPr>
+            <w:color w:val="0000EE"/>
+            <w:u w:val="single"/>
+          </w:rPr>
+          <w:t>箴6:1</w:t>
+        </w:r>
+      </w:hyperlink>
+      <w:r>
+        <w:rPr>
+          <w:lang w:val="zh_TW" w:bidi="zh_TW"/>
+        </w:rPr>
+        <w:t>）。舉手象徵暴力（</w:t>
+      </w:r>
+      <w:hyperlink r:id="rId25">
+        <w:r>
+          <w:rPr>
+            <w:lang w:val="zh_TW" w:bidi="zh_TW"/>
+          </w:rPr>
+          <w:rPr>
+            <w:color w:val="0000EE"/>
+            <w:u w:val="single"/>
+          </w:rPr>
+          <w:t>王上11:26</w:t>
+        </w:r>
+      </w:hyperlink>
+      <w:r>
+        <w:rPr>
+          <w:lang w:val="zh_TW" w:bidi="zh_TW"/>
+        </w:rPr>
+        <w:t>）。舉手又可用於懇求的禱告（</w:t>
+      </w:r>
+      <w:hyperlink r:id="rId26">
+        <w:r>
+          <w:rPr>
+            <w:lang w:val="zh_TW" w:bidi="zh_TW"/>
+          </w:rPr>
+          <w:rPr>
+            <w:color w:val="0000EE"/>
+            <w:u w:val="single"/>
+          </w:rPr>
+          <w:t>出17:11</w:t>
+        </w:r>
+      </w:hyperlink>
+      <w:r>
+        <w:rPr>
+          <w:lang w:val="zh_TW" w:bidi="zh_TW"/>
+        </w:rPr>
+        <w:t>；</w:t>
+      </w:r>
+      <w:hyperlink r:id="rId27">
+        <w:r>
+          <w:rPr>
+            <w:lang w:val="zh_TW" w:bidi="zh_TW"/>
+          </w:rPr>
+          <w:rPr>
+            <w:color w:val="0000EE"/>
+            <w:u w:val="single"/>
+          </w:rPr>
+          <w:t>利9:22</w:t>
+        </w:r>
+      </w:hyperlink>
+      <w:r>
+        <w:rPr>
+          <w:lang w:val="zh_TW" w:bidi="zh_TW"/>
+        </w:rPr>
+        <w:t>；</w:t>
+      </w:r>
+      <w:hyperlink r:id="rId28">
+        <w:r>
+          <w:rPr>
+            <w:lang w:val="zh_TW" w:bidi="zh_TW"/>
+          </w:rPr>
+          <w:rPr>
+            <w:color w:val="0000EE"/>
+            <w:u w:val="single"/>
+          </w:rPr>
+          <w:t>賽1:15</w:t>
+        </w:r>
+      </w:hyperlink>
+      <w:r>
+        <w:rPr>
+          <w:lang w:val="zh_TW" w:bidi="zh_TW"/>
+        </w:rPr>
+        <w:t>；</w:t>
+      </w:r>
+      <w:hyperlink r:id="rId29">
+        <w:r>
+          <w:rPr>
+            <w:lang w:val="zh_TW" w:bidi="zh_TW"/>
+          </w:rPr>
+          <w:rPr>
+            <w:color w:val="0000EE"/>
+            <w:u w:val="single"/>
+          </w:rPr>
+          <w:t>提前2:8</w:t>
+        </w:r>
+      </w:hyperlink>
+      <w:r>
+        <w:rPr>
+          <w:lang w:val="zh_TW" w:bidi="zh_TW"/>
+        </w:rPr>
+        <w:t>）和發誓（</w:t>
+      </w:r>
+      <w:hyperlink r:id="rId30">
+        <w:r>
+          <w:rPr>
+            <w:lang w:val="zh_TW" w:bidi="zh_TW"/>
+          </w:rPr>
+          <w:rPr>
+            <w:color w:val="0000EE"/>
+            <w:u w:val="single"/>
+          </w:rPr>
+          <w:t>創14:22</w:t>
+        </w:r>
+      </w:hyperlink>
+      <w:r>
+        <w:rPr>
+          <w:lang w:val="zh_TW" w:bidi="zh_TW"/>
+        </w:rPr>
+        <w:t>；</w:t>
+      </w:r>
+      <w:hyperlink r:id="rId31">
+        <w:r>
+          <w:rPr>
+            <w:lang w:val="zh_TW" w:bidi="zh_TW"/>
+          </w:rPr>
+          <w:rPr>
+            <w:color w:val="0000EE"/>
+            <w:u w:val="single"/>
+          </w:rPr>
+          <w:t>24:2</w:t>
+        </w:r>
+      </w:hyperlink>
+      <w:r>
+        <w:rPr>
+          <w:lang w:val="zh_TW" w:bidi="zh_TW"/>
+        </w:rPr>
+        <w:t>）。</w:t>
+      </w:r>
+    </w:p>
+    <w:p>
+      <w:pPr/>
+      <w:r>
+        <w:rPr>
+          <w:lang w:val="zh_TW" w:bidi="zh_TW"/>
+        </w:rPr>
+      </w:r>
+      <w:r>
+        <w:rPr>
+          <w:lang w:val="zh_TW" w:bidi="zh_TW"/>
+        </w:rPr>
+        <w:t>其它與手相關的片語表達了危及生命（</w:t>
+      </w:r>
+      <w:hyperlink r:id="rId32">
+        <w:r>
+          <w:rPr>
+            <w:lang w:val="zh_TW" w:bidi="zh_TW"/>
+          </w:rPr>
+          <w:rPr>
+            <w:color w:val="0000EE"/>
+            <w:u w:val="single"/>
+          </w:rPr>
+          <w:t>士12:3</w:t>
+        </w:r>
+      </w:hyperlink>
+      <w:r>
+        <w:rPr>
+          <w:lang w:val="zh_TW" w:bidi="zh_TW"/>
+        </w:rPr>
+        <w:t>）、喜悅（</w:t>
+      </w:r>
+      <w:hyperlink r:id="rId33">
+        <w:r>
+          <w:rPr>
+            <w:lang w:val="zh_TW" w:bidi="zh_TW"/>
+          </w:rPr>
+          <w:rPr>
+            <w:color w:val="0000EE"/>
+            <w:u w:val="single"/>
+          </w:rPr>
+          <w:t>王下11:12</w:t>
+        </w:r>
+      </w:hyperlink>
+      <w:r>
+        <w:rPr>
+          <w:lang w:val="zh_TW" w:bidi="zh_TW"/>
+        </w:rPr>
+        <w:t>）、慷慨（</w:t>
+      </w:r>
+      <w:hyperlink r:id="rId34">
+        <w:r>
+          <w:rPr>
+            <w:lang w:val="zh_TW" w:bidi="zh_TW"/>
+          </w:rPr>
+          <w:rPr>
+            <w:color w:val="0000EE"/>
+            <w:u w:val="single"/>
+          </w:rPr>
+          <w:t>申15:11</w:t>
+        </w:r>
+      </w:hyperlink>
+      <w:r>
+        <w:rPr>
+          <w:lang w:val="zh_TW" w:bidi="zh_TW"/>
+        </w:rPr>
+        <w:t>）、悲傷（</w:t>
+      </w:r>
+      <w:hyperlink r:id="rId35">
+        <w:r>
+          <w:rPr>
+            <w:lang w:val="zh_TW" w:bidi="zh_TW"/>
+          </w:rPr>
+          <w:rPr>
+            <w:color w:val="0000EE"/>
+            <w:u w:val="single"/>
+          </w:rPr>
+          <w:t>撒下13:19</w:t>
+        </w:r>
+      </w:hyperlink>
+      <w:r>
+        <w:rPr>
+          <w:lang w:val="zh_TW" w:bidi="zh_TW"/>
+        </w:rPr>
+        <w:t>）、謙卑（</w:t>
+      </w:r>
+      <w:hyperlink r:id="rId36">
+        <w:r>
+          <w:rPr>
+            <w:lang w:val="zh_TW" w:bidi="zh_TW"/>
+          </w:rPr>
+          <w:rPr>
+            <w:color w:val="0000EE"/>
+            <w:u w:val="single"/>
+          </w:rPr>
+          <w:t>箴30:32</w:t>
+        </w:r>
+      </w:hyperlink>
+      <w:r>
+        <w:rPr>
+          <w:lang w:val="zh_TW" w:bidi="zh_TW"/>
+        </w:rPr>
+        <w:t>）和承擔責任（</w:t>
+      </w:r>
+      <w:hyperlink r:id="rId37">
+        <w:r>
+          <w:rPr>
+            <w:lang w:val="zh_TW" w:bidi="zh_TW"/>
+          </w:rPr>
+          <w:rPr>
+            <w:color w:val="0000EE"/>
+            <w:u w:val="single"/>
+          </w:rPr>
+          <w:t>路9:62</w:t>
+        </w:r>
+      </w:hyperlink>
+      <w:r>
+        <w:rPr>
+          <w:lang w:val="zh_TW" w:bidi="zh_TW"/>
+        </w:rPr>
+        <w:t>）。體力勞動是人類尊嚴和責任的表現（</w:t>
+      </w:r>
+      <w:hyperlink r:id="rId38">
+        <w:r>
+          <w:rPr>
+            <w:lang w:val="zh_TW" w:bidi="zh_TW"/>
+          </w:rPr>
+          <w:rPr>
+            <w:color w:val="0000EE"/>
+            <w:u w:val="single"/>
+          </w:rPr>
+          <w:t>弗4:28</w:t>
+        </w:r>
+      </w:hyperlink>
+      <w:r>
+        <w:rPr>
+          <w:lang w:val="zh_TW" w:bidi="zh_TW"/>
+        </w:rPr>
+        <w:t>；</w:t>
+      </w:r>
+      <w:hyperlink r:id="rId39">
+        <w:r>
+          <w:rPr>
+            <w:lang w:val="zh_TW" w:bidi="zh_TW"/>
+          </w:rPr>
+          <w:rPr>
+            <w:color w:val="0000EE"/>
+            <w:u w:val="single"/>
+          </w:rPr>
+          <w:t>帖前4:11</w:t>
+        </w:r>
+      </w:hyperlink>
+      <w:r>
+        <w:rPr>
+          <w:lang w:val="zh_TW" w:bidi="zh_TW"/>
+        </w:rPr>
+        <w:t>），保羅並不以此標誌為恥，並明白的展示出來（</w:t>
+      </w:r>
+      <w:hyperlink r:id="rId40">
+        <w:r>
+          <w:rPr>
+            <w:lang w:val="zh_TW" w:bidi="zh_TW"/>
+          </w:rPr>
+          <w:rPr>
+            <w:color w:val="0000EE"/>
+            <w:u w:val="single"/>
+          </w:rPr>
+          <w:t>徒20:34</w:t>
+        </w:r>
+      </w:hyperlink>
+      <w:r>
+        <w:rPr>
+          <w:lang w:val="zh_TW" w:bidi="zh_TW"/>
+        </w:rPr>
+        <w:t>；</w:t>
+      </w:r>
+      <w:hyperlink r:id="rId41">
+        <w:r>
+          <w:rPr>
+            <w:lang w:val="zh_TW" w:bidi="zh_TW"/>
+          </w:rPr>
+          <w:rPr>
+            <w:color w:val="0000EE"/>
+            <w:u w:val="single"/>
+          </w:rPr>
+          <w:t>林前4:12</w:t>
+        </w:r>
+      </w:hyperlink>
+      <w:r>
+        <w:rPr>
+          <w:lang w:val="zh_TW" w:bidi="zh_TW"/>
+        </w:rPr>
+        <w:t>）。儀式、禮儀上的洗手是祭司在履行職責前的必要行為（</w:t>
+      </w:r>
+      <w:hyperlink r:id="rId42">
+        <w:r>
+          <w:rPr>
+            <w:lang w:val="zh_TW" w:bidi="zh_TW"/>
+          </w:rPr>
+          <w:rPr>
+            <w:color w:val="0000EE"/>
+            <w:u w:val="single"/>
+          </w:rPr>
+          <w:t>出30:19–21</w:t>
+        </w:r>
+      </w:hyperlink>
+      <w:r>
+        <w:rPr>
+          <w:lang w:val="zh_TW" w:bidi="zh_TW"/>
+        </w:rPr>
+        <w:t>；</w:t>
+      </w:r>
+      <w:hyperlink r:id="rId43">
+        <w:r>
+          <w:rPr>
+            <w:lang w:val="zh_TW" w:bidi="zh_TW"/>
+          </w:rPr>
+          <w:rPr>
+            <w:color w:val="0000EE"/>
+            <w:u w:val="single"/>
+          </w:rPr>
+          <w:t>40:30–32</w:t>
+        </w:r>
+      </w:hyperlink>
+      <w:r>
+        <w:rPr>
+          <w:lang w:val="zh_TW" w:bidi="zh_TW"/>
+        </w:rPr>
+        <w:t>）。文士和法利賽人誤用了這一點，以至於耶穌責罵只著重儀式性的洗手（</w:t>
+      </w:r>
+      <w:hyperlink r:id="rId44">
+        <w:r>
+          <w:rPr>
+            <w:lang w:val="zh_TW" w:bidi="zh_TW"/>
+          </w:rPr>
+          <w:rPr>
+            <w:color w:val="0000EE"/>
+            <w:u w:val="single"/>
+          </w:rPr>
+          <w:t>太15:1–20</w:t>
+        </w:r>
+      </w:hyperlink>
+      <w:r>
+        <w:rPr>
+          <w:lang w:val="zh_TW" w:bidi="zh_TW"/>
+        </w:rPr>
+        <w:t>；</w:t>
+      </w:r>
+      <w:hyperlink r:id="rId45">
+        <w:r>
+          <w:rPr>
+            <w:lang w:val="zh_TW" w:bidi="zh_TW"/>
+          </w:rPr>
+          <w:rPr>
+            <w:color w:val="0000EE"/>
+            <w:u w:val="single"/>
+          </w:rPr>
+          <w:t>路11:38</w:t>
+        </w:r>
+      </w:hyperlink>
+      <w:r>
+        <w:rPr>
+          <w:lang w:val="zh_TW" w:bidi="zh_TW"/>
+        </w:rPr>
+        <w:t>）。彼拉多的洗手（</w:t>
+      </w:r>
+      <w:hyperlink r:id="rId46">
+        <w:r>
+          <w:rPr>
+            <w:lang w:val="zh_TW" w:bidi="zh_TW"/>
+          </w:rPr>
+          <w:rPr>
+            <w:color w:val="0000EE"/>
+            <w:u w:val="single"/>
+          </w:rPr>
+          <w:t>太27:24</w:t>
+        </w:r>
+      </w:hyperlink>
+      <w:r>
+        <w:rPr>
+          <w:lang w:val="zh_TW" w:bidi="zh_TW"/>
+        </w:rPr>
+        <w:t>）是宣告祂對此判決的清白，因為他不想承擔責任，但沒有他的同意，這個錯誤的判決是無法完成的。</w:t>
+      </w:r>
+    </w:p>
+    <w:p>
+      <w:pPr/>
+      <w:r>
+        <w:rPr>
+          <w:lang w:val="zh_TW" w:bidi="zh_TW"/>
+        </w:rPr>
+      </w:r>
+      <w:r>
+        <w:rPr>
+          <w:lang w:val="zh_TW" w:bidi="zh_TW"/>
+        </w:rPr>
+        <w:t>當以色列「</w:t>
+      </w:r>
+      <w:r>
+        <w:rPr>
+          <w:lang w:val="zh_TW" w:bidi="zh_TW"/>
+        </w:rPr>
+        <w:t>昂然無懼地（有些譯本譯為：高舉</w:t>
+      </w:r>
+      <w:r>
+        <w:rPr>
+          <w:lang w:val="zh_TW" w:bidi="zh_TW"/>
+        </w:rPr>
+        <w:t>著手）」出埃及（</w:t>
+      </w:r>
+      <w:hyperlink r:id="rId47">
+        <w:r>
+          <w:rPr>
+            <w:lang w:val="zh_TW" w:bidi="zh_TW"/>
+          </w:rPr>
+          <w:rPr>
+            <w:color w:val="0000EE"/>
+            <w:u w:val="single"/>
+          </w:rPr>
+          <w:t>出14:8</w:t>
+        </w:r>
+      </w:hyperlink>
+      <w:r>
+        <w:rPr>
+          <w:lang w:val="zh_TW" w:bidi="zh_TW"/>
+        </w:rPr>
+        <w:t>）時，這是指耶和華的手或耶和華的幫助。耶和華的手代表神不可抗拒的力量（</w:t>
+      </w:r>
+      <w:hyperlink r:id="rId13">
+        <w:r>
+          <w:rPr>
+            <w:lang w:val="zh_TW" w:bidi="zh_TW"/>
+          </w:rPr>
+          <w:rPr>
+            <w:color w:val="0000EE"/>
+            <w:u w:val="single"/>
+          </w:rPr>
+          <w:t>申2:15</w:t>
+        </w:r>
+      </w:hyperlink>
+      <w:r>
+        <w:rPr>
+          <w:lang w:val="zh_TW" w:bidi="zh_TW"/>
+        </w:rPr>
+        <w:t>）、審判（</w:t>
+      </w:r>
+      <w:hyperlink r:id="rId48">
+        <w:r>
+          <w:rPr>
+            <w:lang w:val="zh_TW" w:bidi="zh_TW"/>
+          </w:rPr>
+          <w:rPr>
+            <w:color w:val="0000EE"/>
+            <w:u w:val="single"/>
+          </w:rPr>
+          <w:t>徒13:11</w:t>
+        </w:r>
+      </w:hyperlink>
+      <w:r>
+        <w:rPr>
+          <w:lang w:val="zh_TW" w:bidi="zh_TW"/>
+        </w:rPr>
+        <w:t>；</w:t>
+      </w:r>
+      <w:hyperlink r:id="rId49">
+        <w:r>
+          <w:rPr>
+            <w:lang w:val="zh_TW" w:bidi="zh_TW"/>
+          </w:rPr>
+          <w:rPr>
+            <w:color w:val="0000EE"/>
+            <w:u w:val="single"/>
+          </w:rPr>
+          <w:t>來10:31</w:t>
+        </w:r>
+      </w:hyperlink>
+      <w:r>
+        <w:rPr>
+          <w:lang w:val="zh_TW" w:bidi="zh_TW"/>
+        </w:rPr>
+        <w:t>）、神聖的啟示（</w:t>
+      </w:r>
+      <w:hyperlink r:id="rId50">
+        <w:r>
+          <w:rPr>
+            <w:lang w:val="zh_TW" w:bidi="zh_TW"/>
+          </w:rPr>
+          <w:rPr>
+            <w:color w:val="0000EE"/>
+            <w:u w:val="single"/>
+          </w:rPr>
+          <w:t>結8:1</w:t>
+        </w:r>
+      </w:hyperlink>
+      <w:r>
+        <w:rPr>
+          <w:lang w:val="zh_TW" w:bidi="zh_TW"/>
+        </w:rPr>
+        <w:t>；</w:t>
+      </w:r>
+      <w:hyperlink r:id="rId51">
+        <w:r>
+          <w:rPr>
+            <w:lang w:val="zh_TW" w:bidi="zh_TW"/>
+          </w:rPr>
+          <w:rPr>
+            <w:color w:val="0000EE"/>
+            <w:u w:val="single"/>
+          </w:rPr>
+          <w:t>37:1</w:t>
+        </w:r>
+      </w:hyperlink>
+      <w:r>
+        <w:rPr>
+          <w:lang w:val="zh_TW" w:bidi="zh_TW"/>
+        </w:rPr>
+        <w:t>），以及神的眷顧（</w:t>
+      </w:r>
+      <w:hyperlink r:id="rId52">
+        <w:r>
+          <w:rPr>
+            <w:lang w:val="zh_TW" w:bidi="zh_TW"/>
+          </w:rPr>
+          <w:rPr>
+            <w:color w:val="0000EE"/>
+            <w:u w:val="single"/>
+          </w:rPr>
+          <w:t>拉7:6</w:t>
+        </w:r>
+      </w:hyperlink>
+      <w:r>
+        <w:rPr>
+          <w:lang w:val="zh_TW" w:bidi="zh_TW"/>
+        </w:rPr>
+        <w:t>；</w:t>
+      </w:r>
+      <w:hyperlink r:id="rId53">
+        <w:r>
+          <w:rPr>
+            <w:lang w:val="zh_TW" w:bidi="zh_TW"/>
+          </w:rPr>
+          <w:rPr>
+            <w:color w:val="0000EE"/>
+            <w:u w:val="single"/>
+          </w:rPr>
+          <w:t>約10:28–29</w:t>
+        </w:r>
+      </w:hyperlink>
+      <w:r>
+        <w:rPr>
+          <w:lang w:val="zh_TW" w:bidi="zh_TW"/>
+        </w:rPr>
+        <w:t>）。</w:t>
+      </w:r>
+    </w:p>
+    <w:p>
+      <w:pPr/>
+      <w:r>
+        <w:rPr>
+          <w:lang w:val="zh_TW" w:bidi="zh_TW"/>
+        </w:rPr>
+      </w:r>
+      <w:r>
+        <w:rPr>
+          <w:lang w:val="zh_TW" w:bidi="zh_TW"/>
+        </w:rPr>
+        <w:t>按手具有深遠的意義，在聖經中經常出現。在獻祭之前，獻祭的人，而不是祭司，會按手在祭物上。這個行為表示將罪過轉移到祭物上，將自己的罪連接在祭物上（</w:t>
+      </w:r>
+      <w:hyperlink r:id="rId54">
+        <w:r>
+          <w:rPr>
+            <w:lang w:val="zh_TW" w:bidi="zh_TW"/>
+          </w:rPr>
+          <w:rPr>
+            <w:color w:val="0000EE"/>
+            <w:u w:val="single"/>
+          </w:rPr>
+          <w:t>利1:4</w:t>
+        </w:r>
+      </w:hyperlink>
+      <w:r>
+        <w:rPr>
+          <w:lang w:val="zh_TW" w:bidi="zh_TW"/>
+        </w:rPr>
+        <w:t>）。按手表示任命他人擔任要職，例如當摩西委任約書亞（</w:t>
+      </w:r>
+      <w:hyperlink r:id="rId55">
+        <w:r>
+          <w:rPr>
+            <w:lang w:val="zh_TW" w:bidi="zh_TW"/>
+          </w:rPr>
+          <w:rPr>
+            <w:color w:val="0000EE"/>
+            <w:u w:val="single"/>
+          </w:rPr>
+          <w:t>民27:12–23</w:t>
+        </w:r>
+      </w:hyperlink>
+      <w:r>
+        <w:rPr>
+          <w:lang w:val="zh_TW" w:bidi="zh_TW"/>
+        </w:rPr>
+        <w:t>），使徒讓七位門徒成為他們在事工中的同工或副手（</w:t>
+      </w:r>
+      <w:hyperlink r:id="rId56">
+        <w:r>
+          <w:rPr>
+            <w:lang w:val="zh_TW" w:bidi="zh_TW"/>
+          </w:rPr>
+          <w:rPr>
+            <w:color w:val="0000EE"/>
+            <w:u w:val="single"/>
+          </w:rPr>
+          <w:t>徒6:5–6</w:t>
+        </w:r>
+      </w:hyperlink>
+      <w:r>
+        <w:rPr>
+          <w:lang w:val="zh_TW" w:bidi="zh_TW"/>
+        </w:rPr>
+        <w:t>），以及保羅和巴拿巴被任命為安提阿教會的宣教士和代表（</w:t>
+      </w:r>
+      <w:hyperlink r:id="rId57">
+        <w:r>
+          <w:rPr>
+            <w:lang w:val="zh_TW" w:bidi="zh_TW"/>
+          </w:rPr>
+          <w:rPr>
+            <w:color w:val="0000EE"/>
+            <w:u w:val="single"/>
+          </w:rPr>
+          <w:t>13:3</w:t>
+        </w:r>
+      </w:hyperlink>
+      <w:r>
+        <w:rPr>
+          <w:lang w:val="zh_TW" w:bidi="zh_TW"/>
+        </w:rPr>
+        <w:t>）。通過按手，人被賦予事奉的職份，並獲得該職份成員的地位（</w:t>
+      </w:r>
+      <w:hyperlink r:id="rId58">
+        <w:r>
+          <w:rPr>
+            <w:lang w:val="zh_TW" w:bidi="zh_TW"/>
+          </w:rPr>
+          <w:rPr>
+            <w:color w:val="0000EE"/>
+            <w:u w:val="single"/>
+          </w:rPr>
+          <w:t>提前4:14</w:t>
+        </w:r>
+      </w:hyperlink>
+      <w:r>
+        <w:rPr>
+          <w:lang w:val="zh_TW" w:bidi="zh_TW"/>
+        </w:rPr>
+        <w:t>；</w:t>
+      </w:r>
+      <w:hyperlink r:id="rId59">
+        <w:r>
+          <w:rPr>
+            <w:lang w:val="zh_TW" w:bidi="zh_TW"/>
+          </w:rPr>
+          <w:rPr>
+            <w:color w:val="0000EE"/>
+            <w:u w:val="single"/>
+          </w:rPr>
+          <w:t>提後1:6</w:t>
+        </w:r>
+      </w:hyperlink>
+      <w:r>
+        <w:rPr>
+          <w:lang w:val="zh_TW" w:bidi="zh_TW"/>
+        </w:rPr>
+        <w:t>）。按手也伴隨著禱告，又或者說，按手本身就是一種禱告。正如奧古斯丁所言：「按手不就是一種禱告嗎？」</w:t>
+      </w:r>
+    </w:p>
+    <w:p>
+      <w:pPr/>
+      <w:r>
+        <w:rPr>
+          <w:lang w:val="zh_TW" w:bidi="zh_TW"/>
+        </w:rPr>
+      </w:r>
+      <w:r>
+        <w:rPr>
+          <w:lang w:val="zh_TW" w:bidi="zh_TW"/>
+        </w:rPr>
+        <w:t>按手伴隨著耶穌事工中的醫治（</w:t>
+      </w:r>
+      <w:hyperlink r:id="rId60">
+        <w:r>
+          <w:rPr>
+            <w:lang w:val="zh_TW" w:bidi="zh_TW"/>
+          </w:rPr>
+          <w:rPr>
+            <w:color w:val="0000EE"/>
+            <w:u w:val="single"/>
+          </w:rPr>
+          <w:t>可6:5</w:t>
+        </w:r>
+      </w:hyperlink>
+      <w:r>
+        <w:rPr>
+          <w:lang w:val="zh_TW" w:bidi="zh_TW"/>
+        </w:rPr>
+        <w:t>；</w:t>
+      </w:r>
+      <w:hyperlink r:id="rId61">
+        <w:r>
+          <w:rPr>
+            <w:lang w:val="zh_TW" w:bidi="zh_TW"/>
+          </w:rPr>
+          <w:rPr>
+            <w:color w:val="0000EE"/>
+            <w:u w:val="single"/>
+          </w:rPr>
+          <w:t>路4:40</w:t>
+        </w:r>
+      </w:hyperlink>
+      <w:r>
+        <w:rPr>
+          <w:lang w:val="zh_TW" w:bidi="zh_TW"/>
+        </w:rPr>
+        <w:t>；</w:t>
+      </w:r>
+      <w:hyperlink r:id="rId62">
+        <w:r>
+          <w:rPr>
+            <w:lang w:val="zh_TW" w:bidi="zh_TW"/>
+          </w:rPr>
+          <w:rPr>
+            <w:color w:val="0000EE"/>
+            <w:u w:val="single"/>
+          </w:rPr>
+          <w:t>13:11–13</w:t>
+        </w:r>
+      </w:hyperlink>
+      <w:r>
+        <w:rPr>
+          <w:lang w:val="zh_TW" w:bidi="zh_TW"/>
+        </w:rPr>
+        <w:t>）和門徒的事工（</w:t>
+      </w:r>
+      <w:hyperlink r:id="rId63">
+        <w:r>
+          <w:rPr>
+            <w:lang w:val="zh_TW" w:bidi="zh_TW"/>
+          </w:rPr>
+          <w:rPr>
+            <w:color w:val="0000EE"/>
+            <w:u w:val="single"/>
+          </w:rPr>
+          <w:t>可16:18</w:t>
+        </w:r>
+      </w:hyperlink>
+      <w:r>
+        <w:rPr>
+          <w:lang w:val="zh_TW" w:bidi="zh_TW"/>
+        </w:rPr>
+        <w:t>；</w:t>
+      </w:r>
+      <w:hyperlink r:id="rId64">
+        <w:r>
+          <w:rPr>
+            <w:lang w:val="zh_TW" w:bidi="zh_TW"/>
+          </w:rPr>
+          <w:rPr>
+            <w:color w:val="0000EE"/>
+            <w:u w:val="single"/>
+          </w:rPr>
+          <w:t>徒9:12、17</w:t>
+        </w:r>
+      </w:hyperlink>
+      <w:r>
+        <w:rPr>
+          <w:lang w:val="zh_TW" w:bidi="zh_TW"/>
+        </w:rPr>
+        <w:t>，</w:t>
+      </w:r>
+      <w:hyperlink r:id="rId65">
+        <w:r>
+          <w:rPr>
+            <w:lang w:val="zh_TW" w:bidi="zh_TW"/>
+          </w:rPr>
+          <w:rPr>
+            <w:color w:val="0000EE"/>
+            <w:u w:val="single"/>
+          </w:rPr>
+          <w:t>28:8</w:t>
+        </w:r>
+      </w:hyperlink>
+      <w:r>
+        <w:rPr>
+          <w:lang w:val="zh_TW" w:bidi="zh_TW"/>
+        </w:rPr>
+        <w:t>），表達了醫治者對被醫治者的同情和緊密關係，被醫治者不單得到從神而來的醫治，更加強了他的信心。</w:t>
+      </w:r>
+    </w:p>
+    <w:p>
+      <w:pPr/>
+      <w:r>
+        <w:rPr>
+          <w:lang w:val="zh_TW" w:bidi="zh_TW"/>
+        </w:rPr>
+      </w:r>
+      <w:r>
+        <w:rPr>
+          <w:i/>
+          <w:lang w:val="zh_TW" w:bidi="zh_TW"/>
+        </w:rPr>
+        <w:t>另見</w:t>
+      </w:r>
+      <w:r>
+        <w:rPr>
+          <w:lang w:val="zh_TW" w:bidi="zh_TW"/>
+        </w:rPr>
+        <w:t xml:space="preserve"> </w:t>
+      </w:r>
+      <w:r>
+        <w:rPr>
+          <w:lang w:val="zh_TW" w:bidi="zh_TW"/>
+        </w:rPr>
+        <w:t>右手</w:t>
+      </w:r>
+      <w:r>
+        <w:rPr>
+          <w:lang w:val="zh_TW" w:bidi="zh_TW"/>
+        </w:rPr>
+        <w:t>。</w:t>
+      </w:r>
+      <w:r>
+        <w:rPr>
+          <w:lang w:val="zh_TW" w:bidi="zh_TW"/>
+        </w:rPr>
+      </w:r>
+      <w:r>
+        <w:rPr>
+          <w:lang w:val="zh_TW" w:bidi="zh_TW"/>
+        </w:rPr>
+      </w:r>
+    </w:p>
+    <w:p>
+      <w:pPr/>
+      <w:r>
+        <w:rPr>
+          <w:lang w:val="zh_TW" w:bidi="zh_TW"/>
+        </w:rPr>
+      </w:r>
+    </w:p>
+    <w:p>
+      <w:pPr>
+        <w:pStyle w:val="Heading2"/>
+      </w:pPr>
+      <w:r>
+        <w:rPr>
+          <w:lang w:val="zh_TW" w:bidi="zh_TW"/>
+        </w:rPr>
+        <w:t>手鼓</w:t>
+      </w:r>
+      <w:r>
+        <w:rPr>
+          <w:lang w:val="zh_TW" w:bidi="zh_TW"/>
+        </w:rPr>
+      </w:r>
+    </w:p>
+    <w:p>
+      <w:pPr/>
+      <w:r>
+        <w:rPr>
+          <w:lang w:val="zh_TW" w:bidi="zh_TW"/>
+        </w:rPr>
+      </w:r>
+      <w:r>
+        <w:rPr>
+          <w:lang w:val="zh_TW" w:bidi="zh_TW"/>
+        </w:rPr>
+        <w:t>有英文譯本在</w:t>
+      </w:r>
+      <w:hyperlink r:id="rId66">
+        <w:r>
+          <w:rPr>
+            <w:lang w:val="zh_TW" w:bidi="zh_TW"/>
+          </w:rPr>
+          <w:rPr>
+            <w:color w:val="0000EE"/>
+            <w:u w:val="single"/>
+          </w:rPr>
+          <w:t>創世記三十一章27節</w:t>
+        </w:r>
+      </w:hyperlink>
+      <w:r>
+        <w:rPr>
+          <w:lang w:val="zh_TW" w:bidi="zh_TW"/>
+        </w:rPr>
+        <w:t>和</w:t>
+      </w:r>
+      <w:hyperlink r:id="rId67">
+        <w:r>
+          <w:rPr>
+            <w:lang w:val="zh_TW" w:bidi="zh_TW"/>
+          </w:rPr>
+          <w:rPr>
+            <w:color w:val="0000EE"/>
+            <w:u w:val="single"/>
+          </w:rPr>
+          <w:t>撒母耳記上十章5節</w:t>
+        </w:r>
+      </w:hyperlink>
+      <w:r>
+        <w:rPr>
+          <w:lang w:val="zh_TW" w:bidi="zh_TW"/>
+        </w:rPr>
+        <w:t>將鈴鼓（tambourine）翻譯為手鼓（tabret），在</w:t>
+      </w:r>
+      <w:hyperlink r:id="rId68">
+        <w:r>
+          <w:rPr>
+            <w:lang w:val="zh_TW" w:bidi="zh_TW"/>
+          </w:rPr>
+          <w:rPr>
+            <w:color w:val="0000EE"/>
+            <w:u w:val="single"/>
+          </w:rPr>
+          <w:t>撒母耳記上十八章6六節</w:t>
+        </w:r>
+      </w:hyperlink>
+      <w:r>
+        <w:rPr>
+          <w:lang w:val="zh_TW" w:bidi="zh_TW"/>
+        </w:rPr>
+        <w:t>；</w:t>
+      </w:r>
+      <w:hyperlink r:id="rId69">
+        <w:r>
+          <w:rPr>
+            <w:lang w:val="zh_TW" w:bidi="zh_TW"/>
+          </w:rPr>
+          <w:rPr>
+            <w:color w:val="0000EE"/>
+            <w:u w:val="single"/>
+          </w:rPr>
+          <w:t>約伯記十七章6節</w:t>
+        </w:r>
+      </w:hyperlink>
+      <w:r>
+        <w:rPr>
+          <w:lang w:val="zh_TW" w:bidi="zh_TW"/>
+        </w:rPr>
+        <w:t>；</w:t>
+      </w:r>
+      <w:hyperlink r:id="rId70">
+        <w:r>
+          <w:rPr>
+            <w:lang w:val="zh_TW" w:bidi="zh_TW"/>
+          </w:rPr>
+          <w:rPr>
+            <w:color w:val="0000EE"/>
+            <w:u w:val="single"/>
+          </w:rPr>
+          <w:t>以賽亞書五章12節</w:t>
+        </w:r>
+      </w:hyperlink>
+      <w:r>
+        <w:rPr>
+          <w:lang w:val="zh_TW" w:bidi="zh_TW"/>
+        </w:rPr>
+        <w:t>，</w:t>
+      </w:r>
+      <w:hyperlink r:id="rId71">
+        <w:r>
+          <w:rPr>
+            <w:lang w:val="zh_TW" w:bidi="zh_TW"/>
+          </w:rPr>
+          <w:rPr>
+            <w:color w:val="0000EE"/>
+            <w:u w:val="single"/>
+          </w:rPr>
+          <w:t>二十四章8節</w:t>
+        </w:r>
+      </w:hyperlink>
+      <w:r>
+        <w:rPr>
+          <w:lang w:val="zh_TW" w:bidi="zh_TW"/>
+        </w:rPr>
+        <w:t>，</w:t>
+      </w:r>
+      <w:hyperlink r:id="rId72">
+        <w:r>
+          <w:rPr>
+            <w:lang w:val="zh_TW" w:bidi="zh_TW"/>
+          </w:rPr>
+          <w:rPr>
+            <w:color w:val="0000EE"/>
+            <w:u w:val="single"/>
+          </w:rPr>
+          <w:t>三十章32節</w:t>
+        </w:r>
+      </w:hyperlink>
+      <w:r>
+        <w:rPr>
+          <w:lang w:val="zh_TW" w:bidi="zh_TW"/>
+        </w:rPr>
+        <w:t>和</w:t>
+      </w:r>
+      <w:hyperlink r:id="rId73">
+        <w:r>
+          <w:rPr>
+            <w:lang w:val="zh_TW" w:bidi="zh_TW"/>
+          </w:rPr>
+          <w:rPr>
+            <w:color w:val="0000EE"/>
+            <w:u w:val="single"/>
+          </w:rPr>
+          <w:t>耶利米書三十一章4節</w:t>
+        </w:r>
+      </w:hyperlink>
+      <w:r>
+        <w:rPr>
+          <w:lang w:val="zh_TW" w:bidi="zh_TW"/>
+        </w:rPr>
+        <w:t>中則將小鼓（timbrel）譯作手鼓（tabret）。</w:t>
+      </w:r>
+      <w:r>
+        <w:rPr>
+          <w:i/>
+          <w:lang w:val="zh_TW" w:bidi="zh_TW"/>
+        </w:rPr>
+        <w:t xml:space="preserve">見 </w:t>
+      </w:r>
+      <w:r>
+        <w:rPr>
+          <w:lang w:val="zh_TW" w:bidi="zh_TW"/>
+        </w:rPr>
+        <w:t>樂器（手鼓）</w:t>
+      </w:r>
+      <w:r>
+        <w:rPr>
+          <w:lang w:val="zh_TW" w:bidi="zh_TW"/>
+        </w:rPr>
+        <w:t>。</w:t>
+      </w:r>
+      <w:r>
+        <w:rPr>
+          <w:lang w:val="zh_TW" w:bidi="zh_TW"/>
+        </w:rPr>
+      </w:r>
+      <w:r>
+        <w:rPr>
+          <w:lang w:val="zh_TW" w:bidi="zh_TW"/>
+        </w:rPr>
+      </w:r>
+    </w:p>
+    <w:p>
+      <w:pPr/>
+      <w:r>
+        <w:rPr>
+          <w:lang w:val="zh_TW" w:bidi="zh_TW"/>
+        </w:rPr>
+      </w:r>
+    </w:p>
+    <w:p>
+      <w:pPr>
+        <w:pStyle w:val="Heading2"/>
+      </w:pPr>
+      <w:r>
+        <w:rPr>
+          <w:lang w:val="zh_TW" w:bidi="zh_TW"/>
+        </w:rPr>
+        <w:t>守望台</w:t>
+      </w:r>
+      <w:r>
+        <w:rPr>
+          <w:lang w:val="zh_TW" w:bidi="zh_TW"/>
+        </w:rPr>
+      </w:r>
+    </w:p>
+    <w:p>
+      <w:pPr/>
+      <w:r>
+        <w:rPr>
+          <w:lang w:val="zh_TW" w:bidi="zh_TW"/>
+        </w:rPr>
+      </w:r>
+      <w:r>
+        <w:rPr>
+          <w:lang w:val="zh_TW" w:bidi="zh_TW"/>
+        </w:rPr>
+        <w:t>農民用高台來監視土地和動物。士兵也使用類似的塔樓或平台來監視他們的城市。巴勒斯坦的葡萄園中也建有瞭望樓。</w:t>
+      </w:r>
+    </w:p>
+    <w:p>
+      <w:pPr/>
+      <w:r>
+        <w:rPr>
+          <w:lang w:val="zh_TW" w:bidi="zh_TW"/>
+        </w:rPr>
+      </w:r>
+      <w:r>
+        <w:rPr>
+          <w:lang w:val="zh_TW" w:bidi="zh_TW"/>
+        </w:rPr>
+        <w:t>被指派到瞭望樓的守望者監督葡萄園，保護它們免受野生動物和小偷的侵害（</w:t>
+      </w:r>
+      <w:hyperlink r:id="rId74">
+        <w:r>
+          <w:rPr>
+            <w:lang w:val="zh_TW" w:bidi="zh_TW"/>
+          </w:rPr>
+          <w:rPr>
+            <w:color w:val="0000EE"/>
+            <w:u w:val="single"/>
+          </w:rPr>
+          <w:t>賽5:2</w:t>
+        </w:r>
+      </w:hyperlink>
+      <w:r>
+        <w:rPr>
+          <w:lang w:val="zh_TW" w:bidi="zh_TW"/>
+        </w:rPr>
+        <w:t>；</w:t>
+      </w:r>
+      <w:hyperlink r:id="rId75">
+        <w:r>
+          <w:rPr>
+            <w:lang w:val="zh_TW" w:bidi="zh_TW"/>
+          </w:rPr>
+          <w:rPr>
+            <w:color w:val="0000EE"/>
+            <w:u w:val="single"/>
+          </w:rPr>
+          <w:t>太21:33</w:t>
+        </w:r>
+      </w:hyperlink>
+      <w:r>
+        <w:rPr>
+          <w:lang w:val="zh_TW" w:bidi="zh_TW"/>
+        </w:rPr>
+        <w:t>；</w:t>
+      </w:r>
+      <w:hyperlink r:id="rId76">
+        <w:r>
+          <w:rPr>
+            <w:lang w:val="zh_TW" w:bidi="zh_TW"/>
+          </w:rPr>
+          <w:rPr>
+            <w:color w:val="0000EE"/>
+            <w:u w:val="single"/>
+          </w:rPr>
+          <w:t>可12:1</w:t>
+        </w:r>
+      </w:hyperlink>
+      <w:r>
+        <w:rPr>
+          <w:lang w:val="zh_TW" w:bidi="zh_TW"/>
+        </w:rPr>
+        <w:t>）。在巴勒斯坦，瞭望樓的建築仍然被使用。一些瞭望樓的建築也作為葡萄園工人的住所。</w:t>
+      </w:r>
+    </w:p>
+    <w:p>
+      <w:pPr/>
+      <w:r>
+        <w:rPr>
+          <w:lang w:val="zh_TW" w:bidi="zh_TW"/>
+        </w:rPr>
+      </w:r>
+      <w:r>
+        <w:rPr>
+          <w:lang w:val="zh_TW" w:bidi="zh_TW"/>
+        </w:rPr>
+        <w:t>一些瞭望樓，如在</w:t>
+      </w:r>
+      <w:hyperlink r:id="rId77">
+        <w:r>
+          <w:rPr>
+            <w:lang w:val="zh_TW" w:bidi="zh_TW"/>
+          </w:rPr>
+          <w:rPr>
+            <w:color w:val="0000EE"/>
+            <w:u w:val="single"/>
+          </w:rPr>
+          <w:t>創世記三十五章21節</w:t>
+        </w:r>
+      </w:hyperlink>
+      <w:r>
+        <w:rPr>
+          <w:lang w:val="zh_TW" w:bidi="zh_TW"/>
+        </w:rPr>
+        <w:t>中的以得臺，是在曠野地區建造的。它們為牧羊人提供了一個受保護的庇護所，以便觀察羊群。一些塔樓是加固了的前哨站，守望者用來保護城市，防止小偷侵擾貿易和交通（</w:t>
+      </w:r>
+      <w:hyperlink r:id="rId78">
+        <w:r>
+          <w:rPr>
+            <w:lang w:val="zh_TW" w:bidi="zh_TW"/>
+          </w:rPr>
+          <w:rPr>
+            <w:color w:val="0000EE"/>
+            <w:u w:val="single"/>
+          </w:rPr>
+          <w:t>王下18:8</w:t>
+        </w:r>
+      </w:hyperlink>
+      <w:r>
+        <w:rPr>
+          <w:lang w:val="zh_TW" w:bidi="zh_TW"/>
+        </w:rPr>
+        <w:t>；</w:t>
+      </w:r>
+      <w:hyperlink r:id="rId79">
+        <w:r>
+          <w:rPr>
+            <w:lang w:val="zh_TW" w:bidi="zh_TW"/>
+          </w:rPr>
+          <w:rPr>
+            <w:color w:val="0000EE"/>
+            <w:u w:val="single"/>
+          </w:rPr>
+          <w:t>代下20:24</w:t>
+        </w:r>
+      </w:hyperlink>
+      <w:r>
+        <w:rPr>
+          <w:lang w:val="zh_TW" w:bidi="zh_TW"/>
+        </w:rPr>
+        <w:t>；</w:t>
+      </w:r>
+      <w:hyperlink r:id="rId80">
+        <w:r>
+          <w:rPr>
+            <w:lang w:val="zh_TW" w:bidi="zh_TW"/>
+          </w:rPr>
+          <w:rPr>
+            <w:color w:val="0000EE"/>
+            <w:u w:val="single"/>
+          </w:rPr>
+          <w:t>賽32:14</w:t>
+        </w:r>
+      </w:hyperlink>
+      <w:r>
+        <w:rPr>
+          <w:lang w:val="zh_TW" w:bidi="zh_TW"/>
+        </w:rPr>
+        <w:t>）。</w:t>
+      </w:r>
+      <w:r>
+        <w:rPr>
+          <w:lang w:val="zh_TW" w:bidi="zh_TW"/>
+        </w:rPr>
+      </w:r>
+      <w:r>
+        <w:rPr>
+          <w:lang w:val="zh_TW" w:bidi="zh_TW"/>
+        </w:rPr>
+      </w:r>
+    </w:p>
+    <w:p>
+      <w:pPr/>
+      <w:r>
+        <w:rPr>
+          <w:lang w:val="zh_TW" w:bidi="zh_TW"/>
+        </w:rPr>
+      </w:r>
+    </w:p>
+    <w:p>
+      <w:pPr>
+        <w:pStyle w:val="Heading2"/>
+      </w:pPr>
+      <w:r>
+        <w:rPr>
+          <w:lang w:val="zh_TW" w:bidi="zh_TW"/>
+        </w:rPr>
+        <w:t>首飾，寶石</w:t>
+      </w:r>
+      <w:r>
+        <w:rPr>
+          <w:lang w:val="zh_TW" w:bidi="zh_TW"/>
+        </w:rPr>
+      </w:r>
+    </w:p>
+    <w:p>
+      <w:pPr/>
+      <w:r>
+        <w:rPr>
+          <w:lang w:val="zh_TW" w:bidi="zh_TW"/>
+        </w:rPr>
+      </w:r>
+      <w:r>
+        <w:rPr>
+          <w:lang w:val="zh_TW" w:bidi="zh_TW"/>
+        </w:rPr>
+        <w:t>裝飾性的配件。在聖經中，男女都會佩戴首飾（</w:t>
+      </w:r>
+      <w:hyperlink r:id="rId81">
+        <w:r>
+          <w:rPr>
+            <w:lang w:val="zh_TW" w:bidi="zh_TW"/>
+          </w:rPr>
+          <w:rPr>
+            <w:color w:val="0000EE"/>
+            <w:u w:val="single"/>
+          </w:rPr>
+          <w:t>出11:2</w:t>
+        </w:r>
+      </w:hyperlink>
+      <w:r>
+        <w:rPr>
+          <w:lang w:val="zh_TW" w:bidi="zh_TW"/>
+        </w:rPr>
+        <w:t>；</w:t>
+      </w:r>
+      <w:hyperlink r:id="rId82">
+        <w:r>
+          <w:rPr>
+            <w:lang w:val="zh_TW" w:bidi="zh_TW"/>
+          </w:rPr>
+          <w:rPr>
+            <w:color w:val="0000EE"/>
+            <w:u w:val="single"/>
+          </w:rPr>
+          <w:t>賽3:18</w:t>
+        </w:r>
+      </w:hyperlink>
+      <w:r>
+        <w:rPr>
+          <w:lang w:val="zh_TW" w:bidi="zh_TW"/>
+        </w:rPr>
+        <w:t>–</w:t>
+      </w:r>
+      <w:hyperlink r:id="rId82">
+        <w:r>
+          <w:rPr>
+            <w:lang w:val="zh_TW" w:bidi="zh_TW"/>
+          </w:rPr>
+          <w:rPr>
+            <w:color w:val="0000EE"/>
+            <w:u w:val="single"/>
+          </w:rPr>
+          <w:t>21</w:t>
+        </w:r>
+      </w:hyperlink>
+      <w:r>
+        <w:rPr>
+          <w:lang w:val="zh_TW" w:bidi="zh_TW"/>
+        </w:rPr>
+        <w:t>）。人們也會將首飾作為禮物贈送（</w:t>
+      </w:r>
+      <w:hyperlink r:id="rId83">
+        <w:r>
+          <w:rPr>
+            <w:lang w:val="zh_TW" w:bidi="zh_TW"/>
+          </w:rPr>
+          <w:rPr>
+            <w:color w:val="0000EE"/>
+            <w:u w:val="single"/>
+          </w:rPr>
+          <w:t>創24:22</w:t>
+        </w:r>
+      </w:hyperlink>
+      <w:r>
+        <w:rPr>
+          <w:lang w:val="zh_TW" w:bidi="zh_TW"/>
+        </w:rPr>
+        <w:t>、</w:t>
+      </w:r>
+      <w:hyperlink r:id="rId83">
+        <w:r>
+          <w:rPr>
+            <w:lang w:val="zh_TW" w:bidi="zh_TW"/>
+          </w:rPr>
+          <w:rPr>
+            <w:color w:val="0000EE"/>
+            <w:u w:val="single"/>
+          </w:rPr>
+          <w:t>53</w:t>
+        </w:r>
+      </w:hyperlink>
+      <w:r>
+        <w:rPr>
+          <w:lang w:val="zh_TW" w:bidi="zh_TW"/>
+        </w:rPr>
+        <w:t>）。在戰爭中，人們常掠奪首飾（</w:t>
+      </w:r>
+      <w:hyperlink r:id="rId84">
+        <w:r>
+          <w:rPr>
+            <w:lang w:val="zh_TW" w:bidi="zh_TW"/>
+          </w:rPr>
+          <w:rPr>
+            <w:color w:val="0000EE"/>
+            <w:u w:val="single"/>
+          </w:rPr>
+          <w:t>代下20:25</w:t>
+        </w:r>
+      </w:hyperlink>
+      <w:r>
+        <w:rPr>
+          <w:lang w:val="zh_TW" w:bidi="zh_TW"/>
+        </w:rPr>
+        <w:t>）。在貨幣尚未出現之前，金製首飾是財富的象徵（</w:t>
+      </w:r>
+      <w:hyperlink r:id="rId85">
+        <w:r>
+          <w:rPr>
+            <w:lang w:val="zh_TW" w:bidi="zh_TW"/>
+          </w:rPr>
+          <w:rPr>
+            <w:color w:val="0000EE"/>
+            <w:u w:val="single"/>
+          </w:rPr>
+          <w:t>代下21:3</w:t>
+        </w:r>
+      </w:hyperlink>
+      <w:r>
+        <w:rPr>
+          <w:lang w:val="zh_TW" w:bidi="zh_TW"/>
+        </w:rPr>
+        <w:t>）。</w:t>
+      </w:r>
+    </w:p>
+    <w:p>
+      <w:pPr>
+        <w:pStyle w:val="Heading3"/>
+      </w:pPr>
+      <w:r>
+        <w:rPr>
+          <w:lang w:val="zh_TW" w:bidi="zh_TW"/>
+        </w:rPr>
+        <w:t>舊約聖經中的首飾類型</w:t>
+      </w:r>
+    </w:p>
+    <w:p>
+      <w:pPr/>
+      <w:r>
+        <w:rPr>
+          <w:lang w:val="zh_TW" w:bidi="zh_TW"/>
+        </w:rPr>
+      </w:r>
+      <w:r>
+        <w:rPr>
+          <w:lang w:val="zh_TW" w:bidi="zh_TW"/>
+        </w:rPr>
+        <w:t>舊約聖經提到多種不同的首飾，包括：</w:t>
+      </w:r>
+    </w:p>
+    <w:p>
+      <w:pPr>
+        <w:pStyle w:val="ListBullet"/>
+        <w:spacing w:line="240" w:lineRule="auto"/>
+        <w:ind w:left="720"/>
+      </w:pPr>
+      <w:r>
+        <w:rPr>
+          <w:lang w:val="zh_TW" w:bidi="zh_TW"/>
+        </w:rPr>
+      </w:r>
+      <w:r>
+        <w:rPr>
+          <w:lang w:val="zh_TW" w:bidi="zh_TW"/>
+        </w:rPr>
+        <w:t>手臂鐲子（</w:t>
+      </w:r>
+      <w:hyperlink r:id="rId86">
+        <w:r>
+          <w:rPr>
+            <w:lang w:val="zh_TW" w:bidi="zh_TW"/>
+          </w:rPr>
+          <w:rPr>
+            <w:color w:val="0000EE"/>
+            <w:u w:val="single"/>
+          </w:rPr>
+          <w:t>創24:22</w:t>
+        </w:r>
+      </w:hyperlink>
+      <w:r>
+        <w:rPr>
+          <w:lang w:val="zh_TW" w:bidi="zh_TW"/>
+        </w:rPr>
+        <w:t>、</w:t>
+      </w:r>
+      <w:hyperlink r:id="rId86">
+        <w:r>
+          <w:rPr>
+            <w:lang w:val="zh_TW" w:bidi="zh_TW"/>
+          </w:rPr>
+          <w:rPr>
+            <w:color w:val="0000EE"/>
+            <w:u w:val="single"/>
+          </w:rPr>
+          <w:t>30</w:t>
+        </w:r>
+      </w:hyperlink>
+      <w:r>
+        <w:rPr>
+          <w:lang w:val="zh_TW" w:bidi="zh_TW"/>
+        </w:rPr>
+        <w:t>、</w:t>
+      </w:r>
+      <w:hyperlink r:id="rId86">
+        <w:r>
+          <w:rPr>
+            <w:lang w:val="zh_TW" w:bidi="zh_TW"/>
+          </w:rPr>
+          <w:rPr>
+            <w:color w:val="0000EE"/>
+            <w:u w:val="single"/>
+          </w:rPr>
+          <w:t>47</w:t>
+        </w:r>
+      </w:hyperlink>
+      <w:r>
+        <w:rPr>
+          <w:lang w:val="zh_TW" w:bidi="zh_TW"/>
+        </w:rPr>
+        <w:t>；</w:t>
+      </w:r>
+      <w:hyperlink r:id="rId87">
+        <w:r>
+          <w:rPr>
+            <w:lang w:val="zh_TW" w:bidi="zh_TW"/>
+          </w:rPr>
+          <w:rPr>
+            <w:color w:val="0000EE"/>
+            <w:u w:val="single"/>
+          </w:rPr>
+          <w:t>結16:11</w:t>
+        </w:r>
+      </w:hyperlink>
+      <w:r>
+        <w:rPr>
+          <w:lang w:val="zh_TW" w:bidi="zh_TW"/>
+        </w:rPr>
+        <w:t>）</w:t>
+      </w:r>
+    </w:p>
+    <w:p>
+      <w:pPr>
+        <w:pStyle w:val="ListBullet"/>
+        <w:spacing w:line="240" w:lineRule="auto"/>
+        <w:ind w:left="720"/>
+      </w:pPr>
+      <w:r>
+        <w:rPr>
+          <w:lang w:val="zh_TW" w:bidi="zh_TW"/>
+        </w:rPr>
+      </w:r>
+      <w:r>
+        <w:rPr>
+          <w:lang w:val="zh_TW" w:bidi="zh_TW"/>
+        </w:rPr>
+        <w:t>足鍊（</w:t>
+      </w:r>
+      <w:hyperlink r:id="rId88">
+        <w:r>
+          <w:rPr>
+            <w:lang w:val="zh_TW" w:bidi="zh_TW"/>
+          </w:rPr>
+          <w:rPr>
+            <w:color w:val="0000EE"/>
+            <w:u w:val="single"/>
+          </w:rPr>
+          <w:t>賽3:18–20</w:t>
+        </w:r>
+      </w:hyperlink>
+      <w:r>
+        <w:rPr>
+          <w:lang w:val="zh_TW" w:bidi="zh_TW"/>
+        </w:rPr>
+        <w:t>）</w:t>
+      </w:r>
+    </w:p>
+    <w:p>
+      <w:pPr>
+        <w:pStyle w:val="ListBullet"/>
+        <w:spacing w:line="240" w:lineRule="auto"/>
+        <w:ind w:left="720"/>
+      </w:pPr>
+      <w:r>
+        <w:rPr>
+          <w:lang w:val="zh_TW" w:bidi="zh_TW"/>
+        </w:rPr>
+      </w:r>
+      <w:r>
+        <w:rPr>
+          <w:lang w:val="zh_TW" w:bidi="zh_TW"/>
+        </w:rPr>
+        <w:t>項鍊（</w:t>
+      </w:r>
+      <w:hyperlink r:id="rId89">
+        <w:r>
+          <w:rPr>
+            <w:lang w:val="zh_TW" w:bidi="zh_TW"/>
+          </w:rPr>
+          <w:rPr>
+            <w:color w:val="0000EE"/>
+            <w:u w:val="single"/>
+          </w:rPr>
+          <w:t>創41:42</w:t>
+        </w:r>
+      </w:hyperlink>
+      <w:r>
+        <w:rPr>
+          <w:lang w:val="zh_TW" w:bidi="zh_TW"/>
+        </w:rPr>
+        <w:t>）</w:t>
+      </w:r>
+    </w:p>
+    <w:p>
+      <w:pPr>
+        <w:pStyle w:val="ListBullet"/>
+        <w:spacing w:line="240" w:lineRule="auto"/>
+        <w:ind w:left="720"/>
+      </w:pPr>
+      <w:r>
+        <w:rPr>
+          <w:lang w:val="zh_TW" w:bidi="zh_TW"/>
+        </w:rPr>
+      </w:r>
+      <w:r>
+        <w:rPr>
+          <w:lang w:val="zh_TW" w:bidi="zh_TW"/>
+        </w:rPr>
+        <w:t>冠冕（</w:t>
+      </w:r>
+      <w:hyperlink r:id="rId90">
+        <w:r>
+          <w:rPr>
+            <w:lang w:val="zh_TW" w:bidi="zh_TW"/>
+          </w:rPr>
+          <w:rPr>
+            <w:color w:val="0000EE"/>
+            <w:u w:val="single"/>
+          </w:rPr>
+          <w:t>亞9:16</w:t>
+        </w:r>
+      </w:hyperlink>
+      <w:r>
+        <w:rPr>
+          <w:lang w:val="zh_TW" w:bidi="zh_TW"/>
+        </w:rPr>
+        <w:t>）</w:t>
+      </w:r>
+    </w:p>
+    <w:p>
+      <w:pPr>
+        <w:pStyle w:val="ListBullet"/>
+        <w:spacing w:line="240" w:lineRule="auto"/>
+        <w:ind w:left="720"/>
+      </w:pPr>
+      <w:r>
+        <w:rPr>
+          <w:lang w:val="zh_TW" w:bidi="zh_TW"/>
+        </w:rPr>
+      </w:r>
+      <w:r>
+        <w:rPr>
+          <w:lang w:val="zh_TW" w:bidi="zh_TW"/>
+        </w:rPr>
+        <w:t>耳環（</w:t>
+      </w:r>
+      <w:hyperlink r:id="rId91">
+        <w:r>
+          <w:rPr>
+            <w:lang w:val="zh_TW" w:bidi="zh_TW"/>
+          </w:rPr>
+          <w:rPr>
+            <w:color w:val="0000EE"/>
+            <w:u w:val="single"/>
+          </w:rPr>
+          <w:t>創24:22</w:t>
+        </w:r>
+      </w:hyperlink>
+      <w:r>
+        <w:rPr>
+          <w:lang w:val="zh_TW" w:bidi="zh_TW"/>
+        </w:rPr>
+        <w:t>）</w:t>
+      </w:r>
+    </w:p>
+    <w:p>
+      <w:pPr>
+        <w:pStyle w:val="ListBullet"/>
+        <w:spacing w:line="240" w:lineRule="auto"/>
+        <w:ind w:left="720"/>
+      </w:pPr>
+      <w:r>
+        <w:rPr>
+          <w:lang w:val="zh_TW" w:bidi="zh_TW"/>
+        </w:rPr>
+      </w:r>
+      <w:r>
+        <w:rPr>
+          <w:lang w:val="zh_TW" w:bidi="zh_TW"/>
+        </w:rPr>
+        <w:t>鼻環（</w:t>
+      </w:r>
+      <w:hyperlink r:id="rId92">
+        <w:r>
+          <w:rPr>
+            <w:lang w:val="zh_TW" w:bidi="zh_TW"/>
+          </w:rPr>
+          <w:rPr>
+            <w:color w:val="0000EE"/>
+            <w:u w:val="single"/>
+          </w:rPr>
+          <w:t>賽3:21</w:t>
+        </w:r>
+      </w:hyperlink>
+      <w:r>
+        <w:rPr>
+          <w:lang w:val="zh_TW" w:bidi="zh_TW"/>
+        </w:rPr>
+        <w:t>）</w:t>
+      </w:r>
+    </w:p>
+    <w:p>
+      <w:pPr>
+        <w:pStyle w:val="ListBullet"/>
+        <w:spacing w:line="240" w:lineRule="auto"/>
+        <w:ind w:left="720"/>
+      </w:pPr>
+      <w:r>
+        <w:rPr>
+          <w:lang w:val="zh_TW" w:bidi="zh_TW"/>
+        </w:rPr>
+      </w:r>
+      <w:r>
+        <w:rPr>
+          <w:lang w:val="zh_TW" w:bidi="zh_TW"/>
+        </w:rPr>
+        <w:t>戒指（</w:t>
+      </w:r>
+      <w:hyperlink r:id="rId89">
+        <w:r>
+          <w:rPr>
+            <w:lang w:val="zh_TW" w:bidi="zh_TW"/>
+          </w:rPr>
+          <w:rPr>
+            <w:color w:val="0000EE"/>
+            <w:u w:val="single"/>
+          </w:rPr>
+          <w:t>創41:42</w:t>
+        </w:r>
+      </w:hyperlink>
+      <w:r>
+        <w:rPr>
+          <w:lang w:val="zh_TW" w:bidi="zh_TW"/>
+        </w:rPr>
+        <w:t>；</w:t>
+      </w:r>
+      <w:hyperlink r:id="rId93">
+        <w:r>
+          <w:rPr>
+            <w:lang w:val="zh_TW" w:bidi="zh_TW"/>
+          </w:rPr>
+          <w:rPr>
+            <w:color w:val="0000EE"/>
+            <w:u w:val="single"/>
+          </w:rPr>
+          <w:t>斯3:10</w:t>
+        </w:r>
+      </w:hyperlink>
+      <w:r>
+        <w:rPr>
+          <w:lang w:val="zh_TW" w:bidi="zh_TW"/>
+        </w:rPr>
+        <w:t>）</w:t>
+      </w:r>
+    </w:p>
+    <w:p>
+      <w:pPr/>
+      <w:r>
+        <w:rPr>
+          <w:lang w:val="zh_TW" w:bidi="zh_TW"/>
+        </w:rPr>
+      </w:r>
+      <w:r>
+        <w:rPr>
+          <w:lang w:val="zh_TW" w:bidi="zh_TW"/>
+        </w:rPr>
+        <w:t>這些首飾常用金或銀作為底座，用來鑲嵌寶石。人們把寶石磨成圓形並加以拋光，有時還會在其上雕刻（以鑿刻、蝕刻或刻寫的方式刻入材料）。許多在當時被視為寶貴的寶石，今天並不會被看作珍貴寶石，而是被歸類為半寶石（比珍貴寶石較不稀有、價值較低的石頭）。</w:t>
+      </w:r>
+    </w:p>
+    <w:p>
+      <w:pPr/>
+      <w:r>
+        <w:rPr>
+          <w:lang w:val="zh_TW" w:bidi="zh_TW"/>
+        </w:rPr>
+      </w:r>
+      <w:r>
+        <w:rPr>
+          <w:lang w:val="zh_TW" w:bidi="zh_TW"/>
+        </w:rPr>
+        <w:t>人們把半寶石加在項鍊和其它首飾上。從吾珥墓葬中出土的古代王室頭飾，顯示出當時首飾匠的高超技藝。人們常用髮帶和髮針來裝飾頭髮，考古中也發現了不少這類器物。鑲有雕刻寶石的戒指極受歡迎，鼻環也是如此（見</w:t>
+      </w:r>
+      <w:hyperlink r:id="rId94">
+        <w:r>
+          <w:rPr>
+            <w:lang w:val="zh_TW" w:bidi="zh_TW"/>
+          </w:rPr>
+          <w:rPr>
+            <w:color w:val="0000EE"/>
+            <w:u w:val="single"/>
+          </w:rPr>
+          <w:t>創24:47</w:t>
+        </w:r>
+      </w:hyperlink>
+      <w:r>
+        <w:rPr>
+          <w:lang w:val="zh_TW" w:bidi="zh_TW"/>
+        </w:rPr>
+        <w:t>）。人們常佩戴精緻的金鍊。印戒和粗重的金鍊象徵官職與權柄（</w:t>
+      </w:r>
+      <w:hyperlink r:id="rId89">
+        <w:r>
+          <w:rPr>
+            <w:lang w:val="zh_TW" w:bidi="zh_TW"/>
+          </w:rPr>
+          <w:rPr>
+            <w:color w:val="0000EE"/>
+            <w:u w:val="single"/>
+          </w:rPr>
+          <w:t>創41:42</w:t>
+        </w:r>
+      </w:hyperlink>
+      <w:r>
+        <w:rPr>
+          <w:lang w:val="zh_TW" w:bidi="zh_TW"/>
+        </w:rPr>
+        <w:t>）。人們把手鐲和護符戴在手腕、上臂和頸項上。裝飾性的別針，類似現代的安全別針，常用來固定衣物。</w:t>
+      </w:r>
+    </w:p>
+    <w:p>
+      <w:pPr/>
+      <w:r>
+        <w:rPr>
+          <w:lang w:val="zh_TW" w:bidi="zh_TW"/>
+        </w:rPr>
+      </w:r>
+      <w:hyperlink r:id="rId95">
+        <w:r>
+          <w:rPr>
+            <w:lang w:val="zh_TW" w:bidi="zh_TW"/>
+          </w:rPr>
+          <w:rPr>
+            <w:color w:val="0000EE"/>
+            <w:u w:val="single"/>
+          </w:rPr>
+          <w:t>以賽亞書三章18至23節</w:t>
+        </w:r>
+      </w:hyperlink>
+      <w:r>
+        <w:rPr>
+          <w:lang w:val="zh_TW" w:bidi="zh_TW"/>
+        </w:rPr>
+        <w:t>詳細描述婦女所佩戴的首飾與所穿的衣著。先知警告說：「到那日，主必除掉她們華美的腳釧、髮網、月牙圈、耳環、手鐲、蒙臉的帕子、華冠、足鍊、華帶、香盒、符囊、戒指、鼻環、吉服、外套、雲肩、荷包、手鏡、細麻衣、裹頭巾、蒙身的帕子。」</w:t>
+      </w:r>
+    </w:p>
+    <w:p>
+      <w:pPr/>
+      <w:r>
+        <w:rPr>
+          <w:lang w:val="zh_TW" w:bidi="zh_TW"/>
+        </w:rPr>
+      </w:r>
+      <w:r>
+        <w:rPr>
+          <w:i/>
+          <w:lang w:val="zh_TW" w:bidi="zh_TW"/>
+        </w:rPr>
+        <w:t xml:space="preserve">見 </w:t>
+      </w:r>
+      <w:r>
+        <w:rPr>
+          <w:lang w:val="zh_TW" w:bidi="zh_TW"/>
+        </w:rPr>
+        <w:t>礦物和金屬；</w:t>
+      </w:r>
+      <w:r>
+        <w:rPr>
+          <w:lang w:val="zh_TW" w:bidi="zh_TW"/>
+        </w:rPr>
+        <w:t>珍貴的寶石</w:t>
+      </w:r>
+      <w:r>
+        <w:rPr>
+          <w:lang w:val="zh_TW" w:bidi="zh_TW"/>
+        </w:rPr>
+        <w:t>。</w:t>
+      </w:r>
+      <w:r>
+        <w:rPr>
+          <w:lang w:val="zh_TW" w:bidi="zh_TW"/>
+        </w:rPr>
+      </w:r>
+      <w:r>
+        <w:rPr>
+          <w:lang w:val="zh_TW" w:bidi="zh_TW"/>
+        </w:rPr>
+      </w:r>
+    </w:p>
+    <w:p>
+      <w:pPr/>
+      <w:r>
+        <w:rPr>
+          <w:lang w:val="zh_TW" w:bidi="zh_TW"/>
+        </w:rPr>
+      </w:r>
+    </w:p>
+    <w:p>
+      <w:pPr>
+        <w:pStyle w:val="Heading2"/>
+      </w:pPr>
+      <w:r>
+        <w:rPr>
+          <w:lang w:val="zh_TW" w:bidi="zh_TW"/>
+        </w:rPr>
+        <w:t>獸</w:t>
+      </w:r>
+      <w:r>
+        <w:rPr>
+          <w:lang w:val="zh_TW" w:bidi="zh_TW"/>
+        </w:rPr>
+      </w:r>
+    </w:p>
+    <w:p>
+      <w:pPr/>
+      <w:r>
+        <w:rPr>
+          <w:lang w:val="zh_TW" w:bidi="zh_TW"/>
+        </w:rPr>
+      </w:r>
+      <w:r>
+        <w:rPr>
+          <w:lang w:val="zh_TW" w:bidi="zh_TW"/>
+        </w:rPr>
+        <w:t>「獸」是舊約與新約中的動物，有時則作為比喻。在舊約中，「獸」一詞多義。由於有幾個希伯來文的詞彙都可譯為「活物」和「獸」，因此在翻譯時有時被統一譯作「獸」。因此，在舊約中，「獸」可以指：</w:t>
       </w:r>
     </w:p>
     <w:p>
@@ -295,7 +2459,151 @@
         <w:rPr>
           <w:lang w:val="zh_TW" w:bidi="zh_TW"/>
         </w:rPr>
-        <w:t>所多瑪</w:t>
+        <w:t>一般的動物（例：</w:t>
+      </w:r>
+      <w:hyperlink r:id="rId96">
+        <w:r>
+          <w:rPr>
+            <w:lang w:val="zh_TW" w:bidi="zh_TW"/>
+          </w:rPr>
+          <w:rPr>
+            <w:color w:val="0000EE"/>
+            <w:u w:val="single"/>
+          </w:rPr>
+          <w:t>創1:24</w:t>
+        </w:r>
+      </w:hyperlink>
+      <w:r>
+        <w:rPr>
+          <w:lang w:val="zh_TW" w:bidi="zh_TW"/>
+        </w:rPr>
+        <w:t>；</w:t>
+      </w:r>
+      <w:hyperlink r:id="rId97">
+        <w:r>
+          <w:rPr>
+            <w:lang w:val="zh_TW" w:bidi="zh_TW"/>
+          </w:rPr>
+          <w:rPr>
+            <w:color w:val="0000EE"/>
+            <w:u w:val="single"/>
+          </w:rPr>
+          <w:t>詩36:6</w:t>
+        </w:r>
+      </w:hyperlink>
+      <w:r>
+        <w:rPr>
+          <w:lang w:val="zh_TW" w:bidi="zh_TW"/>
+        </w:rPr>
+        <w:t>），但不包括魚、鳥和昆蟲（例：</w:t>
+      </w:r>
+      <w:hyperlink r:id="rId98">
+        <w:r>
+          <w:rPr>
+            <w:lang w:val="zh_TW" w:bidi="zh_TW"/>
+          </w:rPr>
+          <w:rPr>
+            <w:color w:val="0000EE"/>
+            <w:u w:val="single"/>
+          </w:rPr>
+          <w:t>創6:7</w:t>
+        </w:r>
+      </w:hyperlink>
+      <w:r>
+        <w:rPr>
+          <w:lang w:val="zh_TW" w:bidi="zh_TW"/>
+        </w:rPr>
+        <w:t>；</w:t>
+      </w:r>
+      <w:hyperlink r:id="rId99">
+        <w:r>
+          <w:rPr>
+            <w:lang w:val="zh_TW" w:bidi="zh_TW"/>
+          </w:rPr>
+          <w:rPr>
+            <w:color w:val="0000EE"/>
+            <w:u w:val="single"/>
+          </w:rPr>
+          <w:t>利11:2</w:t>
+        </w:r>
+      </w:hyperlink>
+      <w:r>
+        <w:rPr>
+          <w:lang w:val="zh_TW" w:bidi="zh_TW"/>
+        </w:rPr>
+        <w:t>；</w:t>
+      </w:r>
+      <w:hyperlink r:id="rId100">
+        <w:r>
+          <w:rPr>
+            <w:lang w:val="zh_TW" w:bidi="zh_TW"/>
+          </w:rPr>
+          <w:rPr>
+            <w:color w:val="0000EE"/>
+            <w:u w:val="single"/>
+          </w:rPr>
+          <w:t>申4:17</w:t>
+        </w:r>
+      </w:hyperlink>
+      <w:r>
+        <w:rPr>
+          <w:lang w:val="zh_TW" w:bidi="zh_TW"/>
+        </w:rPr>
+        <w:t>；</w:t>
+      </w:r>
+      <w:hyperlink r:id="rId101">
+        <w:r>
+          <w:rPr>
+            <w:lang w:val="zh_TW" w:bidi="zh_TW"/>
+          </w:rPr>
+          <w:rPr>
+            <w:color w:val="0000EE"/>
+            <w:u w:val="single"/>
+          </w:rPr>
+          <w:t>伯12:7</w:t>
+        </w:r>
+      </w:hyperlink>
+      <w:r>
+        <w:rPr>
+          <w:lang w:val="zh_TW" w:bidi="zh_TW"/>
+        </w:rPr>
+        <w:t>，</w:t>
+      </w:r>
+      <w:hyperlink r:id="rId102">
+        <w:r>
+          <w:rPr>
+            <w:lang w:val="zh_TW" w:bidi="zh_TW"/>
+          </w:rPr>
+          <w:rPr>
+            <w:color w:val="0000EE"/>
+            <w:u w:val="single"/>
+          </w:rPr>
+          <w:t>35:11</w:t>
+        </w:r>
+      </w:hyperlink>
+      <w:r>
+        <w:rPr>
+          <w:lang w:val="zh_TW" w:bidi="zh_TW"/>
+        </w:rPr>
+        <w:t>；</w:t>
+      </w:r>
+      <w:hyperlink r:id="rId103">
+        <w:r>
+          <w:rPr>
+            <w:lang w:val="zh_TW" w:bidi="zh_TW"/>
+          </w:rPr>
+          <w:rPr>
+            <w:color w:val="0000EE"/>
+            <w:u w:val="single"/>
+          </w:rPr>
+          <w:t>番1:3</w:t>
+        </w:r>
+      </w:hyperlink>
+      <w:r>
+        <w:rPr>
+          <w:lang w:val="zh_TW" w:bidi="zh_TW"/>
+        </w:rPr>
+        <w:t>）。</w:t>
       </w:r>
     </w:p>
     <w:p>
@@ -313,7 +2621,151 @@
         <w:rPr>
           <w:lang w:val="zh_TW" w:bidi="zh_TW"/>
         </w:rPr>
-        <w:t>蛾摩拉</w:t>
+        <w:t>家畜或被馴服的動物（例：</w:t>
+      </w:r>
+      <w:hyperlink r:id="rId104">
+        <w:r>
+          <w:rPr>
+            <w:lang w:val="zh_TW" w:bidi="zh_TW"/>
+          </w:rPr>
+          <w:rPr>
+            <w:color w:val="0000EE"/>
+            <w:u w:val="single"/>
+          </w:rPr>
+          <w:t>出19:13</w:t>
+        </w:r>
+      </w:hyperlink>
+      <w:r>
+        <w:rPr>
+          <w:lang w:val="zh_TW" w:bidi="zh_TW"/>
+        </w:rPr>
+        <w:t>，</w:t>
+      </w:r>
+      <w:hyperlink r:id="rId105">
+        <w:r>
+          <w:rPr>
+            <w:lang w:val="zh_TW" w:bidi="zh_TW"/>
+          </w:rPr>
+          <w:rPr>
+            <w:color w:val="0000EE"/>
+            <w:u w:val="single"/>
+          </w:rPr>
+          <w:t>22:10</w:t>
+        </w:r>
+      </w:hyperlink>
+      <w:r>
+        <w:rPr>
+          <w:lang w:val="zh_TW" w:bidi="zh_TW"/>
+        </w:rPr>
+        <w:t>；</w:t>
+      </w:r>
+      <w:hyperlink r:id="rId106">
+        <w:r>
+          <w:rPr>
+            <w:lang w:val="zh_TW" w:bidi="zh_TW"/>
+          </w:rPr>
+          <w:rPr>
+            <w:color w:val="0000EE"/>
+            <w:u w:val="single"/>
+          </w:rPr>
+          <w:t>民3:13</w:t>
+        </w:r>
+      </w:hyperlink>
+      <w:r>
+        <w:rPr>
+          <w:lang w:val="zh_TW" w:bidi="zh_TW"/>
+        </w:rPr>
+        <w:t>，</w:t>
+      </w:r>
+      <w:hyperlink r:id="rId107">
+        <w:r>
+          <w:rPr>
+            <w:lang w:val="zh_TW" w:bidi="zh_TW"/>
+          </w:rPr>
+          <w:rPr>
+            <w:color w:val="0000EE"/>
+            <w:u w:val="single"/>
+          </w:rPr>
+          <w:t>31:47</w:t>
+        </w:r>
+      </w:hyperlink>
+      <w:r>
+        <w:rPr>
+          <w:lang w:val="zh_TW" w:bidi="zh_TW"/>
+        </w:rPr>
+        <w:t>；</w:t>
+      </w:r>
+      <w:hyperlink r:id="rId108">
+        <w:r>
+          <w:rPr>
+            <w:lang w:val="zh_TW" w:bidi="zh_TW"/>
+          </w:rPr>
+          <w:rPr>
+            <w:color w:val="0000EE"/>
+            <w:u w:val="single"/>
+          </w:rPr>
+          <w:t>士20:48</w:t>
+        </w:r>
+      </w:hyperlink>
+      <w:r>
+        <w:rPr>
+          <w:lang w:val="zh_TW" w:bidi="zh_TW"/>
+        </w:rPr>
+        <w:t>；</w:t>
+      </w:r>
+      <w:hyperlink r:id="rId109">
+        <w:r>
+          <w:rPr>
+            <w:lang w:val="zh_TW" w:bidi="zh_TW"/>
+          </w:rPr>
+          <w:rPr>
+            <w:color w:val="0000EE"/>
+            <w:u w:val="single"/>
+          </w:rPr>
+          <w:t>箴12:10</w:t>
+        </w:r>
+      </w:hyperlink>
+      <w:r>
+        <w:rPr>
+          <w:lang w:val="zh_TW" w:bidi="zh_TW"/>
+        </w:rPr>
+        <w:t>；</w:t>
+      </w:r>
+      <w:hyperlink r:id="rId110">
+        <w:r>
+          <w:rPr>
+            <w:lang w:val="zh_TW" w:bidi="zh_TW"/>
+          </w:rPr>
+          <w:rPr>
+            <w:color w:val="0000EE"/>
+            <w:u w:val="single"/>
+          </w:rPr>
+          <w:t>耶21:6</w:t>
+        </w:r>
+      </w:hyperlink>
+      <w:r>
+        <w:rPr>
+          <w:lang w:val="zh_TW" w:bidi="zh_TW"/>
+        </w:rPr>
+        <w:t>；</w:t>
+      </w:r>
+      <w:hyperlink r:id="rId111">
+        <w:r>
+          <w:rPr>
+            <w:lang w:val="zh_TW" w:bidi="zh_TW"/>
+          </w:rPr>
+          <w:rPr>
+            <w:color w:val="0000EE"/>
+            <w:u w:val="single"/>
+          </w:rPr>
+          <w:t>亞8:10</w:t>
+        </w:r>
+      </w:hyperlink>
+      <w:r>
+        <w:rPr>
+          <w:lang w:val="zh_TW" w:bidi="zh_TW"/>
+        </w:rPr>
+        <w:t>）。</w:t>
       </w:r>
     </w:p>
     <w:p>
@@ -331,7 +2783,97 @@
         <w:rPr>
           <w:lang w:val="zh_TW" w:bidi="zh_TW"/>
         </w:rPr>
-        <w:t>押瑪</w:t>
+        <w:t>野生或肉食性動物（例：</w:t>
+      </w:r>
+      <w:hyperlink r:id="rId112">
+        <w:r>
+          <w:rPr>
+            <w:lang w:val="zh_TW" w:bidi="zh_TW"/>
+          </w:rPr>
+          <w:rPr>
+            <w:color w:val="0000EE"/>
+            <w:u w:val="single"/>
+          </w:rPr>
+          <w:t>創37:20</w:t>
+        </w:r>
+      </w:hyperlink>
+      <w:r>
+        <w:rPr>
+          <w:lang w:val="zh_TW" w:bidi="zh_TW"/>
+        </w:rPr>
+        <w:t>；</w:t>
+      </w:r>
+      <w:hyperlink r:id="rId113">
+        <w:r>
+          <w:rPr>
+            <w:lang w:val="zh_TW" w:bidi="zh_TW"/>
+          </w:rPr>
+          <w:rPr>
+            <w:color w:val="0000EE"/>
+            <w:u w:val="single"/>
+          </w:rPr>
+          <w:t>出23:11</w:t>
+        </w:r>
+      </w:hyperlink>
+      <w:r>
+        <w:rPr>
+          <w:lang w:val="zh_TW" w:bidi="zh_TW"/>
+        </w:rPr>
+        <w:t>；</w:t>
+      </w:r>
+      <w:hyperlink r:id="rId114">
+        <w:r>
+          <w:rPr>
+            <w:lang w:val="zh_TW" w:bidi="zh_TW"/>
+          </w:rPr>
+          <w:rPr>
+            <w:color w:val="0000EE"/>
+            <w:u w:val="single"/>
+          </w:rPr>
+          <w:t>申28:26</w:t>
+        </w:r>
+      </w:hyperlink>
+      <w:r>
+        <w:rPr>
+          <w:lang w:val="zh_TW" w:bidi="zh_TW"/>
+        </w:rPr>
+        <w:t>；</w:t>
+      </w:r>
+      <w:hyperlink r:id="rId115">
+        <w:r>
+          <w:rPr>
+            <w:lang w:val="zh_TW" w:bidi="zh_TW"/>
+          </w:rPr>
+          <w:rPr>
+            <w:color w:val="0000EE"/>
+            <w:u w:val="single"/>
+          </w:rPr>
+          <w:t>撒上17:44</w:t>
+        </w:r>
+      </w:hyperlink>
+      <w:r>
+        <w:rPr>
+          <w:lang w:val="zh_TW" w:bidi="zh_TW"/>
+        </w:rPr>
+        <w:t>；</w:t>
+      </w:r>
+      <w:hyperlink r:id="rId116">
+        <w:r>
+          <w:rPr>
+            <w:lang w:val="zh_TW" w:bidi="zh_TW"/>
+          </w:rPr>
+          <w:rPr>
+            <w:color w:val="0000EE"/>
+            <w:u w:val="single"/>
+          </w:rPr>
+          <w:t>結14:15</w:t>
+        </w:r>
+      </w:hyperlink>
+      <w:r>
+        <w:rPr>
+          <w:lang w:val="zh_TW" w:bidi="zh_TW"/>
+        </w:rPr>
+        <w:t>）。</w:t>
       </w:r>
     </w:p>
     <w:p>
@@ -349,54 +2891,109 @@
         <w:rPr>
           <w:lang w:val="zh_TW" w:bidi="zh_TW"/>
         </w:rPr>
-        <w:t>洗扁</w:t>
-      </w:r>
-    </w:p>
-    <w:p>
-      <w:pPr>
-        <w:pStyle w:val="ListNumber"/>
-        <w:spacing w:line="240" w:lineRule="auto"/>
-        <w:ind w:left="720"/>
-      </w:pPr>
-      <w:r>
-        <w:rPr>
-          <w:lang w:val="zh_TW" w:bidi="zh_TW"/>
-        </w:rPr>
-      </w:r>
-      <w:r>
-        <w:rPr>
-          <w:lang w:val="zh_TW" w:bidi="zh_TW"/>
-        </w:rPr>
-        <w:t>比拉或瑣珥（</w:t>
-      </w:r>
-      <w:hyperlink r:id="rId14">
-        <w:r>
-          <w:rPr>
-            <w:lang w:val="zh_TW" w:bidi="zh_TW"/>
-          </w:rPr>
-          <w:rPr>
-            <w:color w:val="0000EE"/>
-            <w:u w:val="single"/>
-          </w:rPr>
-          <w:t>創14:2</w:t>
-        </w:r>
-      </w:hyperlink>
-      <w:r>
-        <w:rPr>
-          <w:lang w:val="zh_TW" w:bidi="zh_TW"/>
-        </w:rPr>
-        <w:t>）</w:t>
-      </w:r>
-    </w:p>
-    <w:p>
-      <w:pPr>
-        <w:pStyle w:val="Heading3"/>
-      </w:pPr>
-      <w:r>
-        <w:rPr>
-          <w:lang w:val="zh_TW" w:bidi="zh_TW"/>
-        </w:rPr>
-        <w:t>聖經中的所多瑪和蛾摩拉</w:t>
+        <w:t>當「獸」以比喻的情況出現時，主要出現在但以理書和啟示錄。在但以理書（特別是</w:t>
+      </w:r>
+      <w:hyperlink r:id="rId117">
+        <w:r>
+          <w:rPr>
+            <w:lang w:val="zh_TW" w:bidi="zh_TW"/>
+          </w:rPr>
+          <w:rPr>
+            <w:color w:val="0000EE"/>
+            <w:u w:val="single"/>
+          </w:rPr>
+          <w:t>第7章</w:t>
+        </w:r>
+      </w:hyperlink>
+      <w:r>
+        <w:rPr>
+          <w:lang w:val="zh_TW" w:bidi="zh_TW"/>
+        </w:rPr>
+        <w:t>），「獸」象徵一位迫害並壓迫神子民的世界君王。在啟示錄中，使徒約翰將這個概念延伸，用來描述歷史終末時期對神子民的最終逼迫。約翰所說的「獸」，與他在較早期的書信中提到的「敵基督」（</w:t>
+      </w:r>
+      <w:hyperlink r:id="rId118">
+        <w:r>
+          <w:rPr>
+            <w:lang w:val="zh_TW" w:bidi="zh_TW"/>
+          </w:rPr>
+          <w:rPr>
+            <w:color w:val="0000EE"/>
+            <w:u w:val="single"/>
+          </w:rPr>
+          <w:t>約一2:18、22</w:t>
+        </w:r>
+      </w:hyperlink>
+      <w:r>
+        <w:rPr>
+          <w:lang w:val="zh_TW" w:bidi="zh_TW"/>
+        </w:rPr>
+        <w:t>；</w:t>
+      </w:r>
+      <w:hyperlink r:id="rId119">
+        <w:r>
+          <w:rPr>
+            <w:lang w:val="zh_TW" w:bidi="zh_TW"/>
+          </w:rPr>
+          <w:rPr>
+            <w:color w:val="0000EE"/>
+            <w:u w:val="single"/>
+          </w:rPr>
+          <w:t>4:3</w:t>
+        </w:r>
+      </w:hyperlink>
+      <w:r>
+        <w:rPr>
+          <w:lang w:val="zh_TW" w:bidi="zh_TW"/>
+        </w:rPr>
+        <w:t>；</w:t>
+      </w:r>
+      <w:hyperlink r:id="rId120">
+        <w:r>
+          <w:rPr>
+            <w:lang w:val="zh_TW" w:bidi="zh_TW"/>
+          </w:rPr>
+          <w:rPr>
+            <w:color w:val="0000EE"/>
+            <w:u w:val="single"/>
+          </w:rPr>
+          <w:t>約二1:7</w:t>
+        </w:r>
+      </w:hyperlink>
+      <w:r>
+        <w:rPr>
+          <w:lang w:val="zh_TW" w:bidi="zh_TW"/>
+        </w:rPr>
+        <w:t>）以及保羅所說的「</w:t>
+      </w:r>
+      <w:r>
+        <w:rPr>
+          <w:lang w:val="zh_TW" w:bidi="zh_TW"/>
+        </w:rPr>
+        <w:t>那大罪人</w:t>
+      </w:r>
+      <w:r>
+        <w:rPr>
+          <w:lang w:val="zh_TW" w:bidi="zh_TW"/>
+        </w:rPr>
+        <w:t>」（</w:t>
+      </w:r>
+      <w:hyperlink r:id="rId121">
+        <w:r>
+          <w:rPr>
+            <w:lang w:val="zh_TW" w:bidi="zh_TW"/>
+          </w:rPr>
+          <w:rPr>
+            <w:color w:val="0000EE"/>
+            <w:u w:val="single"/>
+          </w:rPr>
+          <w:t>帖後2:3</w:t>
+        </w:r>
+      </w:hyperlink>
+      <w:r>
+        <w:rPr>
+          <w:lang w:val="zh_TW" w:bidi="zh_TW"/>
+        </w:rPr>
+        <w:t>）。許多解經家都認為，這三個稱呼是指向同一個人物。</w:t>
       </w:r>
     </w:p>
     <w:p>
@@ -408,1022 +3005,58 @@
       </w:r>
       <w:r>
         <w:rPr>
-          <w:lang w:val="zh_TW" w:bidi="zh_TW"/>
-        </w:rPr>
-        <w:t>西訂谷靠近死海。在這些城市中，所多瑪在創世記中被提及的次數最多。它共出現了36次，其中16次是單獨提到所多瑪。聖經視所多瑪為邪惡城市的典型。它被毀滅的記載（</w:t>
-      </w:r>
-      <w:hyperlink r:id="rId15">
-        <w:r>
-          <w:rPr>
-            <w:lang w:val="zh_TW" w:bidi="zh_TW"/>
-          </w:rPr>
-          <w:rPr>
-            <w:color w:val="0000EE"/>
-            <w:u w:val="single"/>
-          </w:rPr>
-          <w:t>創19:24</w:t>
-        </w:r>
-      </w:hyperlink>
-      <w:r>
-        <w:rPr>
-          <w:lang w:val="zh_TW" w:bidi="zh_TW"/>
-        </w:rPr>
-        <w:t>）在其它聖經經卷中被用作神審判的警戒：</w:t>
-      </w:r>
-    </w:p>
-    <w:p>
-      <w:pPr>
-        <w:pStyle w:val="ListBullet"/>
-        <w:spacing w:line="240" w:lineRule="auto"/>
-        <w:ind w:left="720"/>
-      </w:pPr>
-      <w:r>
-        <w:rPr>
-          <w:lang w:val="zh_TW" w:bidi="zh_TW"/>
-        </w:rPr>
-      </w:r>
-      <w:hyperlink r:id="rId16">
-        <w:r>
-          <w:rPr>
-            <w:lang w:val="zh_TW" w:bidi="zh_TW"/>
-          </w:rPr>
-          <w:rPr>
-            <w:color w:val="0000EE"/>
-            <w:u w:val="single"/>
-          </w:rPr>
-          <w:t>申命記二十九章23節</w:t>
-        </w:r>
-      </w:hyperlink>
-    </w:p>
-    <w:p>
-      <w:pPr>
-        <w:pStyle w:val="ListBullet"/>
-        <w:spacing w:line="240" w:lineRule="auto"/>
-        <w:ind w:left="720"/>
-      </w:pPr>
-      <w:r>
-        <w:rPr>
-          <w:lang w:val="zh_TW" w:bidi="zh_TW"/>
-        </w:rPr>
-      </w:r>
-      <w:hyperlink r:id="rId17">
-        <w:r>
-          <w:rPr>
-            <w:lang w:val="zh_TW" w:bidi="zh_TW"/>
-          </w:rPr>
-          <w:rPr>
-            <w:color w:val="0000EE"/>
-            <w:u w:val="single"/>
-          </w:rPr>
-          <w:t>以賽亞書一章9至10節</w:t>
-        </w:r>
-      </w:hyperlink>
-    </w:p>
-    <w:p>
-      <w:pPr>
-        <w:pStyle w:val="ListBullet"/>
-        <w:spacing w:line="240" w:lineRule="auto"/>
-        <w:ind w:left="720"/>
-      </w:pPr>
-      <w:r>
-        <w:rPr>
-          <w:lang w:val="zh_TW" w:bidi="zh_TW"/>
-        </w:rPr>
-      </w:r>
-      <w:hyperlink r:id="rId18">
-        <w:r>
-          <w:rPr>
-            <w:lang w:val="zh_TW" w:bidi="zh_TW"/>
-          </w:rPr>
-          <w:rPr>
-            <w:color w:val="0000EE"/>
-            <w:u w:val="single"/>
-          </w:rPr>
-          <w:t>耶利米書二十三章14節</w:t>
-        </w:r>
-      </w:hyperlink>
-    </w:p>
-    <w:p>
-      <w:pPr>
-        <w:pStyle w:val="ListBullet"/>
-        <w:spacing w:line="240" w:lineRule="auto"/>
-        <w:ind w:left="720"/>
-      </w:pPr>
-      <w:r>
-        <w:rPr>
-          <w:lang w:val="zh_TW" w:bidi="zh_TW"/>
-        </w:rPr>
-      </w:r>
-      <w:hyperlink r:id="rId19">
-        <w:r>
-          <w:rPr>
-            <w:lang w:val="zh_TW" w:bidi="zh_TW"/>
-          </w:rPr>
-          <w:rPr>
-            <w:color w:val="0000EE"/>
-            <w:u w:val="single"/>
-          </w:rPr>
-          <w:t>耶利米書四十九章18節</w:t>
-        </w:r>
-      </w:hyperlink>
-    </w:p>
-    <w:p>
-      <w:pPr>
-        <w:pStyle w:val="ListBullet"/>
-        <w:spacing w:line="240" w:lineRule="auto"/>
-        <w:ind w:left="720"/>
-      </w:pPr>
-      <w:r>
-        <w:rPr>
-          <w:lang w:val="zh_TW" w:bidi="zh_TW"/>
-        </w:rPr>
-      </w:r>
-      <w:hyperlink r:id="rId20">
-        <w:r>
-          <w:rPr>
-            <w:lang w:val="zh_TW" w:bidi="zh_TW"/>
-          </w:rPr>
-          <w:rPr>
-            <w:color w:val="0000EE"/>
-            <w:u w:val="single"/>
-          </w:rPr>
-          <w:t>耶利米哀歌四章6節</w:t>
-        </w:r>
-      </w:hyperlink>
-    </w:p>
-    <w:p>
-      <w:pPr>
-        <w:pStyle w:val="ListBullet"/>
-        <w:spacing w:line="240" w:lineRule="auto"/>
-        <w:ind w:left="720"/>
-      </w:pPr>
-      <w:r>
-        <w:rPr>
-          <w:lang w:val="zh_TW" w:bidi="zh_TW"/>
-        </w:rPr>
-      </w:r>
-      <w:hyperlink r:id="rId21">
-        <w:r>
-          <w:rPr>
-            <w:lang w:val="zh_TW" w:bidi="zh_TW"/>
-          </w:rPr>
-          <w:rPr>
-            <w:color w:val="0000EE"/>
-            <w:u w:val="single"/>
-          </w:rPr>
-          <w:t>阿摩司書四章11節</w:t>
-        </w:r>
-      </w:hyperlink>
-    </w:p>
-    <w:p>
-      <w:pPr>
-        <w:pStyle w:val="ListBullet"/>
-        <w:spacing w:line="240" w:lineRule="auto"/>
-        <w:ind w:left="720"/>
-      </w:pPr>
-      <w:r>
-        <w:rPr>
-          <w:lang w:val="zh_TW" w:bidi="zh_TW"/>
-        </w:rPr>
-      </w:r>
-      <w:hyperlink r:id="rId22">
-        <w:r>
-          <w:rPr>
-            <w:lang w:val="zh_TW" w:bidi="zh_TW"/>
-          </w:rPr>
-          <w:rPr>
-            <w:color w:val="0000EE"/>
-            <w:u w:val="single"/>
-          </w:rPr>
-          <w:t>西番雅書二章9節</w:t>
-        </w:r>
-      </w:hyperlink>
-    </w:p>
-    <w:p>
-      <w:pPr/>
-      <w:r>
-        <w:rPr>
-          <w:lang w:val="zh_TW" w:bidi="zh_TW"/>
-        </w:rPr>
-      </w:r>
-      <w:r>
-        <w:rPr>
-          <w:lang w:val="zh_TW" w:bidi="zh_TW"/>
-        </w:rPr>
-        <w:t>新約聖經中也有提到所多瑪毀滅的故事：</w:t>
-      </w:r>
-    </w:p>
-    <w:p>
-      <w:pPr>
-        <w:pStyle w:val="ListBullet"/>
-        <w:spacing w:line="240" w:lineRule="auto"/>
-        <w:ind w:left="720"/>
-      </w:pPr>
-      <w:r>
-        <w:rPr>
-          <w:lang w:val="zh_TW" w:bidi="zh_TW"/>
-        </w:rPr>
-      </w:r>
-      <w:hyperlink r:id="rId23">
-        <w:r>
-          <w:rPr>
-            <w:lang w:val="zh_TW" w:bidi="zh_TW"/>
-          </w:rPr>
-          <w:rPr>
-            <w:color w:val="0000EE"/>
-            <w:u w:val="single"/>
-          </w:rPr>
-          <w:t>馬太福音十章15節</w:t>
-        </w:r>
-      </w:hyperlink>
-    </w:p>
-    <w:p>
-      <w:pPr>
-        <w:pStyle w:val="ListBullet"/>
-        <w:spacing w:line="240" w:lineRule="auto"/>
-        <w:ind w:left="720"/>
-      </w:pPr>
-      <w:r>
-        <w:rPr>
-          <w:lang w:val="zh_TW" w:bidi="zh_TW"/>
-        </w:rPr>
-      </w:r>
-      <w:hyperlink r:id="rId24">
-        <w:r>
-          <w:rPr>
-            <w:lang w:val="zh_TW" w:bidi="zh_TW"/>
-          </w:rPr>
-          <w:rPr>
-            <w:color w:val="0000EE"/>
-            <w:u w:val="single"/>
-          </w:rPr>
-          <w:t>路加福音十章12節</w:t>
-        </w:r>
-      </w:hyperlink>
-    </w:p>
-    <w:p>
-      <w:pPr>
-        <w:pStyle w:val="ListBullet"/>
-        <w:spacing w:line="240" w:lineRule="auto"/>
-        <w:ind w:left="720"/>
-      </w:pPr>
-      <w:r>
-        <w:rPr>
-          <w:lang w:val="zh_TW" w:bidi="zh_TW"/>
-        </w:rPr>
-      </w:r>
-      <w:hyperlink r:id="rId25">
-        <w:r>
-          <w:rPr>
-            <w:lang w:val="zh_TW" w:bidi="zh_TW"/>
-          </w:rPr>
-          <w:rPr>
-            <w:color w:val="0000EE"/>
-            <w:u w:val="single"/>
-          </w:rPr>
-          <w:t>路加福音十七章29節</w:t>
-        </w:r>
-      </w:hyperlink>
-    </w:p>
-    <w:p>
-      <w:pPr>
-        <w:pStyle w:val="ListBullet"/>
-        <w:spacing w:line="240" w:lineRule="auto"/>
-        <w:ind w:left="720"/>
-      </w:pPr>
-      <w:r>
-        <w:rPr>
-          <w:lang w:val="zh_TW" w:bidi="zh_TW"/>
-        </w:rPr>
-      </w:r>
-      <w:hyperlink r:id="rId26">
-        <w:r>
-          <w:rPr>
-            <w:lang w:val="zh_TW" w:bidi="zh_TW"/>
-          </w:rPr>
-          <w:rPr>
-            <w:color w:val="0000EE"/>
-            <w:u w:val="single"/>
-          </w:rPr>
-          <w:t>羅馬書九章29節</w:t>
-        </w:r>
-      </w:hyperlink>
-    </w:p>
-    <w:p>
-      <w:pPr>
-        <w:pStyle w:val="ListBullet"/>
-        <w:spacing w:line="240" w:lineRule="auto"/>
-        <w:ind w:left="720"/>
-      </w:pPr>
-      <w:r>
-        <w:rPr>
-          <w:lang w:val="zh_TW" w:bidi="zh_TW"/>
-        </w:rPr>
-      </w:r>
-      <w:hyperlink r:id="rId27">
-        <w:r>
-          <w:rPr>
-            <w:lang w:val="zh_TW" w:bidi="zh_TW"/>
-          </w:rPr>
-          <w:rPr>
-            <w:color w:val="0000EE"/>
-            <w:u w:val="single"/>
-          </w:rPr>
-          <w:t>彼得後書二章6節</w:t>
-        </w:r>
-      </w:hyperlink>
-    </w:p>
-    <w:p>
-      <w:pPr>
-        <w:pStyle w:val="ListBullet"/>
-        <w:spacing w:line="240" w:lineRule="auto"/>
-        <w:ind w:left="720"/>
-      </w:pPr>
-      <w:r>
-        <w:rPr>
-          <w:lang w:val="zh_TW" w:bidi="zh_TW"/>
-        </w:rPr>
-      </w:r>
-      <w:hyperlink r:id="rId28">
-        <w:r>
-          <w:rPr>
-            <w:lang w:val="zh_TW" w:bidi="zh_TW"/>
-          </w:rPr>
-          <w:rPr>
-            <w:color w:val="0000EE"/>
-            <w:u w:val="single"/>
-          </w:rPr>
-          <w:t>猶大書一章7節</w:t>
-        </w:r>
-      </w:hyperlink>
-    </w:p>
-    <w:p>
-      <w:pPr>
-        <w:pStyle w:val="ListBullet"/>
-        <w:spacing w:line="240" w:lineRule="auto"/>
-        <w:ind w:left="720"/>
-      </w:pPr>
-      <w:r>
-        <w:rPr>
-          <w:lang w:val="zh_TW" w:bidi="zh_TW"/>
-        </w:rPr>
-      </w:r>
-      <w:hyperlink r:id="rId29">
-        <w:r>
-          <w:rPr>
-            <w:lang w:val="zh_TW" w:bidi="zh_TW"/>
-          </w:rPr>
-          <w:rPr>
-            <w:color w:val="0000EE"/>
-            <w:u w:val="single"/>
-          </w:rPr>
-          <w:t>啟示錄十一章8節</w:t>
-        </w:r>
-      </w:hyperlink>
-    </w:p>
-    <w:p>
-      <w:pPr>
-        <w:pStyle w:val="Heading3"/>
-      </w:pPr>
-      <w:r>
-        <w:rPr>
-          <w:lang w:val="zh_TW" w:bidi="zh_TW"/>
-        </w:rPr>
-        <w:t>所多瑪和蛾摩拉發生了什麼事？</w:t>
-      </w:r>
-    </w:p>
-    <w:p>
-      <w:pPr/>
-      <w:r>
-        <w:rPr>
-          <w:lang w:val="zh_TW" w:bidi="zh_TW"/>
-        </w:rPr>
-      </w:r>
-      <w:r>
-        <w:rPr>
-          <w:lang w:val="zh_TW" w:bidi="zh_TW"/>
-        </w:rPr>
-        <w:t>所多瑪和蛾摩拉的主要故事發生在</w:t>
-      </w:r>
-      <w:hyperlink r:id="rId30">
-        <w:r>
-          <w:rPr>
-            <w:lang w:val="zh_TW" w:bidi="zh_TW"/>
-          </w:rPr>
-          <w:rPr>
-            <w:color w:val="0000EE"/>
-            <w:u w:val="single"/>
-          </w:rPr>
-          <w:t>創世記十八</w:t>
-        </w:r>
-      </w:hyperlink>
-      <w:r>
-        <w:rPr>
-          <w:lang w:val="zh_TW" w:bidi="zh_TW"/>
-        </w:rPr>
-        <w:t>和</w:t>
-      </w:r>
-      <w:hyperlink r:id="rId31">
-        <w:r>
-          <w:rPr>
-            <w:lang w:val="zh_TW" w:bidi="zh_TW"/>
-          </w:rPr>
-          <w:rPr>
-            <w:color w:val="0000EE"/>
-            <w:u w:val="single"/>
-          </w:rPr>
-          <w:t>十九章</w:t>
-        </w:r>
-      </w:hyperlink>
-      <w:r>
-        <w:rPr>
-          <w:lang w:val="zh_TW" w:bidi="zh_TW"/>
-        </w:rPr>
-        <w:t>。聖經對這座城市的描述由第</w:t>
-      </w:r>
-      <w:hyperlink r:id="rId32">
-        <w:r>
-          <w:rPr>
-            <w:lang w:val="zh_TW" w:bidi="zh_TW"/>
-          </w:rPr>
-          <w:rPr>
-            <w:color w:val="0000EE"/>
-            <w:u w:val="single"/>
-          </w:rPr>
-          <w:t>十三</w:t>
-        </w:r>
-      </w:hyperlink>
-      <w:r>
-        <w:rPr>
-          <w:lang w:val="zh_TW" w:bidi="zh_TW"/>
-        </w:rPr>
-        <w:t>章開始。亞伯拉罕的姪兒羅得決定定居在約旦河谷，靠近所多瑪，那裡的人以極度邪惡著稱。所多瑪最嚴重的罪惡之一是性變態，特別是同性戀行為。羅得曾提出將自己的處女女兒交給所多瑪的男子，以保護他來自天上的客人，這顯示了該城腐敗的影響力。</w:t>
-      </w:r>
-    </w:p>
-    <w:p>
-      <w:pPr/>
-      <w:r>
-        <w:rPr>
-          <w:lang w:val="zh_TW" w:bidi="zh_TW"/>
-        </w:rPr>
-      </w:r>
-      <w:r>
-        <w:rPr>
-          <w:lang w:val="zh_TW" w:bidi="zh_TW"/>
-        </w:rPr>
-        <w:t>在羅得定居在所多瑪後，四個東方的王進攻該地區，包括所多瑪和蛾摩拉，並取得了控制權。14年後，他們再次回來平定一場叛亂（</w:t>
-      </w:r>
-      <w:hyperlink r:id="rId33">
-        <w:r>
-          <w:rPr>
-            <w:lang w:val="zh_TW" w:bidi="zh_TW"/>
-          </w:rPr>
-          <w:rPr>
-            <w:color w:val="0000EE"/>
-            <w:u w:val="single"/>
-          </w:rPr>
-          <w:t>創14:1–5</w:t>
-        </w:r>
-      </w:hyperlink>
-      <w:r>
-        <w:rPr>
-          <w:lang w:val="zh_TW" w:bidi="zh_TW"/>
-        </w:rPr>
-        <w:t>）。羅得在這場衝突中被擄，但後來被亞伯拉罕救出。所多瑪與蛾摩拉的罪惡如此重大，以至於耶和華決定毀滅它們。亞伯拉罕曾為其求情，問神如果城裡能找到十個義人，是否能饒恕這些城（</w:t>
-      </w:r>
-      <w:hyperlink r:id="rId34">
-        <w:r>
-          <w:rPr>
-            <w:lang w:val="zh_TW" w:bidi="zh_TW"/>
-          </w:rPr>
-          <w:rPr>
-            <w:color w:val="0000EE"/>
-            <w:u w:val="single"/>
-          </w:rPr>
-          <w:t>創18:20–33</w:t>
-        </w:r>
-      </w:hyperlink>
-      <w:r>
-        <w:rPr>
-          <w:lang w:val="zh_TW" w:bidi="zh_TW"/>
-        </w:rPr>
-        <w:t>）。</w:t>
-      </w:r>
-    </w:p>
-    <w:p>
-      <w:pPr/>
-      <w:r>
-        <w:rPr>
-          <w:lang w:val="zh_TW" w:bidi="zh_TW"/>
-        </w:rPr>
-      </w:r>
-      <w:r>
-        <w:rPr>
-          <w:lang w:val="zh_TW" w:bidi="zh_TW"/>
-        </w:rPr>
-        <w:t>那兩位從亞伯拉罕那裡前往所多瑪來自天上的客人，發現羅得正坐在城門口（</w:t>
-      </w:r>
-      <w:hyperlink r:id="rId35">
-        <w:r>
-          <w:rPr>
-            <w:lang w:val="zh_TW" w:bidi="zh_TW"/>
-          </w:rPr>
-          <w:rPr>
-            <w:color w:val="0000EE"/>
-            <w:u w:val="single"/>
-          </w:rPr>
-          <w:t>創19:1</w:t>
-        </w:r>
-      </w:hyperlink>
-      <w:r>
-        <w:rPr>
-          <w:lang w:val="zh_TW" w:bidi="zh_TW"/>
-        </w:rPr>
-        <w:t>）。他們將神的計畫告訴羅得，並催促他、他的妻子和兩個女兒逃離該城。隨後，耶和華將硫磺與火降在所多瑪與蛾摩拉。第二天早晨，亞伯拉罕看見被毀城市的煙氣上騰，如同窯中的煙一樣。</w:t>
-      </w:r>
-    </w:p>
-    <w:p>
-      <w:pPr/>
-      <w:r>
-        <w:rPr>
-          <w:lang w:val="zh_TW" w:bidi="zh_TW"/>
-        </w:rPr>
-      </w:r>
-      <w:r>
-        <w:rPr>
           <w:i/>
           <w:lang w:val="zh_TW" w:bidi="zh_TW"/>
         </w:rPr>
-        <w:t>另見</w:t>
-      </w:r>
-      <w:r>
-        <w:rPr>
-          <w:lang w:val="zh_TW" w:bidi="zh_TW"/>
-        </w:rPr>
-        <w:t>平原上的城</w:t>
+        <w:t>見</w:t>
+      </w:r>
+      <w:r>
+        <w:rPr>
+          <w:lang w:val="zh_TW" w:bidi="zh_TW"/>
+        </w:rPr>
+        <w:t>敵基督</w:t>
+      </w:r>
+      <w:r>
+        <w:rPr>
+          <w:lang w:val="zh_TW" w:bidi="zh_TW"/>
+        </w:rPr>
+        <w:t>、</w:t>
+      </w:r>
+      <w:r>
+        <w:rPr>
+          <w:lang w:val="zh_TW" w:bidi="zh_TW"/>
+        </w:rPr>
+        <w:t>哈米吉多頓</w:t>
+      </w:r>
+      <w:r>
+        <w:rPr>
+          <w:lang w:val="zh_TW" w:bidi="zh_TW"/>
+        </w:rPr>
+        <w:t>、</w:t>
+      </w:r>
+      <w:r>
+        <w:rPr>
+          <w:lang w:val="zh_TW" w:bidi="zh_TW"/>
+        </w:rPr>
+        <w:t>獸印</w:t>
+      </w:r>
+      <w:r>
+        <w:rPr>
+          <w:lang w:val="zh_TW" w:bidi="zh_TW"/>
+        </w:rPr>
+        <w:t>及</w:t>
+      </w:r>
+      <w:r>
+        <w:rPr>
+          <w:lang w:val="zh_TW" w:bidi="zh_TW"/>
+        </w:rPr>
+        <w:t>啟示錄</w:t>
       </w:r>
       <w:r>
         <w:rPr>
           <w:lang w:val="zh_TW" w:bidi="zh_TW"/>
         </w:rPr>
         <w:t>。</w:t>
-      </w:r>
-      <w:r>
-        <w:rPr>
-          <w:lang w:val="zh_TW" w:bidi="zh_TW"/>
-        </w:rPr>
-      </w:r>
-      <w:r>
-        <w:rPr>
-          <w:lang w:val="zh_TW" w:bidi="zh_TW"/>
-        </w:rPr>
-      </w:r>
-    </w:p>
-    <w:p>
-      <w:pPr/>
-      <w:r>
-        <w:rPr>
-          <w:lang w:val="zh_TW" w:bidi="zh_TW"/>
-        </w:rPr>
-      </w:r>
-    </w:p>
-    <w:p>
-      <w:pPr>
-        <w:pStyle w:val="Heading2"/>
-      </w:pPr>
-      <w:r>
-        <w:rPr>
-          <w:lang w:val="zh_TW" w:bidi="zh_TW"/>
-        </w:rPr>
-        <w:t>瑣珥</w:t>
-      </w:r>
-      <w:r>
-        <w:rPr>
-          <w:lang w:val="zh_TW" w:bidi="zh_TW"/>
-        </w:rPr>
-      </w:r>
-    </w:p>
-    <w:p>
-      <w:pPr/>
-      <w:r>
-        <w:rPr>
-          <w:lang w:val="zh_TW" w:bidi="zh_TW"/>
-        </w:rPr>
-      </w:r>
-      <w:r>
-        <w:rPr>
-          <w:lang w:val="zh_TW" w:bidi="zh_TW"/>
-        </w:rPr>
-        <w:t>瑣珥是「平原上的城（cities of the plain）」之一，曾與所多瑪、蛾摩拉、押瑪及洗扁結為同盟（</w:t>
-      </w:r>
-      <w:hyperlink r:id="rId36">
-        <w:r>
-          <w:rPr>
-            <w:lang w:val="zh_TW" w:bidi="zh_TW"/>
-          </w:rPr>
-          <w:rPr>
-            <w:color w:val="0000EE"/>
-            <w:u w:val="single"/>
-          </w:rPr>
-          <w:t>創14:2</w:t>
-        </w:r>
-      </w:hyperlink>
-      <w:r>
-        <w:rPr>
-          <w:lang w:val="zh_TW" w:bidi="zh_TW"/>
-        </w:rPr>
-        <w:t>、</w:t>
-      </w:r>
-      <w:hyperlink r:id="rId36">
-        <w:r>
-          <w:rPr>
-            <w:lang w:val="zh_TW" w:bidi="zh_TW"/>
-          </w:rPr>
-          <w:rPr>
-            <w:color w:val="0000EE"/>
-            <w:u w:val="single"/>
-          </w:rPr>
-          <w:t>8</w:t>
-        </w:r>
-      </w:hyperlink>
-      <w:r>
-        <w:rPr>
-          <w:lang w:val="zh_TW" w:bidi="zh_TW"/>
-        </w:rPr>
-        <w:t>）。瑣珥舊稱比拉（Bela），其最為人熟知的事蹟，是在所多瑪及其它平原上的城覆滅之際，曾作為羅得和他女兒們的臨時避難所（</w:t>
-      </w:r>
-      <w:hyperlink r:id="rId37">
-        <w:r>
-          <w:rPr>
-            <w:lang w:val="zh_TW" w:bidi="zh_TW"/>
-          </w:rPr>
-          <w:rPr>
-            <w:color w:val="0000EE"/>
-            <w:u w:val="single"/>
-          </w:rPr>
-          <w:t>創19:22–23</w:t>
-        </w:r>
-      </w:hyperlink>
-      <w:r>
-        <w:rPr>
-          <w:lang w:val="zh_TW" w:bidi="zh_TW"/>
-        </w:rPr>
-        <w:t>、</w:t>
-      </w:r>
-      <w:hyperlink r:id="rId37">
-        <w:r>
-          <w:rPr>
-            <w:lang w:val="zh_TW" w:bidi="zh_TW"/>
-          </w:rPr>
-          <w:rPr>
-            <w:color w:val="0000EE"/>
-            <w:u w:val="single"/>
-          </w:rPr>
-          <w:t>30</w:t>
-        </w:r>
-      </w:hyperlink>
-      <w:r>
-        <w:rPr>
-          <w:lang w:val="zh_TW" w:bidi="zh_TW"/>
-        </w:rPr>
-        <w:t>）。儘管瑣珥顯然是一個小鎮（</w:t>
-      </w:r>
-      <w:hyperlink r:id="rId38">
-        <w:r>
-          <w:rPr>
-            <w:lang w:val="zh_TW" w:bidi="zh_TW"/>
-          </w:rPr>
-          <w:rPr>
-            <w:color w:val="0000EE"/>
-            <w:u w:val="single"/>
-          </w:rPr>
-          <w:t>22節</w:t>
-        </w:r>
-      </w:hyperlink>
-      <w:r>
-        <w:rPr>
-          <w:lang w:val="zh_TW" w:bidi="zh_TW"/>
-        </w:rPr>
-        <w:t>；瑣珥的意思為「小」），但在古代它顯然被視為一個重要的地理標誌。當亞伯拉罕與羅得分地時，羅得選中的便是靠近瑣珥一帶的土地（</w:t>
-      </w:r>
-      <w:hyperlink r:id="rId39">
-        <w:r>
-          <w:rPr>
-            <w:lang w:val="zh_TW" w:bidi="zh_TW"/>
-          </w:rPr>
-          <w:rPr>
-            <w:color w:val="0000EE"/>
-            <w:u w:val="single"/>
-          </w:rPr>
-          <w:t>創13:10</w:t>
-        </w:r>
-      </w:hyperlink>
-      <w:r>
-        <w:rPr>
-          <w:lang w:val="zh_TW" w:bidi="zh_TW"/>
-        </w:rPr>
-        <w:t>）。後來摩西從毗斯迦山（Mt Pisgah）眺望應許之地時，他將瑣珥看作耶利哥平原谷地的最南端（</w:t>
-      </w:r>
-      <w:hyperlink r:id="rId40">
-        <w:r>
-          <w:rPr>
-            <w:lang w:val="zh_TW" w:bidi="zh_TW"/>
-          </w:rPr>
-          <w:rPr>
-            <w:color w:val="0000EE"/>
-            <w:u w:val="single"/>
-          </w:rPr>
-          <w:t>申34:3</w:t>
-        </w:r>
-      </w:hyperlink>
-      <w:r>
-        <w:rPr>
-          <w:lang w:val="zh_TW" w:bidi="zh_TW"/>
-        </w:rPr>
-        <w:t>）。到了先知時代，瑣珥則被視為摩押南部的疆界（</w:t>
-      </w:r>
-      <w:hyperlink r:id="rId41">
-        <w:r>
-          <w:rPr>
-            <w:lang w:val="zh_TW" w:bidi="zh_TW"/>
-          </w:rPr>
-          <w:rPr>
-            <w:color w:val="0000EE"/>
-            <w:u w:val="single"/>
-          </w:rPr>
-          <w:t>賽15:5</w:t>
-        </w:r>
-      </w:hyperlink>
-      <w:r>
-        <w:rPr>
-          <w:lang w:val="zh_TW" w:bidi="zh_TW"/>
-        </w:rPr>
-        <w:t>；</w:t>
-      </w:r>
-      <w:hyperlink r:id="rId42">
-        <w:r>
-          <w:rPr>
-            <w:lang w:val="zh_TW" w:bidi="zh_TW"/>
-          </w:rPr>
-          <w:rPr>
-            <w:color w:val="0000EE"/>
-            <w:u w:val="single"/>
-          </w:rPr>
-          <w:t>耶48:4</w:t>
-        </w:r>
-      </w:hyperlink>
-      <w:r>
-        <w:rPr>
-          <w:lang w:val="zh_TW" w:bidi="zh_TW"/>
-        </w:rPr>
-        <w:t>、</w:t>
-      </w:r>
-      <w:hyperlink r:id="rId42">
-        <w:r>
-          <w:rPr>
-            <w:lang w:val="zh_TW" w:bidi="zh_TW"/>
-          </w:rPr>
-          <w:rPr>
-            <w:color w:val="0000EE"/>
-            <w:u w:val="single"/>
-          </w:rPr>
-          <w:t>34</w:t>
-        </w:r>
-      </w:hyperlink>
-      <w:r>
-        <w:rPr>
-          <w:lang w:val="zh_TW" w:bidi="zh_TW"/>
-        </w:rPr>
-        <w:t>）。</w:t>
-      </w:r>
-    </w:p>
-    <w:p>
-      <w:pPr/>
-      <w:r>
-        <w:rPr>
-          <w:lang w:val="zh_TW" w:bidi="zh_TW"/>
-        </w:rPr>
-      </w:r>
-      <w:r>
-        <w:rPr>
-          <w:i/>
-          <w:lang w:val="zh_TW" w:bidi="zh_TW"/>
-        </w:rPr>
-        <w:t>另見</w:t>
-      </w:r>
-      <w:r>
-        <w:rPr>
-          <w:lang w:val="zh_TW" w:bidi="zh_TW"/>
-        </w:rPr>
-        <w:t>平原上的城</w:t>
-      </w:r>
-      <w:r>
-        <w:rPr>
-          <w:lang w:val="zh_TW" w:bidi="zh_TW"/>
-        </w:rPr>
-        <w:t>。</w:t>
-      </w:r>
-      <w:r>
-        <w:rPr>
-          <w:lang w:val="zh_TW" w:bidi="zh_TW"/>
-        </w:rPr>
-      </w:r>
-      <w:r>
-        <w:rPr>
-          <w:lang w:val="zh_TW" w:bidi="zh_TW"/>
-        </w:rPr>
-      </w:r>
-    </w:p>
-    <w:p>
-      <w:pPr/>
-      <w:r>
-        <w:rPr>
-          <w:lang w:val="zh_TW" w:bidi="zh_TW"/>
-        </w:rPr>
-      </w:r>
-    </w:p>
-    <w:p>
-      <w:pPr>
-        <w:pStyle w:val="Heading2"/>
-      </w:pPr>
-      <w:r>
-        <w:rPr>
-          <w:lang w:val="zh_TW" w:bidi="zh_TW"/>
-        </w:rPr>
-        <w:t>瑣轄</w:t>
-      </w:r>
-      <w:r>
-        <w:rPr>
-          <w:lang w:val="zh_TW" w:bidi="zh_TW"/>
-        </w:rPr>
-      </w:r>
-    </w:p>
-    <w:p>
-      <w:pPr>
-        <w:pStyle w:val="ListNumber"/>
-        <w:numPr>
-          <w:ilvl w:val="0"/>
-          <w:numId w:val="15"/>
-        </w:numPr>
-        <w:spacing w:line="240" w:lineRule="auto"/>
-        <w:ind w:left="720"/>
-      </w:pPr>
-      <w:r>
-        <w:rPr>
-          <w:lang w:val="zh_TW" w:bidi="zh_TW"/>
-        </w:rPr>
-      </w:r>
-      <w:r>
-        <w:rPr>
-          <w:lang w:val="zh_TW" w:bidi="zh_TW"/>
-        </w:rPr>
-        <w:t>赫人以弗崙的父親。亞伯拉罕從以弗崙那裡買了麥比拉洞（</w:t>
-      </w:r>
-      <w:hyperlink r:id="rId43">
-        <w:r>
-          <w:rPr>
-            <w:lang w:val="zh_TW" w:bidi="zh_TW"/>
-          </w:rPr>
-          <w:rPr>
-            <w:color w:val="0000EE"/>
-            <w:u w:val="single"/>
-          </w:rPr>
-          <w:t>創23:7–9</w:t>
-        </w:r>
-      </w:hyperlink>
-      <w:r>
-        <w:rPr>
-          <w:lang w:val="zh_TW" w:bidi="zh_TW"/>
-        </w:rPr>
-        <w:t>，</w:t>
-      </w:r>
-      <w:hyperlink r:id="rId44">
-        <w:r>
-          <w:rPr>
-            <w:lang w:val="zh_TW" w:bidi="zh_TW"/>
-          </w:rPr>
-          <w:rPr>
-            <w:color w:val="0000EE"/>
-            <w:u w:val="single"/>
-          </w:rPr>
-          <w:t>25:9</w:t>
-        </w:r>
-      </w:hyperlink>
-      <w:r>
-        <w:rPr>
-          <w:lang w:val="zh_TW" w:bidi="zh_TW"/>
-        </w:rPr>
-        <w:t>）。</w:t>
-      </w:r>
-    </w:p>
-    <w:p>
-      <w:pPr>
-        <w:pStyle w:val="ListNumber"/>
-        <w:spacing w:line="240" w:lineRule="auto"/>
-        <w:ind w:left="720"/>
-      </w:pPr>
-      <w:r>
-        <w:rPr>
-          <w:lang w:val="zh_TW" w:bidi="zh_TW"/>
-        </w:rPr>
-      </w:r>
-      <w:r>
-        <w:rPr>
-          <w:lang w:val="zh_TW" w:bidi="zh_TW"/>
-        </w:rPr>
-        <w:t>在</w:t>
-      </w:r>
-      <w:hyperlink r:id="rId45">
-        <w:r>
-          <w:rPr>
-            <w:lang w:val="zh_TW" w:bidi="zh_TW"/>
-          </w:rPr>
-          <w:rPr>
-            <w:color w:val="0000EE"/>
-            <w:u w:val="single"/>
-          </w:rPr>
-          <w:t>創世記四十六章10節</w:t>
-        </w:r>
-      </w:hyperlink>
-      <w:r>
-        <w:rPr>
-          <w:lang w:val="zh_TW" w:bidi="zh_TW"/>
-        </w:rPr>
-        <w:t>和</w:t>
-      </w:r>
-      <w:hyperlink r:id="rId46">
-        <w:r>
-          <w:rPr>
-            <w:lang w:val="zh_TW" w:bidi="zh_TW"/>
-          </w:rPr>
-          <w:rPr>
-            <w:color w:val="0000EE"/>
-            <w:u w:val="single"/>
-          </w:rPr>
-          <w:t>出埃及記六章15節</w:t>
-        </w:r>
-      </w:hyperlink>
-      <w:r>
-        <w:rPr>
-          <w:lang w:val="zh_TW" w:bidi="zh_TW"/>
-        </w:rPr>
-        <w:t>中，西緬的兒子謝拉（Zerah）的另一種拼寫方式。（譯註：和合本在這兩處經文中未將其譯為謝拉，僅譯為瑣轄）</w:t>
-        <w:br/>
-      </w:r>
-      <w:r>
-        <w:rPr>
-          <w:i/>
-          <w:lang w:val="zh_TW" w:bidi="zh_TW"/>
-        </w:rPr>
-        <w:t xml:space="preserve">見 </w:t>
-      </w:r>
-      <w:r>
-        <w:rPr>
-          <w:lang w:val="zh_TW" w:bidi="zh_TW"/>
-        </w:rPr>
-        <w:t>謝拉#3</w:t>
-      </w:r>
-      <w:r>
-        <w:rPr>
-          <w:lang w:val="zh_TW" w:bidi="zh_TW"/>
-        </w:rPr>
-        <w:t>。</w:t>
-      </w:r>
-    </w:p>
-    <w:p>
-      <w:pPr>
-        <w:pStyle w:val="ListNumber"/>
-        <w:spacing w:line="240" w:lineRule="auto"/>
-        <w:ind w:left="720"/>
-      </w:pPr>
-      <w:r>
-        <w:rPr>
-          <w:lang w:val="zh_TW" w:bidi="zh_TW"/>
-        </w:rPr>
-      </w:r>
-      <w:hyperlink r:id="rId47">
-        <w:r>
-          <w:rPr>
-            <w:lang w:val="zh_TW" w:bidi="zh_TW"/>
-          </w:rPr>
-          <w:rPr>
-            <w:color w:val="0000EE"/>
-            <w:u w:val="single"/>
-          </w:rPr>
-          <w:t>歷代志上四章7節</w:t>
-        </w:r>
-      </w:hyperlink>
-      <w:r>
-        <w:rPr>
-          <w:lang w:val="zh_TW" w:bidi="zh_TW"/>
-        </w:rPr>
-        <w:t>中，以斯哈（Izhar ）的另一種拼寫方式。（譯註：和合本在此節經文未將其譯為以斯哈，僅譯為</w:t>
-      </w:r>
-      <w:r>
-        <w:rPr>
-          <w:lang w:val="zh_TW" w:bidi="zh_TW"/>
-        </w:rPr>
-        <w:t>瑣轄）</w:t>
       </w:r>
       <w:r>
         <w:rPr>
@@ -3327,12 +4960,6 @@
     <w:abstractNumId w:val="11"/>
   </w:num>
   <w:num w:numId="14">
-    <w:abstractNumId w:val="3"/>
-    <w:lvlOverride w:ilvl="0">
-      <w:startOverride w:val="1"/>
-    </w:lvlOverride>
-  </w:num>
-  <w:num w:numId="15">
     <w:abstractNumId w:val="3"/>
     <w:lvlOverride w:ilvl="0">
       <w:startOverride w:val="1"/>

--- a/zht/docx/149.content.docx
+++ b/zht/docx/149.content.docx
@@ -149,7 +149,7 @@
         <w:rPr>
           <w:lang w:val="zh_TW" w:bidi="zh_TW"/>
         </w:rPr>
-        <w:t>shou</w:t>
+        <w:t>she</w:t>
       </w:r>
       <w:r>
         <w:rPr>
@@ -212,7 +212,7 @@
         <w:rPr>
           <w:lang w:val="zh_TW" w:bidi="zh_TW"/>
         </w:rPr>
-        <w:t>手</w:t>
+        <w:t>蛇</w:t>
       </w:r>
       <w:r>
         <w:rPr>
@@ -231,7 +231,97 @@
         <w:rPr>
           <w:lang w:val="zh_TW" w:bidi="zh_TW"/>
         </w:rPr>
-        <w:t>手是身體前肢的末端部份，具有抓握的能力。聖經中使用了「手」數百次來描述人體的一個部份，也經常用於隱喻或比喻中。</w:t>
+        <w:t>蛇或海怪。聖經中使用不同的詞語來描述蛇或蛇類。蛇或蛇類是爬行動物，是以牠們能夠咬人並注射毒液而為人熟知。聖經提及的特定蛇類包括虺蛇（</w:t>
+      </w:r>
+      <w:hyperlink r:id="rId13">
+        <w:r>
+          <w:rPr>
+            <w:lang w:val="zh_TW" w:bidi="zh_TW"/>
+          </w:rPr>
+          <w:rPr>
+            <w:color w:val="0000EE"/>
+            <w:u w:val="single"/>
+          </w:rPr>
+          <w:t>賽11:8</w:t>
+        </w:r>
+      </w:hyperlink>
+      <w:r>
+        <w:rPr>
+          <w:lang w:val="zh_TW" w:bidi="zh_TW"/>
+        </w:rPr>
+        <w:t>）和毒蛇（</w:t>
+      </w:r>
+      <w:hyperlink r:id="rId14">
+        <w:r>
+          <w:rPr>
+            <w:lang w:val="zh_TW" w:bidi="zh_TW"/>
+          </w:rPr>
+          <w:rPr>
+            <w:color w:val="0000EE"/>
+            <w:u w:val="single"/>
+          </w:rPr>
+          <w:t>徒28:3</w:t>
+        </w:r>
+      </w:hyperlink>
+      <w:r>
+        <w:rPr>
+          <w:lang w:val="zh_TW" w:bidi="zh_TW"/>
+        </w:rPr>
+        <w:t>）。「蛇」這個術語也可以用來描述在</w:t>
+      </w:r>
+      <w:hyperlink r:id="rId15">
+        <w:r>
+          <w:rPr>
+            <w:lang w:val="zh_TW" w:bidi="zh_TW"/>
+          </w:rPr>
+          <w:rPr>
+            <w:color w:val="0000EE"/>
+            <w:u w:val="single"/>
+          </w:rPr>
+          <w:t>約伯記二十六章13節</w:t>
+        </w:r>
+      </w:hyperlink>
+      <w:r>
+        <w:rPr>
+          <w:lang w:val="zh_TW" w:bidi="zh_TW"/>
+        </w:rPr>
+        <w:t>、</w:t>
+      </w:r>
+      <w:hyperlink r:id="rId16">
+        <w:r>
+          <w:rPr>
+            <w:lang w:val="zh_TW" w:bidi="zh_TW"/>
+          </w:rPr>
+          <w:rPr>
+            <w:color w:val="0000EE"/>
+            <w:u w:val="single"/>
+          </w:rPr>
+          <w:t>以賽亞書二十七章1節</w:t>
+        </w:r>
+      </w:hyperlink>
+      <w:r>
+        <w:rPr>
+          <w:lang w:val="zh_TW" w:bidi="zh_TW"/>
+        </w:rPr>
+        <w:t>和</w:t>
+      </w:r>
+      <w:hyperlink r:id="rId17">
+        <w:r>
+          <w:rPr>
+            <w:lang w:val="zh_TW" w:bidi="zh_TW"/>
+          </w:rPr>
+          <w:rPr>
+            <w:color w:val="0000EE"/>
+            <w:u w:val="single"/>
+          </w:rPr>
+          <w:t>阿摩司書九章3節</w:t>
+        </w:r>
+      </w:hyperlink>
+      <w:r>
+        <w:rPr>
+          <w:lang w:val="zh_TW" w:bidi="zh_TW"/>
+        </w:rPr>
+        <w:t>中提到的巨大海蛇。</w:t>
       </w:r>
     </w:p>
     <w:p>
@@ -245,97 +335,7 @@
         <w:rPr>
           <w:lang w:val="zh_TW" w:bidi="zh_TW"/>
         </w:rPr>
-        <w:t>比喻上，手意味著權力（</w:t>
-      </w:r>
-      <w:hyperlink r:id="rId13">
-        <w:r>
-          <w:rPr>
-            <w:lang w:val="zh_TW" w:bidi="zh_TW"/>
-          </w:rPr>
-          <w:rPr>
-            <w:color w:val="0000EE"/>
-            <w:u w:val="single"/>
-          </w:rPr>
-          <w:t>申2:15</w:t>
-        </w:r>
-      </w:hyperlink>
-      <w:r>
-        <w:rPr>
-          <w:lang w:val="zh_TW" w:bidi="zh_TW"/>
-        </w:rPr>
-        <w:t>；</w:t>
-      </w:r>
-      <w:hyperlink r:id="rId14">
-        <w:r>
-          <w:rPr>
-            <w:lang w:val="zh_TW" w:bidi="zh_TW"/>
-          </w:rPr>
-          <w:rPr>
-            <w:color w:val="0000EE"/>
-            <w:u w:val="single"/>
-          </w:rPr>
-          <w:t>詩31:5</w:t>
-        </w:r>
-      </w:hyperlink>
-      <w:r>
-        <w:rPr>
-          <w:lang w:val="zh_TW" w:bidi="zh_TW"/>
-        </w:rPr>
-        <w:t>；</w:t>
-      </w:r>
-      <w:hyperlink r:id="rId15">
-        <w:r>
-          <w:rPr>
-            <w:lang w:val="zh_TW" w:bidi="zh_TW"/>
-          </w:rPr>
-          <w:rPr>
-            <w:color w:val="0000EE"/>
-            <w:u w:val="single"/>
-          </w:rPr>
-          <w:t>可14:62</w:t>
-        </w:r>
-      </w:hyperlink>
-      <w:r>
-        <w:rPr>
-          <w:lang w:val="zh_TW" w:bidi="zh_TW"/>
-        </w:rPr>
-        <w:t>）。在</w:t>
-      </w:r>
-      <w:hyperlink r:id="rId16">
-        <w:r>
-          <w:rPr>
-            <w:lang w:val="zh_TW" w:bidi="zh_TW"/>
-          </w:rPr>
-          <w:rPr>
-            <w:color w:val="0000EE"/>
-            <w:u w:val="single"/>
-          </w:rPr>
-          <w:t>約書亞記8:20</w:t>
-        </w:r>
-      </w:hyperlink>
-      <w:r>
-        <w:rPr>
-          <w:lang w:val="zh_TW" w:bidi="zh_TW"/>
-        </w:rPr>
-        <w:t>中「手的力量（原文）」被翻譯為「逃跑」（見</w:t>
-      </w:r>
-      <w:hyperlink r:id="rId17">
-        <w:r>
-          <w:rPr>
-            <w:lang w:val="zh_TW" w:bidi="zh_TW"/>
-          </w:rPr>
-          <w:rPr>
-            <w:color w:val="0000EE"/>
-            <w:u w:val="single"/>
-          </w:rPr>
-          <w:t>詩76:5</w:t>
-        </w:r>
-      </w:hyperlink>
-      <w:r>
-        <w:rPr>
-          <w:lang w:val="zh_TW" w:bidi="zh_TW"/>
-        </w:rPr>
-        <w:t>）。相反，無力的手象徵著優柔寡斷和軟弱（</w:t>
+        <w:t>在</w:t>
       </w:r>
       <w:hyperlink r:id="rId18">
         <w:r>
@@ -346,14 +346,14 @@
             <w:color w:val="0000EE"/>
             <w:u w:val="single"/>
           </w:rPr>
-          <w:t>賽35:3</w:t>
-        </w:r>
-      </w:hyperlink>
-      <w:r>
-        <w:rPr>
-          <w:lang w:val="zh_TW" w:bidi="zh_TW"/>
-        </w:rPr>
-        <w:t>）。握手表示友誼（</w:t>
+          <w:t>創世記三章1節</w:t>
+        </w:r>
+      </w:hyperlink>
+      <w:r>
+        <w:rPr>
+          <w:lang w:val="zh_TW" w:bidi="zh_TW"/>
+        </w:rPr>
+        <w:t>，蛇引誘亞當和夏娃。牠是「耶和華神所造的，惟有蛇比田野一切的活物更狡猾」，因此，蛇被詛咒：「你必用肚子行走， 終身吃土」（</w:t>
       </w:r>
       <w:hyperlink r:id="rId19">
         <w:r>
@@ -364,14 +364,14 @@
             <w:color w:val="0000EE"/>
             <w:u w:val="single"/>
           </w:rPr>
-          <w:t>王下10:15</w:t>
-        </w:r>
-      </w:hyperlink>
-      <w:r>
-        <w:rPr>
-          <w:lang w:val="zh_TW" w:bidi="zh_TW"/>
-        </w:rPr>
-        <w:t>）。讓某人坐在右手邊，表示對他的偏愛（</w:t>
+          <w:t>創3:14</w:t>
+        </w:r>
+      </w:hyperlink>
+      <w:r>
+        <w:rPr>
+          <w:lang w:val="zh_TW" w:bidi="zh_TW"/>
+        </w:rPr>
+        <w:t>）。</w:t>
       </w:r>
       <w:hyperlink r:id="rId20">
         <w:r>
@@ -382,7 +382,43 @@
             <w:color w:val="0000EE"/>
             <w:u w:val="single"/>
           </w:rPr>
-          <w:t>詩16:11</w:t>
+          <w:t>哥林多後書十一章3節</w:t>
+        </w:r>
+      </w:hyperlink>
+      <w:r>
+        <w:rPr>
+          <w:lang w:val="zh_TW" w:bidi="zh_TW"/>
+        </w:rPr>
+        <w:t>說蛇用詭詐欺騙了夏娃。</w:t>
+      </w:r>
+      <w:hyperlink r:id="rId21">
+        <w:r>
+          <w:rPr>
+            <w:lang w:val="zh_TW" w:bidi="zh_TW"/>
+          </w:rPr>
+          <w:rPr>
+            <w:color w:val="0000EE"/>
+            <w:u w:val="single"/>
+          </w:rPr>
+          <w:t>啟示錄十二章9節</w:t>
+        </w:r>
+      </w:hyperlink>
+      <w:r>
+        <w:rPr>
+          <w:lang w:val="zh_TW" w:bidi="zh_TW"/>
+        </w:rPr>
+        <w:t>稱蛇為：「名叫魔鬼，又叫撒但，是迷惑普天下的」（另見</w:t>
+      </w:r>
+      <w:hyperlink r:id="rId22">
+        <w:r>
+          <w:rPr>
+            <w:lang w:val="zh_TW" w:bidi="zh_TW"/>
+          </w:rPr>
+          <w:rPr>
+            <w:color w:val="0000EE"/>
+            <w:u w:val="single"/>
+          </w:rPr>
+          <w:t>啟12:14–15</w:t>
         </w:r>
       </w:hyperlink>
       <w:r>
@@ -391,54 +427,6 @@
         </w:rPr>
         <w:t>，</w:t>
       </w:r>
-      <w:hyperlink r:id="rId20">
-        <w:r>
-          <w:rPr>
-            <w:lang w:val="zh_TW" w:bidi="zh_TW"/>
-          </w:rPr>
-          <w:rPr>
-            <w:color w:val="0000EE"/>
-            <w:u w:val="single"/>
-          </w:rPr>
-          <w:t xml:space="preserve"> </w:t>
-        </w:r>
-      </w:hyperlink>
-      <w:hyperlink r:id="rId21">
-        <w:r>
-          <w:rPr>
-            <w:lang w:val="zh_TW" w:bidi="zh_TW"/>
-          </w:rPr>
-          <w:rPr>
-            <w:color w:val="0000EE"/>
-            <w:u w:val="single"/>
-          </w:rPr>
-          <w:t>77:10</w:t>
-        </w:r>
-      </w:hyperlink>
-      <w:r>
-        <w:rPr>
-          <w:lang w:val="zh_TW" w:bidi="zh_TW"/>
-        </w:rPr>
-        <w:t>，</w:t>
-      </w:r>
-      <w:hyperlink r:id="rId22">
-        <w:r>
-          <w:rPr>
-            <w:lang w:val="zh_TW" w:bidi="zh_TW"/>
-          </w:rPr>
-          <w:rPr>
-            <w:color w:val="0000EE"/>
-            <w:u w:val="single"/>
-          </w:rPr>
-          <w:t>110:1</w:t>
-        </w:r>
-      </w:hyperlink>
-      <w:r>
-        <w:rPr>
-          <w:lang w:val="zh_TW" w:bidi="zh_TW"/>
-        </w:rPr>
-        <w:t>）。潔淨的手象徵著清白無罪（</w:t>
-      </w:r>
       <w:hyperlink r:id="rId23">
         <w:r>
           <w:rPr>
@@ -448,151 +436,7 @@
             <w:color w:val="0000EE"/>
             <w:u w:val="single"/>
           </w:rPr>
-          <w:t>詩26:6</w:t>
-        </w:r>
-      </w:hyperlink>
-      <w:r>
-        <w:rPr>
-          <w:lang w:val="zh_TW" w:bidi="zh_TW"/>
-        </w:rPr>
-        <w:t>），而擊掌則表示達成協議（</w:t>
-      </w:r>
-      <w:hyperlink r:id="rId24">
-        <w:r>
-          <w:rPr>
-            <w:lang w:val="zh_TW" w:bidi="zh_TW"/>
-          </w:rPr>
-          <w:rPr>
-            <w:color w:val="0000EE"/>
-            <w:u w:val="single"/>
-          </w:rPr>
-          <w:t>箴6:1</w:t>
-        </w:r>
-      </w:hyperlink>
-      <w:r>
-        <w:rPr>
-          <w:lang w:val="zh_TW" w:bidi="zh_TW"/>
-        </w:rPr>
-        <w:t>）。舉手象徵暴力（</w:t>
-      </w:r>
-      <w:hyperlink r:id="rId25">
-        <w:r>
-          <w:rPr>
-            <w:lang w:val="zh_TW" w:bidi="zh_TW"/>
-          </w:rPr>
-          <w:rPr>
-            <w:color w:val="0000EE"/>
-            <w:u w:val="single"/>
-          </w:rPr>
-          <w:t>王上11:26</w:t>
-        </w:r>
-      </w:hyperlink>
-      <w:r>
-        <w:rPr>
-          <w:lang w:val="zh_TW" w:bidi="zh_TW"/>
-        </w:rPr>
-        <w:t>）。舉手又可用於懇求的禱告（</w:t>
-      </w:r>
-      <w:hyperlink r:id="rId26">
-        <w:r>
-          <w:rPr>
-            <w:lang w:val="zh_TW" w:bidi="zh_TW"/>
-          </w:rPr>
-          <w:rPr>
-            <w:color w:val="0000EE"/>
-            <w:u w:val="single"/>
-          </w:rPr>
-          <w:t>出17:11</w:t>
-        </w:r>
-      </w:hyperlink>
-      <w:r>
-        <w:rPr>
-          <w:lang w:val="zh_TW" w:bidi="zh_TW"/>
-        </w:rPr>
-        <w:t>；</w:t>
-      </w:r>
-      <w:hyperlink r:id="rId27">
-        <w:r>
-          <w:rPr>
-            <w:lang w:val="zh_TW" w:bidi="zh_TW"/>
-          </w:rPr>
-          <w:rPr>
-            <w:color w:val="0000EE"/>
-            <w:u w:val="single"/>
-          </w:rPr>
-          <w:t>利9:22</w:t>
-        </w:r>
-      </w:hyperlink>
-      <w:r>
-        <w:rPr>
-          <w:lang w:val="zh_TW" w:bidi="zh_TW"/>
-        </w:rPr>
-        <w:t>；</w:t>
-      </w:r>
-      <w:hyperlink r:id="rId28">
-        <w:r>
-          <w:rPr>
-            <w:lang w:val="zh_TW" w:bidi="zh_TW"/>
-          </w:rPr>
-          <w:rPr>
-            <w:color w:val="0000EE"/>
-            <w:u w:val="single"/>
-          </w:rPr>
-          <w:t>賽1:15</w:t>
-        </w:r>
-      </w:hyperlink>
-      <w:r>
-        <w:rPr>
-          <w:lang w:val="zh_TW" w:bidi="zh_TW"/>
-        </w:rPr>
-        <w:t>；</w:t>
-      </w:r>
-      <w:hyperlink r:id="rId29">
-        <w:r>
-          <w:rPr>
-            <w:lang w:val="zh_TW" w:bidi="zh_TW"/>
-          </w:rPr>
-          <w:rPr>
-            <w:color w:val="0000EE"/>
-            <w:u w:val="single"/>
-          </w:rPr>
-          <w:t>提前2:8</w:t>
-        </w:r>
-      </w:hyperlink>
-      <w:r>
-        <w:rPr>
-          <w:lang w:val="zh_TW" w:bidi="zh_TW"/>
-        </w:rPr>
-        <w:t>）和發誓（</w:t>
-      </w:r>
-      <w:hyperlink r:id="rId30">
-        <w:r>
-          <w:rPr>
-            <w:lang w:val="zh_TW" w:bidi="zh_TW"/>
-          </w:rPr>
-          <w:rPr>
-            <w:color w:val="0000EE"/>
-            <w:u w:val="single"/>
-          </w:rPr>
-          <w:t>創14:22</w:t>
-        </w:r>
-      </w:hyperlink>
-      <w:r>
-        <w:rPr>
-          <w:lang w:val="zh_TW" w:bidi="zh_TW"/>
-        </w:rPr>
-        <w:t>；</w:t>
-      </w:r>
-      <w:hyperlink r:id="rId31">
-        <w:r>
-          <w:rPr>
-            <w:lang w:val="zh_TW" w:bidi="zh_TW"/>
-          </w:rPr>
-          <w:rPr>
-            <w:color w:val="0000EE"/>
-            <w:u w:val="single"/>
-          </w:rPr>
-          <w:t>24:2</w:t>
+          <w:t>20:2</w:t>
         </w:r>
       </w:hyperlink>
       <w:r>
@@ -613,7 +457,169 @@
         <w:rPr>
           <w:lang w:val="zh_TW" w:bidi="zh_TW"/>
         </w:rPr>
-        <w:t>其它與手相關的片語表達了危及生命（</w:t>
+        <w:t>聖經中對蛇的描述通常是比喻性的。牠們代表能以毒害人的能力（例如，</w:t>
+      </w:r>
+      <w:hyperlink r:id="rId24">
+        <w:r>
+          <w:rPr>
+            <w:lang w:val="zh_TW" w:bidi="zh_TW"/>
+          </w:rPr>
+          <w:rPr>
+            <w:color w:val="0000EE"/>
+            <w:u w:val="single"/>
+          </w:rPr>
+          <w:t>創49:17</w:t>
+        </w:r>
+      </w:hyperlink>
+      <w:r>
+        <w:rPr>
+          <w:lang w:val="zh_TW" w:bidi="zh_TW"/>
+        </w:rPr>
+        <w:t>；</w:t>
+      </w:r>
+      <w:hyperlink r:id="rId25">
+        <w:r>
+          <w:rPr>
+            <w:lang w:val="zh_TW" w:bidi="zh_TW"/>
+          </w:rPr>
+          <w:rPr>
+            <w:color w:val="0000EE"/>
+            <w:u w:val="single"/>
+          </w:rPr>
+          <w:t>傳10:8</w:t>
+        </w:r>
+      </w:hyperlink>
+      <w:r>
+        <w:rPr>
+          <w:lang w:val="zh_TW" w:bidi="zh_TW"/>
+        </w:rPr>
+        <w:t>、</w:t>
+      </w:r>
+      <w:hyperlink r:id="rId25">
+        <w:r>
+          <w:rPr>
+            <w:lang w:val="zh_TW" w:bidi="zh_TW"/>
+          </w:rPr>
+          <w:rPr>
+            <w:color w:val="0000EE"/>
+            <w:u w:val="single"/>
+          </w:rPr>
+          <w:t>11</w:t>
+        </w:r>
+      </w:hyperlink>
+      <w:r>
+        <w:rPr>
+          <w:lang w:val="zh_TW" w:bidi="zh_TW"/>
+        </w:rPr>
+        <w:t>；</w:t>
+      </w:r>
+      <w:hyperlink r:id="rId26">
+        <w:r>
+          <w:rPr>
+            <w:lang w:val="zh_TW" w:bidi="zh_TW"/>
+          </w:rPr>
+          <w:rPr>
+            <w:color w:val="0000EE"/>
+            <w:u w:val="single"/>
+          </w:rPr>
+          <w:t>賽14:29</w:t>
+        </w:r>
+      </w:hyperlink>
+      <w:r>
+        <w:rPr>
+          <w:lang w:val="zh_TW" w:bidi="zh_TW"/>
+        </w:rPr>
+        <w:t>；</w:t>
+      </w:r>
+      <w:hyperlink r:id="rId27">
+        <w:r>
+          <w:rPr>
+            <w:lang w:val="zh_TW" w:bidi="zh_TW"/>
+          </w:rPr>
+          <w:rPr>
+            <w:color w:val="0000EE"/>
+            <w:u w:val="single"/>
+          </w:rPr>
+          <w:t>摩5:19</w:t>
+        </w:r>
+      </w:hyperlink>
+      <w:r>
+        <w:rPr>
+          <w:lang w:val="zh_TW" w:bidi="zh_TW"/>
+        </w:rPr>
+        <w:t>；</w:t>
+      </w:r>
+      <w:hyperlink r:id="rId28">
+        <w:r>
+          <w:rPr>
+            <w:lang w:val="zh_TW" w:bidi="zh_TW"/>
+          </w:rPr>
+          <w:rPr>
+            <w:color w:val="0000EE"/>
+            <w:u w:val="single"/>
+          </w:rPr>
+          <w:t>啟9:19</w:t>
+        </w:r>
+      </w:hyperlink>
+      <w:r>
+        <w:rPr>
+          <w:lang w:val="zh_TW" w:bidi="zh_TW"/>
+        </w:rPr>
+        <w:t>）。在</w:t>
+      </w:r>
+      <w:hyperlink r:id="rId29">
+        <w:r>
+          <w:rPr>
+            <w:lang w:val="zh_TW" w:bidi="zh_TW"/>
+          </w:rPr>
+          <w:rPr>
+            <w:color w:val="0000EE"/>
+            <w:u w:val="single"/>
+          </w:rPr>
+          <w:t>詩篇五十八篇4至5節</w:t>
+        </w:r>
+      </w:hyperlink>
+      <w:r>
+        <w:rPr>
+          <w:lang w:val="zh_TW" w:bidi="zh_TW"/>
+        </w:rPr>
+        <w:t>中，惡人被比作蛇。</w:t>
+      </w:r>
+      <w:hyperlink r:id="rId30">
+        <w:r>
+          <w:rPr>
+            <w:lang w:val="zh_TW" w:bidi="zh_TW"/>
+          </w:rPr>
+          <w:rPr>
+            <w:color w:val="0000EE"/>
+            <w:u w:val="single"/>
+          </w:rPr>
+          <w:t>詩篇一四〇篇3節</w:t>
+        </w:r>
+      </w:hyperlink>
+      <w:r>
+        <w:rPr>
+          <w:lang w:val="zh_TW" w:bidi="zh_TW"/>
+        </w:rPr>
+        <w:t>描述人們的舌頭像蛇一樣尖利，他們的嘴唇有虺蛇的毒氣。</w:t>
+      </w:r>
+      <w:hyperlink r:id="rId31">
+        <w:r>
+          <w:rPr>
+            <w:lang w:val="zh_TW" w:bidi="zh_TW"/>
+          </w:rPr>
+          <w:rPr>
+            <w:color w:val="0000EE"/>
+            <w:u w:val="single"/>
+          </w:rPr>
+          <w:t>箴言二十三章32節</w:t>
+        </w:r>
+      </w:hyperlink>
+      <w:r>
+        <w:rPr>
+          <w:lang w:val="zh_TW" w:bidi="zh_TW"/>
+        </w:rPr>
+        <w:t>將烈酒比作蛇的咬傷，說它「咬你如蛇，刺你如毒蛇」。</w:t>
       </w:r>
       <w:hyperlink r:id="rId32">
         <w:r>
@@ -624,266 +630,14 @@
             <w:color w:val="0000EE"/>
             <w:u w:val="single"/>
           </w:rPr>
-          <w:t>士12:3</w:t>
-        </w:r>
-      </w:hyperlink>
-      <w:r>
-        <w:rPr>
-          <w:lang w:val="zh_TW" w:bidi="zh_TW"/>
-        </w:rPr>
-        <w:t>）、喜悅（</w:t>
-      </w:r>
-      <w:hyperlink r:id="rId33">
-        <w:r>
-          <w:rPr>
-            <w:lang w:val="zh_TW" w:bidi="zh_TW"/>
-          </w:rPr>
-          <w:rPr>
-            <w:color w:val="0000EE"/>
-            <w:u w:val="single"/>
-          </w:rPr>
-          <w:t>王下11:12</w:t>
-        </w:r>
-      </w:hyperlink>
-      <w:r>
-        <w:rPr>
-          <w:lang w:val="zh_TW" w:bidi="zh_TW"/>
-        </w:rPr>
-        <w:t>）、慷慨（</w:t>
-      </w:r>
-      <w:hyperlink r:id="rId34">
-        <w:r>
-          <w:rPr>
-            <w:lang w:val="zh_TW" w:bidi="zh_TW"/>
-          </w:rPr>
-          <w:rPr>
-            <w:color w:val="0000EE"/>
-            <w:u w:val="single"/>
-          </w:rPr>
-          <w:t>申15:11</w:t>
-        </w:r>
-      </w:hyperlink>
-      <w:r>
-        <w:rPr>
-          <w:lang w:val="zh_TW" w:bidi="zh_TW"/>
-        </w:rPr>
-        <w:t>）、悲傷（</w:t>
-      </w:r>
-      <w:hyperlink r:id="rId35">
-        <w:r>
-          <w:rPr>
-            <w:lang w:val="zh_TW" w:bidi="zh_TW"/>
-          </w:rPr>
-          <w:rPr>
-            <w:color w:val="0000EE"/>
-            <w:u w:val="single"/>
-          </w:rPr>
-          <w:t>撒下13:19</w:t>
-        </w:r>
-      </w:hyperlink>
-      <w:r>
-        <w:rPr>
-          <w:lang w:val="zh_TW" w:bidi="zh_TW"/>
-        </w:rPr>
-        <w:t>）、謙卑（</w:t>
-      </w:r>
-      <w:hyperlink r:id="rId36">
-        <w:r>
-          <w:rPr>
-            <w:lang w:val="zh_TW" w:bidi="zh_TW"/>
-          </w:rPr>
-          <w:rPr>
-            <w:color w:val="0000EE"/>
-            <w:u w:val="single"/>
-          </w:rPr>
-          <w:t>箴30:32</w:t>
-        </w:r>
-      </w:hyperlink>
-      <w:r>
-        <w:rPr>
-          <w:lang w:val="zh_TW" w:bidi="zh_TW"/>
-        </w:rPr>
-        <w:t>）和承擔責任（</w:t>
-      </w:r>
-      <w:hyperlink r:id="rId37">
-        <w:r>
-          <w:rPr>
-            <w:lang w:val="zh_TW" w:bidi="zh_TW"/>
-          </w:rPr>
-          <w:rPr>
-            <w:color w:val="0000EE"/>
-            <w:u w:val="single"/>
-          </w:rPr>
-          <w:t>路9:62</w:t>
-        </w:r>
-      </w:hyperlink>
-      <w:r>
-        <w:rPr>
-          <w:lang w:val="zh_TW" w:bidi="zh_TW"/>
-        </w:rPr>
-        <w:t>）。體力勞動是人類尊嚴和責任的表現（</w:t>
-      </w:r>
-      <w:hyperlink r:id="rId38">
-        <w:r>
-          <w:rPr>
-            <w:lang w:val="zh_TW" w:bidi="zh_TW"/>
-          </w:rPr>
-          <w:rPr>
-            <w:color w:val="0000EE"/>
-            <w:u w:val="single"/>
-          </w:rPr>
-          <w:t>弗4:28</w:t>
-        </w:r>
-      </w:hyperlink>
-      <w:r>
-        <w:rPr>
-          <w:lang w:val="zh_TW" w:bidi="zh_TW"/>
-        </w:rPr>
-        <w:t>；</w:t>
-      </w:r>
-      <w:hyperlink r:id="rId39">
-        <w:r>
-          <w:rPr>
-            <w:lang w:val="zh_TW" w:bidi="zh_TW"/>
-          </w:rPr>
-          <w:rPr>
-            <w:color w:val="0000EE"/>
-            <w:u w:val="single"/>
-          </w:rPr>
-          <w:t>帖前4:11</w:t>
-        </w:r>
-      </w:hyperlink>
-      <w:r>
-        <w:rPr>
-          <w:lang w:val="zh_TW" w:bidi="zh_TW"/>
-        </w:rPr>
-        <w:t>），保羅並不以此標誌為恥，並明白的展示出來（</w:t>
-      </w:r>
-      <w:hyperlink r:id="rId40">
-        <w:r>
-          <w:rPr>
-            <w:lang w:val="zh_TW" w:bidi="zh_TW"/>
-          </w:rPr>
-          <w:rPr>
-            <w:color w:val="0000EE"/>
-            <w:u w:val="single"/>
-          </w:rPr>
-          <w:t>徒20:34</w:t>
-        </w:r>
-      </w:hyperlink>
-      <w:r>
-        <w:rPr>
-          <w:lang w:val="zh_TW" w:bidi="zh_TW"/>
-        </w:rPr>
-        <w:t>；</w:t>
-      </w:r>
-      <w:hyperlink r:id="rId41">
-        <w:r>
-          <w:rPr>
-            <w:lang w:val="zh_TW" w:bidi="zh_TW"/>
-          </w:rPr>
-          <w:rPr>
-            <w:color w:val="0000EE"/>
-            <w:u w:val="single"/>
-          </w:rPr>
-          <w:t>林前4:12</w:t>
-        </w:r>
-      </w:hyperlink>
-      <w:r>
-        <w:rPr>
-          <w:lang w:val="zh_TW" w:bidi="zh_TW"/>
-        </w:rPr>
-        <w:t>）。儀式、禮儀上的洗手是祭司在履行職責前的必要行為（</w:t>
-      </w:r>
-      <w:hyperlink r:id="rId42">
-        <w:r>
-          <w:rPr>
-            <w:lang w:val="zh_TW" w:bidi="zh_TW"/>
-          </w:rPr>
-          <w:rPr>
-            <w:color w:val="0000EE"/>
-            <w:u w:val="single"/>
-          </w:rPr>
-          <w:t>出30:19–21</w:t>
-        </w:r>
-      </w:hyperlink>
-      <w:r>
-        <w:rPr>
-          <w:lang w:val="zh_TW" w:bidi="zh_TW"/>
-        </w:rPr>
-        <w:t>；</w:t>
-      </w:r>
-      <w:hyperlink r:id="rId43">
-        <w:r>
-          <w:rPr>
-            <w:lang w:val="zh_TW" w:bidi="zh_TW"/>
-          </w:rPr>
-          <w:rPr>
-            <w:color w:val="0000EE"/>
-            <w:u w:val="single"/>
-          </w:rPr>
-          <w:t>40:30–32</w:t>
-        </w:r>
-      </w:hyperlink>
-      <w:r>
-        <w:rPr>
-          <w:lang w:val="zh_TW" w:bidi="zh_TW"/>
-        </w:rPr>
-        <w:t>）。文士和法利賽人誤用了這一點，以至於耶穌責罵只著重儀式性的洗手（</w:t>
-      </w:r>
-      <w:hyperlink r:id="rId44">
-        <w:r>
-          <w:rPr>
-            <w:lang w:val="zh_TW" w:bidi="zh_TW"/>
-          </w:rPr>
-          <w:rPr>
-            <w:color w:val="0000EE"/>
-            <w:u w:val="single"/>
-          </w:rPr>
-          <w:t>太15:1–20</w:t>
-        </w:r>
-      </w:hyperlink>
-      <w:r>
-        <w:rPr>
-          <w:lang w:val="zh_TW" w:bidi="zh_TW"/>
-        </w:rPr>
-        <w:t>；</w:t>
-      </w:r>
-      <w:hyperlink r:id="rId45">
-        <w:r>
-          <w:rPr>
-            <w:lang w:val="zh_TW" w:bidi="zh_TW"/>
-          </w:rPr>
-          <w:rPr>
-            <w:color w:val="0000EE"/>
-            <w:u w:val="single"/>
-          </w:rPr>
-          <w:t>路11:38</w:t>
-        </w:r>
-      </w:hyperlink>
-      <w:r>
-        <w:rPr>
-          <w:lang w:val="zh_TW" w:bidi="zh_TW"/>
-        </w:rPr>
-        <w:t>）。彼拉多的洗手（</w:t>
-      </w:r>
-      <w:hyperlink r:id="rId46">
-        <w:r>
-          <w:rPr>
-            <w:lang w:val="zh_TW" w:bidi="zh_TW"/>
-          </w:rPr>
-          <w:rPr>
-            <w:color w:val="0000EE"/>
-            <w:u w:val="single"/>
-          </w:rPr>
-          <w:t>太27:24</w:t>
-        </w:r>
-      </w:hyperlink>
-      <w:r>
-        <w:rPr>
-          <w:lang w:val="zh_TW" w:bidi="zh_TW"/>
-        </w:rPr>
-        <w:t>）是宣告祂對此判決的清白，因為他不想承擔責任，但沒有他的同意，這個錯誤的判決是無法完成的。</w:t>
+          <w:t>耶利米書八章17節</w:t>
+        </w:r>
+      </w:hyperlink>
+      <w:r>
+        <w:rPr>
+          <w:lang w:val="zh_TW" w:bidi="zh_TW"/>
+        </w:rPr>
+        <w:t>描述以色列的敵人為「不服法術的， 必咬你們」。</w:t>
       </w:r>
     </w:p>
     <w:p>
@@ -897,156 +651,54 @@
         <w:rPr>
           <w:lang w:val="zh_TW" w:bidi="zh_TW"/>
         </w:rPr>
-        <w:t>當以色列「</w:t>
-      </w:r>
-      <w:r>
-        <w:rPr>
-          <w:lang w:val="zh_TW" w:bidi="zh_TW"/>
-        </w:rPr>
-        <w:t>昂然無懼地（有些譯本譯為：高舉</w:t>
-      </w:r>
-      <w:r>
-        <w:rPr>
-          <w:lang w:val="zh_TW" w:bidi="zh_TW"/>
-        </w:rPr>
-        <w:t>著手）」出埃及（</w:t>
-      </w:r>
-      <w:hyperlink r:id="rId47">
-        <w:r>
-          <w:rPr>
-            <w:lang w:val="zh_TW" w:bidi="zh_TW"/>
-          </w:rPr>
-          <w:rPr>
-            <w:color w:val="0000EE"/>
-            <w:u w:val="single"/>
-          </w:rPr>
-          <w:t>出14:8</w:t>
-        </w:r>
-      </w:hyperlink>
-      <w:r>
-        <w:rPr>
-          <w:lang w:val="zh_TW" w:bidi="zh_TW"/>
-        </w:rPr>
-        <w:t>）時，這是指耶和華的手或耶和華的幫助。耶和華的手代表神不可抗拒的力量（</w:t>
-      </w:r>
-      <w:hyperlink r:id="rId13">
-        <w:r>
-          <w:rPr>
-            <w:lang w:val="zh_TW" w:bidi="zh_TW"/>
-          </w:rPr>
-          <w:rPr>
-            <w:color w:val="0000EE"/>
-            <w:u w:val="single"/>
-          </w:rPr>
-          <w:t>申2:15</w:t>
-        </w:r>
-      </w:hyperlink>
-      <w:r>
-        <w:rPr>
-          <w:lang w:val="zh_TW" w:bidi="zh_TW"/>
-        </w:rPr>
-        <w:t>）、審判（</w:t>
-      </w:r>
-      <w:hyperlink r:id="rId48">
-        <w:r>
-          <w:rPr>
-            <w:lang w:val="zh_TW" w:bidi="zh_TW"/>
-          </w:rPr>
-          <w:rPr>
-            <w:color w:val="0000EE"/>
-            <w:u w:val="single"/>
-          </w:rPr>
-          <w:t>徒13:11</w:t>
-        </w:r>
-      </w:hyperlink>
-      <w:r>
-        <w:rPr>
-          <w:lang w:val="zh_TW" w:bidi="zh_TW"/>
-        </w:rPr>
-        <w:t>；</w:t>
-      </w:r>
-      <w:hyperlink r:id="rId49">
-        <w:r>
-          <w:rPr>
-            <w:lang w:val="zh_TW" w:bidi="zh_TW"/>
-          </w:rPr>
-          <w:rPr>
-            <w:color w:val="0000EE"/>
-            <w:u w:val="single"/>
-          </w:rPr>
-          <w:t>來10:31</w:t>
-        </w:r>
-      </w:hyperlink>
-      <w:r>
-        <w:rPr>
-          <w:lang w:val="zh_TW" w:bidi="zh_TW"/>
-        </w:rPr>
-        <w:t>）、神聖的啟示（</w:t>
-      </w:r>
-      <w:hyperlink r:id="rId50">
-        <w:r>
-          <w:rPr>
-            <w:lang w:val="zh_TW" w:bidi="zh_TW"/>
-          </w:rPr>
-          <w:rPr>
-            <w:color w:val="0000EE"/>
-            <w:u w:val="single"/>
-          </w:rPr>
-          <w:t>結8:1</w:t>
-        </w:r>
-      </w:hyperlink>
-      <w:r>
-        <w:rPr>
-          <w:lang w:val="zh_TW" w:bidi="zh_TW"/>
-        </w:rPr>
-        <w:t>；</w:t>
-      </w:r>
-      <w:hyperlink r:id="rId51">
-        <w:r>
-          <w:rPr>
-            <w:lang w:val="zh_TW" w:bidi="zh_TW"/>
-          </w:rPr>
-          <w:rPr>
-            <w:color w:val="0000EE"/>
-            <w:u w:val="single"/>
-          </w:rPr>
-          <w:t>37:1</w:t>
-        </w:r>
-      </w:hyperlink>
-      <w:r>
-        <w:rPr>
-          <w:lang w:val="zh_TW" w:bidi="zh_TW"/>
-        </w:rPr>
-        <w:t>），以及神的眷顧（</w:t>
-      </w:r>
-      <w:hyperlink r:id="rId52">
-        <w:r>
-          <w:rPr>
-            <w:lang w:val="zh_TW" w:bidi="zh_TW"/>
-          </w:rPr>
-          <w:rPr>
-            <w:color w:val="0000EE"/>
-            <w:u w:val="single"/>
-          </w:rPr>
-          <w:t>拉7:6</w:t>
-        </w:r>
-      </w:hyperlink>
-      <w:r>
-        <w:rPr>
-          <w:lang w:val="zh_TW" w:bidi="zh_TW"/>
-        </w:rPr>
-        <w:t>；</w:t>
-      </w:r>
-      <w:hyperlink r:id="rId53">
-        <w:r>
-          <w:rPr>
-            <w:lang w:val="zh_TW" w:bidi="zh_TW"/>
-          </w:rPr>
-          <w:rPr>
-            <w:color w:val="0000EE"/>
-            <w:u w:val="single"/>
-          </w:rPr>
-          <w:t>約10:28–29</w:t>
+        <w:t>正面來說，蛇以其智慧著稱。耶穌勸告祂的門徒：「靈巧像蛇，馴良像鴿子」（</w:t>
+      </w:r>
+      <w:hyperlink r:id="rId33">
+        <w:r>
+          <w:rPr>
+            <w:lang w:val="zh_TW" w:bidi="zh_TW"/>
+          </w:rPr>
+          <w:rPr>
+            <w:color w:val="0000EE"/>
+            <w:u w:val="single"/>
+          </w:rPr>
+          <w:t>太10:16</w:t>
+        </w:r>
+      </w:hyperlink>
+      <w:r>
+        <w:rPr>
+          <w:lang w:val="zh_TW" w:bidi="zh_TW"/>
+        </w:rPr>
+        <w:t>）。然而，蛇的主要意象是負面的。它象徵欺騙。耶穌稱文士和法利賽人為：「蛇類、毒蛇之種」（</w:t>
+      </w:r>
+      <w:hyperlink r:id="rId34">
+        <w:r>
+          <w:rPr>
+            <w:lang w:val="zh_TW" w:bidi="zh_TW"/>
+          </w:rPr>
+          <w:rPr>
+            <w:color w:val="0000EE"/>
+            <w:u w:val="single"/>
+          </w:rPr>
+          <w:t>太23:33</w:t>
+        </w:r>
+      </w:hyperlink>
+      <w:r>
+        <w:rPr>
+          <w:lang w:val="zh_TW" w:bidi="zh_TW"/>
+        </w:rPr>
+        <w:t>）。施洗約翰也稱法利賽人和撒都該人為「毒蛇的種類」（</w:t>
+      </w:r>
+      <w:hyperlink r:id="rId35">
+        <w:r>
+          <w:rPr>
+            <w:lang w:val="zh_TW" w:bidi="zh_TW"/>
+          </w:rPr>
+          <w:rPr>
+            <w:color w:val="0000EE"/>
+            <w:u w:val="single"/>
+          </w:rPr>
+          <w:t>太3:7</w:t>
         </w:r>
       </w:hyperlink>
       <w:r>
@@ -1065,117 +717,32 @@
       </w:r>
       <w:r>
         <w:rPr>
-          <w:lang w:val="zh_TW" w:bidi="zh_TW"/>
-        </w:rPr>
-        <w:t>按手具有深遠的意義，在聖經中經常出現。在獻祭之前，獻祭的人，而不是祭司，會按手在祭物上。這個行為表示將罪過轉移到祭物上，將自己的罪連接在祭物上（</w:t>
-      </w:r>
-      <w:hyperlink r:id="rId54">
-        <w:r>
-          <w:rPr>
-            <w:lang w:val="zh_TW" w:bidi="zh_TW"/>
-          </w:rPr>
-          <w:rPr>
-            <w:color w:val="0000EE"/>
-            <w:u w:val="single"/>
-          </w:rPr>
-          <w:t>利1:4</w:t>
-        </w:r>
-      </w:hyperlink>
-      <w:r>
-        <w:rPr>
-          <w:lang w:val="zh_TW" w:bidi="zh_TW"/>
-        </w:rPr>
-        <w:t>）。按手表示任命他人擔任要職，例如當摩西委任約書亞（</w:t>
-      </w:r>
-      <w:hyperlink r:id="rId55">
-        <w:r>
-          <w:rPr>
-            <w:lang w:val="zh_TW" w:bidi="zh_TW"/>
-          </w:rPr>
-          <w:rPr>
-            <w:color w:val="0000EE"/>
-            <w:u w:val="single"/>
-          </w:rPr>
-          <w:t>民27:12–23</w:t>
-        </w:r>
-      </w:hyperlink>
-      <w:r>
-        <w:rPr>
-          <w:lang w:val="zh_TW" w:bidi="zh_TW"/>
-        </w:rPr>
-        <w:t>），使徒讓七位門徒成為他們在事工中的同工或副手（</w:t>
-      </w:r>
-      <w:hyperlink r:id="rId56">
-        <w:r>
-          <w:rPr>
-            <w:lang w:val="zh_TW" w:bidi="zh_TW"/>
-          </w:rPr>
-          <w:rPr>
-            <w:color w:val="0000EE"/>
-            <w:u w:val="single"/>
-          </w:rPr>
-          <w:t>徒6:5–6</w:t>
-        </w:r>
-      </w:hyperlink>
-      <w:r>
-        <w:rPr>
-          <w:lang w:val="zh_TW" w:bidi="zh_TW"/>
-        </w:rPr>
-        <w:t>），以及保羅和巴拿巴被任命為安提阿教會的宣教士和代表（</w:t>
-      </w:r>
-      <w:hyperlink r:id="rId57">
-        <w:r>
-          <w:rPr>
-            <w:lang w:val="zh_TW" w:bidi="zh_TW"/>
-          </w:rPr>
-          <w:rPr>
-            <w:color w:val="0000EE"/>
-            <w:u w:val="single"/>
-          </w:rPr>
-          <w:t>13:3</w:t>
-        </w:r>
-      </w:hyperlink>
-      <w:r>
-        <w:rPr>
-          <w:lang w:val="zh_TW" w:bidi="zh_TW"/>
-        </w:rPr>
-        <w:t>）。通過按手，人被賦予事奉的職份，並獲得該職份成員的地位（</w:t>
-      </w:r>
-      <w:hyperlink r:id="rId58">
-        <w:r>
-          <w:rPr>
-            <w:lang w:val="zh_TW" w:bidi="zh_TW"/>
-          </w:rPr>
-          <w:rPr>
-            <w:color w:val="0000EE"/>
-            <w:u w:val="single"/>
-          </w:rPr>
-          <w:t>提前4:14</w:t>
-        </w:r>
-      </w:hyperlink>
-      <w:r>
-        <w:rPr>
-          <w:lang w:val="zh_TW" w:bidi="zh_TW"/>
-        </w:rPr>
-        <w:t>；</w:t>
-      </w:r>
-      <w:hyperlink r:id="rId59">
-        <w:r>
-          <w:rPr>
-            <w:lang w:val="zh_TW" w:bidi="zh_TW"/>
-          </w:rPr>
-          <w:rPr>
-            <w:color w:val="0000EE"/>
-            <w:u w:val="single"/>
-          </w:rPr>
-          <w:t>提後1:6</w:t>
-        </w:r>
-      </w:hyperlink>
-      <w:r>
-        <w:rPr>
-          <w:lang w:val="zh_TW" w:bidi="zh_TW"/>
-        </w:rPr>
-        <w:t>）。按手也伴隨著禱告，又或者說，按手本身就是一種禱告。正如奧古斯丁所言：「按手不就是一種禱告嗎？」</w:t>
+          <w:i/>
+          <w:lang w:val="zh_TW" w:bidi="zh_TW"/>
+        </w:rPr>
+        <w:t>見</w:t>
+      </w:r>
+      <w:r>
+        <w:rPr>
+          <w:lang w:val="zh_TW" w:bidi="zh_TW"/>
+        </w:rPr>
+        <w:t>動物</w:t>
+      </w:r>
+      <w:r>
+        <w:rPr>
+          <w:lang w:val="zh_TW" w:bidi="zh_TW"/>
+        </w:rPr>
+        <w:t>。</w:t>
+      </w:r>
+      <w:r>
+        <w:rPr>
+          <w:lang w:val="zh_TW" w:bidi="zh_TW"/>
+        </w:rPr>
+      </w:r>
+      <w:r>
+        <w:rPr>
+          <w:lang w:val="zh_TW" w:bidi="zh_TW"/>
+        </w:rPr>
       </w:r>
     </w:p>
     <w:p>
@@ -1185,119 +752,39 @@
           <w:lang w:val="zh_TW" w:bidi="zh_TW"/>
         </w:rPr>
       </w:r>
-      <w:r>
-        <w:rPr>
-          <w:lang w:val="zh_TW" w:bidi="zh_TW"/>
-        </w:rPr>
-        <w:t>按手伴隨著耶穌事工中的醫治（</w:t>
-      </w:r>
-      <w:hyperlink r:id="rId60">
-        <w:r>
-          <w:rPr>
-            <w:lang w:val="zh_TW" w:bidi="zh_TW"/>
-          </w:rPr>
-          <w:rPr>
-            <w:color w:val="0000EE"/>
-            <w:u w:val="single"/>
-          </w:rPr>
-          <w:t>可6:5</w:t>
-        </w:r>
-      </w:hyperlink>
-      <w:r>
-        <w:rPr>
-          <w:lang w:val="zh_TW" w:bidi="zh_TW"/>
-        </w:rPr>
-        <w:t>；</w:t>
-      </w:r>
-      <w:hyperlink r:id="rId61">
-        <w:r>
-          <w:rPr>
-            <w:lang w:val="zh_TW" w:bidi="zh_TW"/>
-          </w:rPr>
-          <w:rPr>
-            <w:color w:val="0000EE"/>
-            <w:u w:val="single"/>
-          </w:rPr>
-          <w:t>路4:40</w:t>
-        </w:r>
-      </w:hyperlink>
-      <w:r>
-        <w:rPr>
-          <w:lang w:val="zh_TW" w:bidi="zh_TW"/>
-        </w:rPr>
-        <w:t>；</w:t>
-      </w:r>
-      <w:hyperlink r:id="rId62">
-        <w:r>
-          <w:rPr>
-            <w:lang w:val="zh_TW" w:bidi="zh_TW"/>
-          </w:rPr>
-          <w:rPr>
-            <w:color w:val="0000EE"/>
-            <w:u w:val="single"/>
-          </w:rPr>
-          <w:t>13:11–13</w:t>
-        </w:r>
-      </w:hyperlink>
-      <w:r>
-        <w:rPr>
-          <w:lang w:val="zh_TW" w:bidi="zh_TW"/>
-        </w:rPr>
-        <w:t>）和門徒的事工（</w:t>
-      </w:r>
-      <w:hyperlink r:id="rId63">
-        <w:r>
-          <w:rPr>
-            <w:lang w:val="zh_TW" w:bidi="zh_TW"/>
-          </w:rPr>
-          <w:rPr>
-            <w:color w:val="0000EE"/>
-            <w:u w:val="single"/>
-          </w:rPr>
-          <w:t>可16:18</w:t>
-        </w:r>
-      </w:hyperlink>
-      <w:r>
-        <w:rPr>
-          <w:lang w:val="zh_TW" w:bidi="zh_TW"/>
-        </w:rPr>
-        <w:t>；</w:t>
-      </w:r>
-      <w:hyperlink r:id="rId64">
-        <w:r>
-          <w:rPr>
-            <w:lang w:val="zh_TW" w:bidi="zh_TW"/>
-          </w:rPr>
-          <w:rPr>
-            <w:color w:val="0000EE"/>
-            <w:u w:val="single"/>
-          </w:rPr>
-          <w:t>徒9:12、17</w:t>
-        </w:r>
-      </w:hyperlink>
-      <w:r>
-        <w:rPr>
-          <w:lang w:val="zh_TW" w:bidi="zh_TW"/>
-        </w:rPr>
-        <w:t>，</w:t>
-      </w:r>
-      <w:hyperlink r:id="rId65">
-        <w:r>
-          <w:rPr>
-            <w:lang w:val="zh_TW" w:bidi="zh_TW"/>
-          </w:rPr>
-          <w:rPr>
-            <w:color w:val="0000EE"/>
-            <w:u w:val="single"/>
-          </w:rPr>
-          <w:t>28:8</w:t>
-        </w:r>
-      </w:hyperlink>
-      <w:r>
-        <w:rPr>
-          <w:lang w:val="zh_TW" w:bidi="zh_TW"/>
-        </w:rPr>
-        <w:t>），表達了醫治者對被醫治者的同情和緊密關係，被醫治者不單得到從神而來的醫治，更加強了他的信心。</w:t>
+    </w:p>
+    <w:p>
+      <w:pPr>
+        <w:pStyle w:val="Heading2"/>
+      </w:pPr>
+      <w:r>
+        <w:rPr>
+          <w:lang w:val="zh_TW" w:bidi="zh_TW"/>
+        </w:rPr>
+        <w:t>舍吉拿</w:t>
+      </w:r>
+      <w:r>
+        <w:rPr>
+          <w:lang w:val="zh_TW" w:bidi="zh_TW"/>
+        </w:rPr>
+      </w:r>
+    </w:p>
+    <w:p>
+      <w:pPr>
+        <w:pStyle w:val="Heading2"/>
+      </w:pPr>
+      <w:r>
+        <w:rPr>
+          <w:lang w:val="zh_TW" w:bidi="zh_TW"/>
+        </w:rPr>
+        <w:t>舍吉拿（</w:t>
+      </w:r>
+      <w:r>
+        <w:rPr>
+          <w:i/>
+          <w:lang w:val="zh_TW" w:bidi="zh_TW"/>
+        </w:rPr>
+        <w:t>Shekinah）</w:t>
       </w:r>
     </w:p>
     <w:p>
@@ -1309,38 +796,46 @@
       </w:r>
       <w:r>
         <w:rPr>
+          <w:lang w:val="zh_TW" w:bidi="zh_TW"/>
+        </w:rPr>
+        <w:t>這個詞的意思是「那同在的」或「那會同在的」。</w:t>
+      </w:r>
+      <w:r>
+        <w:rPr>
           <w:i/>
           <w:lang w:val="zh_TW" w:bidi="zh_TW"/>
         </w:rPr>
-        <w:t>另見</w:t>
-      </w:r>
-      <w:r>
-        <w:rPr>
-          <w:lang w:val="zh_TW" w:bidi="zh_TW"/>
-        </w:rPr>
-        <w:t xml:space="preserve"> </w:t>
-      </w:r>
-      <w:r>
-        <w:rPr>
-          <w:lang w:val="zh_TW" w:bidi="zh_TW"/>
-        </w:rPr>
-        <w:t>右手</w:t>
-      </w:r>
-      <w:r>
-        <w:rPr>
-          <w:lang w:val="zh_TW" w:bidi="zh_TW"/>
-        </w:rPr>
-        <w:t>。</w:t>
-      </w:r>
-      <w:r>
-        <w:rPr>
-          <w:lang w:val="zh_TW" w:bidi="zh_TW"/>
-        </w:rPr>
-      </w:r>
-      <w:r>
-        <w:rPr>
-          <w:lang w:val="zh_TW" w:bidi="zh_TW"/>
-        </w:rPr>
+        <w:t>舍吉拿</w:t>
+      </w:r>
+      <w:r>
+        <w:rPr>
+          <w:lang w:val="zh_TW" w:bidi="zh_TW"/>
+        </w:rPr>
+        <w:t>是一個希伯來文詞語的音譯。這個詞透過名為「他爾根（Targums）」的古代猶太文獻以及拉比文獻的古代猶太著作，成為基督教教義的一部分。這些文本使用</w:t>
+      </w:r>
+      <w:r>
+        <w:rPr>
+          <w:i/>
+          <w:lang w:val="zh_TW" w:bidi="zh_TW"/>
+        </w:rPr>
+        <w:t>舍吉拿</w:t>
+      </w:r>
+      <w:r>
+        <w:rPr>
+          <w:lang w:val="zh_TW" w:bidi="zh_TW"/>
+        </w:rPr>
+        <w:t>來描述那位超越世界的神，是如何在世界之中同在的。</w:t>
+      </w:r>
+    </w:p>
+    <w:p>
+      <w:pPr>
+        <w:pStyle w:val="Heading3"/>
+      </w:pPr>
+      <w:r>
+        <w:rPr>
+          <w:lang w:val="zh_TW" w:bidi="zh_TW"/>
+        </w:rPr>
+        <w:t>舊約聖經中的舍吉拿</w:t>
       </w:r>
     </w:p>
     <w:p>
@@ -1350,21 +845,240 @@
           <w:lang w:val="zh_TW" w:bidi="zh_TW"/>
         </w:rPr>
       </w:r>
-    </w:p>
-    <w:p>
-      <w:pPr>
-        <w:pStyle w:val="Heading2"/>
-      </w:pPr>
-      <w:r>
-        <w:rPr>
-          <w:lang w:val="zh_TW" w:bidi="zh_TW"/>
-        </w:rPr>
-        <w:t>手鼓</w:t>
-      </w:r>
-      <w:r>
-        <w:rPr>
-          <w:lang w:val="zh_TW" w:bidi="zh_TW"/>
-        </w:rPr>
+      <w:r>
+        <w:rPr>
+          <w:lang w:val="zh_TW" w:bidi="zh_TW"/>
+        </w:rPr>
+        <w:t>「</w:t>
+      </w:r>
+      <w:r>
+        <w:rPr>
+          <w:i/>
+          <w:lang w:val="zh_TW" w:bidi="zh_TW"/>
+        </w:rPr>
+        <w:t>舍吉拿</w:t>
+      </w:r>
+      <w:r>
+        <w:rPr>
+          <w:lang w:val="zh_TW" w:bidi="zh_TW"/>
+        </w:rPr>
+        <w:t>」這個詞本身並沒有在聖經中出現，但這個概念源於舊約聖經中許多描述神住在祂子民中間的地方（</w:t>
+      </w:r>
+      <w:hyperlink r:id="rId36">
+        <w:r>
+          <w:rPr>
+            <w:lang w:val="zh_TW" w:bidi="zh_TW"/>
+          </w:rPr>
+          <w:rPr>
+            <w:color w:val="0000EE"/>
+            <w:u w:val="single"/>
+          </w:rPr>
+          <w:t>創9:27</w:t>
+        </w:r>
+      </w:hyperlink>
+      <w:r>
+        <w:rPr>
+          <w:lang w:val="zh_TW" w:bidi="zh_TW"/>
+        </w:rPr>
+        <w:t>；</w:t>
+      </w:r>
+      <w:hyperlink r:id="rId37">
+        <w:r>
+          <w:rPr>
+            <w:lang w:val="zh_TW" w:bidi="zh_TW"/>
+          </w:rPr>
+          <w:rPr>
+            <w:color w:val="0000EE"/>
+            <w:u w:val="single"/>
+          </w:rPr>
+          <w:t>出25:8</w:t>
+        </w:r>
+      </w:hyperlink>
+      <w:r>
+        <w:rPr>
+          <w:lang w:val="zh_TW" w:bidi="zh_TW"/>
+        </w:rPr>
+        <w:t>，</w:t>
+      </w:r>
+      <w:hyperlink r:id="rId38">
+        <w:r>
+          <w:rPr>
+            <w:lang w:val="zh_TW" w:bidi="zh_TW"/>
+          </w:rPr>
+          <w:rPr>
+            <w:color w:val="0000EE"/>
+            <w:u w:val="single"/>
+          </w:rPr>
+          <w:t>29:45–46</w:t>
+        </w:r>
+      </w:hyperlink>
+      <w:r>
+        <w:rPr>
+          <w:lang w:val="zh_TW" w:bidi="zh_TW"/>
+        </w:rPr>
+        <w:t>；</w:t>
+      </w:r>
+      <w:hyperlink r:id="rId39">
+        <w:r>
+          <w:rPr>
+            <w:lang w:val="zh_TW" w:bidi="zh_TW"/>
+          </w:rPr>
+          <w:rPr>
+            <w:color w:val="0000EE"/>
+            <w:u w:val="single"/>
+          </w:rPr>
+          <w:t>民5:3</w:t>
+        </w:r>
+      </w:hyperlink>
+      <w:r>
+        <w:rPr>
+          <w:lang w:val="zh_TW" w:bidi="zh_TW"/>
+        </w:rPr>
+        <w:t>；</w:t>
+      </w:r>
+      <w:hyperlink r:id="rId40">
+        <w:r>
+          <w:rPr>
+            <w:lang w:val="zh_TW" w:bidi="zh_TW"/>
+          </w:rPr>
+          <w:rPr>
+            <w:color w:val="0000EE"/>
+            <w:u w:val="single"/>
+          </w:rPr>
+          <w:t>王上6:13</w:t>
+        </w:r>
+      </w:hyperlink>
+      <w:r>
+        <w:rPr>
+          <w:lang w:val="zh_TW" w:bidi="zh_TW"/>
+        </w:rPr>
+        <w:t>；</w:t>
+      </w:r>
+      <w:hyperlink r:id="rId41">
+        <w:r>
+          <w:rPr>
+            <w:lang w:val="zh_TW" w:bidi="zh_TW"/>
+          </w:rPr>
+          <w:rPr>
+            <w:color w:val="0000EE"/>
+            <w:u w:val="single"/>
+          </w:rPr>
+          <w:t>詩68:16–18</w:t>
+        </w:r>
+      </w:hyperlink>
+      <w:r>
+        <w:rPr>
+          <w:lang w:val="zh_TW" w:bidi="zh_TW"/>
+        </w:rPr>
+        <w:t>，</w:t>
+      </w:r>
+      <w:hyperlink r:id="rId42">
+        <w:r>
+          <w:rPr>
+            <w:lang w:val="zh_TW" w:bidi="zh_TW"/>
+          </w:rPr>
+          <w:rPr>
+            <w:color w:val="0000EE"/>
+            <w:u w:val="single"/>
+          </w:rPr>
+          <w:t>74:2</w:t>
+        </w:r>
+      </w:hyperlink>
+      <w:r>
+        <w:rPr>
+          <w:lang w:val="zh_TW" w:bidi="zh_TW"/>
+        </w:rPr>
+        <w:t>；</w:t>
+      </w:r>
+      <w:hyperlink r:id="rId43">
+        <w:r>
+          <w:rPr>
+            <w:lang w:val="zh_TW" w:bidi="zh_TW"/>
+          </w:rPr>
+          <w:rPr>
+            <w:color w:val="0000EE"/>
+            <w:u w:val="single"/>
+          </w:rPr>
+          <w:t>賽8:18</w:t>
+        </w:r>
+      </w:hyperlink>
+      <w:r>
+        <w:rPr>
+          <w:lang w:val="zh_TW" w:bidi="zh_TW"/>
+        </w:rPr>
+        <w:t>；</w:t>
+      </w:r>
+      <w:hyperlink r:id="rId44">
+        <w:r>
+          <w:rPr>
+            <w:lang w:val="zh_TW" w:bidi="zh_TW"/>
+          </w:rPr>
+          <w:rPr>
+            <w:color w:val="0000EE"/>
+            <w:u w:val="single"/>
+          </w:rPr>
+          <w:t>結43:7–9</w:t>
+        </w:r>
+      </w:hyperlink>
+      <w:r>
+        <w:rPr>
+          <w:lang w:val="zh_TW" w:bidi="zh_TW"/>
+        </w:rPr>
+        <w:t>；</w:t>
+      </w:r>
+      <w:hyperlink r:id="rId45">
+        <w:r>
+          <w:rPr>
+            <w:lang w:val="zh_TW" w:bidi="zh_TW"/>
+          </w:rPr>
+          <w:rPr>
+            <w:color w:val="0000EE"/>
+            <w:u w:val="single"/>
+          </w:rPr>
+          <w:t>珥3:17</w:t>
+        </w:r>
+      </w:hyperlink>
+      <w:r>
+        <w:rPr>
+          <w:lang w:val="zh_TW" w:bidi="zh_TW"/>
+        </w:rPr>
+        <w:t>、</w:t>
+      </w:r>
+      <w:hyperlink r:id="rId45">
+        <w:r>
+          <w:rPr>
+            <w:lang w:val="zh_TW" w:bidi="zh_TW"/>
+          </w:rPr>
+          <w:rPr>
+            <w:color w:val="0000EE"/>
+            <w:u w:val="single"/>
+          </w:rPr>
+          <w:t>21</w:t>
+        </w:r>
+      </w:hyperlink>
+      <w:r>
+        <w:rPr>
+          <w:lang w:val="zh_TW" w:bidi="zh_TW"/>
+        </w:rPr>
+        <w:t>；</w:t>
+      </w:r>
+      <w:hyperlink r:id="rId46">
+        <w:r>
+          <w:rPr>
+            <w:lang w:val="zh_TW" w:bidi="zh_TW"/>
+          </w:rPr>
+          <w:rPr>
+            <w:color w:val="0000EE"/>
+            <w:u w:val="single"/>
+          </w:rPr>
+          <w:t>亞2:10–11</w:t>
+        </w:r>
+      </w:hyperlink>
+      <w:r>
+        <w:rPr>
+          <w:lang w:val="zh_TW" w:bidi="zh_TW"/>
+        </w:rPr>
+        <w:t>）。這些經文顯示，雖然神住在天上，但祂也與祂的子民一起住在地上。</w:t>
       </w:r>
     </w:p>
     <w:p>
@@ -1378,54 +1092,176 @@
         <w:rPr>
           <w:lang w:val="zh_TW" w:bidi="zh_TW"/>
         </w:rPr>
-        <w:t>有英文譯本在</w:t>
-      </w:r>
-      <w:hyperlink r:id="rId66">
-        <w:r>
-          <w:rPr>
-            <w:lang w:val="zh_TW" w:bidi="zh_TW"/>
-          </w:rPr>
-          <w:rPr>
-            <w:color w:val="0000EE"/>
-            <w:u w:val="single"/>
-          </w:rPr>
-          <w:t>創世記三十一章27節</w:t>
-        </w:r>
-      </w:hyperlink>
-      <w:r>
-        <w:rPr>
-          <w:lang w:val="zh_TW" w:bidi="zh_TW"/>
-        </w:rPr>
-        <w:t>和</w:t>
-      </w:r>
-      <w:hyperlink r:id="rId67">
-        <w:r>
-          <w:rPr>
-            <w:lang w:val="zh_TW" w:bidi="zh_TW"/>
-          </w:rPr>
-          <w:rPr>
-            <w:color w:val="0000EE"/>
-            <w:u w:val="single"/>
-          </w:rPr>
-          <w:t>撒母耳記上十章5節</w:t>
-        </w:r>
-      </w:hyperlink>
-      <w:r>
-        <w:rPr>
-          <w:lang w:val="zh_TW" w:bidi="zh_TW"/>
-        </w:rPr>
-        <w:t>將鈴鼓（tambourine）翻譯為手鼓（tabret），在</w:t>
-      </w:r>
-      <w:hyperlink r:id="rId68">
-        <w:r>
-          <w:rPr>
-            <w:lang w:val="zh_TW" w:bidi="zh_TW"/>
-          </w:rPr>
-          <w:rPr>
-            <w:color w:val="0000EE"/>
-            <w:u w:val="single"/>
-          </w:rPr>
-          <w:t>撒母耳記上十八章6六節</w:t>
+        <w:t>人們也使用「</w:t>
+      </w:r>
+      <w:r>
+        <w:rPr>
+          <w:i/>
+          <w:lang w:val="zh_TW" w:bidi="zh_TW"/>
+        </w:rPr>
+        <w:t>舍吉拿榮耀</w:t>
+      </w:r>
+      <w:r>
+        <w:rPr>
+          <w:lang w:val="zh_TW" w:bidi="zh_TW"/>
+        </w:rPr>
+        <w:t>（</w:t>
+      </w:r>
+      <w:r>
+        <w:rPr>
+          <w:i/>
+          <w:lang w:val="zh_TW" w:bidi="zh_TW"/>
+        </w:rPr>
+        <w:t>shekinah glory</w:t>
+      </w:r>
+      <w:r>
+        <w:rPr>
+          <w:lang w:val="zh_TW" w:bidi="zh_TW"/>
+        </w:rPr>
+        <w:t>）」這個詞來描述神是如何向以色列人顯現。那是神以肉眼可見的形式</w:t>
+      </w:r>
+      <w:r>
+        <w:rPr>
+          <w:lang w:val="zh_TW" w:bidi="zh_TW"/>
+        </w:rPr>
+        <w:t>——</w:t>
+      </w:r>
+      <w:r>
+        <w:rPr>
+          <w:lang w:val="zh_TW" w:bidi="zh_TW"/>
+        </w:rPr>
+        <w:t>火柱和雲柱</w:t>
+      </w:r>
+      <w:r>
+        <w:rPr>
+          <w:lang w:val="zh_TW" w:bidi="zh_TW"/>
+        </w:rPr>
+        <w:t>——</w:t>
+      </w:r>
+      <w:r>
+        <w:rPr>
+          <w:lang w:val="zh_TW" w:bidi="zh_TW"/>
+        </w:rPr>
+        <w:t>顯現，而這種同在在以下地方發生：</w:t>
+      </w:r>
+    </w:p>
+    <w:p>
+      <w:pPr>
+        <w:pStyle w:val="ListBullet"/>
+        <w:spacing w:line="240" w:lineRule="auto"/>
+        <w:ind w:left="720"/>
+      </w:pPr>
+      <w:r>
+        <w:rPr>
+          <w:lang w:val="zh_TW" w:bidi="zh_TW"/>
+        </w:rPr>
+      </w:r>
+      <w:r>
+        <w:rPr>
+          <w:lang w:val="zh_TW" w:bidi="zh_TW"/>
+        </w:rPr>
+        <w:t>在西奈山（</w:t>
+      </w:r>
+      <w:hyperlink r:id="rId47">
+        <w:r>
+          <w:rPr>
+            <w:lang w:val="zh_TW" w:bidi="zh_TW"/>
+          </w:rPr>
+          <w:rPr>
+            <w:color w:val="0000EE"/>
+            <w:u w:val="single"/>
+          </w:rPr>
+          <w:t>出19:16–18</w:t>
+        </w:r>
+      </w:hyperlink>
+      <w:r>
+        <w:rPr>
+          <w:lang w:val="zh_TW" w:bidi="zh_TW"/>
+        </w:rPr>
+        <w:t>），</w:t>
+      </w:r>
+    </w:p>
+    <w:p>
+      <w:pPr>
+        <w:pStyle w:val="ListBullet"/>
+        <w:spacing w:line="240" w:lineRule="auto"/>
+        <w:ind w:left="720"/>
+      </w:pPr>
+      <w:r>
+        <w:rPr>
+          <w:lang w:val="zh_TW" w:bidi="zh_TW"/>
+        </w:rPr>
+      </w:r>
+      <w:r>
+        <w:rPr>
+          <w:lang w:val="zh_TW" w:bidi="zh_TW"/>
+        </w:rPr>
+        <w:t>在曠野（</w:t>
+      </w:r>
+      <w:hyperlink r:id="rId48">
+        <w:r>
+          <w:rPr>
+            <w:lang w:val="zh_TW" w:bidi="zh_TW"/>
+          </w:rPr>
+          <w:rPr>
+            <w:color w:val="0000EE"/>
+            <w:u w:val="single"/>
+          </w:rPr>
+          <w:t>出40:34–38</w:t>
+        </w:r>
+      </w:hyperlink>
+      <w:r>
+        <w:rPr>
+          <w:lang w:val="zh_TW" w:bidi="zh_TW"/>
+        </w:rPr>
+        <w:t>），和</w:t>
+      </w:r>
+    </w:p>
+    <w:p>
+      <w:pPr>
+        <w:pStyle w:val="ListBullet"/>
+        <w:spacing w:line="240" w:lineRule="auto"/>
+        <w:ind w:left="720"/>
+      </w:pPr>
+      <w:r>
+        <w:rPr>
+          <w:lang w:val="zh_TW" w:bidi="zh_TW"/>
+        </w:rPr>
+      </w:r>
+      <w:r>
+        <w:rPr>
+          <w:lang w:val="zh_TW" w:bidi="zh_TW"/>
+        </w:rPr>
+        <w:t>在聖殿中（</w:t>
+      </w:r>
+      <w:hyperlink r:id="rId40">
+        <w:r>
+          <w:rPr>
+            <w:lang w:val="zh_TW" w:bidi="zh_TW"/>
+          </w:rPr>
+          <w:rPr>
+            <w:color w:val="0000EE"/>
+            <w:u w:val="single"/>
+          </w:rPr>
+          <w:t>王上6:13</w:t>
+        </w:r>
+      </w:hyperlink>
+      <w:r>
+        <w:rPr>
+          <w:lang w:val="zh_TW" w:bidi="zh_TW"/>
+        </w:rPr>
+        <w:t>，</w:t>
+      </w:r>
+      <w:hyperlink r:id="rId49">
+        <w:r>
+          <w:rPr>
+            <w:lang w:val="zh_TW" w:bidi="zh_TW"/>
+          </w:rPr>
+          <w:rPr>
+            <w:color w:val="0000EE"/>
+            <w:u w:val="single"/>
+          </w:rPr>
+          <w:t>8:10–13</w:t>
         </w:r>
       </w:hyperlink>
       <w:r>
@@ -1434,124 +1270,34 @@
         </w:rPr>
         <w:t>；</w:t>
       </w:r>
-      <w:hyperlink r:id="rId69">
-        <w:r>
-          <w:rPr>
-            <w:lang w:val="zh_TW" w:bidi="zh_TW"/>
-          </w:rPr>
-          <w:rPr>
-            <w:color w:val="0000EE"/>
-            <w:u w:val="single"/>
-          </w:rPr>
-          <w:t>約伯記十七章6節</w:t>
-        </w:r>
-      </w:hyperlink>
-      <w:r>
-        <w:rPr>
-          <w:lang w:val="zh_TW" w:bidi="zh_TW"/>
-        </w:rPr>
-        <w:t>；</w:t>
-      </w:r>
-      <w:hyperlink r:id="rId70">
-        <w:r>
-          <w:rPr>
-            <w:lang w:val="zh_TW" w:bidi="zh_TW"/>
-          </w:rPr>
-          <w:rPr>
-            <w:color w:val="0000EE"/>
-            <w:u w:val="single"/>
-          </w:rPr>
-          <w:t>以賽亞書五章12節</w:t>
-        </w:r>
-      </w:hyperlink>
-      <w:r>
-        <w:rPr>
-          <w:lang w:val="zh_TW" w:bidi="zh_TW"/>
-        </w:rPr>
-        <w:t>，</w:t>
-      </w:r>
-      <w:hyperlink r:id="rId71">
-        <w:r>
-          <w:rPr>
-            <w:lang w:val="zh_TW" w:bidi="zh_TW"/>
-          </w:rPr>
-          <w:rPr>
-            <w:color w:val="0000EE"/>
-            <w:u w:val="single"/>
-          </w:rPr>
-          <w:t>二十四章8節</w:t>
-        </w:r>
-      </w:hyperlink>
-      <w:r>
-        <w:rPr>
-          <w:lang w:val="zh_TW" w:bidi="zh_TW"/>
-        </w:rPr>
-        <w:t>，</w:t>
-      </w:r>
-      <w:hyperlink r:id="rId72">
-        <w:r>
-          <w:rPr>
-            <w:lang w:val="zh_TW" w:bidi="zh_TW"/>
-          </w:rPr>
-          <w:rPr>
-            <w:color w:val="0000EE"/>
-            <w:u w:val="single"/>
-          </w:rPr>
-          <w:t>三十章32節</w:t>
-        </w:r>
-      </w:hyperlink>
-      <w:r>
-        <w:rPr>
-          <w:lang w:val="zh_TW" w:bidi="zh_TW"/>
-        </w:rPr>
-        <w:t>和</w:t>
-      </w:r>
-      <w:hyperlink r:id="rId73">
-        <w:r>
-          <w:rPr>
-            <w:lang w:val="zh_TW" w:bidi="zh_TW"/>
-          </w:rPr>
-          <w:rPr>
-            <w:color w:val="0000EE"/>
-            <w:u w:val="single"/>
-          </w:rPr>
-          <w:t>耶利米書三十一章4節</w:t>
-        </w:r>
-      </w:hyperlink>
-      <w:r>
-        <w:rPr>
-          <w:lang w:val="zh_TW" w:bidi="zh_TW"/>
-        </w:rPr>
-        <w:t>中則將小鼓（timbrel）譯作手鼓（tabret）。</w:t>
-      </w:r>
-      <w:r>
-        <w:rPr>
-          <w:i/>
-          <w:lang w:val="zh_TW" w:bidi="zh_TW"/>
-        </w:rPr>
-        <w:t xml:space="preserve">見 </w:t>
-      </w:r>
-      <w:r>
-        <w:rPr>
-          <w:lang w:val="zh_TW" w:bidi="zh_TW"/>
-        </w:rPr>
-        <w:t>樂器（手鼓）</w:t>
-      </w:r>
-      <w:r>
-        <w:rPr>
-          <w:lang w:val="zh_TW" w:bidi="zh_TW"/>
-        </w:rPr>
-        <w:t>。</w:t>
-      </w:r>
-      <w:r>
-        <w:rPr>
-          <w:lang w:val="zh_TW" w:bidi="zh_TW"/>
-        </w:rPr>
-      </w:r>
-      <w:r>
-        <w:rPr>
-          <w:lang w:val="zh_TW" w:bidi="zh_TW"/>
-        </w:rPr>
+      <w:hyperlink r:id="rId50">
+        <w:r>
+          <w:rPr>
+            <w:lang w:val="zh_TW" w:bidi="zh_TW"/>
+          </w:rPr>
+          <w:rPr>
+            <w:color w:val="0000EE"/>
+            <w:u w:val="single"/>
+          </w:rPr>
+          <w:t>代下6:1–2</w:t>
+        </w:r>
+      </w:hyperlink>
+      <w:r>
+        <w:rPr>
+          <w:lang w:val="zh_TW" w:bidi="zh_TW"/>
+        </w:rPr>
+        <w:t>）。</w:t>
+      </w:r>
+    </w:p>
+    <w:p>
+      <w:pPr>
+        <w:pStyle w:val="Heading3"/>
+      </w:pPr>
+      <w:r>
+        <w:rPr>
+          <w:lang w:val="zh_TW" w:bidi="zh_TW"/>
+        </w:rPr>
+        <w:t>新約聖經中的舍吉拿</w:t>
       </w:r>
     </w:p>
     <w:p>
@@ -1561,21 +1307,132 @@
           <w:lang w:val="zh_TW" w:bidi="zh_TW"/>
         </w:rPr>
       </w:r>
-    </w:p>
-    <w:p>
-      <w:pPr>
-        <w:pStyle w:val="Heading2"/>
-      </w:pPr>
-      <w:r>
-        <w:rPr>
-          <w:lang w:val="zh_TW" w:bidi="zh_TW"/>
-        </w:rPr>
-        <w:t>守望台</w:t>
-      </w:r>
-      <w:r>
-        <w:rPr>
-          <w:lang w:val="zh_TW" w:bidi="zh_TW"/>
-        </w:rPr>
+      <w:r>
+        <w:rPr>
+          <w:lang w:val="zh_TW" w:bidi="zh_TW"/>
+        </w:rPr>
+        <w:t>新約聖經中雖然沒有使用</w:t>
+      </w:r>
+      <w:r>
+        <w:rPr>
+          <w:i/>
+          <w:lang w:val="zh_TW" w:bidi="zh_TW"/>
+        </w:rPr>
+        <w:t>舍吉拿</w:t>
+      </w:r>
+      <w:r>
+        <w:rPr>
+          <w:lang w:val="zh_TW" w:bidi="zh_TW"/>
+        </w:rPr>
+        <w:t>這個詞，但它有提到神在人們中間的同在。在新約聖經中，當神同在時，通常會伴隨著光與榮耀（</w:t>
+      </w:r>
+      <w:hyperlink r:id="rId51">
+        <w:r>
+          <w:rPr>
+            <w:lang w:val="zh_TW" w:bidi="zh_TW"/>
+          </w:rPr>
+          <w:rPr>
+            <w:color w:val="0000EE"/>
+            <w:u w:val="single"/>
+          </w:rPr>
+          <w:t>路2:9</w:t>
+        </w:r>
+      </w:hyperlink>
+      <w:r>
+        <w:rPr>
+          <w:lang w:val="zh_TW" w:bidi="zh_TW"/>
+        </w:rPr>
+        <w:t>，</w:t>
+      </w:r>
+      <w:hyperlink r:id="rId52">
+        <w:r>
+          <w:rPr>
+            <w:lang w:val="zh_TW" w:bidi="zh_TW"/>
+          </w:rPr>
+          <w:rPr>
+            <w:color w:val="0000EE"/>
+            <w:u w:val="single"/>
+          </w:rPr>
+          <w:t>9:29</w:t>
+        </w:r>
+      </w:hyperlink>
+      <w:r>
+        <w:rPr>
+          <w:lang w:val="zh_TW" w:bidi="zh_TW"/>
+        </w:rPr>
+        <w:t>；</w:t>
+      </w:r>
+      <w:hyperlink r:id="rId53">
+        <w:r>
+          <w:rPr>
+            <w:lang w:val="zh_TW" w:bidi="zh_TW"/>
+          </w:rPr>
+          <w:rPr>
+            <w:color w:val="0000EE"/>
+            <w:u w:val="single"/>
+          </w:rPr>
+          <w:t>徒9:3–6</w:t>
+        </w:r>
+      </w:hyperlink>
+      <w:r>
+        <w:rPr>
+          <w:lang w:val="zh_TW" w:bidi="zh_TW"/>
+        </w:rPr>
+        <w:t>，</w:t>
+      </w:r>
+      <w:hyperlink r:id="rId54">
+        <w:r>
+          <w:rPr>
+            <w:lang w:val="zh_TW" w:bidi="zh_TW"/>
+          </w:rPr>
+          <w:rPr>
+            <w:color w:val="0000EE"/>
+            <w:u w:val="single"/>
+          </w:rPr>
+          <w:t>22:6–11</w:t>
+        </w:r>
+      </w:hyperlink>
+      <w:r>
+        <w:rPr>
+          <w:lang w:val="zh_TW" w:bidi="zh_TW"/>
+        </w:rPr>
+        <w:t>，</w:t>
+      </w:r>
+      <w:hyperlink r:id="rId55">
+        <w:r>
+          <w:rPr>
+            <w:lang w:val="zh_TW" w:bidi="zh_TW"/>
+          </w:rPr>
+          <w:rPr>
+            <w:color w:val="0000EE"/>
+            <w:u w:val="single"/>
+          </w:rPr>
+          <w:t>26:12–16</w:t>
+        </w:r>
+      </w:hyperlink>
+      <w:r>
+        <w:rPr>
+          <w:lang w:val="zh_TW" w:bidi="zh_TW"/>
+        </w:rPr>
+        <w:t>；</w:t>
+      </w:r>
+      <w:hyperlink r:id="rId56">
+        <w:r>
+          <w:rPr>
+            <w:lang w:val="zh_TW" w:bidi="zh_TW"/>
+          </w:rPr>
+          <w:rPr>
+            <w:color w:val="0000EE"/>
+            <w:u w:val="single"/>
+          </w:rPr>
+          <w:t>彼後1:16–18</w:t>
+        </w:r>
+      </w:hyperlink>
+      <w:r>
+        <w:rPr>
+          <w:lang w:val="zh_TW" w:bidi="zh_TW"/>
+        </w:rPr>
+        <w:t>）。</w:t>
       </w:r>
     </w:p>
     <w:p>
@@ -1589,7 +1446,223 @@
         <w:rPr>
           <w:lang w:val="zh_TW" w:bidi="zh_TW"/>
         </w:rPr>
-        <w:t>農民用高台來監視土地和動物。士兵也使用類似的塔樓或平台來監視他們的城市。巴勒斯坦的葡萄園中也建有瞭望樓。</w:t>
+        <w:t>約翰福音特別強調榮耀以及神與人同住。經文告訴我們，當耶穌（稱為「道」）成為人時，祂住在看見祂榮耀的人中間（</w:t>
+      </w:r>
+      <w:hyperlink r:id="rId57">
+        <w:r>
+          <w:rPr>
+            <w:lang w:val="zh_TW" w:bidi="zh_TW"/>
+          </w:rPr>
+          <w:rPr>
+            <w:color w:val="0000EE"/>
+            <w:u w:val="single"/>
+          </w:rPr>
+          <w:t>約1:14</w:t>
+        </w:r>
+      </w:hyperlink>
+      <w:r>
+        <w:rPr>
+          <w:lang w:val="zh_TW" w:bidi="zh_TW"/>
+        </w:rPr>
+        <w:t>）。神的靈在祂身上（</w:t>
+      </w:r>
+      <w:hyperlink r:id="rId58">
+        <w:r>
+          <w:rPr>
+            <w:lang w:val="zh_TW" w:bidi="zh_TW"/>
+          </w:rPr>
+          <w:rPr>
+            <w:color w:val="0000EE"/>
+            <w:u w:val="single"/>
+          </w:rPr>
+          <w:t>約1:32</w:t>
+        </w:r>
+      </w:hyperlink>
+      <w:r>
+        <w:rPr>
+          <w:lang w:val="zh_TW" w:bidi="zh_TW"/>
+        </w:rPr>
+        <w:t>），並且會永遠與跟隨祂的人同在（</w:t>
+      </w:r>
+      <w:hyperlink r:id="rId59">
+        <w:r>
+          <w:rPr>
+            <w:lang w:val="zh_TW" w:bidi="zh_TW"/>
+          </w:rPr>
+          <w:rPr>
+            <w:color w:val="0000EE"/>
+            <w:u w:val="single"/>
+          </w:rPr>
+          <w:t>約14:16</w:t>
+        </w:r>
+      </w:hyperlink>
+      <w:r>
+        <w:rPr>
+          <w:lang w:val="zh_TW" w:bidi="zh_TW"/>
+        </w:rPr>
+        <w:t>）。祂會住在那些住在耶穌裡面的人裡面（</w:t>
+      </w:r>
+      <w:hyperlink r:id="rId60">
+        <w:r>
+          <w:rPr>
+            <w:lang w:val="zh_TW" w:bidi="zh_TW"/>
+          </w:rPr>
+          <w:rPr>
+            <w:color w:val="0000EE"/>
+            <w:u w:val="single"/>
+          </w:rPr>
+          <w:t>約15:4–10</w:t>
+        </w:r>
+      </w:hyperlink>
+      <w:r>
+        <w:rPr>
+          <w:lang w:val="zh_TW" w:bidi="zh_TW"/>
+        </w:rPr>
+        <w:t>）。約翰在他的書信中也有提及這些概念：他經常談論信徒如何住在基督裡，以及基督如何住在他們裡面（</w:t>
+      </w:r>
+      <w:hyperlink r:id="rId61">
+        <w:r>
+          <w:rPr>
+            <w:lang w:val="zh_TW" w:bidi="zh_TW"/>
+          </w:rPr>
+          <w:rPr>
+            <w:color w:val="0000EE"/>
+            <w:u w:val="single"/>
+          </w:rPr>
+          <w:t>約一2:6</w:t>
+        </w:r>
+      </w:hyperlink>
+      <w:r>
+        <w:rPr>
+          <w:lang w:val="zh_TW" w:bidi="zh_TW"/>
+        </w:rPr>
+        <w:t>、</w:t>
+      </w:r>
+      <w:hyperlink r:id="rId61">
+        <w:r>
+          <w:rPr>
+            <w:lang w:val="zh_TW" w:bidi="zh_TW"/>
+          </w:rPr>
+          <w:rPr>
+            <w:color w:val="0000EE"/>
+            <w:u w:val="single"/>
+          </w:rPr>
+          <w:t>14</w:t>
+        </w:r>
+      </w:hyperlink>
+      <w:r>
+        <w:rPr>
+          <w:lang w:val="zh_TW" w:bidi="zh_TW"/>
+        </w:rPr>
+        <w:t>、</w:t>
+      </w:r>
+      <w:hyperlink r:id="rId61">
+        <w:r>
+          <w:rPr>
+            <w:lang w:val="zh_TW" w:bidi="zh_TW"/>
+          </w:rPr>
+          <w:rPr>
+            <w:color w:val="0000EE"/>
+            <w:u w:val="single"/>
+          </w:rPr>
+          <w:t>24</w:t>
+        </w:r>
+      </w:hyperlink>
+      <w:r>
+        <w:rPr>
+          <w:lang w:val="zh_TW" w:bidi="zh_TW"/>
+        </w:rPr>
+        <w:t>、</w:t>
+      </w:r>
+      <w:hyperlink r:id="rId61">
+        <w:r>
+          <w:rPr>
+            <w:lang w:val="zh_TW" w:bidi="zh_TW"/>
+          </w:rPr>
+          <w:rPr>
+            <w:color w:val="0000EE"/>
+            <w:u w:val="single"/>
+          </w:rPr>
+          <w:t>27–28</w:t>
+        </w:r>
+      </w:hyperlink>
+      <w:r>
+        <w:rPr>
+          <w:lang w:val="zh_TW" w:bidi="zh_TW"/>
+        </w:rPr>
+        <w:t>，</w:t>
+      </w:r>
+      <w:hyperlink r:id="rId62">
+        <w:r>
+          <w:rPr>
+            <w:lang w:val="zh_TW" w:bidi="zh_TW"/>
+          </w:rPr>
+          <w:rPr>
+            <w:color w:val="0000EE"/>
+            <w:u w:val="single"/>
+          </w:rPr>
+          <w:t>3:6</w:t>
+        </w:r>
+      </w:hyperlink>
+      <w:r>
+        <w:rPr>
+          <w:lang w:val="zh_TW" w:bidi="zh_TW"/>
+        </w:rPr>
+        <w:t>、</w:t>
+      </w:r>
+      <w:hyperlink r:id="rId62">
+        <w:r>
+          <w:rPr>
+            <w:lang w:val="zh_TW" w:bidi="zh_TW"/>
+          </w:rPr>
+          <w:rPr>
+            <w:color w:val="0000EE"/>
+            <w:u w:val="single"/>
+          </w:rPr>
+          <w:t>14–15</w:t>
+        </w:r>
+      </w:hyperlink>
+      <w:r>
+        <w:rPr>
+          <w:lang w:val="zh_TW" w:bidi="zh_TW"/>
+        </w:rPr>
+        <w:t>、</w:t>
+      </w:r>
+      <w:hyperlink r:id="rId62">
+        <w:r>
+          <w:rPr>
+            <w:lang w:val="zh_TW" w:bidi="zh_TW"/>
+          </w:rPr>
+          <w:rPr>
+            <w:color w:val="0000EE"/>
+            <w:u w:val="single"/>
+          </w:rPr>
+          <w:t>24</w:t>
+        </w:r>
+      </w:hyperlink>
+      <w:r>
+        <w:rPr>
+          <w:lang w:val="zh_TW" w:bidi="zh_TW"/>
+        </w:rPr>
+        <w:t>；</w:t>
+      </w:r>
+      <w:hyperlink r:id="rId63">
+        <w:r>
+          <w:rPr>
+            <w:lang w:val="zh_TW" w:bidi="zh_TW"/>
+          </w:rPr>
+          <w:rPr>
+            <w:color w:val="0000EE"/>
+            <w:u w:val="single"/>
+          </w:rPr>
+          <w:t>約二1:9</w:t>
+        </w:r>
+      </w:hyperlink>
+      <w:r>
+        <w:rPr>
+          <w:lang w:val="zh_TW" w:bidi="zh_TW"/>
+        </w:rPr>
+        <w:t>）。</w:t>
       </w:r>
     </w:p>
     <w:p>
@@ -1603,61 +1676,104 @@
         <w:rPr>
           <w:lang w:val="zh_TW" w:bidi="zh_TW"/>
         </w:rPr>
-        <w:t>被指派到瞭望樓的守望者監督葡萄園，保護它們免受野生動物和小偷的侵害（</w:t>
-      </w:r>
-      <w:hyperlink r:id="rId74">
-        <w:r>
-          <w:rPr>
-            <w:lang w:val="zh_TW" w:bidi="zh_TW"/>
-          </w:rPr>
-          <w:rPr>
-            <w:color w:val="0000EE"/>
-            <w:u w:val="single"/>
-          </w:rPr>
-          <w:t>賽5:2</w:t>
-        </w:r>
-      </w:hyperlink>
-      <w:r>
-        <w:rPr>
-          <w:lang w:val="zh_TW" w:bidi="zh_TW"/>
-        </w:rPr>
-        <w:t>；</w:t>
-      </w:r>
-      <w:hyperlink r:id="rId75">
-        <w:r>
-          <w:rPr>
-            <w:lang w:val="zh_TW" w:bidi="zh_TW"/>
-          </w:rPr>
-          <w:rPr>
-            <w:color w:val="0000EE"/>
-            <w:u w:val="single"/>
-          </w:rPr>
-          <w:t>太21:33</w:t>
-        </w:r>
-      </w:hyperlink>
-      <w:r>
-        <w:rPr>
-          <w:lang w:val="zh_TW" w:bidi="zh_TW"/>
-        </w:rPr>
-        <w:t>；</w:t>
-      </w:r>
-      <w:hyperlink r:id="rId76">
-        <w:r>
-          <w:rPr>
-            <w:lang w:val="zh_TW" w:bidi="zh_TW"/>
-          </w:rPr>
-          <w:rPr>
-            <w:color w:val="0000EE"/>
-            <w:u w:val="single"/>
-          </w:rPr>
-          <w:t>可12:1</w:t>
-        </w:r>
-      </w:hyperlink>
-      <w:r>
-        <w:rPr>
-          <w:lang w:val="zh_TW" w:bidi="zh_TW"/>
-        </w:rPr>
-        <w:t>）。在巴勒斯坦，瞭望樓的建築仍然被使用。一些瞭望樓的建築也作為葡萄園工人的住所。</w:t>
+        <w:t>保羅也將耶穌認定為神的</w:t>
+      </w:r>
+      <w:r>
+        <w:rPr>
+          <w:i/>
+          <w:lang w:val="zh_TW" w:bidi="zh_TW"/>
+        </w:rPr>
+        <w:t>舍吉拿</w:t>
+      </w:r>
+      <w:r>
+        <w:rPr>
+          <w:lang w:val="zh_TW" w:bidi="zh_TW"/>
+        </w:rPr>
+        <w:t>。神所有的本質和屬性都以肉身的形式完整地居住在耶穌裡面（</w:t>
+      </w:r>
+      <w:hyperlink r:id="rId64">
+        <w:r>
+          <w:rPr>
+            <w:lang w:val="zh_TW" w:bidi="zh_TW"/>
+          </w:rPr>
+          <w:rPr>
+            <w:color w:val="0000EE"/>
+            <w:u w:val="single"/>
+          </w:rPr>
+          <w:t>西1:19</w:t>
+        </w:r>
+      </w:hyperlink>
+      <w:r>
+        <w:rPr>
+          <w:lang w:val="zh_TW" w:bidi="zh_TW"/>
+        </w:rPr>
+        <w:t>，</w:t>
+      </w:r>
+      <w:hyperlink r:id="rId65">
+        <w:r>
+          <w:rPr>
+            <w:lang w:val="zh_TW" w:bidi="zh_TW"/>
+          </w:rPr>
+          <w:rPr>
+            <w:color w:val="0000EE"/>
+            <w:u w:val="single"/>
+          </w:rPr>
+          <w:t>2:9</w:t>
+        </w:r>
+      </w:hyperlink>
+      <w:r>
+        <w:rPr>
+          <w:lang w:val="zh_TW" w:bidi="zh_TW"/>
+        </w:rPr>
+        <w:t>）。當基督住在祂的教會中，這使跟隨祂的人成為神的子民（</w:t>
+      </w:r>
+      <w:hyperlink r:id="rId66">
+        <w:r>
+          <w:rPr>
+            <w:lang w:val="zh_TW" w:bidi="zh_TW"/>
+          </w:rPr>
+          <w:rPr>
+            <w:color w:val="0000EE"/>
+            <w:u w:val="single"/>
+          </w:rPr>
+          <w:t>西1:15–23</w:t>
+        </w:r>
+      </w:hyperlink>
+      <w:r>
+        <w:rPr>
+          <w:lang w:val="zh_TW" w:bidi="zh_TW"/>
+        </w:rPr>
+        <w:t>）。保羅將他的信息描述為「基督榮耀福音」。他解釋說，神使光照耀，是為了幫助人們理解「</w:t>
+      </w:r>
+      <w:r>
+        <w:rPr>
+          <w:lang w:val="zh_TW" w:bidi="zh_TW"/>
+        </w:rPr>
+        <w:t>神榮耀的光顯在耶穌基督的面上</w:t>
+      </w:r>
+      <w:r>
+        <w:rPr>
+          <w:lang w:val="zh_TW" w:bidi="zh_TW"/>
+        </w:rPr>
+        <w:t>」（</w:t>
+      </w:r>
+      <w:hyperlink r:id="rId67">
+        <w:r>
+          <w:rPr>
+            <w:lang w:val="zh_TW" w:bidi="zh_TW"/>
+          </w:rPr>
+          <w:rPr>
+            <w:color w:val="0000EE"/>
+            <w:u w:val="single"/>
+          </w:rPr>
+          <w:t>林後4:4–6</w:t>
+        </w:r>
+      </w:hyperlink>
+      <w:r>
+        <w:rPr>
+          <w:lang w:val="zh_TW" w:bidi="zh_TW"/>
+        </w:rPr>
+        <w:t>）。</w:t>
       </w:r>
     </w:p>
     <w:p>
@@ -1671,72 +1787,30 @@
         <w:rPr>
           <w:lang w:val="zh_TW" w:bidi="zh_TW"/>
         </w:rPr>
-        <w:t>一些瞭望樓，如在</w:t>
-      </w:r>
-      <w:hyperlink r:id="rId77">
-        <w:r>
-          <w:rPr>
-            <w:lang w:val="zh_TW" w:bidi="zh_TW"/>
-          </w:rPr>
-          <w:rPr>
-            <w:color w:val="0000EE"/>
-            <w:u w:val="single"/>
-          </w:rPr>
-          <w:t>創世記三十五章21節</w:t>
-        </w:r>
-      </w:hyperlink>
-      <w:r>
-        <w:rPr>
-          <w:lang w:val="zh_TW" w:bidi="zh_TW"/>
-        </w:rPr>
-        <w:t>中的以得臺，是在曠野地區建造的。它們為牧羊人提供了一個受保護的庇護所，以便觀察羊群。一些塔樓是加固了的前哨站，守望者用來保護城市，防止小偷侵擾貿易和交通（</w:t>
-      </w:r>
-      <w:hyperlink r:id="rId78">
-        <w:r>
-          <w:rPr>
-            <w:lang w:val="zh_TW" w:bidi="zh_TW"/>
-          </w:rPr>
-          <w:rPr>
-            <w:color w:val="0000EE"/>
-            <w:u w:val="single"/>
-          </w:rPr>
-          <w:t>王下18:8</w:t>
-        </w:r>
-      </w:hyperlink>
-      <w:r>
-        <w:rPr>
-          <w:lang w:val="zh_TW" w:bidi="zh_TW"/>
-        </w:rPr>
-        <w:t>；</w:t>
-      </w:r>
-      <w:hyperlink r:id="rId79">
-        <w:r>
-          <w:rPr>
-            <w:lang w:val="zh_TW" w:bidi="zh_TW"/>
-          </w:rPr>
-          <w:rPr>
-            <w:color w:val="0000EE"/>
-            <w:u w:val="single"/>
-          </w:rPr>
-          <w:t>代下20:24</w:t>
-        </w:r>
-      </w:hyperlink>
-      <w:r>
-        <w:rPr>
-          <w:lang w:val="zh_TW" w:bidi="zh_TW"/>
-        </w:rPr>
-        <w:t>；</w:t>
-      </w:r>
-      <w:hyperlink r:id="rId80">
-        <w:r>
-          <w:rPr>
-            <w:lang w:val="zh_TW" w:bidi="zh_TW"/>
-          </w:rPr>
-          <w:rPr>
-            <w:color w:val="0000EE"/>
-            <w:u w:val="single"/>
-          </w:rPr>
-          <w:t>賽32:14</w:t>
+        <w:t>最後，希伯來書提到耶穌是「</w:t>
+      </w:r>
+      <w:r>
+        <w:rPr>
+          <w:lang w:val="zh_TW" w:bidi="zh_TW"/>
+        </w:rPr>
+        <w:t>神榮耀所發的光輝，是神本體的真像</w:t>
+      </w:r>
+      <w:r>
+        <w:rPr>
+          <w:lang w:val="zh_TW" w:bidi="zh_TW"/>
+        </w:rPr>
+        <w:t>」（</w:t>
+      </w:r>
+      <w:hyperlink r:id="rId68">
+        <w:r>
+          <w:rPr>
+            <w:lang w:val="zh_TW" w:bidi="zh_TW"/>
+          </w:rPr>
+          <w:rPr>
+            <w:color w:val="0000EE"/>
+            <w:u w:val="single"/>
+          </w:rPr>
+          <w:t>來1:3</w:t>
         </w:r>
       </w:hyperlink>
       <w:r>
@@ -1744,16 +1818,6 @@
           <w:lang w:val="zh_TW" w:bidi="zh_TW"/>
         </w:rPr>
         <w:t>）。</w:t>
-      </w:r>
-      <w:r>
-        <w:rPr>
-          <w:lang w:val="zh_TW" w:bidi="zh_TW"/>
-        </w:rPr>
-      </w:r>
-      <w:r>
-        <w:rPr>
-          <w:lang w:val="zh_TW" w:bidi="zh_TW"/>
-        </w:rPr>
       </w:r>
     </w:p>
     <w:p>
@@ -1763,16 +1827,53 @@
           <w:lang w:val="zh_TW" w:bidi="zh_TW"/>
         </w:rPr>
       </w:r>
-    </w:p>
-    <w:p>
-      <w:pPr>
-        <w:pStyle w:val="Heading2"/>
-      </w:pPr>
-      <w:r>
-        <w:rPr>
-          <w:lang w:val="zh_TW" w:bidi="zh_TW"/>
-        </w:rPr>
-        <w:t>首飾，寶石</w:t>
+      <w:r>
+        <w:rPr>
+          <w:i/>
+          <w:lang w:val="zh_TW" w:bidi="zh_TW"/>
+        </w:rPr>
+        <w:t>見</w:t>
+      </w:r>
+      <w:r>
+        <w:rPr>
+          <w:lang w:val="zh_TW" w:bidi="zh_TW"/>
+        </w:rPr>
+        <w:t>榮耀</w:t>
+      </w:r>
+      <w:r>
+        <w:rPr>
+          <w:lang w:val="zh_TW" w:bidi="zh_TW"/>
+        </w:rPr>
+        <w:t>，</w:t>
+      </w:r>
+      <w:r>
+        <w:rPr>
+          <w:lang w:val="zh_TW" w:bidi="zh_TW"/>
+        </w:rPr>
+        <w:t>火柱和雲柱</w:t>
+      </w:r>
+      <w:r>
+        <w:rPr>
+          <w:lang w:val="zh_TW" w:bidi="zh_TW"/>
+        </w:rPr>
+        <w:t>，</w:t>
+      </w:r>
+      <w:r>
+        <w:rPr>
+          <w:lang w:val="zh_TW" w:bidi="zh_TW"/>
+        </w:rPr>
+        <w:t>神顯現</w:t>
+      </w:r>
+      <w:r>
+        <w:rPr>
+          <w:lang w:val="zh_TW" w:bidi="zh_TW"/>
+        </w:rPr>
+        <w:t>。</w:t>
+      </w:r>
+      <w:r>
+        <w:rPr>
+          <w:lang w:val="zh_TW" w:bidi="zh_TW"/>
+        </w:rPr>
       </w:r>
       <w:r>
         <w:rPr>
@@ -1787,148 +1888,21 @@
           <w:lang w:val="zh_TW" w:bidi="zh_TW"/>
         </w:rPr>
       </w:r>
-      <w:r>
-        <w:rPr>
-          <w:lang w:val="zh_TW" w:bidi="zh_TW"/>
-        </w:rPr>
-        <w:t>裝飾性的配件。在聖經中，男女都會佩戴首飾（</w:t>
-      </w:r>
-      <w:hyperlink r:id="rId81">
-        <w:r>
-          <w:rPr>
-            <w:lang w:val="zh_TW" w:bidi="zh_TW"/>
-          </w:rPr>
-          <w:rPr>
-            <w:color w:val="0000EE"/>
-            <w:u w:val="single"/>
-          </w:rPr>
-          <w:t>出11:2</w:t>
-        </w:r>
-      </w:hyperlink>
-      <w:r>
-        <w:rPr>
-          <w:lang w:val="zh_TW" w:bidi="zh_TW"/>
-        </w:rPr>
-        <w:t>；</w:t>
-      </w:r>
-      <w:hyperlink r:id="rId82">
-        <w:r>
-          <w:rPr>
-            <w:lang w:val="zh_TW" w:bidi="zh_TW"/>
-          </w:rPr>
-          <w:rPr>
-            <w:color w:val="0000EE"/>
-            <w:u w:val="single"/>
-          </w:rPr>
-          <w:t>賽3:18</w:t>
-        </w:r>
-      </w:hyperlink>
-      <w:r>
-        <w:rPr>
-          <w:lang w:val="zh_TW" w:bidi="zh_TW"/>
-        </w:rPr>
-        <w:t>–</w:t>
-      </w:r>
-      <w:hyperlink r:id="rId82">
-        <w:r>
-          <w:rPr>
-            <w:lang w:val="zh_TW" w:bidi="zh_TW"/>
-          </w:rPr>
-          <w:rPr>
-            <w:color w:val="0000EE"/>
-            <w:u w:val="single"/>
-          </w:rPr>
-          <w:t>21</w:t>
-        </w:r>
-      </w:hyperlink>
-      <w:r>
-        <w:rPr>
-          <w:lang w:val="zh_TW" w:bidi="zh_TW"/>
-        </w:rPr>
-        <w:t>）。人們也會將首飾作為禮物贈送（</w:t>
-      </w:r>
-      <w:hyperlink r:id="rId83">
-        <w:r>
-          <w:rPr>
-            <w:lang w:val="zh_TW" w:bidi="zh_TW"/>
-          </w:rPr>
-          <w:rPr>
-            <w:color w:val="0000EE"/>
-            <w:u w:val="single"/>
-          </w:rPr>
-          <w:t>創24:22</w:t>
-        </w:r>
-      </w:hyperlink>
-      <w:r>
-        <w:rPr>
-          <w:lang w:val="zh_TW" w:bidi="zh_TW"/>
-        </w:rPr>
-        <w:t>、</w:t>
-      </w:r>
-      <w:hyperlink r:id="rId83">
-        <w:r>
-          <w:rPr>
-            <w:lang w:val="zh_TW" w:bidi="zh_TW"/>
-          </w:rPr>
-          <w:rPr>
-            <w:color w:val="0000EE"/>
-            <w:u w:val="single"/>
-          </w:rPr>
-          <w:t>53</w:t>
-        </w:r>
-      </w:hyperlink>
-      <w:r>
-        <w:rPr>
-          <w:lang w:val="zh_TW" w:bidi="zh_TW"/>
-        </w:rPr>
-        <w:t>）。在戰爭中，人們常掠奪首飾（</w:t>
-      </w:r>
-      <w:hyperlink r:id="rId84">
-        <w:r>
-          <w:rPr>
-            <w:lang w:val="zh_TW" w:bidi="zh_TW"/>
-          </w:rPr>
-          <w:rPr>
-            <w:color w:val="0000EE"/>
-            <w:u w:val="single"/>
-          </w:rPr>
-          <w:t>代下20:25</w:t>
-        </w:r>
-      </w:hyperlink>
-      <w:r>
-        <w:rPr>
-          <w:lang w:val="zh_TW" w:bidi="zh_TW"/>
-        </w:rPr>
-        <w:t>）。在貨幣尚未出現之前，金製首飾是財富的象徵（</w:t>
-      </w:r>
-      <w:hyperlink r:id="rId85">
-        <w:r>
-          <w:rPr>
-            <w:lang w:val="zh_TW" w:bidi="zh_TW"/>
-          </w:rPr>
-          <w:rPr>
-            <w:color w:val="0000EE"/>
-            <w:u w:val="single"/>
-          </w:rPr>
-          <w:t>代下21:3</w:t>
-        </w:r>
-      </w:hyperlink>
-      <w:r>
-        <w:rPr>
-          <w:lang w:val="zh_TW" w:bidi="zh_TW"/>
-        </w:rPr>
-        <w:t>）。</w:t>
-      </w:r>
     </w:p>
     <w:p>
       <w:pPr>
-        <w:pStyle w:val="Heading3"/>
-      </w:pPr>
-      <w:r>
-        <w:rPr>
-          <w:lang w:val="zh_TW" w:bidi="zh_TW"/>
-        </w:rPr>
-        <w:t>舊約聖經中的首飾類型</w:t>
+        <w:pStyle w:val="Heading2"/>
+      </w:pPr>
+      <w:r>
+        <w:rPr>
+          <w:lang w:val="zh_TW" w:bidi="zh_TW"/>
+        </w:rPr>
+        <w:t>赦罪</w:t>
+      </w:r>
+      <w:r>
+        <w:rPr>
+          <w:lang w:val="zh_TW" w:bidi="zh_TW"/>
+        </w:rPr>
       </w:r>
     </w:p>
     <w:p>
@@ -1942,72 +1916,90 @@
         <w:rPr>
           <w:lang w:val="zh_TW" w:bidi="zh_TW"/>
         </w:rPr>
-        <w:t>舊約聖經提到多種不同的首飾，包括：</w:t>
-      </w:r>
-    </w:p>
-    <w:p>
-      <w:pPr>
-        <w:pStyle w:val="ListBullet"/>
-        <w:spacing w:line="240" w:lineRule="auto"/>
-        <w:ind w:left="720"/>
-      </w:pPr>
-      <w:r>
-        <w:rPr>
-          <w:lang w:val="zh_TW" w:bidi="zh_TW"/>
-        </w:rPr>
-      </w:r>
-      <w:r>
-        <w:rPr>
-          <w:lang w:val="zh_TW" w:bidi="zh_TW"/>
-        </w:rPr>
-        <w:t>手臂鐲子（</w:t>
-      </w:r>
-      <w:hyperlink r:id="rId86">
-        <w:r>
-          <w:rPr>
-            <w:lang w:val="zh_TW" w:bidi="zh_TW"/>
-          </w:rPr>
-          <w:rPr>
-            <w:color w:val="0000EE"/>
-            <w:u w:val="single"/>
-          </w:rPr>
-          <w:t>創24:22</w:t>
-        </w:r>
-      </w:hyperlink>
-      <w:r>
-        <w:rPr>
-          <w:lang w:val="zh_TW" w:bidi="zh_TW"/>
-        </w:rPr>
-        <w:t>、</w:t>
-      </w:r>
-      <w:hyperlink r:id="rId86">
-        <w:r>
-          <w:rPr>
-            <w:lang w:val="zh_TW" w:bidi="zh_TW"/>
-          </w:rPr>
-          <w:rPr>
-            <w:color w:val="0000EE"/>
-            <w:u w:val="single"/>
-          </w:rPr>
-          <w:t>30</w:t>
-        </w:r>
-      </w:hyperlink>
-      <w:r>
-        <w:rPr>
-          <w:lang w:val="zh_TW" w:bidi="zh_TW"/>
-        </w:rPr>
-        <w:t>、</w:t>
-      </w:r>
-      <w:hyperlink r:id="rId86">
-        <w:r>
-          <w:rPr>
-            <w:lang w:val="zh_TW" w:bidi="zh_TW"/>
-          </w:rPr>
-          <w:rPr>
-            <w:color w:val="0000EE"/>
-            <w:u w:val="single"/>
-          </w:rPr>
-          <w:t>47</w:t>
+        <w:t>此短語在一些英譯本中與「罪得赦免（forgiveness of sins）」同義。新約中使用多種詞語來表達同一個真理。對於罪得赦免的概念，有多種表達方式（「寬容（passing over）」，</w:t>
+      </w:r>
+      <w:hyperlink r:id="rId69">
+        <w:r>
+          <w:rPr>
+            <w:lang w:val="zh_TW" w:bidi="zh_TW"/>
+          </w:rPr>
+          <w:rPr>
+            <w:color w:val="0000EE"/>
+            <w:u w:val="single"/>
+          </w:rPr>
+          <w:t>羅3:25</w:t>
+        </w:r>
+      </w:hyperlink>
+      <w:r>
+        <w:rPr>
+          <w:lang w:val="zh_TW" w:bidi="zh_TW"/>
+        </w:rPr>
+        <w:t>；「遮蓋」，</w:t>
+      </w:r>
+      <w:hyperlink r:id="rId70">
+        <w:r>
+          <w:rPr>
+            <w:lang w:val="zh_TW" w:bidi="zh_TW"/>
+          </w:rPr>
+          <w:rPr>
+            <w:color w:val="0000EE"/>
+            <w:u w:val="single"/>
+          </w:rPr>
+          <w:t>羅4:7</w:t>
+        </w:r>
+      </w:hyperlink>
+      <w:r>
+        <w:rPr>
+          <w:lang w:val="zh_TW" w:bidi="zh_TW"/>
+        </w:rPr>
+        <w:t>；「不算為有罪」，</w:t>
+      </w:r>
+      <w:hyperlink r:id="rId71">
+        <w:r>
+          <w:rPr>
+            <w:lang w:val="zh_TW" w:bidi="zh_TW"/>
+          </w:rPr>
+          <w:rPr>
+            <w:color w:val="0000EE"/>
+            <w:u w:val="single"/>
+          </w:rPr>
+          <w:t>羅4:8</w:t>
+        </w:r>
+      </w:hyperlink>
+      <w:r>
+        <w:rPr>
+          <w:lang w:val="zh_TW" w:bidi="zh_TW"/>
+        </w:rPr>
+        <w:t>；「不再記念」，</w:t>
+      </w:r>
+      <w:hyperlink r:id="rId72">
+        <w:r>
+          <w:rPr>
+            <w:lang w:val="zh_TW" w:bidi="zh_TW"/>
+          </w:rPr>
+          <w:rPr>
+            <w:color w:val="0000EE"/>
+            <w:u w:val="single"/>
+          </w:rPr>
+          <w:t>來10:17</w:t>
+        </w:r>
+      </w:hyperlink>
+      <w:r>
+        <w:rPr>
+          <w:lang w:val="zh_TW" w:bidi="zh_TW"/>
+        </w:rPr>
+        <w:t>）。其中一個最重要的是譯為「赦免（remission）」的詞（</w:t>
+      </w:r>
+      <w:hyperlink r:id="rId73">
+        <w:r>
+          <w:rPr>
+            <w:lang w:val="zh_TW" w:bidi="zh_TW"/>
+          </w:rPr>
+          <w:rPr>
+            <w:color w:val="0000EE"/>
+            <w:u w:val="single"/>
+          </w:rPr>
+          <w:t>太26:28</w:t>
         </w:r>
       </w:hyperlink>
       <w:r>
@@ -2016,232 +2008,16 @@
         </w:rPr>
         <w:t>；</w:t>
       </w:r>
-      <w:hyperlink r:id="rId87">
-        <w:r>
-          <w:rPr>
-            <w:lang w:val="zh_TW" w:bidi="zh_TW"/>
-          </w:rPr>
-          <w:rPr>
-            <w:color w:val="0000EE"/>
-            <w:u w:val="single"/>
-          </w:rPr>
-          <w:t>結16:11</w:t>
-        </w:r>
-      </w:hyperlink>
-      <w:r>
-        <w:rPr>
-          <w:lang w:val="zh_TW" w:bidi="zh_TW"/>
-        </w:rPr>
-        <w:t>）</w:t>
-      </w:r>
-    </w:p>
-    <w:p>
-      <w:pPr>
-        <w:pStyle w:val="ListBullet"/>
-        <w:spacing w:line="240" w:lineRule="auto"/>
-        <w:ind w:left="720"/>
-      </w:pPr>
-      <w:r>
-        <w:rPr>
-          <w:lang w:val="zh_TW" w:bidi="zh_TW"/>
-        </w:rPr>
-      </w:r>
-      <w:r>
-        <w:rPr>
-          <w:lang w:val="zh_TW" w:bidi="zh_TW"/>
-        </w:rPr>
-        <w:t>足鍊（</w:t>
-      </w:r>
-      <w:hyperlink r:id="rId88">
-        <w:r>
-          <w:rPr>
-            <w:lang w:val="zh_TW" w:bidi="zh_TW"/>
-          </w:rPr>
-          <w:rPr>
-            <w:color w:val="0000EE"/>
-            <w:u w:val="single"/>
-          </w:rPr>
-          <w:t>賽3:18–20</w:t>
-        </w:r>
-      </w:hyperlink>
-      <w:r>
-        <w:rPr>
-          <w:lang w:val="zh_TW" w:bidi="zh_TW"/>
-        </w:rPr>
-        <w:t>）</w:t>
-      </w:r>
-    </w:p>
-    <w:p>
-      <w:pPr>
-        <w:pStyle w:val="ListBullet"/>
-        <w:spacing w:line="240" w:lineRule="auto"/>
-        <w:ind w:left="720"/>
-      </w:pPr>
-      <w:r>
-        <w:rPr>
-          <w:lang w:val="zh_TW" w:bidi="zh_TW"/>
-        </w:rPr>
-      </w:r>
-      <w:r>
-        <w:rPr>
-          <w:lang w:val="zh_TW" w:bidi="zh_TW"/>
-        </w:rPr>
-        <w:t>項鍊（</w:t>
-      </w:r>
-      <w:hyperlink r:id="rId89">
-        <w:r>
-          <w:rPr>
-            <w:lang w:val="zh_TW" w:bidi="zh_TW"/>
-          </w:rPr>
-          <w:rPr>
-            <w:color w:val="0000EE"/>
-            <w:u w:val="single"/>
-          </w:rPr>
-          <w:t>創41:42</w:t>
-        </w:r>
-      </w:hyperlink>
-      <w:r>
-        <w:rPr>
-          <w:lang w:val="zh_TW" w:bidi="zh_TW"/>
-        </w:rPr>
-        <w:t>）</w:t>
-      </w:r>
-    </w:p>
-    <w:p>
-      <w:pPr>
-        <w:pStyle w:val="ListBullet"/>
-        <w:spacing w:line="240" w:lineRule="auto"/>
-        <w:ind w:left="720"/>
-      </w:pPr>
-      <w:r>
-        <w:rPr>
-          <w:lang w:val="zh_TW" w:bidi="zh_TW"/>
-        </w:rPr>
-      </w:r>
-      <w:r>
-        <w:rPr>
-          <w:lang w:val="zh_TW" w:bidi="zh_TW"/>
-        </w:rPr>
-        <w:t>冠冕（</w:t>
-      </w:r>
-      <w:hyperlink r:id="rId90">
-        <w:r>
-          <w:rPr>
-            <w:lang w:val="zh_TW" w:bidi="zh_TW"/>
-          </w:rPr>
-          <w:rPr>
-            <w:color w:val="0000EE"/>
-            <w:u w:val="single"/>
-          </w:rPr>
-          <w:t>亞9:16</w:t>
-        </w:r>
-      </w:hyperlink>
-      <w:r>
-        <w:rPr>
-          <w:lang w:val="zh_TW" w:bidi="zh_TW"/>
-        </w:rPr>
-        <w:t>）</w:t>
-      </w:r>
-    </w:p>
-    <w:p>
-      <w:pPr>
-        <w:pStyle w:val="ListBullet"/>
-        <w:spacing w:line="240" w:lineRule="auto"/>
-        <w:ind w:left="720"/>
-      </w:pPr>
-      <w:r>
-        <w:rPr>
-          <w:lang w:val="zh_TW" w:bidi="zh_TW"/>
-        </w:rPr>
-      </w:r>
-      <w:r>
-        <w:rPr>
-          <w:lang w:val="zh_TW" w:bidi="zh_TW"/>
-        </w:rPr>
-        <w:t>耳環（</w:t>
-      </w:r>
-      <w:hyperlink r:id="rId91">
-        <w:r>
-          <w:rPr>
-            <w:lang w:val="zh_TW" w:bidi="zh_TW"/>
-          </w:rPr>
-          <w:rPr>
-            <w:color w:val="0000EE"/>
-            <w:u w:val="single"/>
-          </w:rPr>
-          <w:t>創24:22</w:t>
-        </w:r>
-      </w:hyperlink>
-      <w:r>
-        <w:rPr>
-          <w:lang w:val="zh_TW" w:bidi="zh_TW"/>
-        </w:rPr>
-        <w:t>）</w:t>
-      </w:r>
-    </w:p>
-    <w:p>
-      <w:pPr>
-        <w:pStyle w:val="ListBullet"/>
-        <w:spacing w:line="240" w:lineRule="auto"/>
-        <w:ind w:left="720"/>
-      </w:pPr>
-      <w:r>
-        <w:rPr>
-          <w:lang w:val="zh_TW" w:bidi="zh_TW"/>
-        </w:rPr>
-      </w:r>
-      <w:r>
-        <w:rPr>
-          <w:lang w:val="zh_TW" w:bidi="zh_TW"/>
-        </w:rPr>
-        <w:t>鼻環（</w:t>
-      </w:r>
-      <w:hyperlink r:id="rId92">
-        <w:r>
-          <w:rPr>
-            <w:lang w:val="zh_TW" w:bidi="zh_TW"/>
-          </w:rPr>
-          <w:rPr>
-            <w:color w:val="0000EE"/>
-            <w:u w:val="single"/>
-          </w:rPr>
-          <w:t>賽3:21</w:t>
-        </w:r>
-      </w:hyperlink>
-      <w:r>
-        <w:rPr>
-          <w:lang w:val="zh_TW" w:bidi="zh_TW"/>
-        </w:rPr>
-        <w:t>）</w:t>
-      </w:r>
-    </w:p>
-    <w:p>
-      <w:pPr>
-        <w:pStyle w:val="ListBullet"/>
-        <w:spacing w:line="240" w:lineRule="auto"/>
-        <w:ind w:left="720"/>
-      </w:pPr>
-      <w:r>
-        <w:rPr>
-          <w:lang w:val="zh_TW" w:bidi="zh_TW"/>
-        </w:rPr>
-      </w:r>
-      <w:r>
-        <w:rPr>
-          <w:lang w:val="zh_TW" w:bidi="zh_TW"/>
-        </w:rPr>
-        <w:t>戒指（</w:t>
-      </w:r>
-      <w:hyperlink r:id="rId89">
-        <w:r>
-          <w:rPr>
-            <w:lang w:val="zh_TW" w:bidi="zh_TW"/>
-          </w:rPr>
-          <w:rPr>
-            <w:color w:val="0000EE"/>
-            <w:u w:val="single"/>
-          </w:rPr>
-          <w:t>創41:42</w:t>
+      <w:hyperlink r:id="rId74">
+        <w:r>
+          <w:rPr>
+            <w:lang w:val="zh_TW" w:bidi="zh_TW"/>
+          </w:rPr>
+          <w:rPr>
+            <w:color w:val="0000EE"/>
+            <w:u w:val="single"/>
+          </w:rPr>
+          <w:t>可1:4</w:t>
         </w:r>
       </w:hyperlink>
       <w:r>
@@ -2250,23 +2026,125 @@
         </w:rPr>
         <w:t>；</w:t>
       </w:r>
-      <w:hyperlink r:id="rId93">
-        <w:r>
-          <w:rPr>
-            <w:lang w:val="zh_TW" w:bidi="zh_TW"/>
-          </w:rPr>
-          <w:rPr>
-            <w:color w:val="0000EE"/>
-            <w:u w:val="single"/>
-          </w:rPr>
-          <w:t>斯3:10</w:t>
-        </w:r>
-      </w:hyperlink>
-      <w:r>
-        <w:rPr>
-          <w:lang w:val="zh_TW" w:bidi="zh_TW"/>
-        </w:rPr>
-        <w:t>）</w:t>
+      <w:hyperlink r:id="rId75">
+        <w:r>
+          <w:rPr>
+            <w:lang w:val="zh_TW" w:bidi="zh_TW"/>
+          </w:rPr>
+          <w:rPr>
+            <w:color w:val="0000EE"/>
+            <w:u w:val="single"/>
+          </w:rPr>
+          <w:t>路1:77</w:t>
+        </w:r>
+      </w:hyperlink>
+      <w:r>
+        <w:rPr>
+          <w:lang w:val="zh_TW" w:bidi="zh_TW"/>
+        </w:rPr>
+        <w:t>，</w:t>
+      </w:r>
+      <w:hyperlink r:id="rId76">
+        <w:r>
+          <w:rPr>
+            <w:lang w:val="zh_TW" w:bidi="zh_TW"/>
+          </w:rPr>
+          <w:rPr>
+            <w:color w:val="0000EE"/>
+            <w:u w:val="single"/>
+          </w:rPr>
+          <w:t>3:3</w:t>
+        </w:r>
+      </w:hyperlink>
+      <w:r>
+        <w:rPr>
+          <w:lang w:val="zh_TW" w:bidi="zh_TW"/>
+        </w:rPr>
+        <w:t>，</w:t>
+      </w:r>
+      <w:hyperlink r:id="rId77">
+        <w:r>
+          <w:rPr>
+            <w:lang w:val="zh_TW" w:bidi="zh_TW"/>
+          </w:rPr>
+          <w:rPr>
+            <w:color w:val="0000EE"/>
+            <w:u w:val="single"/>
+          </w:rPr>
+          <w:t>24:47</w:t>
+        </w:r>
+      </w:hyperlink>
+      <w:r>
+        <w:rPr>
+          <w:lang w:val="zh_TW" w:bidi="zh_TW"/>
+        </w:rPr>
+        <w:t>；</w:t>
+      </w:r>
+      <w:hyperlink r:id="rId78">
+        <w:r>
+          <w:rPr>
+            <w:lang w:val="zh_TW" w:bidi="zh_TW"/>
+          </w:rPr>
+          <w:rPr>
+            <w:color w:val="0000EE"/>
+            <w:u w:val="single"/>
+          </w:rPr>
+          <w:t>徒2:38，</w:t>
+        </w:r>
+      </w:hyperlink>
+      <w:hyperlink r:id="rId79">
+        <w:r>
+          <w:rPr>
+            <w:lang w:val="zh_TW" w:bidi="zh_TW"/>
+          </w:rPr>
+          <w:rPr>
+            <w:color w:val="0000EE"/>
+            <w:u w:val="single"/>
+          </w:rPr>
+          <w:t>10:43</w:t>
+        </w:r>
+      </w:hyperlink>
+      <w:r>
+        <w:rPr>
+          <w:lang w:val="zh_TW" w:bidi="zh_TW"/>
+        </w:rPr>
+        <w:t>；</w:t>
+      </w:r>
+      <w:hyperlink r:id="rId80">
+        <w:r>
+          <w:rPr>
+            <w:lang w:val="zh_TW" w:bidi="zh_TW"/>
+          </w:rPr>
+          <w:rPr>
+            <w:color w:val="0000EE"/>
+            <w:u w:val="single"/>
+          </w:rPr>
+          <w:t>來9:22</w:t>
+        </w:r>
+      </w:hyperlink>
+      <w:r>
+        <w:rPr>
+          <w:lang w:val="zh_TW" w:bidi="zh_TW"/>
+        </w:rPr>
+        <w:t>，</w:t>
+      </w:r>
+      <w:hyperlink r:id="rId81">
+        <w:r>
+          <w:rPr>
+            <w:lang w:val="zh_TW" w:bidi="zh_TW"/>
+          </w:rPr>
+          <w:rPr>
+            <w:color w:val="0000EE"/>
+            <w:u w:val="single"/>
+          </w:rPr>
+          <w:t>10:18</w:t>
+        </w:r>
+      </w:hyperlink>
+      <w:r>
+        <w:rPr>
+          <w:lang w:val="zh_TW" w:bidi="zh_TW"/>
+        </w:rPr>
+        <w:t>）。</w:t>
       </w:r>
     </w:p>
     <w:p>
@@ -2280,7 +2158,133 @@
         <w:rPr>
           <w:lang w:val="zh_TW" w:bidi="zh_TW"/>
         </w:rPr>
-        <w:t>這些首飾常用金或銀作為底座，用來鑲嵌寶石。人們把寶石磨成圓形並加以拋光，有時還會在其上雕刻（以鑿刻、蝕刻或刻寫的方式刻入材料）。許多在當時被視為寶貴的寶石，今天並不會被看作珍貴寶石，而是被歸類為半寶石（比珍貴寶石較不稀有、價值較低的石頭）。</w:t>
+        <w:t>這個詞在希臘文中有一個有趣的傳統。在法律上，它被用來表示解除職務、免除責任、豁免債務或懲罰。後來，它也指特赦或免稅。在新約的用法中，該動詞意為「釋放」、「留下」或「送走」。因此，這個名詞可以（而且經常）被翻譯為「饒恕」以及「赦免」（</w:t>
+      </w:r>
+      <w:hyperlink r:id="rId82">
+        <w:r>
+          <w:rPr>
+            <w:lang w:val="zh_TW" w:bidi="zh_TW"/>
+          </w:rPr>
+          <w:rPr>
+            <w:color w:val="0000EE"/>
+            <w:u w:val="single"/>
+          </w:rPr>
+          <w:t>徒5:31</w:t>
+        </w:r>
+      </w:hyperlink>
+      <w:r>
+        <w:rPr>
+          <w:lang w:val="zh_TW" w:bidi="zh_TW"/>
+        </w:rPr>
+        <w:t>，</w:t>
+      </w:r>
+      <w:hyperlink r:id="rId83">
+        <w:r>
+          <w:rPr>
+            <w:lang w:val="zh_TW" w:bidi="zh_TW"/>
+          </w:rPr>
+          <w:rPr>
+            <w:color w:val="0000EE"/>
+            <w:u w:val="single"/>
+          </w:rPr>
+          <w:t>13:38</w:t>
+        </w:r>
+      </w:hyperlink>
+      <w:r>
+        <w:rPr>
+          <w:lang w:val="zh_TW" w:bidi="zh_TW"/>
+        </w:rPr>
+        <w:t>，</w:t>
+      </w:r>
+      <w:hyperlink r:id="rId84">
+        <w:r>
+          <w:rPr>
+            <w:lang w:val="zh_TW" w:bidi="zh_TW"/>
+          </w:rPr>
+          <w:rPr>
+            <w:color w:val="0000EE"/>
+            <w:u w:val="single"/>
+          </w:rPr>
+          <w:t>26:18</w:t>
+        </w:r>
+      </w:hyperlink>
+      <w:r>
+        <w:rPr>
+          <w:lang w:val="zh_TW" w:bidi="zh_TW"/>
+        </w:rPr>
+        <w:t>；</w:t>
+      </w:r>
+      <w:hyperlink r:id="rId85">
+        <w:r>
+          <w:rPr>
+            <w:lang w:val="zh_TW" w:bidi="zh_TW"/>
+          </w:rPr>
+          <w:rPr>
+            <w:color w:val="0000EE"/>
+            <w:u w:val="single"/>
+          </w:rPr>
+          <w:t>弗1:7</w:t>
+        </w:r>
+      </w:hyperlink>
+      <w:r>
+        <w:rPr>
+          <w:lang w:val="zh_TW" w:bidi="zh_TW"/>
+        </w:rPr>
+        <w:t>；</w:t>
+      </w:r>
+      <w:hyperlink r:id="rId86">
+        <w:r>
+          <w:rPr>
+            <w:lang w:val="zh_TW" w:bidi="zh_TW"/>
+          </w:rPr>
+          <w:rPr>
+            <w:color w:val="0000EE"/>
+            <w:u w:val="single"/>
+          </w:rPr>
+          <w:t>西1:14</w:t>
+        </w:r>
+      </w:hyperlink>
+      <w:r>
+        <w:rPr>
+          <w:lang w:val="zh_TW" w:bidi="zh_TW"/>
+        </w:rPr>
+        <w:t>）。雖然饒恕可以在人與人之間以及神與人之間發生，但「赦免」這個詞所指的饒恕幾乎總是指神的赦免（</w:t>
+      </w:r>
+      <w:hyperlink r:id="rId73">
+        <w:r>
+          <w:rPr>
+            <w:lang w:val="zh_TW" w:bidi="zh_TW"/>
+          </w:rPr>
+          <w:rPr>
+            <w:color w:val="0000EE"/>
+            <w:u w:val="single"/>
+          </w:rPr>
+          <w:t>太26:28</w:t>
+        </w:r>
+      </w:hyperlink>
+      <w:r>
+        <w:rPr>
+          <w:lang w:val="zh_TW" w:bidi="zh_TW"/>
+        </w:rPr>
+        <w:t>；</w:t>
+      </w:r>
+      <w:hyperlink r:id="rId79">
+        <w:r>
+          <w:rPr>
+            <w:lang w:val="zh_TW" w:bidi="zh_TW"/>
+          </w:rPr>
+          <w:rPr>
+            <w:color w:val="0000EE"/>
+            <w:u w:val="single"/>
+          </w:rPr>
+          <w:t>徒10:43</w:t>
+        </w:r>
+      </w:hyperlink>
+      <w:r>
+        <w:rPr>
+          <w:lang w:val="zh_TW" w:bidi="zh_TW"/>
+        </w:rPr>
+        <w:t>）。</w:t>
       </w:r>
     </w:p>
     <w:p>
@@ -2292,45 +2296,38 @@
       </w:r>
       <w:r>
         <w:rPr>
-          <w:lang w:val="zh_TW" w:bidi="zh_TW"/>
-        </w:rPr>
-        <w:t>人們把半寶石加在項鍊和其它首飾上。從吾珥墓葬中出土的古代王室頭飾，顯示出當時首飾匠的高超技藝。人們常用髮帶和髮針來裝飾頭髮，考古中也發現了不少這類器物。鑲有雕刻寶石的戒指極受歡迎，鼻環也是如此（見</w:t>
-      </w:r>
-      <w:hyperlink r:id="rId94">
-        <w:r>
-          <w:rPr>
-            <w:lang w:val="zh_TW" w:bidi="zh_TW"/>
-          </w:rPr>
-          <w:rPr>
-            <w:color w:val="0000EE"/>
-            <w:u w:val="single"/>
-          </w:rPr>
-          <w:t>創24:47</w:t>
-        </w:r>
-      </w:hyperlink>
-      <w:r>
-        <w:rPr>
-          <w:lang w:val="zh_TW" w:bidi="zh_TW"/>
-        </w:rPr>
-        <w:t>）。人們常佩戴精緻的金鍊。印戒和粗重的金鍊象徵官職與權柄（</w:t>
-      </w:r>
-      <w:hyperlink r:id="rId89">
-        <w:r>
-          <w:rPr>
-            <w:lang w:val="zh_TW" w:bidi="zh_TW"/>
-          </w:rPr>
-          <w:rPr>
-            <w:color w:val="0000EE"/>
-            <w:u w:val="single"/>
-          </w:rPr>
-          <w:t>創41:42</w:t>
-        </w:r>
-      </w:hyperlink>
-      <w:r>
-        <w:rPr>
-          <w:lang w:val="zh_TW" w:bidi="zh_TW"/>
-        </w:rPr>
-        <w:t>）。人們把手鐲和護符戴在手腕、上臂和頸項上。裝飾性的別針，類似現代的安全別針，常用來固定衣物。</w:t>
+          <w:i/>
+          <w:lang w:val="zh_TW" w:bidi="zh_TW"/>
+        </w:rPr>
+        <w:t>另見</w:t>
+      </w:r>
+      <w:r>
+        <w:rPr>
+          <w:lang w:val="zh_TW" w:bidi="zh_TW"/>
+        </w:rPr>
+        <w:t xml:space="preserve"> </w:t>
+      </w:r>
+      <w:r>
+        <w:rPr>
+          <w:lang w:val="zh_TW" w:bidi="zh_TW"/>
+        </w:rPr>
+        <w:t>饒恕</w:t>
+      </w:r>
+      <w:r>
+        <w:rPr>
+          <w:lang w:val="zh_TW" w:bidi="zh_TW"/>
+        </w:rPr>
+        <w:t>。</w:t>
+      </w:r>
+      <w:r>
+        <w:rPr>
+          <w:lang w:val="zh_TW" w:bidi="zh_TW"/>
+        </w:rPr>
+      </w:r>
+      <w:r>
+        <w:rPr>
+          <w:lang w:val="zh_TW" w:bidi="zh_TW"/>
+        </w:rPr>
       </w:r>
     </w:p>
     <w:p>
@@ -2340,23 +2337,21 @@
           <w:lang w:val="zh_TW" w:bidi="zh_TW"/>
         </w:rPr>
       </w:r>
-      <w:hyperlink r:id="rId95">
-        <w:r>
-          <w:rPr>
-            <w:lang w:val="zh_TW" w:bidi="zh_TW"/>
-          </w:rPr>
-          <w:rPr>
-            <w:color w:val="0000EE"/>
-            <w:u w:val="single"/>
-          </w:rPr>
-          <w:t>以賽亞書三章18至23節</w:t>
-        </w:r>
-      </w:hyperlink>
-      <w:r>
-        <w:rPr>
-          <w:lang w:val="zh_TW" w:bidi="zh_TW"/>
-        </w:rPr>
-        <w:t>詳細描述婦女所佩戴的首飾與所穿的衣著。先知警告說：「到那日，主必除掉她們華美的腳釧、髮網、月牙圈、耳環、手鐲、蒙臉的帕子、華冠、足鍊、華帶、香盒、符囊、戒指、鼻環、吉服、外套、雲肩、荷包、手鏡、細麻衣、裹頭巾、蒙身的帕子。」</w:t>
+    </w:p>
+    <w:p>
+      <w:pPr>
+        <w:pStyle w:val="Heading2"/>
+      </w:pPr>
+      <w:r>
+        <w:rPr>
+          <w:lang w:val="zh_TW" w:bidi="zh_TW"/>
+        </w:rPr>
+        <w:t>攝理</w:t>
+      </w:r>
+      <w:r>
+        <w:rPr>
+          <w:lang w:val="zh_TW" w:bidi="zh_TW"/>
+        </w:rPr>
       </w:r>
     </w:p>
     <w:p>
@@ -2368,38 +2363,20 @@
       </w:r>
       <w:r>
         <w:rPr>
-          <w:i/>
-          <w:lang w:val="zh_TW" w:bidi="zh_TW"/>
-        </w:rPr>
-        <w:t xml:space="preserve">見 </w:t>
-      </w:r>
-      <w:r>
-        <w:rPr>
-          <w:lang w:val="zh_TW" w:bidi="zh_TW"/>
-        </w:rPr>
-        <w:t>礦物和金屬；</w:t>
-      </w:r>
-      <w:r>
-        <w:rPr>
-          <w:lang w:val="zh_TW" w:bidi="zh_TW"/>
-        </w:rPr>
-        <w:t>珍貴的寶石</w:t>
-      </w:r>
-      <w:r>
-        <w:rPr>
-          <w:lang w:val="zh_TW" w:bidi="zh_TW"/>
-        </w:rPr>
-        <w:t>。</w:t>
-      </w:r>
-      <w:r>
-        <w:rPr>
-          <w:lang w:val="zh_TW" w:bidi="zh_TW"/>
-        </w:rPr>
-      </w:r>
-      <w:r>
-        <w:rPr>
-          <w:lang w:val="zh_TW" w:bidi="zh_TW"/>
-        </w:rPr>
+          <w:lang w:val="zh_TW" w:bidi="zh_TW"/>
+        </w:rPr>
+        <w:t>神在歷史中扶助人類的作為，特別是扶助那些信靠祂的人。</w:t>
+      </w:r>
+    </w:p>
+    <w:p>
+      <w:pPr>
+        <w:pStyle w:val="Heading3"/>
+      </w:pPr>
+      <w:r>
+        <w:rPr>
+          <w:lang w:val="zh_TW" w:bidi="zh_TW"/>
+        </w:rPr>
+        <w:t>攝理的重要性</w:t>
       </w:r>
     </w:p>
     <w:p>
@@ -2409,21 +2386,22 @@
           <w:lang w:val="zh_TW" w:bidi="zh_TW"/>
         </w:rPr>
       </w:r>
+      <w:r>
+        <w:rPr>
+          <w:lang w:val="zh_TW" w:bidi="zh_TW"/>
+        </w:rPr>
+        <w:t>歷世歷代，許多人都在神的看顧裡得著安慰。神沒有將地球留在宇宙中自生自滅，也沒有片刻忘記人。神臨到人當中、與人相交、掌權管理，也介入我們的生命、供應我們的需要。神攝理我們，因此我們要感謝祂。</w:t>
+      </w:r>
     </w:p>
     <w:p>
       <w:pPr>
-        <w:pStyle w:val="Heading2"/>
-      </w:pPr>
-      <w:r>
-        <w:rPr>
-          <w:lang w:val="zh_TW" w:bidi="zh_TW"/>
-        </w:rPr>
-        <w:t>獸</w:t>
-      </w:r>
-      <w:r>
-        <w:rPr>
-          <w:lang w:val="zh_TW" w:bidi="zh_TW"/>
-        </w:rPr>
+        <w:pStyle w:val="Heading3"/>
+      </w:pPr>
+      <w:r>
+        <w:rPr>
+          <w:lang w:val="zh_TW" w:bidi="zh_TW"/>
+        </w:rPr>
+        <w:t>關於攝理的錯誤觀念</w:t>
       </w:r>
     </w:p>
     <w:p>
@@ -2437,7 +2415,7 @@
         <w:rPr>
           <w:lang w:val="zh_TW" w:bidi="zh_TW"/>
         </w:rPr>
-        <w:t>「獸」是舊約與新約中的動物，有時則作為比喻。在舊約中，「獸」一詞多義。由於有幾個希伯來文的詞彙都可譯為「活物」和「獸」，因此在翻譯時有時被統一譯作「獸」。因此，在舊約中，「獸」可以指：</w:t>
+        <w:t>關於攝理有許多錯誤觀念，這顯出它是一個重要的議題。當人否認神有位格，而他們對攝理的理解又不根據聖經的教導時，就會產生錯誤。如此一來，人只能將萬事看作有一股不相宜的力量在支配。在這些錯誤觀念中存在許多矛盾，包括：</w:t>
       </w:r>
     </w:p>
     <w:p>
@@ -2457,153 +2435,16 @@
       </w:r>
       <w:r>
         <w:rPr>
-          <w:lang w:val="zh_TW" w:bidi="zh_TW"/>
-        </w:rPr>
-        <w:t>一般的動物（例：</w:t>
-      </w:r>
-      <w:hyperlink r:id="rId96">
-        <w:r>
-          <w:rPr>
-            <w:lang w:val="zh_TW" w:bidi="zh_TW"/>
-          </w:rPr>
-          <w:rPr>
-            <w:color w:val="0000EE"/>
-            <w:u w:val="single"/>
-          </w:rPr>
-          <w:t>創1:24</w:t>
-        </w:r>
-      </w:hyperlink>
-      <w:r>
-        <w:rPr>
-          <w:lang w:val="zh_TW" w:bidi="zh_TW"/>
-        </w:rPr>
-        <w:t>；</w:t>
-      </w:r>
-      <w:hyperlink r:id="rId97">
-        <w:r>
-          <w:rPr>
-            <w:lang w:val="zh_TW" w:bidi="zh_TW"/>
-          </w:rPr>
-          <w:rPr>
-            <w:color w:val="0000EE"/>
-            <w:u w:val="single"/>
-          </w:rPr>
-          <w:t>詩36:6</w:t>
-        </w:r>
-      </w:hyperlink>
-      <w:r>
-        <w:rPr>
-          <w:lang w:val="zh_TW" w:bidi="zh_TW"/>
-        </w:rPr>
-        <w:t>），但不包括魚、鳥和昆蟲（例：</w:t>
-      </w:r>
-      <w:hyperlink r:id="rId98">
-        <w:r>
-          <w:rPr>
-            <w:lang w:val="zh_TW" w:bidi="zh_TW"/>
-          </w:rPr>
-          <w:rPr>
-            <w:color w:val="0000EE"/>
-            <w:u w:val="single"/>
-          </w:rPr>
-          <w:t>創6:7</w:t>
-        </w:r>
-      </w:hyperlink>
-      <w:r>
-        <w:rPr>
-          <w:lang w:val="zh_TW" w:bidi="zh_TW"/>
-        </w:rPr>
-        <w:t>；</w:t>
-      </w:r>
-      <w:hyperlink r:id="rId99">
-        <w:r>
-          <w:rPr>
-            <w:lang w:val="zh_TW" w:bidi="zh_TW"/>
-          </w:rPr>
-          <w:rPr>
-            <w:color w:val="0000EE"/>
-            <w:u w:val="single"/>
-          </w:rPr>
-          <w:t>利11:2</w:t>
-        </w:r>
-      </w:hyperlink>
-      <w:r>
-        <w:rPr>
-          <w:lang w:val="zh_TW" w:bidi="zh_TW"/>
-        </w:rPr>
-        <w:t>；</w:t>
-      </w:r>
-      <w:hyperlink r:id="rId100">
-        <w:r>
-          <w:rPr>
-            <w:lang w:val="zh_TW" w:bidi="zh_TW"/>
-          </w:rPr>
-          <w:rPr>
-            <w:color w:val="0000EE"/>
-            <w:u w:val="single"/>
-          </w:rPr>
-          <w:t>申4:17</w:t>
-        </w:r>
-      </w:hyperlink>
-      <w:r>
-        <w:rPr>
-          <w:lang w:val="zh_TW" w:bidi="zh_TW"/>
-        </w:rPr>
-        <w:t>；</w:t>
-      </w:r>
-      <w:hyperlink r:id="rId101">
-        <w:r>
-          <w:rPr>
-            <w:lang w:val="zh_TW" w:bidi="zh_TW"/>
-          </w:rPr>
-          <w:rPr>
-            <w:color w:val="0000EE"/>
-            <w:u w:val="single"/>
-          </w:rPr>
-          <w:t>伯12:7</w:t>
-        </w:r>
-      </w:hyperlink>
-      <w:r>
-        <w:rPr>
-          <w:lang w:val="zh_TW" w:bidi="zh_TW"/>
-        </w:rPr>
-        <w:t>，</w:t>
-      </w:r>
-      <w:hyperlink r:id="rId102">
-        <w:r>
-          <w:rPr>
-            <w:lang w:val="zh_TW" w:bidi="zh_TW"/>
-          </w:rPr>
-          <w:rPr>
-            <w:color w:val="0000EE"/>
-            <w:u w:val="single"/>
-          </w:rPr>
-          <w:t>35:11</w:t>
-        </w:r>
-      </w:hyperlink>
-      <w:r>
-        <w:rPr>
-          <w:lang w:val="zh_TW" w:bidi="zh_TW"/>
-        </w:rPr>
-        <w:t>；</w:t>
-      </w:r>
-      <w:hyperlink r:id="rId103">
-        <w:r>
-          <w:rPr>
-            <w:lang w:val="zh_TW" w:bidi="zh_TW"/>
-          </w:rPr>
-          <w:rPr>
-            <w:color w:val="0000EE"/>
-            <w:u w:val="single"/>
-          </w:rPr>
-          <w:t>番1:3</w:t>
-        </w:r>
-      </w:hyperlink>
-      <w:r>
-        <w:rPr>
-          <w:lang w:val="zh_TW" w:bidi="zh_TW"/>
-        </w:rPr>
-        <w:t>）。</w:t>
+          <w:b/>
+          <w:lang w:val="zh_TW" w:bidi="zh_TW"/>
+        </w:rPr>
+        <w:t>命運</w:t>
+      </w:r>
+      <w:r>
+        <w:rPr>
+          <w:lang w:val="zh_TW" w:bidi="zh_TW"/>
+        </w:rPr>
+        <w:t>：有些人認為人生受一種不可預測的命運控制，他們會說像「命運使然」這類的話。</w:t>
       </w:r>
     </w:p>
     <w:p>
@@ -2619,153 +2460,16 @@
       </w:r>
       <w:r>
         <w:rPr>
-          <w:lang w:val="zh_TW" w:bidi="zh_TW"/>
-        </w:rPr>
-        <w:t>家畜或被馴服的動物（例：</w:t>
-      </w:r>
-      <w:hyperlink r:id="rId104">
-        <w:r>
-          <w:rPr>
-            <w:lang w:val="zh_TW" w:bidi="zh_TW"/>
-          </w:rPr>
-          <w:rPr>
-            <w:color w:val="0000EE"/>
-            <w:u w:val="single"/>
-          </w:rPr>
-          <w:t>出19:13</w:t>
-        </w:r>
-      </w:hyperlink>
-      <w:r>
-        <w:rPr>
-          <w:lang w:val="zh_TW" w:bidi="zh_TW"/>
-        </w:rPr>
-        <w:t>，</w:t>
-      </w:r>
-      <w:hyperlink r:id="rId105">
-        <w:r>
-          <w:rPr>
-            <w:lang w:val="zh_TW" w:bidi="zh_TW"/>
-          </w:rPr>
-          <w:rPr>
-            <w:color w:val="0000EE"/>
-            <w:u w:val="single"/>
-          </w:rPr>
-          <w:t>22:10</w:t>
-        </w:r>
-      </w:hyperlink>
-      <w:r>
-        <w:rPr>
-          <w:lang w:val="zh_TW" w:bidi="zh_TW"/>
-        </w:rPr>
-        <w:t>；</w:t>
-      </w:r>
-      <w:hyperlink r:id="rId106">
-        <w:r>
-          <w:rPr>
-            <w:lang w:val="zh_TW" w:bidi="zh_TW"/>
-          </w:rPr>
-          <w:rPr>
-            <w:color w:val="0000EE"/>
-            <w:u w:val="single"/>
-          </w:rPr>
-          <w:t>民3:13</w:t>
-        </w:r>
-      </w:hyperlink>
-      <w:r>
-        <w:rPr>
-          <w:lang w:val="zh_TW" w:bidi="zh_TW"/>
-        </w:rPr>
-        <w:t>，</w:t>
-      </w:r>
-      <w:hyperlink r:id="rId107">
-        <w:r>
-          <w:rPr>
-            <w:lang w:val="zh_TW" w:bidi="zh_TW"/>
-          </w:rPr>
-          <w:rPr>
-            <w:color w:val="0000EE"/>
-            <w:u w:val="single"/>
-          </w:rPr>
-          <w:t>31:47</w:t>
-        </w:r>
-      </w:hyperlink>
-      <w:r>
-        <w:rPr>
-          <w:lang w:val="zh_TW" w:bidi="zh_TW"/>
-        </w:rPr>
-        <w:t>；</w:t>
-      </w:r>
-      <w:hyperlink r:id="rId108">
-        <w:r>
-          <w:rPr>
-            <w:lang w:val="zh_TW" w:bidi="zh_TW"/>
-          </w:rPr>
-          <w:rPr>
-            <w:color w:val="0000EE"/>
-            <w:u w:val="single"/>
-          </w:rPr>
-          <w:t>士20:48</w:t>
-        </w:r>
-      </w:hyperlink>
-      <w:r>
-        <w:rPr>
-          <w:lang w:val="zh_TW" w:bidi="zh_TW"/>
-        </w:rPr>
-        <w:t>；</w:t>
-      </w:r>
-      <w:hyperlink r:id="rId109">
-        <w:r>
-          <w:rPr>
-            <w:lang w:val="zh_TW" w:bidi="zh_TW"/>
-          </w:rPr>
-          <w:rPr>
-            <w:color w:val="0000EE"/>
-            <w:u w:val="single"/>
-          </w:rPr>
-          <w:t>箴12:10</w:t>
-        </w:r>
-      </w:hyperlink>
-      <w:r>
-        <w:rPr>
-          <w:lang w:val="zh_TW" w:bidi="zh_TW"/>
-        </w:rPr>
-        <w:t>；</w:t>
-      </w:r>
-      <w:hyperlink r:id="rId110">
-        <w:r>
-          <w:rPr>
-            <w:lang w:val="zh_TW" w:bidi="zh_TW"/>
-          </w:rPr>
-          <w:rPr>
-            <w:color w:val="0000EE"/>
-            <w:u w:val="single"/>
-          </w:rPr>
-          <w:t>耶21:6</w:t>
-        </w:r>
-      </w:hyperlink>
-      <w:r>
-        <w:rPr>
-          <w:lang w:val="zh_TW" w:bidi="zh_TW"/>
-        </w:rPr>
-        <w:t>；</w:t>
-      </w:r>
-      <w:hyperlink r:id="rId111">
-        <w:r>
-          <w:rPr>
-            <w:lang w:val="zh_TW" w:bidi="zh_TW"/>
-          </w:rPr>
-          <w:rPr>
-            <w:color w:val="0000EE"/>
-            <w:u w:val="single"/>
-          </w:rPr>
-          <w:t>亞8:10</w:t>
-        </w:r>
-      </w:hyperlink>
-      <w:r>
-        <w:rPr>
-          <w:lang w:val="zh_TW" w:bidi="zh_TW"/>
-        </w:rPr>
-        <w:t>）。</w:t>
+          <w:b/>
+          <w:lang w:val="zh_TW" w:bidi="zh_TW"/>
+        </w:rPr>
+        <w:t>運氣</w:t>
+      </w:r>
+      <w:r>
+        <w:rPr>
+          <w:lang w:val="zh_TW" w:bidi="zh_TW"/>
+        </w:rPr>
+        <w:t>：也有人相信有「福氣」或「運氣」。但運氣不是一個有位格的存有，所以算命的人試圖去理解它，有些人甚至造出「幸運女神（lady luck）」之類的觀念（把運氣想成一位用法術掌控事件的女子）。</w:t>
       </w:r>
     </w:p>
     <w:p>
@@ -2781,99 +2485,16 @@
       </w:r>
       <w:r>
         <w:rPr>
-          <w:lang w:val="zh_TW" w:bidi="zh_TW"/>
-        </w:rPr>
-        <w:t>野生或肉食性動物（例：</w:t>
-      </w:r>
-      <w:hyperlink r:id="rId112">
-        <w:r>
-          <w:rPr>
-            <w:lang w:val="zh_TW" w:bidi="zh_TW"/>
-          </w:rPr>
-          <w:rPr>
-            <w:color w:val="0000EE"/>
-            <w:u w:val="single"/>
-          </w:rPr>
-          <w:t>創37:20</w:t>
-        </w:r>
-      </w:hyperlink>
-      <w:r>
-        <w:rPr>
-          <w:lang w:val="zh_TW" w:bidi="zh_TW"/>
-        </w:rPr>
-        <w:t>；</w:t>
-      </w:r>
-      <w:hyperlink r:id="rId113">
-        <w:r>
-          <w:rPr>
-            <w:lang w:val="zh_TW" w:bidi="zh_TW"/>
-          </w:rPr>
-          <w:rPr>
-            <w:color w:val="0000EE"/>
-            <w:u w:val="single"/>
-          </w:rPr>
-          <w:t>出23:11</w:t>
-        </w:r>
-      </w:hyperlink>
-      <w:r>
-        <w:rPr>
-          <w:lang w:val="zh_TW" w:bidi="zh_TW"/>
-        </w:rPr>
-        <w:t>；</w:t>
-      </w:r>
-      <w:hyperlink r:id="rId114">
-        <w:r>
-          <w:rPr>
-            <w:lang w:val="zh_TW" w:bidi="zh_TW"/>
-          </w:rPr>
-          <w:rPr>
-            <w:color w:val="0000EE"/>
-            <w:u w:val="single"/>
-          </w:rPr>
-          <w:t>申28:26</w:t>
-        </w:r>
-      </w:hyperlink>
-      <w:r>
-        <w:rPr>
-          <w:lang w:val="zh_TW" w:bidi="zh_TW"/>
-        </w:rPr>
-        <w:t>；</w:t>
-      </w:r>
-      <w:hyperlink r:id="rId115">
-        <w:r>
-          <w:rPr>
-            <w:lang w:val="zh_TW" w:bidi="zh_TW"/>
-          </w:rPr>
-          <w:rPr>
-            <w:color w:val="0000EE"/>
-            <w:u w:val="single"/>
-          </w:rPr>
-          <w:t>撒上17:44</w:t>
-        </w:r>
-      </w:hyperlink>
-      <w:r>
-        <w:rPr>
-          <w:lang w:val="zh_TW" w:bidi="zh_TW"/>
-        </w:rPr>
-        <w:t>；</w:t>
-      </w:r>
-      <w:hyperlink r:id="rId116">
-        <w:r>
-          <w:rPr>
-            <w:lang w:val="zh_TW" w:bidi="zh_TW"/>
-          </w:rPr>
-          <w:rPr>
-            <w:color w:val="0000EE"/>
-            <w:u w:val="single"/>
-          </w:rPr>
-          <w:t>結14:15</w:t>
-        </w:r>
-      </w:hyperlink>
-      <w:r>
-        <w:rPr>
-          <w:lang w:val="zh_TW" w:bidi="zh_TW"/>
-        </w:rPr>
-        <w:t>）。</w:t>
+          <w:b/>
+          <w:lang w:val="zh_TW" w:bidi="zh_TW"/>
+        </w:rPr>
+        <w:t>巧合</w:t>
+      </w:r>
+      <w:r>
+        <w:rPr>
+          <w:lang w:val="zh_TW" w:bidi="zh_TW"/>
+        </w:rPr>
+        <w:t>：有人把偶然發現好事的功勞歸給自己。這忽略了神的作為，也沒有獻上感謝。</w:t>
       </w:r>
     </w:p>
     <w:p>
@@ -2889,111 +2510,144 @@
       </w:r>
       <w:r>
         <w:rPr>
-          <w:lang w:val="zh_TW" w:bidi="zh_TW"/>
-        </w:rPr>
-        <w:t>當「獸」以比喻的情況出現時，主要出現在但以理書和啟示錄。在但以理書（特別是</w:t>
-      </w:r>
-      <w:hyperlink r:id="rId117">
-        <w:r>
-          <w:rPr>
-            <w:lang w:val="zh_TW" w:bidi="zh_TW"/>
-          </w:rPr>
-          <w:rPr>
-            <w:color w:val="0000EE"/>
-            <w:u w:val="single"/>
-          </w:rPr>
-          <w:t>第7章</w:t>
-        </w:r>
-      </w:hyperlink>
-      <w:r>
-        <w:rPr>
-          <w:lang w:val="zh_TW" w:bidi="zh_TW"/>
-        </w:rPr>
-        <w:t>），「獸」象徵一位迫害並壓迫神子民的世界君王。在啟示錄中，使徒約翰將這個概念延伸，用來描述歷史終末時期對神子民的最終逼迫。約翰所說的「獸」，與他在較早期的書信中提到的「敵基督」（</w:t>
-      </w:r>
-      <w:hyperlink r:id="rId118">
-        <w:r>
-          <w:rPr>
-            <w:lang w:val="zh_TW" w:bidi="zh_TW"/>
-          </w:rPr>
-          <w:rPr>
-            <w:color w:val="0000EE"/>
-            <w:u w:val="single"/>
-          </w:rPr>
-          <w:t>約一2:18、22</w:t>
-        </w:r>
-      </w:hyperlink>
-      <w:r>
-        <w:rPr>
-          <w:lang w:val="zh_TW" w:bidi="zh_TW"/>
-        </w:rPr>
-        <w:t>；</w:t>
-      </w:r>
-      <w:hyperlink r:id="rId119">
-        <w:r>
-          <w:rPr>
-            <w:lang w:val="zh_TW" w:bidi="zh_TW"/>
-          </w:rPr>
-          <w:rPr>
-            <w:color w:val="0000EE"/>
-            <w:u w:val="single"/>
-          </w:rPr>
-          <w:t>4:3</w:t>
-        </w:r>
-      </w:hyperlink>
-      <w:r>
-        <w:rPr>
-          <w:lang w:val="zh_TW" w:bidi="zh_TW"/>
-        </w:rPr>
-        <w:t>；</w:t>
-      </w:r>
-      <w:hyperlink r:id="rId120">
-        <w:r>
-          <w:rPr>
-            <w:lang w:val="zh_TW" w:bidi="zh_TW"/>
-          </w:rPr>
-          <w:rPr>
-            <w:color w:val="0000EE"/>
-            <w:u w:val="single"/>
-          </w:rPr>
-          <w:t>約二1:7</w:t>
-        </w:r>
-      </w:hyperlink>
-      <w:r>
-        <w:rPr>
-          <w:lang w:val="zh_TW" w:bidi="zh_TW"/>
-        </w:rPr>
-        <w:t>）以及保羅所說的「</w:t>
-      </w:r>
-      <w:r>
-        <w:rPr>
-          <w:lang w:val="zh_TW" w:bidi="zh_TW"/>
-        </w:rPr>
-        <w:t>那大罪人</w:t>
-      </w:r>
-      <w:r>
-        <w:rPr>
-          <w:lang w:val="zh_TW" w:bidi="zh_TW"/>
-        </w:rPr>
-        <w:t>」（</w:t>
-      </w:r>
-      <w:hyperlink r:id="rId121">
-        <w:r>
-          <w:rPr>
-            <w:lang w:val="zh_TW" w:bidi="zh_TW"/>
-          </w:rPr>
-          <w:rPr>
-            <w:color w:val="0000EE"/>
-            <w:u w:val="single"/>
-          </w:rPr>
-          <w:t>帖後2:3</w:t>
-        </w:r>
-      </w:hyperlink>
-      <w:r>
-        <w:rPr>
-          <w:lang w:val="zh_TW" w:bidi="zh_TW"/>
-        </w:rPr>
-        <w:t>）。許多解經家都認為，這三個稱呼是指向同一個人物。</w:t>
+          <w:b/>
+          <w:lang w:val="zh_TW" w:bidi="zh_TW"/>
+        </w:rPr>
+        <w:t>歷史</w:t>
+      </w:r>
+      <w:r>
+        <w:rPr>
+          <w:lang w:val="zh_TW" w:bidi="zh_TW"/>
+        </w:rPr>
+        <w:t>：有些群體相信歷史支持他們的觀念。例如：</w:t>
+      </w:r>
+    </w:p>
+    <w:p>
+      <w:pPr>
+        <w:pStyle w:val="ListBullet"/>
+        <w:spacing w:line="240" w:lineRule="auto"/>
+        <w:ind w:left="1440"/>
+      </w:pPr>
+      <w:r>
+        <w:rPr>
+          <w:lang w:val="zh_TW" w:bidi="zh_TW"/>
+        </w:rPr>
+      </w:r>
+      <w:r>
+        <w:rPr>
+          <w:lang w:val="zh_TW" w:bidi="zh_TW"/>
+        </w:rPr>
+        <w:t>馬克思主義的支持者（跟從馬克思〔Karl Marx〕思想的人）曾說：「歷史站在我們這邊。」他們相信未來的事件必然會導向一個由共產主義統治的世界。</w:t>
+      </w:r>
+    </w:p>
+    <w:p>
+      <w:pPr>
+        <w:pStyle w:val="ListBullet"/>
+        <w:spacing w:line="240" w:lineRule="auto"/>
+        <w:ind w:left="1440"/>
+      </w:pPr>
+      <w:r>
+        <w:rPr>
+          <w:lang w:val="zh_TW" w:bidi="zh_TW"/>
+        </w:rPr>
+      </w:r>
+      <w:r>
+        <w:rPr>
+          <w:lang w:val="zh_TW" w:bidi="zh_TW"/>
+        </w:rPr>
+        <w:t>一些美國領袖相信「昭昭天命（Manifest Destiny）」。這種觀念宣稱，美國注定要在其所在的地區，甚至在全世界成為最強大的國家。</w:t>
+      </w:r>
+    </w:p>
+    <w:p>
+      <w:pPr>
+        <w:pStyle w:val="ListNumber"/>
+        <w:numPr>
+          <w:ilvl w:val="0"/>
+          <w:numId w:val="15"/>
+        </w:numPr>
+        <w:spacing w:line="240" w:lineRule="auto"/>
+        <w:ind w:left="720"/>
+      </w:pPr>
+      <w:r>
+        <w:rPr>
+          <w:lang w:val="zh_TW" w:bidi="zh_TW"/>
+        </w:rPr>
+      </w:r>
+      <w:r>
+        <w:rPr>
+          <w:b/>
+          <w:lang w:val="zh_TW" w:bidi="zh_TW"/>
+        </w:rPr>
+        <w:t>進步</w:t>
+      </w:r>
+      <w:r>
+        <w:rPr>
+          <w:lang w:val="zh_TW" w:bidi="zh_TW"/>
+        </w:rPr>
+        <w:t>：科學、技術、教育、社會的發展，使有些人將「進步」看作一股偉大的力量。某種程度上，這等於將攝理看成進步本身，卻把榮耀從神那裡奪去。</w:t>
+      </w:r>
+    </w:p>
+    <w:p>
+      <w:pPr>
+        <w:pStyle w:val="ListNumber"/>
+        <w:spacing w:line="240" w:lineRule="auto"/>
+        <w:ind w:left="720"/>
+      </w:pPr>
+      <w:r>
+        <w:rPr>
+          <w:lang w:val="zh_TW" w:bidi="zh_TW"/>
+        </w:rPr>
+      </w:r>
+      <w:r>
+        <w:rPr>
+          <w:b/>
+          <w:lang w:val="zh_TW" w:bidi="zh_TW"/>
+        </w:rPr>
+        <w:t>自然</w:t>
+      </w:r>
+      <w:r>
+        <w:rPr>
+          <w:lang w:val="zh_TW" w:bidi="zh_TW"/>
+        </w:rPr>
+        <w:t>：有些人物，例如愛默生（Ralph Waldo Emerson）和梭羅（Henry David Thoreau），將攝理歸於自然。但自然本身並不看顧人。</w:t>
+      </w:r>
+    </w:p>
+    <w:p>
+      <w:pPr>
+        <w:pStyle w:val="ListNumber"/>
+        <w:spacing w:line="240" w:lineRule="auto"/>
+        <w:ind w:left="720"/>
+      </w:pPr>
+      <w:r>
+        <w:rPr>
+          <w:lang w:val="zh_TW" w:bidi="zh_TW"/>
+        </w:rPr>
+      </w:r>
+      <w:r>
+        <w:rPr>
+          <w:b/>
+          <w:lang w:val="zh_TW" w:bidi="zh_TW"/>
+        </w:rPr>
+        <w:t>自然選擇</w:t>
+      </w:r>
+      <w:r>
+        <w:rPr>
+          <w:lang w:val="zh_TW" w:bidi="zh_TW"/>
+        </w:rPr>
+        <w:t>：達爾文那本關於生物進化的經典著作</w:t>
+      </w:r>
+      <w:r>
+        <w:rPr>
+          <w:i/>
+          <w:lang w:val="zh_TW" w:bidi="zh_TW"/>
+        </w:rPr>
+        <w:t>物種起源（The Origin of the Species）</w:t>
+      </w:r>
+      <w:r>
+        <w:rPr>
+          <w:lang w:val="zh_TW" w:bidi="zh_TW"/>
+        </w:rPr>
+        <w:t>，使「自然選擇」這個觀念普及起來。有些人認為，「自然選擇」背後的那股力量變得比神的攝理更重要。「適者生存」的想法使人變得不再需要攝理。</w:t>
       </w:r>
     </w:p>
     <w:p>
@@ -3005,52 +2659,224 @@
       </w:r>
       <w:r>
         <w:rPr>
+          <w:lang w:val="zh_TW" w:bidi="zh_TW"/>
+        </w:rPr>
+        <w:t>這些觀點不可能同時都是真的。它們也不能滿足那些尋求一種能回應自己獨特需要之攝理的人。只有基督教關於攝理的教義能做到這一點。</w:t>
+      </w:r>
+    </w:p>
+    <w:p>
+      <w:pPr>
+        <w:pStyle w:val="Heading3"/>
+      </w:pPr>
+      <w:r>
+        <w:rPr>
+          <w:lang w:val="zh_TW" w:bidi="zh_TW"/>
+        </w:rPr>
+        <w:t>攝理的聖經意義</w:t>
+      </w:r>
+    </w:p>
+    <w:p>
+      <w:pPr/>
+      <w:r>
+        <w:rPr>
+          <w:lang w:val="zh_TW" w:bidi="zh_TW"/>
+        </w:rPr>
+      </w:r>
+      <w:r>
+        <w:rPr>
+          <w:lang w:val="zh_TW" w:bidi="zh_TW"/>
+        </w:rPr>
+        <w:t>攝理是神為人的需要所施行的幫助。</w:t>
+      </w:r>
+    </w:p>
+    <w:p>
+      <w:pPr/>
+      <w:r>
+        <w:rPr>
+          <w:lang w:val="zh_TW" w:bidi="zh_TW"/>
+        </w:rPr>
+      </w:r>
+      <w:r>
+        <w:rPr>
+          <w:lang w:val="zh_TW" w:bidi="zh_TW"/>
+        </w:rPr>
+        <w:t>亞伯拉罕在信心上的考驗是一個經典例子。神吩咐他將兒子獻上為祭——但那是他不能失去的禮物。亞伯拉罕十分掙扎去做這個決定，他不想失去兒子，也不想失去與神的情誼。當以撒問到獻祭的羊羔在哪裡時，亞伯拉罕回答說：「我兒，神必自己預備作燔祭的羊羔。」（</w:t>
+      </w:r>
+      <w:hyperlink r:id="rId87">
+        <w:r>
+          <w:rPr>
+            <w:lang w:val="zh_TW" w:bidi="zh_TW"/>
+          </w:rPr>
+          <w:rPr>
+            <w:color w:val="0000EE"/>
+            <w:u w:val="single"/>
+          </w:rPr>
+          <w:t>創22:8</w:t>
+        </w:r>
+      </w:hyperlink>
+      <w:r>
+        <w:rPr>
+          <w:lang w:val="zh_TW" w:bidi="zh_TW"/>
+        </w:rPr>
+        <w:t>）。神果然預備了合宜的祭物，就是「兩角扣在稠密的小樹中」的一隻公羊（</w:t>
+      </w:r>
+      <w:hyperlink r:id="rId88">
+        <w:r>
+          <w:rPr>
+            <w:lang w:val="zh_TW" w:bidi="zh_TW"/>
+          </w:rPr>
+          <w:rPr>
+            <w:color w:val="0000EE"/>
+            <w:u w:val="single"/>
+          </w:rPr>
+          <w:t>創22:13</w:t>
+        </w:r>
+      </w:hyperlink>
+      <w:r>
+        <w:rPr>
+          <w:lang w:val="zh_TW" w:bidi="zh_TW"/>
+        </w:rPr>
+        <w:t>）。</w:t>
+      </w:r>
+    </w:p>
+    <w:p>
+      <w:pPr/>
+      <w:r>
+        <w:rPr>
+          <w:lang w:val="zh_TW" w:bidi="zh_TW"/>
+        </w:rPr>
+      </w:r>
+      <w:r>
+        <w:rPr>
+          <w:lang w:val="zh_TW" w:bidi="zh_TW"/>
+        </w:rPr>
+        <w:t>「攝理」這個詞語的意思是「預先看見」，並且為那處境採取行動。所以亞伯拉罕相信，神特意在獻祭的地方預備了那隻公羊，讓他可以拿來獻上。「供應」和「攝理」都與「預備」這個詞語有關。不過，「攝理」後來就用來表示神的供應。</w:t>
+      </w:r>
+    </w:p>
+    <w:p>
+      <w:pPr/>
+      <w:r>
+        <w:rPr>
+          <w:lang w:val="zh_TW" w:bidi="zh_TW"/>
+        </w:rPr>
+      </w:r>
+      <w:r>
+        <w:rPr>
+          <w:lang w:val="zh_TW" w:bidi="zh_TW"/>
+        </w:rPr>
+        <w:t>在新約聖經裡，保羅稱讚腓立比信徒支持他的宣教工作。他深信神的攝理也必扶助他們：「我的神必照他榮耀的豐富，在基督耶穌裡，使你們一切所需用的都充足。」（</w:t>
+      </w:r>
+      <w:hyperlink r:id="rId89">
+        <w:r>
+          <w:rPr>
+            <w:lang w:val="zh_TW" w:bidi="zh_TW"/>
+          </w:rPr>
+          <w:rPr>
+            <w:color w:val="0000EE"/>
+            <w:u w:val="single"/>
+          </w:rPr>
+          <w:t>腓4:19</w:t>
+        </w:r>
+      </w:hyperlink>
+      <w:r>
+        <w:rPr>
+          <w:lang w:val="zh_TW" w:bidi="zh_TW"/>
+        </w:rPr>
+        <w:t>）。耶穌的獻祭也證實神的攝理。神曾要亞伯拉罕獻上兒子，卻沒有收下那祭。二千年之後，祂將自己的兒子獻為祭。神的性情就是預先看見人的需要，並且為人預備。</w:t>
+      </w:r>
+    </w:p>
+    <w:p>
+      <w:pPr>
+        <w:pStyle w:val="Heading3"/>
+      </w:pPr>
+      <w:r>
+        <w:rPr>
+          <w:lang w:val="zh_TW" w:bidi="zh_TW"/>
+        </w:rPr>
+        <w:t>攝理與神的本質</w:t>
+      </w:r>
+    </w:p>
+    <w:p>
+      <w:pPr/>
+      <w:r>
+        <w:rPr>
+          <w:lang w:val="zh_TW" w:bidi="zh_TW"/>
+        </w:rPr>
+      </w:r>
+      <w:r>
+        <w:rPr>
+          <w:lang w:val="zh_TW" w:bidi="zh_TW"/>
+        </w:rPr>
+        <w:t>保羅對腓立比信徒說完那句話之後（「我的神必照他榮耀的豐富」——</w:t>
+      </w:r>
+      <w:hyperlink r:id="rId89">
+        <w:r>
+          <w:rPr>
+            <w:lang w:val="zh_TW" w:bidi="zh_TW"/>
+          </w:rPr>
+          <w:rPr>
+            <w:color w:val="0000EE"/>
+            <w:u w:val="single"/>
+          </w:rPr>
+          <w:t>腓4:19</w:t>
+        </w:r>
+      </w:hyperlink>
+      <w:r>
+        <w:rPr>
+          <w:lang w:val="zh_TW" w:bidi="zh_TW"/>
+        </w:rPr>
+        <w:t>），他就向「我們的父神」獻上頌讚（</w:t>
+      </w:r>
+      <w:hyperlink r:id="rId90">
+        <w:r>
+          <w:rPr>
+            <w:lang w:val="zh_TW" w:bidi="zh_TW"/>
+          </w:rPr>
+          <w:rPr>
+            <w:color w:val="0000EE"/>
+            <w:u w:val="single"/>
+          </w:rPr>
+          <w:t>20</w:t>
+        </w:r>
+      </w:hyperlink>
+      <w:r>
+        <w:rPr>
+          <w:lang w:val="zh_TW" w:bidi="zh_TW"/>
+        </w:rPr>
+        <w:t>節）。攝理就像是父親的供應與引導。神是我們的父，而祂的攝理就是這父親身分的表現。父親會給兒女機會，卻不奪去他們的自由；父親也藉著看顧來帶領兒女。攝理自然地出於神慈父的性情。</w:t>
+      </w:r>
+    </w:p>
+    <w:p>
+      <w:pPr/>
+      <w:r>
+        <w:rPr>
+          <w:lang w:val="zh_TW" w:bidi="zh_TW"/>
+        </w:rPr>
+      </w:r>
+      <w:r>
+        <w:rPr>
           <w:i/>
           <w:lang w:val="zh_TW" w:bidi="zh_TW"/>
         </w:rPr>
-        <w:t>見</w:t>
-      </w:r>
-      <w:r>
-        <w:rPr>
-          <w:lang w:val="zh_TW" w:bidi="zh_TW"/>
-        </w:rPr>
-        <w:t>敵基督</w:t>
-      </w:r>
-      <w:r>
-        <w:rPr>
-          <w:lang w:val="zh_TW" w:bidi="zh_TW"/>
-        </w:rPr>
-        <w:t>、</w:t>
-      </w:r>
-      <w:r>
-        <w:rPr>
-          <w:lang w:val="zh_TW" w:bidi="zh_TW"/>
-        </w:rPr>
-        <w:t>哈米吉多頓</w:t>
-      </w:r>
-      <w:r>
-        <w:rPr>
-          <w:lang w:val="zh_TW" w:bidi="zh_TW"/>
-        </w:rPr>
-        <w:t>、</w:t>
-      </w:r>
-      <w:r>
-        <w:rPr>
-          <w:lang w:val="zh_TW" w:bidi="zh_TW"/>
-        </w:rPr>
-        <w:t>獸印</w:t>
-      </w:r>
-      <w:r>
-        <w:rPr>
-          <w:lang w:val="zh_TW" w:bidi="zh_TW"/>
-        </w:rPr>
-        <w:t>及</w:t>
-      </w:r>
-      <w:r>
-        <w:rPr>
-          <w:lang w:val="zh_TW" w:bidi="zh_TW"/>
-        </w:rPr>
-        <w:t>啟示錄</w:t>
+        <w:t xml:space="preserve">另見 </w:t>
+      </w:r>
+      <w:r>
+        <w:rPr>
+          <w:lang w:val="zh_TW" w:bidi="zh_TW"/>
+        </w:rPr>
+        <w:t>預定</w:t>
+      </w:r>
+      <w:r>
+        <w:rPr>
+          <w:lang w:val="zh_TW" w:bidi="zh_TW"/>
+        </w:rPr>
+        <w:t>；</w:t>
+      </w:r>
+      <w:r>
+        <w:rPr>
+          <w:lang w:val="zh_TW" w:bidi="zh_TW"/>
+        </w:rPr>
+        <w:t>神的存在與屬性</w:t>
       </w:r>
       <w:r>
         <w:rPr>
@@ -4960,6 +4786,12 @@
     <w:abstractNumId w:val="11"/>
   </w:num>
   <w:num w:numId="14">
+    <w:abstractNumId w:val="3"/>
+    <w:lvlOverride w:ilvl="0">
+      <w:startOverride w:val="1"/>
+    </w:lvlOverride>
+  </w:num>
+  <w:num w:numId="15">
     <w:abstractNumId w:val="3"/>
     <w:lvlOverride w:ilvl="0">
       <w:startOverride w:val="1"/>

--- a/zht/docx/149.content.docx
+++ b/zht/docx/149.content.docx
@@ -149,7 +149,7 @@
         <w:rPr>
           <w:lang w:val="zh_TW" w:bidi="zh_TW"/>
         </w:rPr>
-        <w:t>she</w:t>
+        <w:t>sha</w:t>
       </w:r>
       <w:r>
         <w:rPr>
@@ -212,12 +212,35 @@
         <w:rPr>
           <w:lang w:val="zh_TW" w:bidi="zh_TW"/>
         </w:rPr>
-        <w:t>蛇</w:t>
-      </w:r>
-      <w:r>
-        <w:rPr>
-          <w:lang w:val="zh_TW" w:bidi="zh_TW"/>
-        </w:rPr>
+        <w:t>沙拉</w:t>
+      </w:r>
+      <w:r>
+        <w:rPr>
+          <w:lang w:val="zh_TW" w:bidi="zh_TW"/>
+        </w:rPr>
+      </w:r>
+    </w:p>
+    <w:p>
+      <w:pPr>
+        <w:pStyle w:val="Heading2"/>
+      </w:pPr>
+      <w:r>
+        <w:rPr>
+          <w:lang w:val="zh_TW" w:bidi="zh_TW"/>
+        </w:rPr>
+        <w:t>沙拉（</w:t>
+      </w:r>
+      <w:r>
+        <w:rPr>
+          <w:lang w:val="zh_TW" w:bidi="zh_TW"/>
+        </w:rPr>
+        <w:t>Salah</w:t>
+      </w:r>
+      <w:r>
+        <w:rPr>
+          <w:lang w:val="zh_TW" w:bidi="zh_TW"/>
+        </w:rPr>
+        <w:t>）</w:t>
       </w:r>
     </w:p>
     <w:p>
@@ -231,7 +254,7 @@
         <w:rPr>
           <w:lang w:val="zh_TW" w:bidi="zh_TW"/>
         </w:rPr>
-        <w:t>蛇或海怪。聖經中使用不同的詞語來描述蛇或蛇類。蛇或蛇類是爬行動物，是以牠們能夠咬人並注射毒液而為人熟知。聖經提及的特定蛇類包括虺蛇（</w:t>
+        <w:t>在</w:t>
       </w:r>
       <w:hyperlink r:id="rId13">
         <w:r>
@@ -242,14 +265,14 @@
             <w:color w:val="0000EE"/>
             <w:u w:val="single"/>
           </w:rPr>
-          <w:t>賽11:8</w:t>
+          <w:t>創世記十章24節</w:t>
         </w:r>
       </w:hyperlink>
       <w:r>
         <w:rPr>
           <w:lang w:val="zh_TW" w:bidi="zh_TW"/>
         </w:rPr>
-        <w:t>）和毒蛇（</w:t>
+        <w:t>和</w:t>
       </w:r>
       <w:hyperlink r:id="rId14">
         <w:r>
@@ -260,68 +283,43 @@
             <w:color w:val="0000EE"/>
             <w:u w:val="single"/>
           </w:rPr>
-          <w:t>徒28:3</w:t>
+          <w:t>十一章12至15節</w:t>
         </w:r>
       </w:hyperlink>
       <w:r>
         <w:rPr>
           <w:lang w:val="zh_TW" w:bidi="zh_TW"/>
         </w:rPr>
-        <w:t>）。「蛇」這個術語也可以用來描述在</w:t>
-      </w:r>
-      <w:hyperlink r:id="rId15">
-        <w:r>
-          <w:rPr>
-            <w:lang w:val="zh_TW" w:bidi="zh_TW"/>
-          </w:rPr>
-          <w:rPr>
-            <w:color w:val="0000EE"/>
-            <w:u w:val="single"/>
-          </w:rPr>
-          <w:t>約伯記二十六章13節</w:t>
-        </w:r>
-      </w:hyperlink>
-      <w:r>
-        <w:rPr>
-          <w:lang w:val="zh_TW" w:bidi="zh_TW"/>
-        </w:rPr>
-        <w:t>、</w:t>
-      </w:r>
-      <w:hyperlink r:id="rId16">
-        <w:r>
-          <w:rPr>
-            <w:lang w:val="zh_TW" w:bidi="zh_TW"/>
-          </w:rPr>
-          <w:rPr>
-            <w:color w:val="0000EE"/>
-            <w:u w:val="single"/>
-          </w:rPr>
-          <w:t>以賽亞書二十七章1節</w:t>
-        </w:r>
-      </w:hyperlink>
-      <w:r>
-        <w:rPr>
-          <w:lang w:val="zh_TW" w:bidi="zh_TW"/>
-        </w:rPr>
-        <w:t>和</w:t>
-      </w:r>
-      <w:hyperlink r:id="rId17">
-        <w:r>
-          <w:rPr>
-            <w:lang w:val="zh_TW" w:bidi="zh_TW"/>
-          </w:rPr>
-          <w:rPr>
-            <w:color w:val="0000EE"/>
-            <w:u w:val="single"/>
-          </w:rPr>
-          <w:t>阿摩司書九章3節</w:t>
-        </w:r>
-      </w:hyperlink>
-      <w:r>
-        <w:rPr>
-          <w:lang w:val="zh_TW" w:bidi="zh_TW"/>
-        </w:rPr>
-        <w:t>中提到的巨大海蛇。</w:t>
+        <w:t>中，這是沙拉（Shelah）——希伯的父親——在某些譯本中的拼寫形式。</w:t>
+      </w:r>
+      <w:r>
+        <w:rPr>
+          <w:i/>
+          <w:lang w:val="zh_TW" w:bidi="zh_TW"/>
+        </w:rPr>
+        <w:t>見</w:t>
+      </w:r>
+      <w:r>
+        <w:rPr>
+          <w:lang w:val="zh_TW" w:bidi="zh_TW"/>
+        </w:rPr>
+        <w:t>沙拉 #1</w:t>
+      </w:r>
+      <w:r>
+        <w:rPr>
+          <w:lang w:val="zh_TW" w:bidi="zh_TW"/>
+        </w:rPr>
+        <w:t>。</w:t>
+      </w:r>
+      <w:r>
+        <w:rPr>
+          <w:lang w:val="zh_TW" w:bidi="zh_TW"/>
+        </w:rPr>
+      </w:r>
+      <w:r>
+        <w:rPr>
+          <w:lang w:val="zh_TW" w:bidi="zh_TW"/>
+        </w:rPr>
       </w:r>
     </w:p>
     <w:p>
@@ -331,429 +329,8 @@
           <w:lang w:val="zh_TW" w:bidi="zh_TW"/>
         </w:rPr>
       </w:r>
-      <w:r>
-        <w:rPr>
-          <w:lang w:val="zh_TW" w:bidi="zh_TW"/>
-        </w:rPr>
-        <w:t>在</w:t>
-      </w:r>
-      <w:hyperlink r:id="rId18">
-        <w:r>
-          <w:rPr>
-            <w:lang w:val="zh_TW" w:bidi="zh_TW"/>
-          </w:rPr>
-          <w:rPr>
-            <w:color w:val="0000EE"/>
-            <w:u w:val="single"/>
-          </w:rPr>
-          <w:t>創世記三章1節</w:t>
-        </w:r>
-      </w:hyperlink>
-      <w:r>
-        <w:rPr>
-          <w:lang w:val="zh_TW" w:bidi="zh_TW"/>
-        </w:rPr>
-        <w:t>，蛇引誘亞當和夏娃。牠是「耶和華神所造的，惟有蛇比田野一切的活物更狡猾」，因此，蛇被詛咒：「你必用肚子行走， 終身吃土」（</w:t>
-      </w:r>
-      <w:hyperlink r:id="rId19">
-        <w:r>
-          <w:rPr>
-            <w:lang w:val="zh_TW" w:bidi="zh_TW"/>
-          </w:rPr>
-          <w:rPr>
-            <w:color w:val="0000EE"/>
-            <w:u w:val="single"/>
-          </w:rPr>
-          <w:t>創3:14</w:t>
-        </w:r>
-      </w:hyperlink>
-      <w:r>
-        <w:rPr>
-          <w:lang w:val="zh_TW" w:bidi="zh_TW"/>
-        </w:rPr>
-        <w:t>）。</w:t>
-      </w:r>
-      <w:hyperlink r:id="rId20">
-        <w:r>
-          <w:rPr>
-            <w:lang w:val="zh_TW" w:bidi="zh_TW"/>
-          </w:rPr>
-          <w:rPr>
-            <w:color w:val="0000EE"/>
-            <w:u w:val="single"/>
-          </w:rPr>
-          <w:t>哥林多後書十一章3節</w:t>
-        </w:r>
-      </w:hyperlink>
-      <w:r>
-        <w:rPr>
-          <w:lang w:val="zh_TW" w:bidi="zh_TW"/>
-        </w:rPr>
-        <w:t>說蛇用詭詐欺騙了夏娃。</w:t>
-      </w:r>
-      <w:hyperlink r:id="rId21">
-        <w:r>
-          <w:rPr>
-            <w:lang w:val="zh_TW" w:bidi="zh_TW"/>
-          </w:rPr>
-          <w:rPr>
-            <w:color w:val="0000EE"/>
-            <w:u w:val="single"/>
-          </w:rPr>
-          <w:t>啟示錄十二章9節</w:t>
-        </w:r>
-      </w:hyperlink>
-      <w:r>
-        <w:rPr>
-          <w:lang w:val="zh_TW" w:bidi="zh_TW"/>
-        </w:rPr>
-        <w:t>稱蛇為：「名叫魔鬼，又叫撒但，是迷惑普天下的」（另見</w:t>
-      </w:r>
-      <w:hyperlink r:id="rId22">
-        <w:r>
-          <w:rPr>
-            <w:lang w:val="zh_TW" w:bidi="zh_TW"/>
-          </w:rPr>
-          <w:rPr>
-            <w:color w:val="0000EE"/>
-            <w:u w:val="single"/>
-          </w:rPr>
-          <w:t>啟12:14–15</w:t>
-        </w:r>
-      </w:hyperlink>
-      <w:r>
-        <w:rPr>
-          <w:lang w:val="zh_TW" w:bidi="zh_TW"/>
-        </w:rPr>
-        <w:t>，</w:t>
-      </w:r>
-      <w:hyperlink r:id="rId23">
-        <w:r>
-          <w:rPr>
-            <w:lang w:val="zh_TW" w:bidi="zh_TW"/>
-          </w:rPr>
-          <w:rPr>
-            <w:color w:val="0000EE"/>
-            <w:u w:val="single"/>
-          </w:rPr>
-          <w:t>20:2</w:t>
-        </w:r>
-      </w:hyperlink>
-      <w:r>
-        <w:rPr>
-          <w:lang w:val="zh_TW" w:bidi="zh_TW"/>
-        </w:rPr>
-        <w:t>）。</w:t>
-      </w:r>
     </w:p>
     <w:p>
-      <w:pPr/>
-      <w:r>
-        <w:rPr>
-          <w:lang w:val="zh_TW" w:bidi="zh_TW"/>
-        </w:rPr>
-      </w:r>
-      <w:r>
-        <w:rPr>
-          <w:lang w:val="zh_TW" w:bidi="zh_TW"/>
-        </w:rPr>
-        <w:t>聖經中對蛇的描述通常是比喻性的。牠們代表能以毒害人的能力（例如，</w:t>
-      </w:r>
-      <w:hyperlink r:id="rId24">
-        <w:r>
-          <w:rPr>
-            <w:lang w:val="zh_TW" w:bidi="zh_TW"/>
-          </w:rPr>
-          <w:rPr>
-            <w:color w:val="0000EE"/>
-            <w:u w:val="single"/>
-          </w:rPr>
-          <w:t>創49:17</w:t>
-        </w:r>
-      </w:hyperlink>
-      <w:r>
-        <w:rPr>
-          <w:lang w:val="zh_TW" w:bidi="zh_TW"/>
-        </w:rPr>
-        <w:t>；</w:t>
-      </w:r>
-      <w:hyperlink r:id="rId25">
-        <w:r>
-          <w:rPr>
-            <w:lang w:val="zh_TW" w:bidi="zh_TW"/>
-          </w:rPr>
-          <w:rPr>
-            <w:color w:val="0000EE"/>
-            <w:u w:val="single"/>
-          </w:rPr>
-          <w:t>傳10:8</w:t>
-        </w:r>
-      </w:hyperlink>
-      <w:r>
-        <w:rPr>
-          <w:lang w:val="zh_TW" w:bidi="zh_TW"/>
-        </w:rPr>
-        <w:t>、</w:t>
-      </w:r>
-      <w:hyperlink r:id="rId25">
-        <w:r>
-          <w:rPr>
-            <w:lang w:val="zh_TW" w:bidi="zh_TW"/>
-          </w:rPr>
-          <w:rPr>
-            <w:color w:val="0000EE"/>
-            <w:u w:val="single"/>
-          </w:rPr>
-          <w:t>11</w:t>
-        </w:r>
-      </w:hyperlink>
-      <w:r>
-        <w:rPr>
-          <w:lang w:val="zh_TW" w:bidi="zh_TW"/>
-        </w:rPr>
-        <w:t>；</w:t>
-      </w:r>
-      <w:hyperlink r:id="rId26">
-        <w:r>
-          <w:rPr>
-            <w:lang w:val="zh_TW" w:bidi="zh_TW"/>
-          </w:rPr>
-          <w:rPr>
-            <w:color w:val="0000EE"/>
-            <w:u w:val="single"/>
-          </w:rPr>
-          <w:t>賽14:29</w:t>
-        </w:r>
-      </w:hyperlink>
-      <w:r>
-        <w:rPr>
-          <w:lang w:val="zh_TW" w:bidi="zh_TW"/>
-        </w:rPr>
-        <w:t>；</w:t>
-      </w:r>
-      <w:hyperlink r:id="rId27">
-        <w:r>
-          <w:rPr>
-            <w:lang w:val="zh_TW" w:bidi="zh_TW"/>
-          </w:rPr>
-          <w:rPr>
-            <w:color w:val="0000EE"/>
-            <w:u w:val="single"/>
-          </w:rPr>
-          <w:t>摩5:19</w:t>
-        </w:r>
-      </w:hyperlink>
-      <w:r>
-        <w:rPr>
-          <w:lang w:val="zh_TW" w:bidi="zh_TW"/>
-        </w:rPr>
-        <w:t>；</w:t>
-      </w:r>
-      <w:hyperlink r:id="rId28">
-        <w:r>
-          <w:rPr>
-            <w:lang w:val="zh_TW" w:bidi="zh_TW"/>
-          </w:rPr>
-          <w:rPr>
-            <w:color w:val="0000EE"/>
-            <w:u w:val="single"/>
-          </w:rPr>
-          <w:t>啟9:19</w:t>
-        </w:r>
-      </w:hyperlink>
-      <w:r>
-        <w:rPr>
-          <w:lang w:val="zh_TW" w:bidi="zh_TW"/>
-        </w:rPr>
-        <w:t>）。在</w:t>
-      </w:r>
-      <w:hyperlink r:id="rId29">
-        <w:r>
-          <w:rPr>
-            <w:lang w:val="zh_TW" w:bidi="zh_TW"/>
-          </w:rPr>
-          <w:rPr>
-            <w:color w:val="0000EE"/>
-            <w:u w:val="single"/>
-          </w:rPr>
-          <w:t>詩篇五十八篇4至5節</w:t>
-        </w:r>
-      </w:hyperlink>
-      <w:r>
-        <w:rPr>
-          <w:lang w:val="zh_TW" w:bidi="zh_TW"/>
-        </w:rPr>
-        <w:t>中，惡人被比作蛇。</w:t>
-      </w:r>
-      <w:hyperlink r:id="rId30">
-        <w:r>
-          <w:rPr>
-            <w:lang w:val="zh_TW" w:bidi="zh_TW"/>
-          </w:rPr>
-          <w:rPr>
-            <w:color w:val="0000EE"/>
-            <w:u w:val="single"/>
-          </w:rPr>
-          <w:t>詩篇一四〇篇3節</w:t>
-        </w:r>
-      </w:hyperlink>
-      <w:r>
-        <w:rPr>
-          <w:lang w:val="zh_TW" w:bidi="zh_TW"/>
-        </w:rPr>
-        <w:t>描述人們的舌頭像蛇一樣尖利，他們的嘴唇有虺蛇的毒氣。</w:t>
-      </w:r>
-      <w:hyperlink r:id="rId31">
-        <w:r>
-          <w:rPr>
-            <w:lang w:val="zh_TW" w:bidi="zh_TW"/>
-          </w:rPr>
-          <w:rPr>
-            <w:color w:val="0000EE"/>
-            <w:u w:val="single"/>
-          </w:rPr>
-          <w:t>箴言二十三章32節</w:t>
-        </w:r>
-      </w:hyperlink>
-      <w:r>
-        <w:rPr>
-          <w:lang w:val="zh_TW" w:bidi="zh_TW"/>
-        </w:rPr>
-        <w:t>將烈酒比作蛇的咬傷，說它「咬你如蛇，刺你如毒蛇」。</w:t>
-      </w:r>
-      <w:hyperlink r:id="rId32">
-        <w:r>
-          <w:rPr>
-            <w:lang w:val="zh_TW" w:bidi="zh_TW"/>
-          </w:rPr>
-          <w:rPr>
-            <w:color w:val="0000EE"/>
-            <w:u w:val="single"/>
-          </w:rPr>
-          <w:t>耶利米書八章17節</w:t>
-        </w:r>
-      </w:hyperlink>
-      <w:r>
-        <w:rPr>
-          <w:lang w:val="zh_TW" w:bidi="zh_TW"/>
-        </w:rPr>
-        <w:t>描述以色列的敵人為「不服法術的， 必咬你們」。</w:t>
-      </w:r>
-    </w:p>
-    <w:p>
-      <w:pPr/>
-      <w:r>
-        <w:rPr>
-          <w:lang w:val="zh_TW" w:bidi="zh_TW"/>
-        </w:rPr>
-      </w:r>
-      <w:r>
-        <w:rPr>
-          <w:lang w:val="zh_TW" w:bidi="zh_TW"/>
-        </w:rPr>
-        <w:t>正面來說，蛇以其智慧著稱。耶穌勸告祂的門徒：「靈巧像蛇，馴良像鴿子」（</w:t>
-      </w:r>
-      <w:hyperlink r:id="rId33">
-        <w:r>
-          <w:rPr>
-            <w:lang w:val="zh_TW" w:bidi="zh_TW"/>
-          </w:rPr>
-          <w:rPr>
-            <w:color w:val="0000EE"/>
-            <w:u w:val="single"/>
-          </w:rPr>
-          <w:t>太10:16</w:t>
-        </w:r>
-      </w:hyperlink>
-      <w:r>
-        <w:rPr>
-          <w:lang w:val="zh_TW" w:bidi="zh_TW"/>
-        </w:rPr>
-        <w:t>）。然而，蛇的主要意象是負面的。它象徵欺騙。耶穌稱文士和法利賽人為：「蛇類、毒蛇之種」（</w:t>
-      </w:r>
-      <w:hyperlink r:id="rId34">
-        <w:r>
-          <w:rPr>
-            <w:lang w:val="zh_TW" w:bidi="zh_TW"/>
-          </w:rPr>
-          <w:rPr>
-            <w:color w:val="0000EE"/>
-            <w:u w:val="single"/>
-          </w:rPr>
-          <w:t>太23:33</w:t>
-        </w:r>
-      </w:hyperlink>
-      <w:r>
-        <w:rPr>
-          <w:lang w:val="zh_TW" w:bidi="zh_TW"/>
-        </w:rPr>
-        <w:t>）。施洗約翰也稱法利賽人和撒都該人為「毒蛇的種類」（</w:t>
-      </w:r>
-      <w:hyperlink r:id="rId35">
-        <w:r>
-          <w:rPr>
-            <w:lang w:val="zh_TW" w:bidi="zh_TW"/>
-          </w:rPr>
-          <w:rPr>
-            <w:color w:val="0000EE"/>
-            <w:u w:val="single"/>
-          </w:rPr>
-          <w:t>太3:7</w:t>
-        </w:r>
-      </w:hyperlink>
-      <w:r>
-        <w:rPr>
-          <w:lang w:val="zh_TW" w:bidi="zh_TW"/>
-        </w:rPr>
-        <w:t>）。</w:t>
-      </w:r>
-    </w:p>
-    <w:p>
-      <w:pPr/>
-      <w:r>
-        <w:rPr>
-          <w:lang w:val="zh_TW" w:bidi="zh_TW"/>
-        </w:rPr>
-      </w:r>
-      <w:r>
-        <w:rPr>
-          <w:i/>
-          <w:lang w:val="zh_TW" w:bidi="zh_TW"/>
-        </w:rPr>
-        <w:t>見</w:t>
-      </w:r>
-      <w:r>
-        <w:rPr>
-          <w:lang w:val="zh_TW" w:bidi="zh_TW"/>
-        </w:rPr>
-        <w:t>動物</w:t>
-      </w:r>
-      <w:r>
-        <w:rPr>
-          <w:lang w:val="zh_TW" w:bidi="zh_TW"/>
-        </w:rPr>
-        <w:t>。</w:t>
-      </w:r>
-      <w:r>
-        <w:rPr>
-          <w:lang w:val="zh_TW" w:bidi="zh_TW"/>
-        </w:rPr>
-      </w:r>
-      <w:r>
-        <w:rPr>
-          <w:lang w:val="zh_TW" w:bidi="zh_TW"/>
-        </w:rPr>
-      </w:r>
-    </w:p>
-    <w:p>
-      <w:pPr/>
-      <w:r>
-        <w:rPr>
-          <w:lang w:val="zh_TW" w:bidi="zh_TW"/>
-        </w:rPr>
-      </w:r>
-    </w:p>
-    <w:p>
       <w:pPr>
         <w:pStyle w:val="Heading2"/>
       </w:pPr>
@@ -761,1661 +338,12 @@
         <w:rPr>
           <w:lang w:val="zh_TW" w:bidi="zh_TW"/>
         </w:rPr>
-        <w:t>舍吉拿</w:t>
-      </w:r>
-      <w:r>
-        <w:rPr>
-          <w:lang w:val="zh_TW" w:bidi="zh_TW"/>
-        </w:rPr>
-      </w:r>
-    </w:p>
-    <w:p>
-      <w:pPr>
-        <w:pStyle w:val="Heading2"/>
-      </w:pPr>
-      <w:r>
-        <w:rPr>
-          <w:lang w:val="zh_TW" w:bidi="zh_TW"/>
-        </w:rPr>
-        <w:t>舍吉拿（</w:t>
-      </w:r>
-      <w:r>
-        <w:rPr>
-          <w:i/>
-          <w:lang w:val="zh_TW" w:bidi="zh_TW"/>
-        </w:rPr>
-        <w:t>Shekinah）</w:t>
-      </w:r>
-    </w:p>
-    <w:p>
-      <w:pPr/>
-      <w:r>
-        <w:rPr>
-          <w:lang w:val="zh_TW" w:bidi="zh_TW"/>
-        </w:rPr>
-      </w:r>
-      <w:r>
-        <w:rPr>
-          <w:lang w:val="zh_TW" w:bidi="zh_TW"/>
-        </w:rPr>
-        <w:t>這個詞的意思是「那同在的」或「那會同在的」。</w:t>
-      </w:r>
-      <w:r>
-        <w:rPr>
-          <w:i/>
-          <w:lang w:val="zh_TW" w:bidi="zh_TW"/>
-        </w:rPr>
-        <w:t>舍吉拿</w:t>
-      </w:r>
-      <w:r>
-        <w:rPr>
-          <w:lang w:val="zh_TW" w:bidi="zh_TW"/>
-        </w:rPr>
-        <w:t>是一個希伯來文詞語的音譯。這個詞透過名為「他爾根（Targums）」的古代猶太文獻以及拉比文獻的古代猶太著作，成為基督教教義的一部分。這些文本使用</w:t>
-      </w:r>
-      <w:r>
-        <w:rPr>
-          <w:i/>
-          <w:lang w:val="zh_TW" w:bidi="zh_TW"/>
-        </w:rPr>
-        <w:t>舍吉拿</w:t>
-      </w:r>
-      <w:r>
-        <w:rPr>
-          <w:lang w:val="zh_TW" w:bidi="zh_TW"/>
-        </w:rPr>
-        <w:t>來描述那位超越世界的神，是如何在世界之中同在的。</w:t>
-      </w:r>
-    </w:p>
-    <w:p>
-      <w:pPr>
-        <w:pStyle w:val="Heading3"/>
-      </w:pPr>
-      <w:r>
-        <w:rPr>
-          <w:lang w:val="zh_TW" w:bidi="zh_TW"/>
-        </w:rPr>
-        <w:t>舊約聖經中的舍吉拿</w:t>
-      </w:r>
-    </w:p>
-    <w:p>
-      <w:pPr/>
-      <w:r>
-        <w:rPr>
-          <w:lang w:val="zh_TW" w:bidi="zh_TW"/>
-        </w:rPr>
-      </w:r>
-      <w:r>
-        <w:rPr>
-          <w:lang w:val="zh_TW" w:bidi="zh_TW"/>
-        </w:rPr>
-        <w:t>「</w:t>
-      </w:r>
-      <w:r>
-        <w:rPr>
-          <w:i/>
-          <w:lang w:val="zh_TW" w:bidi="zh_TW"/>
-        </w:rPr>
-        <w:t>舍吉拿</w:t>
-      </w:r>
-      <w:r>
-        <w:rPr>
-          <w:lang w:val="zh_TW" w:bidi="zh_TW"/>
-        </w:rPr>
-        <w:t>」這個詞本身並沒有在聖經中出現，但這個概念源於舊約聖經中許多描述神住在祂子民中間的地方（</w:t>
-      </w:r>
-      <w:hyperlink r:id="rId36">
-        <w:r>
-          <w:rPr>
-            <w:lang w:val="zh_TW" w:bidi="zh_TW"/>
-          </w:rPr>
-          <w:rPr>
-            <w:color w:val="0000EE"/>
-            <w:u w:val="single"/>
-          </w:rPr>
-          <w:t>創9:27</w:t>
-        </w:r>
-      </w:hyperlink>
-      <w:r>
-        <w:rPr>
-          <w:lang w:val="zh_TW" w:bidi="zh_TW"/>
-        </w:rPr>
-        <w:t>；</w:t>
-      </w:r>
-      <w:hyperlink r:id="rId37">
-        <w:r>
-          <w:rPr>
-            <w:lang w:val="zh_TW" w:bidi="zh_TW"/>
-          </w:rPr>
-          <w:rPr>
-            <w:color w:val="0000EE"/>
-            <w:u w:val="single"/>
-          </w:rPr>
-          <w:t>出25:8</w:t>
-        </w:r>
-      </w:hyperlink>
-      <w:r>
-        <w:rPr>
-          <w:lang w:val="zh_TW" w:bidi="zh_TW"/>
-        </w:rPr>
-        <w:t>，</w:t>
-      </w:r>
-      <w:hyperlink r:id="rId38">
-        <w:r>
-          <w:rPr>
-            <w:lang w:val="zh_TW" w:bidi="zh_TW"/>
-          </w:rPr>
-          <w:rPr>
-            <w:color w:val="0000EE"/>
-            <w:u w:val="single"/>
-          </w:rPr>
-          <w:t>29:45–46</w:t>
-        </w:r>
-      </w:hyperlink>
-      <w:r>
-        <w:rPr>
-          <w:lang w:val="zh_TW" w:bidi="zh_TW"/>
-        </w:rPr>
-        <w:t>；</w:t>
-      </w:r>
-      <w:hyperlink r:id="rId39">
-        <w:r>
-          <w:rPr>
-            <w:lang w:val="zh_TW" w:bidi="zh_TW"/>
-          </w:rPr>
-          <w:rPr>
-            <w:color w:val="0000EE"/>
-            <w:u w:val="single"/>
-          </w:rPr>
-          <w:t>民5:3</w:t>
-        </w:r>
-      </w:hyperlink>
-      <w:r>
-        <w:rPr>
-          <w:lang w:val="zh_TW" w:bidi="zh_TW"/>
-        </w:rPr>
-        <w:t>；</w:t>
-      </w:r>
-      <w:hyperlink r:id="rId40">
-        <w:r>
-          <w:rPr>
-            <w:lang w:val="zh_TW" w:bidi="zh_TW"/>
-          </w:rPr>
-          <w:rPr>
-            <w:color w:val="0000EE"/>
-            <w:u w:val="single"/>
-          </w:rPr>
-          <w:t>王上6:13</w:t>
-        </w:r>
-      </w:hyperlink>
-      <w:r>
-        <w:rPr>
-          <w:lang w:val="zh_TW" w:bidi="zh_TW"/>
-        </w:rPr>
-        <w:t>；</w:t>
-      </w:r>
-      <w:hyperlink r:id="rId41">
-        <w:r>
-          <w:rPr>
-            <w:lang w:val="zh_TW" w:bidi="zh_TW"/>
-          </w:rPr>
-          <w:rPr>
-            <w:color w:val="0000EE"/>
-            <w:u w:val="single"/>
-          </w:rPr>
-          <w:t>詩68:16–18</w:t>
-        </w:r>
-      </w:hyperlink>
-      <w:r>
-        <w:rPr>
-          <w:lang w:val="zh_TW" w:bidi="zh_TW"/>
-        </w:rPr>
-        <w:t>，</w:t>
-      </w:r>
-      <w:hyperlink r:id="rId42">
-        <w:r>
-          <w:rPr>
-            <w:lang w:val="zh_TW" w:bidi="zh_TW"/>
-          </w:rPr>
-          <w:rPr>
-            <w:color w:val="0000EE"/>
-            <w:u w:val="single"/>
-          </w:rPr>
-          <w:t>74:2</w:t>
-        </w:r>
-      </w:hyperlink>
-      <w:r>
-        <w:rPr>
-          <w:lang w:val="zh_TW" w:bidi="zh_TW"/>
-        </w:rPr>
-        <w:t>；</w:t>
-      </w:r>
-      <w:hyperlink r:id="rId43">
-        <w:r>
-          <w:rPr>
-            <w:lang w:val="zh_TW" w:bidi="zh_TW"/>
-          </w:rPr>
-          <w:rPr>
-            <w:color w:val="0000EE"/>
-            <w:u w:val="single"/>
-          </w:rPr>
-          <w:t>賽8:18</w:t>
-        </w:r>
-      </w:hyperlink>
-      <w:r>
-        <w:rPr>
-          <w:lang w:val="zh_TW" w:bidi="zh_TW"/>
-        </w:rPr>
-        <w:t>；</w:t>
-      </w:r>
-      <w:hyperlink r:id="rId44">
-        <w:r>
-          <w:rPr>
-            <w:lang w:val="zh_TW" w:bidi="zh_TW"/>
-          </w:rPr>
-          <w:rPr>
-            <w:color w:val="0000EE"/>
-            <w:u w:val="single"/>
-          </w:rPr>
-          <w:t>結43:7–9</w:t>
-        </w:r>
-      </w:hyperlink>
-      <w:r>
-        <w:rPr>
-          <w:lang w:val="zh_TW" w:bidi="zh_TW"/>
-        </w:rPr>
-        <w:t>；</w:t>
-      </w:r>
-      <w:hyperlink r:id="rId45">
-        <w:r>
-          <w:rPr>
-            <w:lang w:val="zh_TW" w:bidi="zh_TW"/>
-          </w:rPr>
-          <w:rPr>
-            <w:color w:val="0000EE"/>
-            <w:u w:val="single"/>
-          </w:rPr>
-          <w:t>珥3:17</w:t>
-        </w:r>
-      </w:hyperlink>
-      <w:r>
-        <w:rPr>
-          <w:lang w:val="zh_TW" w:bidi="zh_TW"/>
-        </w:rPr>
-        <w:t>、</w:t>
-      </w:r>
-      <w:hyperlink r:id="rId45">
-        <w:r>
-          <w:rPr>
-            <w:lang w:val="zh_TW" w:bidi="zh_TW"/>
-          </w:rPr>
-          <w:rPr>
-            <w:color w:val="0000EE"/>
-            <w:u w:val="single"/>
-          </w:rPr>
-          <w:t>21</w:t>
-        </w:r>
-      </w:hyperlink>
-      <w:r>
-        <w:rPr>
-          <w:lang w:val="zh_TW" w:bidi="zh_TW"/>
-        </w:rPr>
-        <w:t>；</w:t>
-      </w:r>
-      <w:hyperlink r:id="rId46">
-        <w:r>
-          <w:rPr>
-            <w:lang w:val="zh_TW" w:bidi="zh_TW"/>
-          </w:rPr>
-          <w:rPr>
-            <w:color w:val="0000EE"/>
-            <w:u w:val="single"/>
-          </w:rPr>
-          <w:t>亞2:10–11</w:t>
-        </w:r>
-      </w:hyperlink>
-      <w:r>
-        <w:rPr>
-          <w:lang w:val="zh_TW" w:bidi="zh_TW"/>
-        </w:rPr>
-        <w:t>）。這些經文顯示，雖然神住在天上，但祂也與祂的子民一起住在地上。</w:t>
-      </w:r>
-    </w:p>
-    <w:p>
-      <w:pPr/>
-      <w:r>
-        <w:rPr>
-          <w:lang w:val="zh_TW" w:bidi="zh_TW"/>
-        </w:rPr>
-      </w:r>
-      <w:r>
-        <w:rPr>
-          <w:lang w:val="zh_TW" w:bidi="zh_TW"/>
-        </w:rPr>
-        <w:t>人們也使用「</w:t>
-      </w:r>
-      <w:r>
-        <w:rPr>
-          <w:i/>
-          <w:lang w:val="zh_TW" w:bidi="zh_TW"/>
-        </w:rPr>
-        <w:t>舍吉拿榮耀</w:t>
-      </w:r>
-      <w:r>
-        <w:rPr>
-          <w:lang w:val="zh_TW" w:bidi="zh_TW"/>
-        </w:rPr>
-        <w:t>（</w:t>
-      </w:r>
-      <w:r>
-        <w:rPr>
-          <w:i/>
-          <w:lang w:val="zh_TW" w:bidi="zh_TW"/>
-        </w:rPr>
-        <w:t>shekinah glory</w:t>
-      </w:r>
-      <w:r>
-        <w:rPr>
-          <w:lang w:val="zh_TW" w:bidi="zh_TW"/>
-        </w:rPr>
-        <w:t>）」這個詞來描述神是如何向以色列人顯現。那是神以肉眼可見的形式</w:t>
-      </w:r>
-      <w:r>
-        <w:rPr>
-          <w:lang w:val="zh_TW" w:bidi="zh_TW"/>
-        </w:rPr>
-        <w:t>——</w:t>
-      </w:r>
-      <w:r>
-        <w:rPr>
-          <w:lang w:val="zh_TW" w:bidi="zh_TW"/>
-        </w:rPr>
-        <w:t>火柱和雲柱</w:t>
-      </w:r>
-      <w:r>
-        <w:rPr>
-          <w:lang w:val="zh_TW" w:bidi="zh_TW"/>
-        </w:rPr>
-        <w:t>——</w:t>
-      </w:r>
-      <w:r>
-        <w:rPr>
-          <w:lang w:val="zh_TW" w:bidi="zh_TW"/>
-        </w:rPr>
-        <w:t>顯現，而這種同在在以下地方發生：</w:t>
-      </w:r>
-    </w:p>
-    <w:p>
-      <w:pPr>
-        <w:pStyle w:val="ListBullet"/>
-        <w:spacing w:line="240" w:lineRule="auto"/>
-        <w:ind w:left="720"/>
-      </w:pPr>
-      <w:r>
-        <w:rPr>
-          <w:lang w:val="zh_TW" w:bidi="zh_TW"/>
-        </w:rPr>
-      </w:r>
-      <w:r>
-        <w:rPr>
-          <w:lang w:val="zh_TW" w:bidi="zh_TW"/>
-        </w:rPr>
-        <w:t>在西奈山（</w:t>
-      </w:r>
-      <w:hyperlink r:id="rId47">
-        <w:r>
-          <w:rPr>
-            <w:lang w:val="zh_TW" w:bidi="zh_TW"/>
-          </w:rPr>
-          <w:rPr>
-            <w:color w:val="0000EE"/>
-            <w:u w:val="single"/>
-          </w:rPr>
-          <w:t>出19:16–18</w:t>
-        </w:r>
-      </w:hyperlink>
-      <w:r>
-        <w:rPr>
-          <w:lang w:val="zh_TW" w:bidi="zh_TW"/>
-        </w:rPr>
-        <w:t>），</w:t>
-      </w:r>
-    </w:p>
-    <w:p>
-      <w:pPr>
-        <w:pStyle w:val="ListBullet"/>
-        <w:spacing w:line="240" w:lineRule="auto"/>
-        <w:ind w:left="720"/>
-      </w:pPr>
-      <w:r>
-        <w:rPr>
-          <w:lang w:val="zh_TW" w:bidi="zh_TW"/>
-        </w:rPr>
-      </w:r>
-      <w:r>
-        <w:rPr>
-          <w:lang w:val="zh_TW" w:bidi="zh_TW"/>
-        </w:rPr>
-        <w:t>在曠野（</w:t>
-      </w:r>
-      <w:hyperlink r:id="rId48">
-        <w:r>
-          <w:rPr>
-            <w:lang w:val="zh_TW" w:bidi="zh_TW"/>
-          </w:rPr>
-          <w:rPr>
-            <w:color w:val="0000EE"/>
-            <w:u w:val="single"/>
-          </w:rPr>
-          <w:t>出40:34–38</w:t>
-        </w:r>
-      </w:hyperlink>
-      <w:r>
-        <w:rPr>
-          <w:lang w:val="zh_TW" w:bidi="zh_TW"/>
-        </w:rPr>
-        <w:t>），和</w:t>
-      </w:r>
-    </w:p>
-    <w:p>
-      <w:pPr>
-        <w:pStyle w:val="ListBullet"/>
-        <w:spacing w:line="240" w:lineRule="auto"/>
-        <w:ind w:left="720"/>
-      </w:pPr>
-      <w:r>
-        <w:rPr>
-          <w:lang w:val="zh_TW" w:bidi="zh_TW"/>
-        </w:rPr>
-      </w:r>
-      <w:r>
-        <w:rPr>
-          <w:lang w:val="zh_TW" w:bidi="zh_TW"/>
-        </w:rPr>
-        <w:t>在聖殿中（</w:t>
-      </w:r>
-      <w:hyperlink r:id="rId40">
-        <w:r>
-          <w:rPr>
-            <w:lang w:val="zh_TW" w:bidi="zh_TW"/>
-          </w:rPr>
-          <w:rPr>
-            <w:color w:val="0000EE"/>
-            <w:u w:val="single"/>
-          </w:rPr>
-          <w:t>王上6:13</w:t>
-        </w:r>
-      </w:hyperlink>
-      <w:r>
-        <w:rPr>
-          <w:lang w:val="zh_TW" w:bidi="zh_TW"/>
-        </w:rPr>
-        <w:t>，</w:t>
-      </w:r>
-      <w:hyperlink r:id="rId49">
-        <w:r>
-          <w:rPr>
-            <w:lang w:val="zh_TW" w:bidi="zh_TW"/>
-          </w:rPr>
-          <w:rPr>
-            <w:color w:val="0000EE"/>
-            <w:u w:val="single"/>
-          </w:rPr>
-          <w:t>8:10–13</w:t>
-        </w:r>
-      </w:hyperlink>
-      <w:r>
-        <w:rPr>
-          <w:lang w:val="zh_TW" w:bidi="zh_TW"/>
-        </w:rPr>
-        <w:t>；</w:t>
-      </w:r>
-      <w:hyperlink r:id="rId50">
-        <w:r>
-          <w:rPr>
-            <w:lang w:val="zh_TW" w:bidi="zh_TW"/>
-          </w:rPr>
-          <w:rPr>
-            <w:color w:val="0000EE"/>
-            <w:u w:val="single"/>
-          </w:rPr>
-          <w:t>代下6:1–2</w:t>
-        </w:r>
-      </w:hyperlink>
-      <w:r>
-        <w:rPr>
-          <w:lang w:val="zh_TW" w:bidi="zh_TW"/>
-        </w:rPr>
-        <w:t>）。</w:t>
-      </w:r>
-    </w:p>
-    <w:p>
-      <w:pPr>
-        <w:pStyle w:val="Heading3"/>
-      </w:pPr>
-      <w:r>
-        <w:rPr>
-          <w:lang w:val="zh_TW" w:bidi="zh_TW"/>
-        </w:rPr>
-        <w:t>新約聖經中的舍吉拿</w:t>
-      </w:r>
-    </w:p>
-    <w:p>
-      <w:pPr/>
-      <w:r>
-        <w:rPr>
-          <w:lang w:val="zh_TW" w:bidi="zh_TW"/>
-        </w:rPr>
-      </w:r>
-      <w:r>
-        <w:rPr>
-          <w:lang w:val="zh_TW" w:bidi="zh_TW"/>
-        </w:rPr>
-        <w:t>新約聖經中雖然沒有使用</w:t>
-      </w:r>
-      <w:r>
-        <w:rPr>
-          <w:i/>
-          <w:lang w:val="zh_TW" w:bidi="zh_TW"/>
-        </w:rPr>
-        <w:t>舍吉拿</w:t>
-      </w:r>
-      <w:r>
-        <w:rPr>
-          <w:lang w:val="zh_TW" w:bidi="zh_TW"/>
-        </w:rPr>
-        <w:t>這個詞，但它有提到神在人們中間的同在。在新約聖經中，當神同在時，通常會伴隨著光與榮耀（</w:t>
-      </w:r>
-      <w:hyperlink r:id="rId51">
-        <w:r>
-          <w:rPr>
-            <w:lang w:val="zh_TW" w:bidi="zh_TW"/>
-          </w:rPr>
-          <w:rPr>
-            <w:color w:val="0000EE"/>
-            <w:u w:val="single"/>
-          </w:rPr>
-          <w:t>路2:9</w:t>
-        </w:r>
-      </w:hyperlink>
-      <w:r>
-        <w:rPr>
-          <w:lang w:val="zh_TW" w:bidi="zh_TW"/>
-        </w:rPr>
-        <w:t>，</w:t>
-      </w:r>
-      <w:hyperlink r:id="rId52">
-        <w:r>
-          <w:rPr>
-            <w:lang w:val="zh_TW" w:bidi="zh_TW"/>
-          </w:rPr>
-          <w:rPr>
-            <w:color w:val="0000EE"/>
-            <w:u w:val="single"/>
-          </w:rPr>
-          <w:t>9:29</w:t>
-        </w:r>
-      </w:hyperlink>
-      <w:r>
-        <w:rPr>
-          <w:lang w:val="zh_TW" w:bidi="zh_TW"/>
-        </w:rPr>
-        <w:t>；</w:t>
-      </w:r>
-      <w:hyperlink r:id="rId53">
-        <w:r>
-          <w:rPr>
-            <w:lang w:val="zh_TW" w:bidi="zh_TW"/>
-          </w:rPr>
-          <w:rPr>
-            <w:color w:val="0000EE"/>
-            <w:u w:val="single"/>
-          </w:rPr>
-          <w:t>徒9:3–6</w:t>
-        </w:r>
-      </w:hyperlink>
-      <w:r>
-        <w:rPr>
-          <w:lang w:val="zh_TW" w:bidi="zh_TW"/>
-        </w:rPr>
-        <w:t>，</w:t>
-      </w:r>
-      <w:hyperlink r:id="rId54">
-        <w:r>
-          <w:rPr>
-            <w:lang w:val="zh_TW" w:bidi="zh_TW"/>
-          </w:rPr>
-          <w:rPr>
-            <w:color w:val="0000EE"/>
-            <w:u w:val="single"/>
-          </w:rPr>
-          <w:t>22:6–11</w:t>
-        </w:r>
-      </w:hyperlink>
-      <w:r>
-        <w:rPr>
-          <w:lang w:val="zh_TW" w:bidi="zh_TW"/>
-        </w:rPr>
-        <w:t>，</w:t>
-      </w:r>
-      <w:hyperlink r:id="rId55">
-        <w:r>
-          <w:rPr>
-            <w:lang w:val="zh_TW" w:bidi="zh_TW"/>
-          </w:rPr>
-          <w:rPr>
-            <w:color w:val="0000EE"/>
-            <w:u w:val="single"/>
-          </w:rPr>
-          <w:t>26:12–16</w:t>
-        </w:r>
-      </w:hyperlink>
-      <w:r>
-        <w:rPr>
-          <w:lang w:val="zh_TW" w:bidi="zh_TW"/>
-        </w:rPr>
-        <w:t>；</w:t>
-      </w:r>
-      <w:hyperlink r:id="rId56">
-        <w:r>
-          <w:rPr>
-            <w:lang w:val="zh_TW" w:bidi="zh_TW"/>
-          </w:rPr>
-          <w:rPr>
-            <w:color w:val="0000EE"/>
-            <w:u w:val="single"/>
-          </w:rPr>
-          <w:t>彼後1:16–18</w:t>
-        </w:r>
-      </w:hyperlink>
-      <w:r>
-        <w:rPr>
-          <w:lang w:val="zh_TW" w:bidi="zh_TW"/>
-        </w:rPr>
-        <w:t>）。</w:t>
-      </w:r>
-    </w:p>
-    <w:p>
-      <w:pPr/>
-      <w:r>
-        <w:rPr>
-          <w:lang w:val="zh_TW" w:bidi="zh_TW"/>
-        </w:rPr>
-      </w:r>
-      <w:r>
-        <w:rPr>
-          <w:lang w:val="zh_TW" w:bidi="zh_TW"/>
-        </w:rPr>
-        <w:t>約翰福音特別強調榮耀以及神與人同住。經文告訴我們，當耶穌（稱為「道」）成為人時，祂住在看見祂榮耀的人中間（</w:t>
-      </w:r>
-      <w:hyperlink r:id="rId57">
-        <w:r>
-          <w:rPr>
-            <w:lang w:val="zh_TW" w:bidi="zh_TW"/>
-          </w:rPr>
-          <w:rPr>
-            <w:color w:val="0000EE"/>
-            <w:u w:val="single"/>
-          </w:rPr>
-          <w:t>約1:14</w:t>
-        </w:r>
-      </w:hyperlink>
-      <w:r>
-        <w:rPr>
-          <w:lang w:val="zh_TW" w:bidi="zh_TW"/>
-        </w:rPr>
-        <w:t>）。神的靈在祂身上（</w:t>
-      </w:r>
-      <w:hyperlink r:id="rId58">
-        <w:r>
-          <w:rPr>
-            <w:lang w:val="zh_TW" w:bidi="zh_TW"/>
-          </w:rPr>
-          <w:rPr>
-            <w:color w:val="0000EE"/>
-            <w:u w:val="single"/>
-          </w:rPr>
-          <w:t>約1:32</w:t>
-        </w:r>
-      </w:hyperlink>
-      <w:r>
-        <w:rPr>
-          <w:lang w:val="zh_TW" w:bidi="zh_TW"/>
-        </w:rPr>
-        <w:t>），並且會永遠與跟隨祂的人同在（</w:t>
-      </w:r>
-      <w:hyperlink r:id="rId59">
-        <w:r>
-          <w:rPr>
-            <w:lang w:val="zh_TW" w:bidi="zh_TW"/>
-          </w:rPr>
-          <w:rPr>
-            <w:color w:val="0000EE"/>
-            <w:u w:val="single"/>
-          </w:rPr>
-          <w:t>約14:16</w:t>
-        </w:r>
-      </w:hyperlink>
-      <w:r>
-        <w:rPr>
-          <w:lang w:val="zh_TW" w:bidi="zh_TW"/>
-        </w:rPr>
-        <w:t>）。祂會住在那些住在耶穌裡面的人裡面（</w:t>
-      </w:r>
-      <w:hyperlink r:id="rId60">
-        <w:r>
-          <w:rPr>
-            <w:lang w:val="zh_TW" w:bidi="zh_TW"/>
-          </w:rPr>
-          <w:rPr>
-            <w:color w:val="0000EE"/>
-            <w:u w:val="single"/>
-          </w:rPr>
-          <w:t>約15:4–10</w:t>
-        </w:r>
-      </w:hyperlink>
-      <w:r>
-        <w:rPr>
-          <w:lang w:val="zh_TW" w:bidi="zh_TW"/>
-        </w:rPr>
-        <w:t>）。約翰在他的書信中也有提及這些概念：他經常談論信徒如何住在基督裡，以及基督如何住在他們裡面（</w:t>
-      </w:r>
-      <w:hyperlink r:id="rId61">
-        <w:r>
-          <w:rPr>
-            <w:lang w:val="zh_TW" w:bidi="zh_TW"/>
-          </w:rPr>
-          <w:rPr>
-            <w:color w:val="0000EE"/>
-            <w:u w:val="single"/>
-          </w:rPr>
-          <w:t>約一2:6</w:t>
-        </w:r>
-      </w:hyperlink>
-      <w:r>
-        <w:rPr>
-          <w:lang w:val="zh_TW" w:bidi="zh_TW"/>
-        </w:rPr>
-        <w:t>、</w:t>
-      </w:r>
-      <w:hyperlink r:id="rId61">
-        <w:r>
-          <w:rPr>
-            <w:lang w:val="zh_TW" w:bidi="zh_TW"/>
-          </w:rPr>
-          <w:rPr>
-            <w:color w:val="0000EE"/>
-            <w:u w:val="single"/>
-          </w:rPr>
-          <w:t>14</w:t>
-        </w:r>
-      </w:hyperlink>
-      <w:r>
-        <w:rPr>
-          <w:lang w:val="zh_TW" w:bidi="zh_TW"/>
-        </w:rPr>
-        <w:t>、</w:t>
-      </w:r>
-      <w:hyperlink r:id="rId61">
-        <w:r>
-          <w:rPr>
-            <w:lang w:val="zh_TW" w:bidi="zh_TW"/>
-          </w:rPr>
-          <w:rPr>
-            <w:color w:val="0000EE"/>
-            <w:u w:val="single"/>
-          </w:rPr>
-          <w:t>24</w:t>
-        </w:r>
-      </w:hyperlink>
-      <w:r>
-        <w:rPr>
-          <w:lang w:val="zh_TW" w:bidi="zh_TW"/>
-        </w:rPr>
-        <w:t>、</w:t>
-      </w:r>
-      <w:hyperlink r:id="rId61">
-        <w:r>
-          <w:rPr>
-            <w:lang w:val="zh_TW" w:bidi="zh_TW"/>
-          </w:rPr>
-          <w:rPr>
-            <w:color w:val="0000EE"/>
-            <w:u w:val="single"/>
-          </w:rPr>
-          <w:t>27–28</w:t>
-        </w:r>
-      </w:hyperlink>
-      <w:r>
-        <w:rPr>
-          <w:lang w:val="zh_TW" w:bidi="zh_TW"/>
-        </w:rPr>
-        <w:t>，</w:t>
-      </w:r>
-      <w:hyperlink r:id="rId62">
-        <w:r>
-          <w:rPr>
-            <w:lang w:val="zh_TW" w:bidi="zh_TW"/>
-          </w:rPr>
-          <w:rPr>
-            <w:color w:val="0000EE"/>
-            <w:u w:val="single"/>
-          </w:rPr>
-          <w:t>3:6</w:t>
-        </w:r>
-      </w:hyperlink>
-      <w:r>
-        <w:rPr>
-          <w:lang w:val="zh_TW" w:bidi="zh_TW"/>
-        </w:rPr>
-        <w:t>、</w:t>
-      </w:r>
-      <w:hyperlink r:id="rId62">
-        <w:r>
-          <w:rPr>
-            <w:lang w:val="zh_TW" w:bidi="zh_TW"/>
-          </w:rPr>
-          <w:rPr>
-            <w:color w:val="0000EE"/>
-            <w:u w:val="single"/>
-          </w:rPr>
-          <w:t>14–15</w:t>
-        </w:r>
-      </w:hyperlink>
-      <w:r>
-        <w:rPr>
-          <w:lang w:val="zh_TW" w:bidi="zh_TW"/>
-        </w:rPr>
-        <w:t>、</w:t>
-      </w:r>
-      <w:hyperlink r:id="rId62">
-        <w:r>
-          <w:rPr>
-            <w:lang w:val="zh_TW" w:bidi="zh_TW"/>
-          </w:rPr>
-          <w:rPr>
-            <w:color w:val="0000EE"/>
-            <w:u w:val="single"/>
-          </w:rPr>
-          <w:t>24</w:t>
-        </w:r>
-      </w:hyperlink>
-      <w:r>
-        <w:rPr>
-          <w:lang w:val="zh_TW" w:bidi="zh_TW"/>
-        </w:rPr>
-        <w:t>；</w:t>
-      </w:r>
-      <w:hyperlink r:id="rId63">
-        <w:r>
-          <w:rPr>
-            <w:lang w:val="zh_TW" w:bidi="zh_TW"/>
-          </w:rPr>
-          <w:rPr>
-            <w:color w:val="0000EE"/>
-            <w:u w:val="single"/>
-          </w:rPr>
-          <w:t>約二1:9</w:t>
-        </w:r>
-      </w:hyperlink>
-      <w:r>
-        <w:rPr>
-          <w:lang w:val="zh_TW" w:bidi="zh_TW"/>
-        </w:rPr>
-        <w:t>）。</w:t>
-      </w:r>
-    </w:p>
-    <w:p>
-      <w:pPr/>
-      <w:r>
-        <w:rPr>
-          <w:lang w:val="zh_TW" w:bidi="zh_TW"/>
-        </w:rPr>
-      </w:r>
-      <w:r>
-        <w:rPr>
-          <w:lang w:val="zh_TW" w:bidi="zh_TW"/>
-        </w:rPr>
-        <w:t>保羅也將耶穌認定為神的</w:t>
-      </w:r>
-      <w:r>
-        <w:rPr>
-          <w:i/>
-          <w:lang w:val="zh_TW" w:bidi="zh_TW"/>
-        </w:rPr>
-        <w:t>舍吉拿</w:t>
-      </w:r>
-      <w:r>
-        <w:rPr>
-          <w:lang w:val="zh_TW" w:bidi="zh_TW"/>
-        </w:rPr>
-        <w:t>。神所有的本質和屬性都以肉身的形式完整地居住在耶穌裡面（</w:t>
-      </w:r>
-      <w:hyperlink r:id="rId64">
-        <w:r>
-          <w:rPr>
-            <w:lang w:val="zh_TW" w:bidi="zh_TW"/>
-          </w:rPr>
-          <w:rPr>
-            <w:color w:val="0000EE"/>
-            <w:u w:val="single"/>
-          </w:rPr>
-          <w:t>西1:19</w:t>
-        </w:r>
-      </w:hyperlink>
-      <w:r>
-        <w:rPr>
-          <w:lang w:val="zh_TW" w:bidi="zh_TW"/>
-        </w:rPr>
-        <w:t>，</w:t>
-      </w:r>
-      <w:hyperlink r:id="rId65">
-        <w:r>
-          <w:rPr>
-            <w:lang w:val="zh_TW" w:bidi="zh_TW"/>
-          </w:rPr>
-          <w:rPr>
-            <w:color w:val="0000EE"/>
-            <w:u w:val="single"/>
-          </w:rPr>
-          <w:t>2:9</w:t>
-        </w:r>
-      </w:hyperlink>
-      <w:r>
-        <w:rPr>
-          <w:lang w:val="zh_TW" w:bidi="zh_TW"/>
-        </w:rPr>
-        <w:t>）。當基督住在祂的教會中，這使跟隨祂的人成為神的子民（</w:t>
-      </w:r>
-      <w:hyperlink r:id="rId66">
-        <w:r>
-          <w:rPr>
-            <w:lang w:val="zh_TW" w:bidi="zh_TW"/>
-          </w:rPr>
-          <w:rPr>
-            <w:color w:val="0000EE"/>
-            <w:u w:val="single"/>
-          </w:rPr>
-          <w:t>西1:15–23</w:t>
-        </w:r>
-      </w:hyperlink>
-      <w:r>
-        <w:rPr>
-          <w:lang w:val="zh_TW" w:bidi="zh_TW"/>
-        </w:rPr>
-        <w:t>）。保羅將他的信息描述為「基督榮耀福音」。他解釋說，神使光照耀，是為了幫助人們理解「</w:t>
-      </w:r>
-      <w:r>
-        <w:rPr>
-          <w:lang w:val="zh_TW" w:bidi="zh_TW"/>
-        </w:rPr>
-        <w:t>神榮耀的光顯在耶穌基督的面上</w:t>
-      </w:r>
-      <w:r>
-        <w:rPr>
-          <w:lang w:val="zh_TW" w:bidi="zh_TW"/>
-        </w:rPr>
-        <w:t>」（</w:t>
-      </w:r>
-      <w:hyperlink r:id="rId67">
-        <w:r>
-          <w:rPr>
-            <w:lang w:val="zh_TW" w:bidi="zh_TW"/>
-          </w:rPr>
-          <w:rPr>
-            <w:color w:val="0000EE"/>
-            <w:u w:val="single"/>
-          </w:rPr>
-          <w:t>林後4:4–6</w:t>
-        </w:r>
-      </w:hyperlink>
-      <w:r>
-        <w:rPr>
-          <w:lang w:val="zh_TW" w:bidi="zh_TW"/>
-        </w:rPr>
-        <w:t>）。</w:t>
-      </w:r>
-    </w:p>
-    <w:p>
-      <w:pPr/>
-      <w:r>
-        <w:rPr>
-          <w:lang w:val="zh_TW" w:bidi="zh_TW"/>
-        </w:rPr>
-      </w:r>
-      <w:r>
-        <w:rPr>
-          <w:lang w:val="zh_TW" w:bidi="zh_TW"/>
-        </w:rPr>
-        <w:t>最後，希伯來書提到耶穌是「</w:t>
-      </w:r>
-      <w:r>
-        <w:rPr>
-          <w:lang w:val="zh_TW" w:bidi="zh_TW"/>
-        </w:rPr>
-        <w:t>神榮耀所發的光輝，是神本體的真像</w:t>
-      </w:r>
-      <w:r>
-        <w:rPr>
-          <w:lang w:val="zh_TW" w:bidi="zh_TW"/>
-        </w:rPr>
-        <w:t>」（</w:t>
-      </w:r>
-      <w:hyperlink r:id="rId68">
-        <w:r>
-          <w:rPr>
-            <w:lang w:val="zh_TW" w:bidi="zh_TW"/>
-          </w:rPr>
-          <w:rPr>
-            <w:color w:val="0000EE"/>
-            <w:u w:val="single"/>
-          </w:rPr>
-          <w:t>來1:3</w:t>
-        </w:r>
-      </w:hyperlink>
-      <w:r>
-        <w:rPr>
-          <w:lang w:val="zh_TW" w:bidi="zh_TW"/>
-        </w:rPr>
-        <w:t>）。</w:t>
-      </w:r>
-    </w:p>
-    <w:p>
-      <w:pPr/>
-      <w:r>
-        <w:rPr>
-          <w:lang w:val="zh_TW" w:bidi="zh_TW"/>
-        </w:rPr>
-      </w:r>
-      <w:r>
-        <w:rPr>
-          <w:i/>
-          <w:lang w:val="zh_TW" w:bidi="zh_TW"/>
-        </w:rPr>
-        <w:t>見</w:t>
-      </w:r>
-      <w:r>
-        <w:rPr>
-          <w:lang w:val="zh_TW" w:bidi="zh_TW"/>
-        </w:rPr>
-        <w:t>榮耀</w:t>
-      </w:r>
-      <w:r>
-        <w:rPr>
-          <w:lang w:val="zh_TW" w:bidi="zh_TW"/>
-        </w:rPr>
-        <w:t>，</w:t>
-      </w:r>
-      <w:r>
-        <w:rPr>
-          <w:lang w:val="zh_TW" w:bidi="zh_TW"/>
-        </w:rPr>
-        <w:t>火柱和雲柱</w:t>
-      </w:r>
-      <w:r>
-        <w:rPr>
-          <w:lang w:val="zh_TW" w:bidi="zh_TW"/>
-        </w:rPr>
-        <w:t>，</w:t>
-      </w:r>
-      <w:r>
-        <w:rPr>
-          <w:lang w:val="zh_TW" w:bidi="zh_TW"/>
-        </w:rPr>
-        <w:t>神顯現</w:t>
-      </w:r>
-      <w:r>
-        <w:rPr>
-          <w:lang w:val="zh_TW" w:bidi="zh_TW"/>
-        </w:rPr>
-        <w:t>。</w:t>
-      </w:r>
-      <w:r>
-        <w:rPr>
-          <w:lang w:val="zh_TW" w:bidi="zh_TW"/>
-        </w:rPr>
-      </w:r>
-      <w:r>
-        <w:rPr>
-          <w:lang w:val="zh_TW" w:bidi="zh_TW"/>
-        </w:rPr>
-      </w:r>
-    </w:p>
-    <w:p>
-      <w:pPr/>
-      <w:r>
-        <w:rPr>
-          <w:lang w:val="zh_TW" w:bidi="zh_TW"/>
-        </w:rPr>
-      </w:r>
-    </w:p>
-    <w:p>
-      <w:pPr>
-        <w:pStyle w:val="Heading2"/>
-      </w:pPr>
-      <w:r>
-        <w:rPr>
-          <w:lang w:val="zh_TW" w:bidi="zh_TW"/>
-        </w:rPr>
-        <w:t>赦罪</w:t>
-      </w:r>
-      <w:r>
-        <w:rPr>
-          <w:lang w:val="zh_TW" w:bidi="zh_TW"/>
-        </w:rPr>
-      </w:r>
-    </w:p>
-    <w:p>
-      <w:pPr/>
-      <w:r>
-        <w:rPr>
-          <w:lang w:val="zh_TW" w:bidi="zh_TW"/>
-        </w:rPr>
-      </w:r>
-      <w:r>
-        <w:rPr>
-          <w:lang w:val="zh_TW" w:bidi="zh_TW"/>
-        </w:rPr>
-        <w:t>此短語在一些英譯本中與「罪得赦免（forgiveness of sins）」同義。新約中使用多種詞語來表達同一個真理。對於罪得赦免的概念，有多種表達方式（「寬容（passing over）」，</w:t>
-      </w:r>
-      <w:hyperlink r:id="rId69">
-        <w:r>
-          <w:rPr>
-            <w:lang w:val="zh_TW" w:bidi="zh_TW"/>
-          </w:rPr>
-          <w:rPr>
-            <w:color w:val="0000EE"/>
-            <w:u w:val="single"/>
-          </w:rPr>
-          <w:t>羅3:25</w:t>
-        </w:r>
-      </w:hyperlink>
-      <w:r>
-        <w:rPr>
-          <w:lang w:val="zh_TW" w:bidi="zh_TW"/>
-        </w:rPr>
-        <w:t>；「遮蓋」，</w:t>
-      </w:r>
-      <w:hyperlink r:id="rId70">
-        <w:r>
-          <w:rPr>
-            <w:lang w:val="zh_TW" w:bidi="zh_TW"/>
-          </w:rPr>
-          <w:rPr>
-            <w:color w:val="0000EE"/>
-            <w:u w:val="single"/>
-          </w:rPr>
-          <w:t>羅4:7</w:t>
-        </w:r>
-      </w:hyperlink>
-      <w:r>
-        <w:rPr>
-          <w:lang w:val="zh_TW" w:bidi="zh_TW"/>
-        </w:rPr>
-        <w:t>；「不算為有罪」，</w:t>
-      </w:r>
-      <w:hyperlink r:id="rId71">
-        <w:r>
-          <w:rPr>
-            <w:lang w:val="zh_TW" w:bidi="zh_TW"/>
-          </w:rPr>
-          <w:rPr>
-            <w:color w:val="0000EE"/>
-            <w:u w:val="single"/>
-          </w:rPr>
-          <w:t>羅4:8</w:t>
-        </w:r>
-      </w:hyperlink>
-      <w:r>
-        <w:rPr>
-          <w:lang w:val="zh_TW" w:bidi="zh_TW"/>
-        </w:rPr>
-        <w:t>；「不再記念」，</w:t>
-      </w:r>
-      <w:hyperlink r:id="rId72">
-        <w:r>
-          <w:rPr>
-            <w:lang w:val="zh_TW" w:bidi="zh_TW"/>
-          </w:rPr>
-          <w:rPr>
-            <w:color w:val="0000EE"/>
-            <w:u w:val="single"/>
-          </w:rPr>
-          <w:t>來10:17</w:t>
-        </w:r>
-      </w:hyperlink>
-      <w:r>
-        <w:rPr>
-          <w:lang w:val="zh_TW" w:bidi="zh_TW"/>
-        </w:rPr>
-        <w:t>）。其中一個最重要的是譯為「赦免（remission）」的詞（</w:t>
-      </w:r>
-      <w:hyperlink r:id="rId73">
-        <w:r>
-          <w:rPr>
-            <w:lang w:val="zh_TW" w:bidi="zh_TW"/>
-          </w:rPr>
-          <w:rPr>
-            <w:color w:val="0000EE"/>
-            <w:u w:val="single"/>
-          </w:rPr>
-          <w:t>太26:28</w:t>
-        </w:r>
-      </w:hyperlink>
-      <w:r>
-        <w:rPr>
-          <w:lang w:val="zh_TW" w:bidi="zh_TW"/>
-        </w:rPr>
-        <w:t>；</w:t>
-      </w:r>
-      <w:hyperlink r:id="rId74">
-        <w:r>
-          <w:rPr>
-            <w:lang w:val="zh_TW" w:bidi="zh_TW"/>
-          </w:rPr>
-          <w:rPr>
-            <w:color w:val="0000EE"/>
-            <w:u w:val="single"/>
-          </w:rPr>
-          <w:t>可1:4</w:t>
-        </w:r>
-      </w:hyperlink>
-      <w:r>
-        <w:rPr>
-          <w:lang w:val="zh_TW" w:bidi="zh_TW"/>
-        </w:rPr>
-        <w:t>；</w:t>
-      </w:r>
-      <w:hyperlink r:id="rId75">
-        <w:r>
-          <w:rPr>
-            <w:lang w:val="zh_TW" w:bidi="zh_TW"/>
-          </w:rPr>
-          <w:rPr>
-            <w:color w:val="0000EE"/>
-            <w:u w:val="single"/>
-          </w:rPr>
-          <w:t>路1:77</w:t>
-        </w:r>
-      </w:hyperlink>
-      <w:r>
-        <w:rPr>
-          <w:lang w:val="zh_TW" w:bidi="zh_TW"/>
-        </w:rPr>
-        <w:t>，</w:t>
-      </w:r>
-      <w:hyperlink r:id="rId76">
-        <w:r>
-          <w:rPr>
-            <w:lang w:val="zh_TW" w:bidi="zh_TW"/>
-          </w:rPr>
-          <w:rPr>
-            <w:color w:val="0000EE"/>
-            <w:u w:val="single"/>
-          </w:rPr>
-          <w:t>3:3</w:t>
-        </w:r>
-      </w:hyperlink>
-      <w:r>
-        <w:rPr>
-          <w:lang w:val="zh_TW" w:bidi="zh_TW"/>
-        </w:rPr>
-        <w:t>，</w:t>
-      </w:r>
-      <w:hyperlink r:id="rId77">
-        <w:r>
-          <w:rPr>
-            <w:lang w:val="zh_TW" w:bidi="zh_TW"/>
-          </w:rPr>
-          <w:rPr>
-            <w:color w:val="0000EE"/>
-            <w:u w:val="single"/>
-          </w:rPr>
-          <w:t>24:47</w:t>
-        </w:r>
-      </w:hyperlink>
-      <w:r>
-        <w:rPr>
-          <w:lang w:val="zh_TW" w:bidi="zh_TW"/>
-        </w:rPr>
-        <w:t>；</w:t>
-      </w:r>
-      <w:hyperlink r:id="rId78">
-        <w:r>
-          <w:rPr>
-            <w:lang w:val="zh_TW" w:bidi="zh_TW"/>
-          </w:rPr>
-          <w:rPr>
-            <w:color w:val="0000EE"/>
-            <w:u w:val="single"/>
-          </w:rPr>
-          <w:t>徒2:38，</w:t>
-        </w:r>
-      </w:hyperlink>
-      <w:hyperlink r:id="rId79">
-        <w:r>
-          <w:rPr>
-            <w:lang w:val="zh_TW" w:bidi="zh_TW"/>
-          </w:rPr>
-          <w:rPr>
-            <w:color w:val="0000EE"/>
-            <w:u w:val="single"/>
-          </w:rPr>
-          <w:t>10:43</w:t>
-        </w:r>
-      </w:hyperlink>
-      <w:r>
-        <w:rPr>
-          <w:lang w:val="zh_TW" w:bidi="zh_TW"/>
-        </w:rPr>
-        <w:t>；</w:t>
-      </w:r>
-      <w:hyperlink r:id="rId80">
-        <w:r>
-          <w:rPr>
-            <w:lang w:val="zh_TW" w:bidi="zh_TW"/>
-          </w:rPr>
-          <w:rPr>
-            <w:color w:val="0000EE"/>
-            <w:u w:val="single"/>
-          </w:rPr>
-          <w:t>來9:22</w:t>
-        </w:r>
-      </w:hyperlink>
-      <w:r>
-        <w:rPr>
-          <w:lang w:val="zh_TW" w:bidi="zh_TW"/>
-        </w:rPr>
-        <w:t>，</w:t>
-      </w:r>
-      <w:hyperlink r:id="rId81">
-        <w:r>
-          <w:rPr>
-            <w:lang w:val="zh_TW" w:bidi="zh_TW"/>
-          </w:rPr>
-          <w:rPr>
-            <w:color w:val="0000EE"/>
-            <w:u w:val="single"/>
-          </w:rPr>
-          <w:t>10:18</w:t>
-        </w:r>
-      </w:hyperlink>
-      <w:r>
-        <w:rPr>
-          <w:lang w:val="zh_TW" w:bidi="zh_TW"/>
-        </w:rPr>
-        <w:t>）。</w:t>
-      </w:r>
-    </w:p>
-    <w:p>
-      <w:pPr/>
-      <w:r>
-        <w:rPr>
-          <w:lang w:val="zh_TW" w:bidi="zh_TW"/>
-        </w:rPr>
-      </w:r>
-      <w:r>
-        <w:rPr>
-          <w:lang w:val="zh_TW" w:bidi="zh_TW"/>
-        </w:rPr>
-        <w:t>這個詞在希臘文中有一個有趣的傳統。在法律上，它被用來表示解除職務、免除責任、豁免債務或懲罰。後來，它也指特赦或免稅。在新約的用法中，該動詞意為「釋放」、「留下」或「送走」。因此，這個名詞可以（而且經常）被翻譯為「饒恕」以及「赦免」（</w:t>
-      </w:r>
-      <w:hyperlink r:id="rId82">
-        <w:r>
-          <w:rPr>
-            <w:lang w:val="zh_TW" w:bidi="zh_TW"/>
-          </w:rPr>
-          <w:rPr>
-            <w:color w:val="0000EE"/>
-            <w:u w:val="single"/>
-          </w:rPr>
-          <w:t>徒5:31</w:t>
-        </w:r>
-      </w:hyperlink>
-      <w:r>
-        <w:rPr>
-          <w:lang w:val="zh_TW" w:bidi="zh_TW"/>
-        </w:rPr>
-        <w:t>，</w:t>
-      </w:r>
-      <w:hyperlink r:id="rId83">
-        <w:r>
-          <w:rPr>
-            <w:lang w:val="zh_TW" w:bidi="zh_TW"/>
-          </w:rPr>
-          <w:rPr>
-            <w:color w:val="0000EE"/>
-            <w:u w:val="single"/>
-          </w:rPr>
-          <w:t>13:38</w:t>
-        </w:r>
-      </w:hyperlink>
-      <w:r>
-        <w:rPr>
-          <w:lang w:val="zh_TW" w:bidi="zh_TW"/>
-        </w:rPr>
-        <w:t>，</w:t>
-      </w:r>
-      <w:hyperlink r:id="rId84">
-        <w:r>
-          <w:rPr>
-            <w:lang w:val="zh_TW" w:bidi="zh_TW"/>
-          </w:rPr>
-          <w:rPr>
-            <w:color w:val="0000EE"/>
-            <w:u w:val="single"/>
-          </w:rPr>
-          <w:t>26:18</w:t>
-        </w:r>
-      </w:hyperlink>
-      <w:r>
-        <w:rPr>
-          <w:lang w:val="zh_TW" w:bidi="zh_TW"/>
-        </w:rPr>
-        <w:t>；</w:t>
-      </w:r>
-      <w:hyperlink r:id="rId85">
-        <w:r>
-          <w:rPr>
-            <w:lang w:val="zh_TW" w:bidi="zh_TW"/>
-          </w:rPr>
-          <w:rPr>
-            <w:color w:val="0000EE"/>
-            <w:u w:val="single"/>
-          </w:rPr>
-          <w:t>弗1:7</w:t>
-        </w:r>
-      </w:hyperlink>
-      <w:r>
-        <w:rPr>
-          <w:lang w:val="zh_TW" w:bidi="zh_TW"/>
-        </w:rPr>
-        <w:t>；</w:t>
-      </w:r>
-      <w:hyperlink r:id="rId86">
-        <w:r>
-          <w:rPr>
-            <w:lang w:val="zh_TW" w:bidi="zh_TW"/>
-          </w:rPr>
-          <w:rPr>
-            <w:color w:val="0000EE"/>
-            <w:u w:val="single"/>
-          </w:rPr>
-          <w:t>西1:14</w:t>
-        </w:r>
-      </w:hyperlink>
-      <w:r>
-        <w:rPr>
-          <w:lang w:val="zh_TW" w:bidi="zh_TW"/>
-        </w:rPr>
-        <w:t>）。雖然饒恕可以在人與人之間以及神與人之間發生，但「赦免」這個詞所指的饒恕幾乎總是指神的赦免（</w:t>
-      </w:r>
-      <w:hyperlink r:id="rId73">
-        <w:r>
-          <w:rPr>
-            <w:lang w:val="zh_TW" w:bidi="zh_TW"/>
-          </w:rPr>
-          <w:rPr>
-            <w:color w:val="0000EE"/>
-            <w:u w:val="single"/>
-          </w:rPr>
-          <w:t>太26:28</w:t>
-        </w:r>
-      </w:hyperlink>
-      <w:r>
-        <w:rPr>
-          <w:lang w:val="zh_TW" w:bidi="zh_TW"/>
-        </w:rPr>
-        <w:t>；</w:t>
-      </w:r>
-      <w:hyperlink r:id="rId79">
-        <w:r>
-          <w:rPr>
-            <w:lang w:val="zh_TW" w:bidi="zh_TW"/>
-          </w:rPr>
-          <w:rPr>
-            <w:color w:val="0000EE"/>
-            <w:u w:val="single"/>
-          </w:rPr>
-          <w:t>徒10:43</w:t>
-        </w:r>
-      </w:hyperlink>
-      <w:r>
-        <w:rPr>
-          <w:lang w:val="zh_TW" w:bidi="zh_TW"/>
-        </w:rPr>
-        <w:t>）。</w:t>
-      </w:r>
-    </w:p>
-    <w:p>
-      <w:pPr/>
-      <w:r>
-        <w:rPr>
-          <w:lang w:val="zh_TW" w:bidi="zh_TW"/>
-        </w:rPr>
-      </w:r>
-      <w:r>
-        <w:rPr>
-          <w:i/>
-          <w:lang w:val="zh_TW" w:bidi="zh_TW"/>
-        </w:rPr>
-        <w:t>另見</w:t>
-      </w:r>
-      <w:r>
-        <w:rPr>
-          <w:lang w:val="zh_TW" w:bidi="zh_TW"/>
-        </w:rPr>
-        <w:t xml:space="preserve"> </w:t>
-      </w:r>
-      <w:r>
-        <w:rPr>
-          <w:lang w:val="zh_TW" w:bidi="zh_TW"/>
-        </w:rPr>
-        <w:t>饒恕</w:t>
-      </w:r>
-      <w:r>
-        <w:rPr>
-          <w:lang w:val="zh_TW" w:bidi="zh_TW"/>
-        </w:rPr>
-        <w:t>。</w:t>
-      </w:r>
-      <w:r>
-        <w:rPr>
-          <w:lang w:val="zh_TW" w:bidi="zh_TW"/>
-        </w:rPr>
-      </w:r>
-      <w:r>
-        <w:rPr>
-          <w:lang w:val="zh_TW" w:bidi="zh_TW"/>
-        </w:rPr>
-      </w:r>
-    </w:p>
-    <w:p>
-      <w:pPr/>
-      <w:r>
-        <w:rPr>
-          <w:lang w:val="zh_TW" w:bidi="zh_TW"/>
-        </w:rPr>
-      </w:r>
-    </w:p>
-    <w:p>
-      <w:pPr>
-        <w:pStyle w:val="Heading2"/>
-      </w:pPr>
-      <w:r>
-        <w:rPr>
-          <w:lang w:val="zh_TW" w:bidi="zh_TW"/>
-        </w:rPr>
-        <w:t>攝理</w:t>
-      </w:r>
-      <w:r>
-        <w:rPr>
-          <w:lang w:val="zh_TW" w:bidi="zh_TW"/>
-        </w:rPr>
-      </w:r>
-    </w:p>
-    <w:p>
-      <w:pPr/>
-      <w:r>
-        <w:rPr>
-          <w:lang w:val="zh_TW" w:bidi="zh_TW"/>
-        </w:rPr>
-      </w:r>
-      <w:r>
-        <w:rPr>
-          <w:lang w:val="zh_TW" w:bidi="zh_TW"/>
-        </w:rPr>
-        <w:t>神在歷史中扶助人類的作為，特別是扶助那些信靠祂的人。</w:t>
-      </w:r>
-    </w:p>
-    <w:p>
-      <w:pPr>
-        <w:pStyle w:val="Heading3"/>
-      </w:pPr>
-      <w:r>
-        <w:rPr>
-          <w:lang w:val="zh_TW" w:bidi="zh_TW"/>
-        </w:rPr>
-        <w:t>攝理的重要性</w:t>
-      </w:r>
-    </w:p>
-    <w:p>
-      <w:pPr/>
-      <w:r>
-        <w:rPr>
-          <w:lang w:val="zh_TW" w:bidi="zh_TW"/>
-        </w:rPr>
-      </w:r>
-      <w:r>
-        <w:rPr>
-          <w:lang w:val="zh_TW" w:bidi="zh_TW"/>
-        </w:rPr>
-        <w:t>歷世歷代，許多人都在神的看顧裡得著安慰。神沒有將地球留在宇宙中自生自滅，也沒有片刻忘記人。神臨到人當中、與人相交、掌權管理，也介入我們的生命、供應我們的需要。神攝理我們，因此我們要感謝祂。</w:t>
-      </w:r>
-    </w:p>
-    <w:p>
-      <w:pPr>
-        <w:pStyle w:val="Heading3"/>
-      </w:pPr>
-      <w:r>
-        <w:rPr>
-          <w:lang w:val="zh_TW" w:bidi="zh_TW"/>
-        </w:rPr>
-        <w:t>關於攝理的錯誤觀念</w:t>
-      </w:r>
-    </w:p>
-    <w:p>
-      <w:pPr/>
-      <w:r>
-        <w:rPr>
-          <w:lang w:val="zh_TW" w:bidi="zh_TW"/>
-        </w:rPr>
-      </w:r>
-      <w:r>
-        <w:rPr>
-          <w:lang w:val="zh_TW" w:bidi="zh_TW"/>
-        </w:rPr>
-        <w:t>關於攝理有許多錯誤觀念，這顯出它是一個重要的議題。當人否認神有位格，而他們對攝理的理解又不根據聖經的教導時，就會產生錯誤。如此一來，人只能將萬事看作有一股不相宜的力量在支配。在這些錯誤觀念中存在許多矛盾，包括：</w:t>
+        <w:t>沙拉</w:t>
+      </w:r>
+      <w:r>
+        <w:rPr>
+          <w:lang w:val="zh_TW" w:bidi="zh_TW"/>
+        </w:rPr>
       </w:r>
     </w:p>
     <w:p>
@@ -2435,16 +363,101 @@
       </w:r>
       <w:r>
         <w:rPr>
-          <w:b/>
-          <w:lang w:val="zh_TW" w:bidi="zh_TW"/>
-        </w:rPr>
-        <w:t>命運</w:t>
-      </w:r>
-      <w:r>
-        <w:rPr>
-          <w:lang w:val="zh_TW" w:bidi="zh_TW"/>
-        </w:rPr>
-        <w:t>：有些人認為人生受一種不可預測的命運控制，他們會說像「命運使然」這類的話。</w:t>
+          <w:lang w:val="zh_TW" w:bidi="zh_TW"/>
+        </w:rPr>
+        <w:t>亞法撒的兒子，也是希伯的父親（</w:t>
+      </w:r>
+      <w:hyperlink r:id="rId13">
+        <w:r>
+          <w:rPr>
+            <w:lang w:val="zh_TW" w:bidi="zh_TW"/>
+          </w:rPr>
+          <w:rPr>
+            <w:color w:val="0000EE"/>
+            <w:u w:val="single"/>
+          </w:rPr>
+          <w:t>創10:24</w:t>
+        </w:r>
+      </w:hyperlink>
+      <w:r>
+        <w:rPr>
+          <w:lang w:val="zh_TW" w:bidi="zh_TW"/>
+        </w:rPr>
+        <w:t>，</w:t>
+      </w:r>
+      <w:hyperlink r:id="rId14">
+        <w:r>
+          <w:rPr>
+            <w:lang w:val="zh_TW" w:bidi="zh_TW"/>
+          </w:rPr>
+          <w:rPr>
+            <w:color w:val="0000EE"/>
+            <w:u w:val="single"/>
+          </w:rPr>
+          <w:t>11:12–15</w:t>
+        </w:r>
+      </w:hyperlink>
+      <w:r>
+        <w:rPr>
+          <w:lang w:val="zh_TW" w:bidi="zh_TW"/>
+        </w:rPr>
+        <w:t>；</w:t>
+      </w:r>
+      <w:hyperlink r:id="rId15">
+        <w:r>
+          <w:rPr>
+            <w:lang w:val="zh_TW" w:bidi="zh_TW"/>
+          </w:rPr>
+          <w:rPr>
+            <w:color w:val="0000EE"/>
+            <w:u w:val="single"/>
+          </w:rPr>
+          <w:t>代上1:18</w:t>
+        </w:r>
+      </w:hyperlink>
+      <w:r>
+        <w:rPr>
+          <w:lang w:val="zh_TW" w:bidi="zh_TW"/>
+        </w:rPr>
+        <w:t>）。在路加福音所記載的耶穌祖先名單中，沙拉被列為該南的兒子，而該南則是亞法撒的兒子（</w:t>
+      </w:r>
+      <w:hyperlink r:id="rId16">
+        <w:r>
+          <w:rPr>
+            <w:lang w:val="zh_TW" w:bidi="zh_TW"/>
+          </w:rPr>
+          <w:rPr>
+            <w:color w:val="0000EE"/>
+            <w:u w:val="single"/>
+          </w:rPr>
+          <w:t>路3:35</w:t>
+        </w:r>
+      </w:hyperlink>
+      <w:r>
+        <w:rPr>
+          <w:lang w:val="zh_TW" w:bidi="zh_TW"/>
+        </w:rPr>
+        <w:t>）。</w:t>
+        <w:br/>
+      </w:r>
+      <w:r>
+        <w:rPr>
+          <w:i/>
+          <w:lang w:val="zh_TW" w:bidi="zh_TW"/>
+        </w:rPr>
+        <w:t>見</w:t>
+      </w:r>
+      <w:r>
+        <w:rPr>
+          <w:lang w:val="zh_TW" w:bidi="zh_TW"/>
+        </w:rPr>
+        <w:t>耶穌基督的家譜</w:t>
+      </w:r>
+      <w:r>
+        <w:rPr>
+          <w:lang w:val="zh_TW" w:bidi="zh_TW"/>
+        </w:rPr>
+        <w:t xml:space="preserve">。 </w:t>
       </w:r>
     </w:p>
     <w:p>
@@ -2460,102 +473,241 @@
       </w:r>
       <w:r>
         <w:rPr>
-          <w:b/>
-          <w:lang w:val="zh_TW" w:bidi="zh_TW"/>
-        </w:rPr>
-        <w:t>運氣</w:t>
-      </w:r>
-      <w:r>
-        <w:rPr>
-          <w:lang w:val="zh_TW" w:bidi="zh_TW"/>
-        </w:rPr>
-        <w:t>：也有人相信有「福氣」或「運氣」。但運氣不是一個有位格的存有，所以算命的人試圖去理解它，有些人甚至造出「幸運女神（lady luck）」之類的觀念（把運氣想成一位用法術掌控事件的女子）。</w:t>
+          <w:lang w:val="zh_TW" w:bidi="zh_TW"/>
+        </w:rPr>
+        <w:t>猶大與迦南女子書亞所生的第三個兒子，出生在猶大的小鎮</w:t>
+      </w:r>
+      <w:r>
+        <w:rPr>
+          <w:lang w:val="zh_TW" w:bidi="zh_TW"/>
+        </w:rPr>
+        <w:t>基悉</w:t>
+      </w:r>
+      <w:r>
+        <w:rPr>
+          <w:lang w:val="zh_TW" w:bidi="zh_TW"/>
+        </w:rPr>
+        <w:t>（</w:t>
+      </w:r>
+      <w:hyperlink r:id="rId17">
+        <w:r>
+          <w:rPr>
+            <w:lang w:val="zh_TW" w:bidi="zh_TW"/>
+          </w:rPr>
+          <w:rPr>
+            <w:color w:val="0000EE"/>
+            <w:u w:val="single"/>
+          </w:rPr>
+          <w:t>創38:5</w:t>
+        </w:r>
+      </w:hyperlink>
+      <w:r>
+        <w:rPr>
+          <w:lang w:val="zh_TW" w:bidi="zh_TW"/>
+        </w:rPr>
+        <w:t>；</w:t>
+      </w:r>
+      <w:hyperlink r:id="rId18">
+        <w:r>
+          <w:rPr>
+            <w:lang w:val="zh_TW" w:bidi="zh_TW"/>
+          </w:rPr>
+          <w:rPr>
+            <w:color w:val="0000EE"/>
+            <w:u w:val="single"/>
+          </w:rPr>
+          <w:t>代上2:3</w:t>
+        </w:r>
+      </w:hyperlink>
+      <w:r>
+        <w:rPr>
+          <w:lang w:val="zh_TW" w:bidi="zh_TW"/>
+        </w:rPr>
+        <w:t>；譯註：和合本將此人名譯為「示拉」）。沙拉為示拉族的起源（譯註：和合本譯為「示拉」；</w:t>
+      </w:r>
+      <w:hyperlink r:id="rId19">
+        <w:r>
+          <w:rPr>
+            <w:lang w:val="zh_TW" w:bidi="zh_TW"/>
+          </w:rPr>
+          <w:rPr>
+            <w:color w:val="0000EE"/>
+            <w:u w:val="single"/>
+          </w:rPr>
+          <w:t>民26:20</w:t>
+        </w:r>
+      </w:hyperlink>
+      <w:r>
+        <w:rPr>
+          <w:lang w:val="zh_TW" w:bidi="zh_TW"/>
+        </w:rPr>
+        <w:t>）。在</w:t>
+      </w:r>
+      <w:hyperlink r:id="rId20">
+        <w:r>
+          <w:rPr>
+            <w:lang w:val="zh_TW" w:bidi="zh_TW"/>
+          </w:rPr>
+          <w:rPr>
+            <w:color w:val="0000EE"/>
+            <w:u w:val="single"/>
+          </w:rPr>
+          <w:t>尼希米記十一章5節</w:t>
+        </w:r>
+      </w:hyperlink>
+      <w:r>
+        <w:rPr>
+          <w:lang w:val="zh_TW" w:bidi="zh_TW"/>
+        </w:rPr>
+        <w:t>和</w:t>
+      </w:r>
+      <w:hyperlink r:id="rId21">
+        <w:r>
+          <w:rPr>
+            <w:lang w:val="zh_TW" w:bidi="zh_TW"/>
+          </w:rPr>
+          <w:rPr>
+            <w:color w:val="0000EE"/>
+            <w:u w:val="single"/>
+          </w:rPr>
+          <w:t>歷代志上九章5節</w:t>
+        </w:r>
+      </w:hyperlink>
+      <w:r>
+        <w:rPr>
+          <w:lang w:val="zh_TW" w:bidi="zh_TW"/>
+        </w:rPr>
+        <w:t>中，原本的「示羅/示羅尼（Shilonite）」（譯註：和合本在這兩處將其分別譯為「示羅尼」和「示羅」）可能應該要被更正為「示拉（Shelanite）」。</w:t>
+      </w:r>
+      <w:r>
+        <w:rPr>
+          <w:lang w:val="zh_TW" w:bidi="zh_TW"/>
+        </w:rPr>
+      </w:r>
+      <w:r>
+        <w:rPr>
+          <w:lang w:val="zh_TW" w:bidi="zh_TW"/>
+        </w:rPr>
       </w:r>
     </w:p>
     <w:p>
-      <w:pPr>
-        <w:pStyle w:val="ListNumber"/>
-        <w:spacing w:line="240" w:lineRule="auto"/>
-        <w:ind w:left="720"/>
-      </w:pPr>
-      <w:r>
-        <w:rPr>
-          <w:lang w:val="zh_TW" w:bidi="zh_TW"/>
-        </w:rPr>
-      </w:r>
-      <w:r>
-        <w:rPr>
-          <w:b/>
-          <w:lang w:val="zh_TW" w:bidi="zh_TW"/>
-        </w:rPr>
-        <w:t>巧合</w:t>
-      </w:r>
-      <w:r>
-        <w:rPr>
-          <w:lang w:val="zh_TW" w:bidi="zh_TW"/>
-        </w:rPr>
-        <w:t>：有人把偶然發現好事的功勞歸給自己。這忽略了神的作為，也沒有獻上感謝。</w:t>
+      <w:pPr/>
+      <w:r>
+        <w:rPr>
+          <w:lang w:val="zh_TW" w:bidi="zh_TW"/>
+        </w:rPr>
       </w:r>
     </w:p>
     <w:p>
       <w:pPr>
-        <w:pStyle w:val="ListNumber"/>
-        <w:spacing w:line="240" w:lineRule="auto"/>
-        <w:ind w:left="720"/>
-      </w:pPr>
-      <w:r>
-        <w:rPr>
-          <w:lang w:val="zh_TW" w:bidi="zh_TW"/>
-        </w:rPr>
-      </w:r>
-      <w:r>
-        <w:rPr>
-          <w:b/>
-          <w:lang w:val="zh_TW" w:bidi="zh_TW"/>
-        </w:rPr>
-        <w:t>歷史</w:t>
-      </w:r>
-      <w:r>
-        <w:rPr>
-          <w:lang w:val="zh_TW" w:bidi="zh_TW"/>
-        </w:rPr>
-        <w:t>：有些群體相信歷史支持他們的觀念。例如：</w:t>
+        <w:pStyle w:val="Heading2"/>
+      </w:pPr>
+      <w:r>
+        <w:rPr>
+          <w:lang w:val="zh_TW" w:bidi="zh_TW"/>
+        </w:rPr>
+        <w:t>沙列</w:t>
+      </w:r>
+      <w:r>
+        <w:rPr>
+          <w:lang w:val="zh_TW" w:bidi="zh_TW"/>
+        </w:rPr>
       </w:r>
     </w:p>
     <w:p>
-      <w:pPr>
-        <w:pStyle w:val="ListBullet"/>
-        <w:spacing w:line="240" w:lineRule="auto"/>
-        <w:ind w:left="1440"/>
-      </w:pPr>
-      <w:r>
-        <w:rPr>
-          <w:lang w:val="zh_TW" w:bidi="zh_TW"/>
-        </w:rPr>
-      </w:r>
-      <w:r>
-        <w:rPr>
-          <w:lang w:val="zh_TW" w:bidi="zh_TW"/>
-        </w:rPr>
-        <w:t>馬克思主義的支持者（跟從馬克思〔Karl Marx〕思想的人）曾說：「歷史站在我們這邊。」他們相信未來的事件必然會導向一個由共產主義統治的世界。</w:t>
+      <w:pPr/>
+      <w:r>
+        <w:rPr>
+          <w:lang w:val="zh_TW" w:bidi="zh_TW"/>
+        </w:rPr>
+      </w:r>
+      <w:r>
+        <w:rPr>
+          <w:lang w:val="zh_TW" w:bidi="zh_TW"/>
+        </w:rPr>
+        <w:t>約</w:t>
+      </w:r>
+      <w:r>
+        <w:rPr>
+          <w:lang w:val="zh_TW" w:bidi="zh_TW"/>
+        </w:rPr>
+        <w:t>坍</w:t>
+      </w:r>
+      <w:r>
+        <w:rPr>
+          <w:lang w:val="zh_TW" w:bidi="zh_TW"/>
+        </w:rPr>
+        <w:t>的兒子，也是一個居住在葉門（Yemen）的阿拉伯支族的祖先（</w:t>
+      </w:r>
+      <w:hyperlink r:id="rId22">
+        <w:r>
+          <w:rPr>
+            <w:lang w:val="zh_TW" w:bidi="zh_TW"/>
+          </w:rPr>
+          <w:rPr>
+            <w:color w:val="0000EE"/>
+            <w:u w:val="single"/>
+          </w:rPr>
+          <w:t>創10:26</w:t>
+        </w:r>
+      </w:hyperlink>
+      <w:r>
+        <w:rPr>
+          <w:lang w:val="zh_TW" w:bidi="zh_TW"/>
+        </w:rPr>
+        <w:t>；</w:t>
+      </w:r>
+      <w:hyperlink r:id="rId23">
+        <w:r>
+          <w:rPr>
+            <w:lang w:val="zh_TW" w:bidi="zh_TW"/>
+          </w:rPr>
+          <w:rPr>
+            <w:color w:val="0000EE"/>
+            <w:u w:val="single"/>
+          </w:rPr>
+          <w:t>代上1:20</w:t>
+        </w:r>
+      </w:hyperlink>
+      <w:r>
+        <w:rPr>
+          <w:lang w:val="zh_TW" w:bidi="zh_TW"/>
+        </w:rPr>
+        <w:t>）。</w:t>
+      </w:r>
+      <w:r>
+        <w:rPr>
+          <w:lang w:val="zh_TW" w:bidi="zh_TW"/>
+        </w:rPr>
+      </w:r>
+      <w:r>
+        <w:rPr>
+          <w:lang w:val="zh_TW" w:bidi="zh_TW"/>
+        </w:rPr>
       </w:r>
     </w:p>
     <w:p>
-      <w:pPr>
-        <w:pStyle w:val="ListBullet"/>
-        <w:spacing w:line="240" w:lineRule="auto"/>
-        <w:ind w:left="1440"/>
-      </w:pPr>
-      <w:r>
-        <w:rPr>
-          <w:lang w:val="zh_TW" w:bidi="zh_TW"/>
-        </w:rPr>
-      </w:r>
-      <w:r>
-        <w:rPr>
-          <w:lang w:val="zh_TW" w:bidi="zh_TW"/>
-        </w:rPr>
-        <w:t>一些美國領袖相信「昭昭天命（Manifest Destiny）」。這種觀念宣稱，美國注定要在其所在的地區，甚至在全世界成為最強大的國家。</w:t>
+      <w:pPr/>
+      <w:r>
+        <w:rPr>
+          <w:lang w:val="zh_TW" w:bidi="zh_TW"/>
+        </w:rPr>
+      </w:r>
+    </w:p>
+    <w:p>
+      <w:pPr>
+        <w:pStyle w:val="Heading2"/>
+      </w:pPr>
+      <w:r>
+        <w:rPr>
+          <w:lang w:val="zh_TW" w:bidi="zh_TW"/>
+        </w:rPr>
+        <w:t>沙瑪</w:t>
+      </w:r>
+      <w:r>
+        <w:rPr>
+          <w:lang w:val="zh_TW" w:bidi="zh_TW"/>
+        </w:rPr>
       </w:r>
     </w:p>
     <w:p>
@@ -2575,16 +727,63 @@
       </w:r>
       <w:r>
         <w:rPr>
-          <w:b/>
-          <w:lang w:val="zh_TW" w:bidi="zh_TW"/>
-        </w:rPr>
-        <w:t>進步</w:t>
-      </w:r>
-      <w:r>
-        <w:rPr>
-          <w:lang w:val="zh_TW" w:bidi="zh_TW"/>
-        </w:rPr>
-        <w:t>：科學、技術、教育、社會的發展，使有些人將「進步」看作一股偉大的力量。某種程度上，這等於將攝理看成進步本身，卻把榮耀從神那裡奪去。</w:t>
+          <w:lang w:val="zh_TW" w:bidi="zh_TW"/>
+        </w:rPr>
+        <w:t>流珥的四個兒子之一。流珥是以掃的兒子。沙瑪後來成為以東地的一位族長（</w:t>
+      </w:r>
+      <w:hyperlink r:id="rId24">
+        <w:r>
+          <w:rPr>
+            <w:lang w:val="zh_TW" w:bidi="zh_TW"/>
+          </w:rPr>
+          <w:rPr>
+            <w:color w:val="0000EE"/>
+            <w:u w:val="single"/>
+          </w:rPr>
+          <w:t>創36:13</w:t>
+        </w:r>
+      </w:hyperlink>
+      <w:r>
+        <w:rPr>
+          <w:lang w:val="zh_TW" w:bidi="zh_TW"/>
+        </w:rPr>
+        <w:t>、</w:t>
+      </w:r>
+      <w:hyperlink r:id="rId24">
+        <w:r>
+          <w:rPr>
+            <w:lang w:val="zh_TW" w:bidi="zh_TW"/>
+          </w:rPr>
+          <w:rPr>
+            <w:color w:val="0000EE"/>
+            <w:u w:val="single"/>
+          </w:rPr>
+          <w:t>17</w:t>
+        </w:r>
+      </w:hyperlink>
+      <w:r>
+        <w:rPr>
+          <w:lang w:val="zh_TW" w:bidi="zh_TW"/>
+        </w:rPr>
+        <w:t>；</w:t>
+      </w:r>
+      <w:hyperlink r:id="rId25">
+        <w:r>
+          <w:rPr>
+            <w:lang w:val="zh_TW" w:bidi="zh_TW"/>
+          </w:rPr>
+          <w:rPr>
+            <w:color w:val="0000EE"/>
+            <w:u w:val="single"/>
+          </w:rPr>
+          <w:t>代上1:37</w:t>
+        </w:r>
+      </w:hyperlink>
+      <w:r>
+        <w:rPr>
+          <w:lang w:val="zh_TW" w:bidi="zh_TW"/>
+        </w:rPr>
+        <w:t>）。</w:t>
       </w:r>
     </w:p>
     <w:p>
@@ -2600,16 +799,153 @@
       </w:r>
       <w:r>
         <w:rPr>
-          <w:b/>
-          <w:lang w:val="zh_TW" w:bidi="zh_TW"/>
-        </w:rPr>
-        <w:t>自然</w:t>
-      </w:r>
-      <w:r>
-        <w:rPr>
-          <w:lang w:val="zh_TW" w:bidi="zh_TW"/>
-        </w:rPr>
-        <w:t>：有些人物，例如愛默生（Ralph Waldo Emerson）和梭羅（Henry David Thoreau），將攝理歸於自然。但自然本身並不看顧人。</w:t>
+          <w:lang w:val="zh_TW" w:bidi="zh_TW"/>
+        </w:rPr>
+        <w:t>耶西八個兒子中的第三個，也是大衛王的兄長（</w:t>
+      </w:r>
+      <w:hyperlink r:id="rId26">
+        <w:r>
+          <w:rPr>
+            <w:lang w:val="zh_TW" w:bidi="zh_TW"/>
+          </w:rPr>
+          <w:rPr>
+            <w:color w:val="0000EE"/>
+            <w:u w:val="single"/>
+          </w:rPr>
+          <w:t>撒上16:9</w:t>
+        </w:r>
+      </w:hyperlink>
+      <w:r>
+        <w:rPr>
+          <w:lang w:val="zh_TW" w:bidi="zh_TW"/>
+        </w:rPr>
+        <w:t>，</w:t>
+      </w:r>
+      <w:hyperlink r:id="rId27">
+        <w:r>
+          <w:rPr>
+            <w:lang w:val="zh_TW" w:bidi="zh_TW"/>
+          </w:rPr>
+          <w:rPr>
+            <w:color w:val="0000EE"/>
+            <w:u w:val="single"/>
+          </w:rPr>
+          <w:t>17:13</w:t>
+        </w:r>
+      </w:hyperlink>
+      <w:r>
+        <w:rPr>
+          <w:lang w:val="zh_TW" w:bidi="zh_TW"/>
+        </w:rPr>
+        <w:t>）。沙瑪是約拿單和約拿達的父親（</w:t>
+      </w:r>
+      <w:hyperlink r:id="rId28">
+        <w:r>
+          <w:rPr>
+            <w:lang w:val="zh_TW" w:bidi="zh_TW"/>
+          </w:rPr>
+          <w:rPr>
+            <w:color w:val="0000EE"/>
+            <w:u w:val="single"/>
+          </w:rPr>
+          <w:t>撒下21:20–21</w:t>
+        </w:r>
+      </w:hyperlink>
+      <w:r>
+        <w:rPr>
+          <w:lang w:val="zh_TW" w:bidi="zh_TW"/>
+        </w:rPr>
+        <w:t>，</w:t>
+      </w:r>
+      <w:hyperlink r:id="rId29">
+        <w:r>
+          <w:rPr>
+            <w:lang w:val="zh_TW" w:bidi="zh_TW"/>
+          </w:rPr>
+          <w:rPr>
+            <w:color w:val="0000EE"/>
+            <w:u w:val="single"/>
+          </w:rPr>
+          <w:t>13:3–39</w:t>
+        </w:r>
+      </w:hyperlink>
+      <w:r>
+        <w:rPr>
+          <w:lang w:val="zh_TW" w:bidi="zh_TW"/>
+        </w:rPr>
+        <w:t>）。聖經也用其它名字稱呼他，包括示米亞（Shimea，</w:t>
+      </w:r>
+      <w:hyperlink r:id="rId30">
+        <w:r>
+          <w:rPr>
+            <w:lang w:val="zh_TW" w:bidi="zh_TW"/>
+          </w:rPr>
+          <w:rPr>
+            <w:color w:val="0000EE"/>
+            <w:u w:val="single"/>
+          </w:rPr>
+          <w:t>代上2:13</w:t>
+        </w:r>
+      </w:hyperlink>
+      <w:r>
+        <w:rPr>
+          <w:lang w:val="zh_TW" w:bidi="zh_TW"/>
+        </w:rPr>
+        <w:t>，</w:t>
+      </w:r>
+      <w:hyperlink r:id="rId31">
+        <w:r>
+          <w:rPr>
+            <w:lang w:val="zh_TW" w:bidi="zh_TW"/>
+          </w:rPr>
+          <w:rPr>
+            <w:color w:val="0000EE"/>
+            <w:u w:val="single"/>
+          </w:rPr>
+          <w:t>20:7</w:t>
+        </w:r>
+      </w:hyperlink>
+      <w:r>
+        <w:rPr>
+          <w:lang w:val="zh_TW" w:bidi="zh_TW"/>
+        </w:rPr>
+        <w:t>）、示米亞（Shimeah，</w:t>
+      </w:r>
+      <w:hyperlink r:id="rId32">
+        <w:r>
+          <w:rPr>
+            <w:lang w:val="zh_TW" w:bidi="zh_TW"/>
+          </w:rPr>
+          <w:rPr>
+            <w:color w:val="0000EE"/>
+            <w:u w:val="single"/>
+          </w:rPr>
+          <w:t>撒下13:3</w:t>
+        </w:r>
+      </w:hyperlink>
+      <w:r>
+        <w:rPr>
+          <w:lang w:val="zh_TW" w:bidi="zh_TW"/>
+        </w:rPr>
+        <w:t>）和示每（Shimei，</w:t>
+      </w:r>
+      <w:hyperlink r:id="rId33">
+        <w:r>
+          <w:rPr>
+            <w:lang w:val="zh_TW" w:bidi="zh_TW"/>
+          </w:rPr>
+          <w:rPr>
+            <w:color w:val="0000EE"/>
+            <w:u w:val="single"/>
+          </w:rPr>
+          <w:t>21:21</w:t>
+        </w:r>
+      </w:hyperlink>
+      <w:r>
+        <w:rPr>
+          <w:lang w:val="zh_TW" w:bidi="zh_TW"/>
+        </w:rPr>
+        <w:t>）。</w:t>
       </w:r>
     </w:p>
     <w:p>
@@ -2625,29 +961,145 @@
       </w:r>
       <w:r>
         <w:rPr>
-          <w:b/>
-          <w:lang w:val="zh_TW" w:bidi="zh_TW"/>
-        </w:rPr>
-        <w:t>自然選擇</w:t>
-      </w:r>
-      <w:r>
-        <w:rPr>
-          <w:lang w:val="zh_TW" w:bidi="zh_TW"/>
-        </w:rPr>
-        <w:t>：達爾文那本關於生物進化的經典著作</w:t>
-      </w:r>
-      <w:r>
-        <w:rPr>
-          <w:i/>
-          <w:lang w:val="zh_TW" w:bidi="zh_TW"/>
-        </w:rPr>
-        <w:t>物種起源（The Origin of the Species）</w:t>
-      </w:r>
-      <w:r>
-        <w:rPr>
-          <w:lang w:val="zh_TW" w:bidi="zh_TW"/>
-        </w:rPr>
-        <w:t>，使「自然選擇」這個觀念普及起來。有些人認為，「自然選擇」背後的那股力量變得比神的攝理更重要。「適者生存」的想法使人變得不再需要攝理。</w:t>
+          <w:lang w:val="zh_TW" w:bidi="zh_TW"/>
+        </w:rPr>
+        <w:t>哈拉人亞基的兒子。他是大衛最傑出的勇士之一。他因獨自在利希抵擋非利士人而聞名（</w:t>
+      </w:r>
+      <w:hyperlink r:id="rId34">
+        <w:r>
+          <w:rPr>
+            <w:lang w:val="zh_TW" w:bidi="zh_TW"/>
+          </w:rPr>
+          <w:rPr>
+            <w:color w:val="0000EE"/>
+            <w:u w:val="single"/>
+          </w:rPr>
+          <w:t>撒下23:11–12</w:t>
+        </w:r>
+      </w:hyperlink>
+      <w:r>
+        <w:rPr>
+          <w:lang w:val="zh_TW" w:bidi="zh_TW"/>
+        </w:rPr>
+        <w:t>）。</w:t>
+      </w:r>
+    </w:p>
+    <w:p>
+      <w:pPr>
+        <w:pStyle w:val="ListNumber"/>
+        <w:spacing w:line="240" w:lineRule="auto"/>
+        <w:ind w:left="720"/>
+      </w:pPr>
+      <w:r>
+        <w:rPr>
+          <w:lang w:val="zh_TW" w:bidi="zh_TW"/>
+        </w:rPr>
+      </w:r>
+      <w:r>
+        <w:rPr>
+          <w:lang w:val="zh_TW" w:bidi="zh_TW"/>
+        </w:rPr>
+        <w:t>大衛麾下30位勇士之一。他的名字在名單中列在伊勒哈難和以利加之間（</w:t>
+      </w:r>
+      <w:hyperlink r:id="rId35">
+        <w:r>
+          <w:rPr>
+            <w:lang w:val="zh_TW" w:bidi="zh_TW"/>
+          </w:rPr>
+          <w:rPr>
+            <w:color w:val="0000EE"/>
+            <w:u w:val="single"/>
+          </w:rPr>
+          <w:t>撒下23:24–25</w:t>
+        </w:r>
+      </w:hyperlink>
+      <w:r>
+        <w:rPr>
+          <w:lang w:val="zh_TW" w:bidi="zh_TW"/>
+        </w:rPr>
+        <w:t>）。</w:t>
+      </w:r>
+      <w:hyperlink r:id="rId36">
+        <w:r>
+          <w:rPr>
+            <w:lang w:val="zh_TW" w:bidi="zh_TW"/>
+          </w:rPr>
+          <w:rPr>
+            <w:color w:val="0000EE"/>
+            <w:u w:val="single"/>
+          </w:rPr>
+          <w:t>歷代志上十一章27節</w:t>
+        </w:r>
+      </w:hyperlink>
+      <w:r>
+        <w:rPr>
+          <w:lang w:val="zh_TW" w:bidi="zh_TW"/>
+        </w:rPr>
+        <w:t>稱他為沙瑪（Shammoth，可能是沙瑪的複數形式）。在</w:t>
+      </w:r>
+      <w:hyperlink r:id="rId37">
+        <w:r>
+          <w:rPr>
+            <w:lang w:val="zh_TW" w:bidi="zh_TW"/>
+          </w:rPr>
+          <w:rPr>
+            <w:color w:val="0000EE"/>
+            <w:u w:val="single"/>
+          </w:rPr>
+          <w:t>二十七章8節</w:t>
+        </w:r>
+      </w:hyperlink>
+      <w:r>
+        <w:rPr>
+          <w:lang w:val="zh_TW" w:bidi="zh_TW"/>
+        </w:rPr>
+        <w:t>中，他可能就是稱為伊斯拉人珊合的那位人物；珊合是大衛軍隊一個班次的統領。</w:t>
+      </w:r>
+    </w:p>
+    <w:p>
+      <w:pPr>
+        <w:pStyle w:val="ListNumber"/>
+        <w:spacing w:line="240" w:lineRule="auto"/>
+        <w:ind w:left="720"/>
+      </w:pPr>
+      <w:r>
+        <w:rPr>
+          <w:lang w:val="zh_TW" w:bidi="zh_TW"/>
+        </w:rPr>
+      </w:r>
+      <w:r>
+        <w:rPr>
+          <w:lang w:val="zh_TW" w:bidi="zh_TW"/>
+        </w:rPr>
+        <w:t>哈拉人。他是大衛的勇士之一。他的名字在名單中列在約拿單和亞希暗之間（</w:t>
+      </w:r>
+      <w:hyperlink r:id="rId38">
+        <w:r>
+          <w:rPr>
+            <w:lang w:val="zh_TW" w:bidi="zh_TW"/>
+          </w:rPr>
+          <w:rPr>
+            <w:color w:val="0000EE"/>
+            <w:u w:val="single"/>
+          </w:rPr>
+          <w:t>撒下23:33</w:t>
+        </w:r>
+      </w:hyperlink>
+      <w:r>
+        <w:rPr>
+          <w:lang w:val="zh_TW" w:bidi="zh_TW"/>
+        </w:rPr>
+        <w:t>）。</w:t>
+      </w:r>
+      <w:r>
+        <w:rPr>
+          <w:lang w:val="zh_TW" w:bidi="zh_TW"/>
+        </w:rPr>
+      </w:r>
+      <w:r>
+        <w:rPr>
+          <w:lang w:val="zh_TW" w:bidi="zh_TW"/>
+        </w:rPr>
       </w:r>
     </w:p>
     <w:p>
@@ -2657,22 +1109,21 @@
           <w:lang w:val="zh_TW" w:bidi="zh_TW"/>
         </w:rPr>
       </w:r>
-      <w:r>
-        <w:rPr>
-          <w:lang w:val="zh_TW" w:bidi="zh_TW"/>
-        </w:rPr>
-        <w:t>這些觀點不可能同時都是真的。它們也不能滿足那些尋求一種能回應自己獨特需要之攝理的人。只有基督教關於攝理的教義能做到這一點。</w:t>
-      </w:r>
     </w:p>
     <w:p>
       <w:pPr>
-        <w:pStyle w:val="Heading3"/>
-      </w:pPr>
-      <w:r>
-        <w:rPr>
-          <w:lang w:val="zh_TW" w:bidi="zh_TW"/>
-        </w:rPr>
-        <w:t>攝理的聖經意義</w:t>
+        <w:pStyle w:val="Heading2"/>
+      </w:pPr>
+      <w:r>
+        <w:rPr>
+          <w:lang w:val="zh_TW" w:bidi="zh_TW"/>
+        </w:rPr>
+        <w:t>沙微谷</w:t>
+      </w:r>
+      <w:r>
+        <w:rPr>
+          <w:lang w:val="zh_TW" w:bidi="zh_TW"/>
+        </w:rPr>
       </w:r>
     </w:p>
     <w:p>
@@ -2686,7 +1137,54 @@
         <w:rPr>
           <w:lang w:val="zh_TW" w:bidi="zh_TW"/>
         </w:rPr>
-        <w:t>攝理是神為人的需要所施行的幫助。</w:t>
+        <w:t>這是</w:t>
+      </w:r>
+      <w:hyperlink r:id="rId39">
+        <w:r>
+          <w:rPr>
+            <w:lang w:val="zh_TW" w:bidi="zh_TW"/>
+          </w:rPr>
+          <w:rPr>
+            <w:color w:val="0000EE"/>
+            <w:u w:val="single"/>
+          </w:rPr>
+          <w:t>創世記十四章17節</w:t>
+        </w:r>
+      </w:hyperlink>
+      <w:r>
+        <w:rPr>
+          <w:lang w:val="zh_TW" w:bidi="zh_TW"/>
+        </w:rPr>
+        <w:t>中提到的王谷的另一個名稱。這片山谷位於耶路撒冷附近。</w:t>
+      </w:r>
+      <w:r>
+        <w:rPr>
+          <w:i/>
+          <w:lang w:val="zh_TW" w:bidi="zh_TW"/>
+        </w:rPr>
+        <w:t>見</w:t>
+      </w:r>
+      <w:r>
+        <w:rPr>
+          <w:lang w:val="zh_TW" w:bidi="zh_TW"/>
+        </w:rPr>
+        <w:t>王谷</w:t>
+      </w:r>
+      <w:r>
+        <w:rPr>
+          <w:lang w:val="zh_TW" w:bidi="zh_TW"/>
+        </w:rPr>
+        <w:t>。</w:t>
+      </w:r>
+      <w:r>
+        <w:rPr>
+          <w:lang w:val="zh_TW" w:bidi="zh_TW"/>
+        </w:rPr>
+      </w:r>
+      <w:r>
+        <w:rPr>
+          <w:lang w:val="zh_TW" w:bidi="zh_TW"/>
+        </w:rPr>
       </w:r>
     </w:p>
     <w:p>
@@ -2696,47 +1194,44 @@
           <w:lang w:val="zh_TW" w:bidi="zh_TW"/>
         </w:rPr>
       </w:r>
-      <w:r>
-        <w:rPr>
-          <w:lang w:val="zh_TW" w:bidi="zh_TW"/>
-        </w:rPr>
-        <w:t>亞伯拉罕在信心上的考驗是一個經典例子。神吩咐他將兒子獻上為祭——但那是他不能失去的禮物。亞伯拉罕十分掙扎去做這個決定，他不想失去兒子，也不想失去與神的情誼。當以撒問到獻祭的羊羔在哪裡時，亞伯拉罕回答說：「我兒，神必自己預備作燔祭的羊羔。」（</w:t>
-      </w:r>
-      <w:hyperlink r:id="rId87">
-        <w:r>
-          <w:rPr>
-            <w:lang w:val="zh_TW" w:bidi="zh_TW"/>
-          </w:rPr>
-          <w:rPr>
-            <w:color w:val="0000EE"/>
-            <w:u w:val="single"/>
-          </w:rPr>
-          <w:t>創22:8</w:t>
-        </w:r>
-      </w:hyperlink>
-      <w:r>
-        <w:rPr>
-          <w:lang w:val="zh_TW" w:bidi="zh_TW"/>
-        </w:rPr>
-        <w:t>）。神果然預備了合宜的祭物，就是「兩角扣在稠密的小樹中」的一隻公羊（</w:t>
-      </w:r>
-      <w:hyperlink r:id="rId88">
-        <w:r>
-          <w:rPr>
-            <w:lang w:val="zh_TW" w:bidi="zh_TW"/>
-          </w:rPr>
-          <w:rPr>
-            <w:color w:val="0000EE"/>
-            <w:u w:val="single"/>
-          </w:rPr>
-          <w:t>創22:13</w:t>
-        </w:r>
-      </w:hyperlink>
-      <w:r>
-        <w:rPr>
-          <w:lang w:val="zh_TW" w:bidi="zh_TW"/>
-        </w:rPr>
-        <w:t>）。</w:t>
+    </w:p>
+    <w:p>
+      <w:pPr>
+        <w:pStyle w:val="Heading2"/>
+      </w:pPr>
+      <w:r>
+        <w:rPr>
+          <w:lang w:val="zh_TW" w:bidi="zh_TW"/>
+        </w:rPr>
+        <w:t>沙微谷</w:t>
+      </w:r>
+      <w:r>
+        <w:rPr>
+          <w:lang w:val="zh_TW" w:bidi="zh_TW"/>
+        </w:rPr>
+      </w:r>
+    </w:p>
+    <w:p>
+      <w:pPr>
+        <w:pStyle w:val="Heading2"/>
+      </w:pPr>
+      <w:r>
+        <w:rPr>
+          <w:lang w:val="zh_TW" w:bidi="zh_TW"/>
+        </w:rPr>
+        <w:t>沙微谷（</w:t>
+      </w:r>
+      <w:r>
+        <w:rPr>
+          <w:lang w:val="zh_TW" w:bidi="zh_TW"/>
+        </w:rPr>
+        <w:t>Valley of Shaveh</w:t>
+      </w:r>
+      <w:r>
+        <w:rPr>
+          <w:lang w:val="zh_TW" w:bidi="zh_TW"/>
+        </w:rPr>
+        <w:t>）</w:t>
       </w:r>
     </w:p>
     <w:p>
@@ -2750,7 +1245,47 @@
         <w:rPr>
           <w:lang w:val="zh_TW" w:bidi="zh_TW"/>
         </w:rPr>
-        <w:t>「攝理」這個詞語的意思是「預先看見」，並且為那處境採取行動。所以亞伯拉罕相信，神特意在獻祭的地方預備了那隻公羊，讓他可以拿來獻上。「供應」和「攝理」都與「預備」這個詞語有關。不過，「攝理」後來就用來表示神的供應。</w:t>
+        <w:t>位於撒冷附近的山谷，在</w:t>
+      </w:r>
+      <w:hyperlink r:id="rId39">
+        <w:r>
+          <w:rPr>
+            <w:lang w:val="zh_TW" w:bidi="zh_TW"/>
+          </w:rPr>
+          <w:rPr>
+            <w:color w:val="0000EE"/>
+            <w:u w:val="single"/>
+          </w:rPr>
+          <w:t>創世記十四章17節</w:t>
+        </w:r>
+      </w:hyperlink>
+      <w:r>
+        <w:rPr>
+          <w:lang w:val="zh_TW" w:bidi="zh_TW"/>
+        </w:rPr>
+        <w:t>中也被稱為王谷。見</w:t>
+      </w:r>
+      <w:r>
+        <w:rPr>
+          <w:lang w:val="zh_TW" w:bidi="zh_TW"/>
+        </w:rPr>
+        <w:t>王谷</w:t>
+      </w:r>
+      <w:r>
+        <w:rPr>
+          <w:lang w:val="zh_TW" w:bidi="zh_TW"/>
+        </w:rPr>
+        <w:t>。</w:t>
+      </w:r>
+      <w:r>
+        <w:rPr>
+          <w:lang w:val="zh_TW" w:bidi="zh_TW"/>
+        </w:rPr>
+      </w:r>
+      <w:r>
+        <w:rPr>
+          <w:lang w:val="zh_TW" w:bidi="zh_TW"/>
+        </w:rPr>
       </w:r>
     </w:p>
     <w:p>
@@ -2760,40 +1295,32 @@
           <w:lang w:val="zh_TW" w:bidi="zh_TW"/>
         </w:rPr>
       </w:r>
-      <w:r>
-        <w:rPr>
-          <w:lang w:val="zh_TW" w:bidi="zh_TW"/>
-        </w:rPr>
-        <w:t>在新約聖經裡，保羅稱讚腓立比信徒支持他的宣教工作。他深信神的攝理也必扶助他們：「我的神必照他榮耀的豐富，在基督耶穌裡，使你們一切所需用的都充足。」（</w:t>
-      </w:r>
-      <w:hyperlink r:id="rId89">
-        <w:r>
-          <w:rPr>
-            <w:lang w:val="zh_TW" w:bidi="zh_TW"/>
-          </w:rPr>
-          <w:rPr>
-            <w:color w:val="0000EE"/>
-            <w:u w:val="single"/>
-          </w:rPr>
-          <w:t>腓4:19</w:t>
-        </w:r>
-      </w:hyperlink>
-      <w:r>
-        <w:rPr>
-          <w:lang w:val="zh_TW" w:bidi="zh_TW"/>
-        </w:rPr>
-        <w:t>）。耶穌的獻祭也證實神的攝理。神曾要亞伯拉罕獻上兒子，卻沒有收下那祭。二千年之後，祂將自己的兒子獻為祭。神的性情就是預先看見人的需要，並且為人預備。</w:t>
-      </w:r>
     </w:p>
     <w:p>
       <w:pPr>
-        <w:pStyle w:val="Heading3"/>
-      </w:pPr>
-      <w:r>
-        <w:rPr>
-          <w:lang w:val="zh_TW" w:bidi="zh_TW"/>
-        </w:rPr>
-        <w:t>攝理與神的本質</w:t>
+        <w:pStyle w:val="Heading2"/>
+      </w:pPr>
+      <w:r>
+        <w:rPr>
+          <w:lang w:val="zh_TW" w:bidi="zh_TW"/>
+        </w:rPr>
+        <w:t>沙微‧基列亭</w:t>
+      </w:r>
+      <w:r>
+        <w:rPr>
+          <w:lang w:val="zh_TW" w:bidi="zh_TW"/>
+        </w:rPr>
+      </w:r>
+    </w:p>
+    <w:p>
+      <w:pPr>
+        <w:pStyle w:val="Heading2"/>
+      </w:pPr>
+      <w:r>
+        <w:rPr>
+          <w:lang w:val="zh_TW" w:bidi="zh_TW"/>
+        </w:rPr>
+        <w:t>沙微‧基列亭（Shaveh Kiriathaim）</w:t>
       </w:r>
     </w:p>
     <w:p>
@@ -2807,9 +1334,33 @@
         <w:rPr>
           <w:lang w:val="zh_TW" w:bidi="zh_TW"/>
         </w:rPr>
-        <w:t>保羅對腓立比信徒說完那句話之後（「我的神必照他榮耀的豐富」——</w:t>
-      </w:r>
-      <w:hyperlink r:id="rId89">
+        <w:t>這是</w:t>
+      </w:r>
+      <w:r>
+        <w:rPr>
+          <w:lang w:val="zh_TW" w:bidi="zh_TW"/>
+        </w:rPr>
+        <w:t>死海以東、靠近基列亭城的一片平原，為以米人所居住</w:t>
+      </w:r>
+      <w:r>
+        <w:rPr>
+          <w:lang w:val="zh_TW" w:bidi="zh_TW"/>
+        </w:rPr>
+        <w:t>。沙微·基列亭的以米人被列為</w:t>
+      </w:r>
+      <w:r>
+        <w:rPr>
+          <w:lang w:val="zh_TW" w:bidi="zh_TW"/>
+        </w:rPr>
+        <w:t>基大老瑪</w:t>
+      </w:r>
+      <w:r>
+        <w:rPr>
+          <w:lang w:val="zh_TW" w:bidi="zh_TW"/>
+        </w:rPr>
+        <w:t>王及其盟軍擊敗的眾多部族之一（</w:t>
+      </w:r>
+      <w:hyperlink r:id="rId40">
         <w:r>
           <w:rPr>
             <w:lang w:val="zh_TW" w:bidi="zh_TW"/>
@@ -2818,71 +1369,14 @@
             <w:color w:val="0000EE"/>
             <w:u w:val="single"/>
           </w:rPr>
-          <w:t>腓4:19</w:t>
+          <w:t>創14:5</w:t>
         </w:r>
       </w:hyperlink>
       <w:r>
         <w:rPr>
           <w:lang w:val="zh_TW" w:bidi="zh_TW"/>
         </w:rPr>
-        <w:t>），他就向「我們的父神」獻上頌讚（</w:t>
-      </w:r>
-      <w:hyperlink r:id="rId90">
-        <w:r>
-          <w:rPr>
-            <w:lang w:val="zh_TW" w:bidi="zh_TW"/>
-          </w:rPr>
-          <w:rPr>
-            <w:color w:val="0000EE"/>
-            <w:u w:val="single"/>
-          </w:rPr>
-          <w:t>20</w:t>
-        </w:r>
-      </w:hyperlink>
-      <w:r>
-        <w:rPr>
-          <w:lang w:val="zh_TW" w:bidi="zh_TW"/>
-        </w:rPr>
-        <w:t>節）。攝理就像是父親的供應與引導。神是我們的父，而祂的攝理就是這父親身分的表現。父親會給兒女機會，卻不奪去他們的自由；父親也藉著看顧來帶領兒女。攝理自然地出於神慈父的性情。</w:t>
-      </w:r>
-    </w:p>
-    <w:p>
-      <w:pPr/>
-      <w:r>
-        <w:rPr>
-          <w:lang w:val="zh_TW" w:bidi="zh_TW"/>
-        </w:rPr>
-      </w:r>
-      <w:r>
-        <w:rPr>
-          <w:i/>
-          <w:lang w:val="zh_TW" w:bidi="zh_TW"/>
-        </w:rPr>
-        <w:t xml:space="preserve">另見 </w:t>
-      </w:r>
-      <w:r>
-        <w:rPr>
-          <w:lang w:val="zh_TW" w:bidi="zh_TW"/>
-        </w:rPr>
-        <w:t>預定</w:t>
-      </w:r>
-      <w:r>
-        <w:rPr>
-          <w:lang w:val="zh_TW" w:bidi="zh_TW"/>
-        </w:rPr>
-        <w:t>；</w:t>
-      </w:r>
-      <w:r>
-        <w:rPr>
-          <w:lang w:val="zh_TW" w:bidi="zh_TW"/>
-        </w:rPr>
-        <w:t>神的存在與屬性</w:t>
-      </w:r>
-      <w:r>
-        <w:rPr>
-          <w:lang w:val="zh_TW" w:bidi="zh_TW"/>
-        </w:rPr>
-        <w:t>。</w:t>
+        <w:t>；在一些譯本中，這詞拼寫為「Kiriathaim」）。這片平原後來是由呂便的子孫所繼承。</w:t>
       </w:r>
       <w:r>
         <w:rPr>

--- a/zht/docx/149.content.docx
+++ b/zht/docx/149.content.docx
@@ -256,36 +256,24 @@
         </w:rPr>
         <w:t>在</w:t>
       </w:r>
-      <w:hyperlink r:id="rId13">
-        <w:r>
-          <w:rPr>
-            <w:lang w:val="zh_TW" w:bidi="zh_TW"/>
-          </w:rPr>
-          <w:rPr>
-            <w:color w:val="0000EE"/>
-            <w:u w:val="single"/>
-          </w:rPr>
-          <w:t>創世記十章24節</w:t>
-        </w:r>
-      </w:hyperlink>
+      <w:r>
+        <w:rPr>
+          <w:lang w:val="zh_TW" w:bidi="zh_TW"/>
+        </w:rPr>
+        <w:t>創世記十章24節</w:t>
+      </w:r>
       <w:r>
         <w:rPr>
           <w:lang w:val="zh_TW" w:bidi="zh_TW"/>
         </w:rPr>
         <w:t>和</w:t>
       </w:r>
-      <w:hyperlink r:id="rId14">
-        <w:r>
-          <w:rPr>
-            <w:lang w:val="zh_TW" w:bidi="zh_TW"/>
-          </w:rPr>
-          <w:rPr>
-            <w:color w:val="0000EE"/>
-            <w:u w:val="single"/>
-          </w:rPr>
-          <w:t>十一章12至15節</w:t>
-        </w:r>
-      </w:hyperlink>
+      <w:r>
+        <w:rPr>
+          <w:lang w:val="zh_TW" w:bidi="zh_TW"/>
+        </w:rPr>
+        <w:t>十一章12至15節</w:t>
+      </w:r>
       <w:r>
         <w:rPr>
           <w:lang w:val="zh_TW" w:bidi="zh_TW"/>
@@ -367,72 +355,48 @@
         </w:rPr>
         <w:t>亞法撒的兒子，也是希伯的父親（</w:t>
       </w:r>
-      <w:hyperlink r:id="rId13">
-        <w:r>
-          <w:rPr>
-            <w:lang w:val="zh_TW" w:bidi="zh_TW"/>
-          </w:rPr>
-          <w:rPr>
-            <w:color w:val="0000EE"/>
-            <w:u w:val="single"/>
-          </w:rPr>
-          <w:t>創10:24</w:t>
-        </w:r>
-      </w:hyperlink>
+      <w:r>
+        <w:rPr>
+          <w:lang w:val="zh_TW" w:bidi="zh_TW"/>
+        </w:rPr>
+        <w:t>創10:24</w:t>
+      </w:r>
       <w:r>
         <w:rPr>
           <w:lang w:val="zh_TW" w:bidi="zh_TW"/>
         </w:rPr>
         <w:t>，</w:t>
       </w:r>
-      <w:hyperlink r:id="rId14">
-        <w:r>
-          <w:rPr>
-            <w:lang w:val="zh_TW" w:bidi="zh_TW"/>
-          </w:rPr>
-          <w:rPr>
-            <w:color w:val="0000EE"/>
-            <w:u w:val="single"/>
-          </w:rPr>
-          <w:t>11:12–15</w:t>
-        </w:r>
-      </w:hyperlink>
+      <w:r>
+        <w:rPr>
+          <w:lang w:val="zh_TW" w:bidi="zh_TW"/>
+        </w:rPr>
+        <w:t>11:12–15</w:t>
+      </w:r>
       <w:r>
         <w:rPr>
           <w:lang w:val="zh_TW" w:bidi="zh_TW"/>
         </w:rPr>
         <w:t>；</w:t>
       </w:r>
-      <w:hyperlink r:id="rId15">
-        <w:r>
-          <w:rPr>
-            <w:lang w:val="zh_TW" w:bidi="zh_TW"/>
-          </w:rPr>
-          <w:rPr>
-            <w:color w:val="0000EE"/>
-            <w:u w:val="single"/>
-          </w:rPr>
-          <w:t>代上1:18</w:t>
-        </w:r>
-      </w:hyperlink>
+      <w:r>
+        <w:rPr>
+          <w:lang w:val="zh_TW" w:bidi="zh_TW"/>
+        </w:rPr>
+        <w:t>代上1:18</w:t>
+      </w:r>
       <w:r>
         <w:rPr>
           <w:lang w:val="zh_TW" w:bidi="zh_TW"/>
         </w:rPr>
         <w:t>）。在路加福音所記載的耶穌祖先名單中，沙拉被列為該南的兒子，而該南則是亞法撒的兒子（</w:t>
       </w:r>
-      <w:hyperlink r:id="rId16">
-        <w:r>
-          <w:rPr>
-            <w:lang w:val="zh_TW" w:bidi="zh_TW"/>
-          </w:rPr>
-          <w:rPr>
-            <w:color w:val="0000EE"/>
-            <w:u w:val="single"/>
-          </w:rPr>
-          <w:t>路3:35</w:t>
-        </w:r>
-      </w:hyperlink>
+      <w:r>
+        <w:rPr>
+          <w:lang w:val="zh_TW" w:bidi="zh_TW"/>
+        </w:rPr>
+        <w:t>路3:35</w:t>
+      </w:r>
       <w:r>
         <w:rPr>
           <w:lang w:val="zh_TW" w:bidi="zh_TW"/>
@@ -489,90 +453,60 @@
         </w:rPr>
         <w:t>（</w:t>
       </w:r>
-      <w:hyperlink r:id="rId17">
-        <w:r>
-          <w:rPr>
-            <w:lang w:val="zh_TW" w:bidi="zh_TW"/>
-          </w:rPr>
-          <w:rPr>
-            <w:color w:val="0000EE"/>
-            <w:u w:val="single"/>
-          </w:rPr>
-          <w:t>創38:5</w:t>
-        </w:r>
-      </w:hyperlink>
+      <w:r>
+        <w:rPr>
+          <w:lang w:val="zh_TW" w:bidi="zh_TW"/>
+        </w:rPr>
+        <w:t>創38:5</w:t>
+      </w:r>
       <w:r>
         <w:rPr>
           <w:lang w:val="zh_TW" w:bidi="zh_TW"/>
         </w:rPr>
         <w:t>；</w:t>
       </w:r>
-      <w:hyperlink r:id="rId18">
-        <w:r>
-          <w:rPr>
-            <w:lang w:val="zh_TW" w:bidi="zh_TW"/>
-          </w:rPr>
-          <w:rPr>
-            <w:color w:val="0000EE"/>
-            <w:u w:val="single"/>
-          </w:rPr>
-          <w:t>代上2:3</w:t>
-        </w:r>
-      </w:hyperlink>
+      <w:r>
+        <w:rPr>
+          <w:lang w:val="zh_TW" w:bidi="zh_TW"/>
+        </w:rPr>
+        <w:t>代上2:3</w:t>
+      </w:r>
       <w:r>
         <w:rPr>
           <w:lang w:val="zh_TW" w:bidi="zh_TW"/>
         </w:rPr>
         <w:t>；譯註：和合本將此人名譯為「示拉」）。沙拉為示拉族的起源（譯註：和合本譯為「示拉」；</w:t>
       </w:r>
-      <w:hyperlink r:id="rId19">
-        <w:r>
-          <w:rPr>
-            <w:lang w:val="zh_TW" w:bidi="zh_TW"/>
-          </w:rPr>
-          <w:rPr>
-            <w:color w:val="0000EE"/>
-            <w:u w:val="single"/>
-          </w:rPr>
-          <w:t>民26:20</w:t>
-        </w:r>
-      </w:hyperlink>
+      <w:r>
+        <w:rPr>
+          <w:lang w:val="zh_TW" w:bidi="zh_TW"/>
+        </w:rPr>
+        <w:t>民26:20</w:t>
+      </w:r>
       <w:r>
         <w:rPr>
           <w:lang w:val="zh_TW" w:bidi="zh_TW"/>
         </w:rPr>
         <w:t>）。在</w:t>
       </w:r>
-      <w:hyperlink r:id="rId20">
-        <w:r>
-          <w:rPr>
-            <w:lang w:val="zh_TW" w:bidi="zh_TW"/>
-          </w:rPr>
-          <w:rPr>
-            <w:color w:val="0000EE"/>
-            <w:u w:val="single"/>
-          </w:rPr>
-          <w:t>尼希米記十一章5節</w:t>
-        </w:r>
-      </w:hyperlink>
+      <w:r>
+        <w:rPr>
+          <w:lang w:val="zh_TW" w:bidi="zh_TW"/>
+        </w:rPr>
+        <w:t>尼希米記十一章5節</w:t>
+      </w:r>
       <w:r>
         <w:rPr>
           <w:lang w:val="zh_TW" w:bidi="zh_TW"/>
         </w:rPr>
         <w:t>和</w:t>
       </w:r>
-      <w:hyperlink r:id="rId21">
-        <w:r>
-          <w:rPr>
-            <w:lang w:val="zh_TW" w:bidi="zh_TW"/>
-          </w:rPr>
-          <w:rPr>
-            <w:color w:val="0000EE"/>
-            <w:u w:val="single"/>
-          </w:rPr>
-          <w:t>歷代志上九章5節</w:t>
-        </w:r>
-      </w:hyperlink>
+      <w:r>
+        <w:rPr>
+          <w:lang w:val="zh_TW" w:bidi="zh_TW"/>
+        </w:rPr>
+        <w:t>歷代志上九章5節</w:t>
+      </w:r>
       <w:r>
         <w:rPr>
           <w:lang w:val="zh_TW" w:bidi="zh_TW"/>
@@ -639,36 +573,24 @@
         </w:rPr>
         <w:t>的兒子，也是一個居住在葉門（Yemen）的阿拉伯支族的祖先（</w:t>
       </w:r>
-      <w:hyperlink r:id="rId22">
-        <w:r>
-          <w:rPr>
-            <w:lang w:val="zh_TW" w:bidi="zh_TW"/>
-          </w:rPr>
-          <w:rPr>
-            <w:color w:val="0000EE"/>
-            <w:u w:val="single"/>
-          </w:rPr>
-          <w:t>創10:26</w:t>
-        </w:r>
-      </w:hyperlink>
+      <w:r>
+        <w:rPr>
+          <w:lang w:val="zh_TW" w:bidi="zh_TW"/>
+        </w:rPr>
+        <w:t>創10:26</w:t>
+      </w:r>
       <w:r>
         <w:rPr>
           <w:lang w:val="zh_TW" w:bidi="zh_TW"/>
         </w:rPr>
         <w:t>；</w:t>
       </w:r>
-      <w:hyperlink r:id="rId23">
-        <w:r>
-          <w:rPr>
-            <w:lang w:val="zh_TW" w:bidi="zh_TW"/>
-          </w:rPr>
-          <w:rPr>
-            <w:color w:val="0000EE"/>
-            <w:u w:val="single"/>
-          </w:rPr>
-          <w:t>代上1:20</w:t>
-        </w:r>
-      </w:hyperlink>
+      <w:r>
+        <w:rPr>
+          <w:lang w:val="zh_TW" w:bidi="zh_TW"/>
+        </w:rPr>
+        <w:t>代上1:20</w:t>
+      </w:r>
       <w:r>
         <w:rPr>
           <w:lang w:val="zh_TW" w:bidi="zh_TW"/>
@@ -731,54 +653,36 @@
         </w:rPr>
         <w:t>流珥的四個兒子之一。流珥是以掃的兒子。沙瑪後來成為以東地的一位族長（</w:t>
       </w:r>
-      <w:hyperlink r:id="rId24">
-        <w:r>
-          <w:rPr>
-            <w:lang w:val="zh_TW" w:bidi="zh_TW"/>
-          </w:rPr>
-          <w:rPr>
-            <w:color w:val="0000EE"/>
-            <w:u w:val="single"/>
-          </w:rPr>
-          <w:t>創36:13</w:t>
-        </w:r>
-      </w:hyperlink>
+      <w:r>
+        <w:rPr>
+          <w:lang w:val="zh_TW" w:bidi="zh_TW"/>
+        </w:rPr>
+        <w:t>創36:13</w:t>
+      </w:r>
       <w:r>
         <w:rPr>
           <w:lang w:val="zh_TW" w:bidi="zh_TW"/>
         </w:rPr>
         <w:t>、</w:t>
       </w:r>
-      <w:hyperlink r:id="rId24">
-        <w:r>
-          <w:rPr>
-            <w:lang w:val="zh_TW" w:bidi="zh_TW"/>
-          </w:rPr>
-          <w:rPr>
-            <w:color w:val="0000EE"/>
-            <w:u w:val="single"/>
-          </w:rPr>
-          <w:t>17</w:t>
-        </w:r>
-      </w:hyperlink>
+      <w:r>
+        <w:rPr>
+          <w:lang w:val="zh_TW" w:bidi="zh_TW"/>
+        </w:rPr>
+        <w:t>17</w:t>
+      </w:r>
       <w:r>
         <w:rPr>
           <w:lang w:val="zh_TW" w:bidi="zh_TW"/>
         </w:rPr>
         <w:t>；</w:t>
       </w:r>
-      <w:hyperlink r:id="rId25">
-        <w:r>
-          <w:rPr>
-            <w:lang w:val="zh_TW" w:bidi="zh_TW"/>
-          </w:rPr>
-          <w:rPr>
-            <w:color w:val="0000EE"/>
-            <w:u w:val="single"/>
-          </w:rPr>
-          <w:t>代上1:37</w:t>
-        </w:r>
-      </w:hyperlink>
+      <w:r>
+        <w:rPr>
+          <w:lang w:val="zh_TW" w:bidi="zh_TW"/>
+        </w:rPr>
+        <w:t>代上1:37</w:t>
+      </w:r>
       <w:r>
         <w:rPr>
           <w:lang w:val="zh_TW" w:bidi="zh_TW"/>
@@ -803,144 +707,96 @@
         </w:rPr>
         <w:t>耶西八個兒子中的第三個，也是大衛王的兄長（</w:t>
       </w:r>
-      <w:hyperlink r:id="rId26">
-        <w:r>
-          <w:rPr>
-            <w:lang w:val="zh_TW" w:bidi="zh_TW"/>
-          </w:rPr>
-          <w:rPr>
-            <w:color w:val="0000EE"/>
-            <w:u w:val="single"/>
-          </w:rPr>
-          <w:t>撒上16:9</w:t>
-        </w:r>
-      </w:hyperlink>
+      <w:r>
+        <w:rPr>
+          <w:lang w:val="zh_TW" w:bidi="zh_TW"/>
+        </w:rPr>
+        <w:t>撒上16:9</w:t>
+      </w:r>
       <w:r>
         <w:rPr>
           <w:lang w:val="zh_TW" w:bidi="zh_TW"/>
         </w:rPr>
         <w:t>，</w:t>
       </w:r>
-      <w:hyperlink r:id="rId27">
-        <w:r>
-          <w:rPr>
-            <w:lang w:val="zh_TW" w:bidi="zh_TW"/>
-          </w:rPr>
-          <w:rPr>
-            <w:color w:val="0000EE"/>
-            <w:u w:val="single"/>
-          </w:rPr>
-          <w:t>17:13</w:t>
-        </w:r>
-      </w:hyperlink>
+      <w:r>
+        <w:rPr>
+          <w:lang w:val="zh_TW" w:bidi="zh_TW"/>
+        </w:rPr>
+        <w:t>17:13</w:t>
+      </w:r>
       <w:r>
         <w:rPr>
           <w:lang w:val="zh_TW" w:bidi="zh_TW"/>
         </w:rPr>
         <w:t>）。沙瑪是約拿單和約拿達的父親（</w:t>
       </w:r>
-      <w:hyperlink r:id="rId28">
-        <w:r>
-          <w:rPr>
-            <w:lang w:val="zh_TW" w:bidi="zh_TW"/>
-          </w:rPr>
-          <w:rPr>
-            <w:color w:val="0000EE"/>
-            <w:u w:val="single"/>
-          </w:rPr>
-          <w:t>撒下21:20–21</w:t>
-        </w:r>
-      </w:hyperlink>
+      <w:r>
+        <w:rPr>
+          <w:lang w:val="zh_TW" w:bidi="zh_TW"/>
+        </w:rPr>
+        <w:t>撒下21:20–21</w:t>
+      </w:r>
       <w:r>
         <w:rPr>
           <w:lang w:val="zh_TW" w:bidi="zh_TW"/>
         </w:rPr>
         <w:t>，</w:t>
       </w:r>
-      <w:hyperlink r:id="rId29">
-        <w:r>
-          <w:rPr>
-            <w:lang w:val="zh_TW" w:bidi="zh_TW"/>
-          </w:rPr>
-          <w:rPr>
-            <w:color w:val="0000EE"/>
-            <w:u w:val="single"/>
-          </w:rPr>
-          <w:t>13:3–39</w:t>
-        </w:r>
-      </w:hyperlink>
+      <w:r>
+        <w:rPr>
+          <w:lang w:val="zh_TW" w:bidi="zh_TW"/>
+        </w:rPr>
+        <w:t>13:3–39</w:t>
+      </w:r>
       <w:r>
         <w:rPr>
           <w:lang w:val="zh_TW" w:bidi="zh_TW"/>
         </w:rPr>
         <w:t>）。聖經也用其它名字稱呼他，包括示米亞（Shimea，</w:t>
       </w:r>
-      <w:hyperlink r:id="rId30">
-        <w:r>
-          <w:rPr>
-            <w:lang w:val="zh_TW" w:bidi="zh_TW"/>
-          </w:rPr>
-          <w:rPr>
-            <w:color w:val="0000EE"/>
-            <w:u w:val="single"/>
-          </w:rPr>
-          <w:t>代上2:13</w:t>
-        </w:r>
-      </w:hyperlink>
+      <w:r>
+        <w:rPr>
+          <w:lang w:val="zh_TW" w:bidi="zh_TW"/>
+        </w:rPr>
+        <w:t>代上2:13</w:t>
+      </w:r>
       <w:r>
         <w:rPr>
           <w:lang w:val="zh_TW" w:bidi="zh_TW"/>
         </w:rPr>
         <w:t>，</w:t>
       </w:r>
-      <w:hyperlink r:id="rId31">
-        <w:r>
-          <w:rPr>
-            <w:lang w:val="zh_TW" w:bidi="zh_TW"/>
-          </w:rPr>
-          <w:rPr>
-            <w:color w:val="0000EE"/>
-            <w:u w:val="single"/>
-          </w:rPr>
-          <w:t>20:7</w:t>
-        </w:r>
-      </w:hyperlink>
+      <w:r>
+        <w:rPr>
+          <w:lang w:val="zh_TW" w:bidi="zh_TW"/>
+        </w:rPr>
+        <w:t>20:7</w:t>
+      </w:r>
       <w:r>
         <w:rPr>
           <w:lang w:val="zh_TW" w:bidi="zh_TW"/>
         </w:rPr>
         <w:t>）、示米亞（Shimeah，</w:t>
       </w:r>
-      <w:hyperlink r:id="rId32">
-        <w:r>
-          <w:rPr>
-            <w:lang w:val="zh_TW" w:bidi="zh_TW"/>
-          </w:rPr>
-          <w:rPr>
-            <w:color w:val="0000EE"/>
-            <w:u w:val="single"/>
-          </w:rPr>
-          <w:t>撒下13:3</w:t>
-        </w:r>
-      </w:hyperlink>
+      <w:r>
+        <w:rPr>
+          <w:lang w:val="zh_TW" w:bidi="zh_TW"/>
+        </w:rPr>
+        <w:t>撒下13:3</w:t>
+      </w:r>
       <w:r>
         <w:rPr>
           <w:lang w:val="zh_TW" w:bidi="zh_TW"/>
         </w:rPr>
         <w:t>）和示每（Shimei，</w:t>
       </w:r>
-      <w:hyperlink r:id="rId33">
-        <w:r>
-          <w:rPr>
-            <w:lang w:val="zh_TW" w:bidi="zh_TW"/>
-          </w:rPr>
-          <w:rPr>
-            <w:color w:val="0000EE"/>
-            <w:u w:val="single"/>
-          </w:rPr>
-          <w:t>21:21</w:t>
-        </w:r>
-      </w:hyperlink>
+      <w:r>
+        <w:rPr>
+          <w:lang w:val="zh_TW" w:bidi="zh_TW"/>
+        </w:rPr>
+        <w:t>21:21</w:t>
+      </w:r>
       <w:r>
         <w:rPr>
           <w:lang w:val="zh_TW" w:bidi="zh_TW"/>
@@ -965,18 +821,12 @@
         </w:rPr>
         <w:t>哈拉人亞基的兒子。他是大衛最傑出的勇士之一。他因獨自在利希抵擋非利士人而聞名（</w:t>
       </w:r>
-      <w:hyperlink r:id="rId34">
-        <w:r>
-          <w:rPr>
-            <w:lang w:val="zh_TW" w:bidi="zh_TW"/>
-          </w:rPr>
-          <w:rPr>
-            <w:color w:val="0000EE"/>
-            <w:u w:val="single"/>
-          </w:rPr>
-          <w:t>撒下23:11–12</w:t>
-        </w:r>
-      </w:hyperlink>
+      <w:r>
+        <w:rPr>
+          <w:lang w:val="zh_TW" w:bidi="zh_TW"/>
+        </w:rPr>
+        <w:t>撒下23:11–12</w:t>
+      </w:r>
       <w:r>
         <w:rPr>
           <w:lang w:val="zh_TW" w:bidi="zh_TW"/>
@@ -1001,54 +851,36 @@
         </w:rPr>
         <w:t>大衛麾下30位勇士之一。他的名字在名單中列在伊勒哈難和以利加之間（</w:t>
       </w:r>
-      <w:hyperlink r:id="rId35">
-        <w:r>
-          <w:rPr>
-            <w:lang w:val="zh_TW" w:bidi="zh_TW"/>
-          </w:rPr>
-          <w:rPr>
-            <w:color w:val="0000EE"/>
-            <w:u w:val="single"/>
-          </w:rPr>
-          <w:t>撒下23:24–25</w:t>
-        </w:r>
-      </w:hyperlink>
+      <w:r>
+        <w:rPr>
+          <w:lang w:val="zh_TW" w:bidi="zh_TW"/>
+        </w:rPr>
+        <w:t>撒下23:24–25</w:t>
+      </w:r>
       <w:r>
         <w:rPr>
           <w:lang w:val="zh_TW" w:bidi="zh_TW"/>
         </w:rPr>
         <w:t>）。</w:t>
       </w:r>
-      <w:hyperlink r:id="rId36">
-        <w:r>
-          <w:rPr>
-            <w:lang w:val="zh_TW" w:bidi="zh_TW"/>
-          </w:rPr>
-          <w:rPr>
-            <w:color w:val="0000EE"/>
-            <w:u w:val="single"/>
-          </w:rPr>
-          <w:t>歷代志上十一章27節</w:t>
-        </w:r>
-      </w:hyperlink>
+      <w:r>
+        <w:rPr>
+          <w:lang w:val="zh_TW" w:bidi="zh_TW"/>
+        </w:rPr>
+        <w:t>歷代志上十一章27節</w:t>
+      </w:r>
       <w:r>
         <w:rPr>
           <w:lang w:val="zh_TW" w:bidi="zh_TW"/>
         </w:rPr>
         <w:t>稱他為沙瑪（Shammoth，可能是沙瑪的複數形式）。在</w:t>
       </w:r>
-      <w:hyperlink r:id="rId37">
-        <w:r>
-          <w:rPr>
-            <w:lang w:val="zh_TW" w:bidi="zh_TW"/>
-          </w:rPr>
-          <w:rPr>
-            <w:color w:val="0000EE"/>
-            <w:u w:val="single"/>
-          </w:rPr>
-          <w:t>二十七章8節</w:t>
-        </w:r>
-      </w:hyperlink>
+      <w:r>
+        <w:rPr>
+          <w:lang w:val="zh_TW" w:bidi="zh_TW"/>
+        </w:rPr>
+        <w:t>二十七章8節</w:t>
+      </w:r>
       <w:r>
         <w:rPr>
           <w:lang w:val="zh_TW" w:bidi="zh_TW"/>
@@ -1073,18 +905,12 @@
         </w:rPr>
         <w:t>哈拉人。他是大衛的勇士之一。他的名字在名單中列在約拿單和亞希暗之間（</w:t>
       </w:r>
-      <w:hyperlink r:id="rId38">
-        <w:r>
-          <w:rPr>
-            <w:lang w:val="zh_TW" w:bidi="zh_TW"/>
-          </w:rPr>
-          <w:rPr>
-            <w:color w:val="0000EE"/>
-            <w:u w:val="single"/>
-          </w:rPr>
-          <w:t>撒下23:33</w:t>
-        </w:r>
-      </w:hyperlink>
+      <w:r>
+        <w:rPr>
+          <w:lang w:val="zh_TW" w:bidi="zh_TW"/>
+        </w:rPr>
+        <w:t>撒下23:33</w:t>
+      </w:r>
       <w:r>
         <w:rPr>
           <w:lang w:val="zh_TW" w:bidi="zh_TW"/>
@@ -1139,18 +965,12 @@
         </w:rPr>
         <w:t>這是</w:t>
       </w:r>
-      <w:hyperlink r:id="rId39">
-        <w:r>
-          <w:rPr>
-            <w:lang w:val="zh_TW" w:bidi="zh_TW"/>
-          </w:rPr>
-          <w:rPr>
-            <w:color w:val="0000EE"/>
-            <w:u w:val="single"/>
-          </w:rPr>
-          <w:t>創世記十四章17節</w:t>
-        </w:r>
-      </w:hyperlink>
+      <w:r>
+        <w:rPr>
+          <w:lang w:val="zh_TW" w:bidi="zh_TW"/>
+        </w:rPr>
+        <w:t>創世記十四章17節</w:t>
+      </w:r>
       <w:r>
         <w:rPr>
           <w:lang w:val="zh_TW" w:bidi="zh_TW"/>
@@ -1247,18 +1067,12 @@
         </w:rPr>
         <w:t>位於撒冷附近的山谷，在</w:t>
       </w:r>
-      <w:hyperlink r:id="rId39">
-        <w:r>
-          <w:rPr>
-            <w:lang w:val="zh_TW" w:bidi="zh_TW"/>
-          </w:rPr>
-          <w:rPr>
-            <w:color w:val="0000EE"/>
-            <w:u w:val="single"/>
-          </w:rPr>
-          <w:t>創世記十四章17節</w:t>
-        </w:r>
-      </w:hyperlink>
+      <w:r>
+        <w:rPr>
+          <w:lang w:val="zh_TW" w:bidi="zh_TW"/>
+        </w:rPr>
+        <w:t>創世記十四章17節</w:t>
+      </w:r>
       <w:r>
         <w:rPr>
           <w:lang w:val="zh_TW" w:bidi="zh_TW"/>
@@ -1360,18 +1174,12 @@
         </w:rPr>
         <w:t>王及其盟軍擊敗的眾多部族之一（</w:t>
       </w:r>
-      <w:hyperlink r:id="rId40">
-        <w:r>
-          <w:rPr>
-            <w:lang w:val="zh_TW" w:bidi="zh_TW"/>
-          </w:rPr>
-          <w:rPr>
-            <w:color w:val="0000EE"/>
-            <w:u w:val="single"/>
-          </w:rPr>
-          <w:t>創14:5</w:t>
-        </w:r>
-      </w:hyperlink>
+      <w:r>
+        <w:rPr>
+          <w:lang w:val="zh_TW" w:bidi="zh_TW"/>
+        </w:rPr>
+        <w:t>創14:5</w:t>
+      </w:r>
       <w:r>
         <w:rPr>
           <w:lang w:val="zh_TW" w:bidi="zh_TW"/>
